--- a/LLDD/word/FE/LLDD-FE-Document-Detail-Role-06-SBP-DSA.docx
+++ b/LLDD/word/FE/LLDD-FE-Document-Detail-Role-06-SBP-DSA.docx
@@ -3296,7 +3296,7 @@
               </w:rPr>
               <w:t>{</w:t>
               <w:br/>
-              <w:t xml:space="preserve">  "docNo": "2569/00123",</w:t>
+              <w:t xml:space="preserve">  "docNo": "2026/00123",</w:t>
               <w:br/>
               <w:t xml:space="preserve">  "statusCode": "06",</w:t>
               <w:br/>
@@ -5181,7 +5181,7 @@
               </w:rPr>
               <w:t>{</w:t>
               <w:br/>
-              <w:t xml:space="preserve">  "docNo": "2569/00123"</w:t>
+              <w:t xml:space="preserve">  "docNo": "2026/00123"</w:t>
               <w:br/>
               <w:t>}</w:t>
             </w:r>
@@ -5457,7 +5457,7 @@
               </w:rPr>
               <w:t>{</w:t>
               <w:br/>
-              <w:t xml:space="preserve">  "docNo": "2569/00123",</w:t>
+              <w:t xml:space="preserve">  "docNo": "2026/00123",</w:t>
               <w:br/>
               <w:t xml:space="preserve">  "statusCode": "06",</w:t>
               <w:br/>

--- a/LLDD/word/FE/LLDD-FE-Document-Detail-Role-06-SBP-DSA.docx
+++ b/LLDD/word/FE/LLDD-FE-Document-Detail-Role-06-SBP-DSA.docx
@@ -103,11 +103,15 @@
               <w:keepLines/>
               <w:spacing w:after="0"/>
             </w:pPr>
-            <w:r/>
-            <w:r>
-              <w:rPr>
-                <w:rFonts w:ascii="Arial" w:hAnsi="Arial" w:eastAsia="Arial"/>
-                <w:b w:val="0"/>
+            <w:r>
+              <w:rPr>
+                <w:rFonts w:ascii="Arial" w:hAnsi="Arial" w:eastAsia="Arial"/>
+                <w:sz w:val="18"/>
+              </w:rPr>
+            </w:r>
+            <w:r>
+              <w:rPr>
+                <w:rFonts w:ascii="Arial" w:hAnsi="Arial" w:eastAsia="Arial"/>
                 <w:sz w:val="18"/>
               </w:rPr>
               <w:t>วัตถุประสงค์</w:t>
@@ -124,11 +128,15 @@
               <w:keepLines/>
               <w:spacing w:after="0"/>
             </w:pPr>
-            <w:r/>
-            <w:r>
-              <w:rPr>
-                <w:rFonts w:ascii="Arial" w:hAnsi="Arial" w:eastAsia="Arial"/>
-                <w:b w:val="0"/>
+            <w:r>
+              <w:rPr>
+                <w:rFonts w:ascii="Arial" w:hAnsi="Arial" w:eastAsia="Arial"/>
+                <w:sz w:val="18"/>
+              </w:rPr>
+            </w:r>
+            <w:r>
+              <w:rPr>
+                <w:rFonts w:ascii="Arial" w:hAnsi="Arial" w:eastAsia="Arial"/>
                 <w:sz w:val="18"/>
               </w:rPr>
               <w:t>ใช้เป็นรายละเอียดระดับพัฒนาสำหรับออกแบบ ลงมือพัฒนา ตรวจทาน และทดสอบขอบเขตที่ระบุในฉบับนี้</w:t>
@@ -150,11 +158,15 @@
               <w:keepLines/>
               <w:spacing w:after="0"/>
             </w:pPr>
-            <w:r/>
-            <w:r>
-              <w:rPr>
-                <w:rFonts w:ascii="Arial" w:hAnsi="Arial" w:eastAsia="Arial"/>
-                <w:b w:val="0"/>
+            <w:r>
+              <w:rPr>
+                <w:rFonts w:ascii="Arial" w:hAnsi="Arial" w:eastAsia="Arial"/>
+                <w:sz w:val="18"/>
+              </w:rPr>
+            </w:r>
+            <w:r>
+              <w:rPr>
+                <w:rFonts w:ascii="Arial" w:hAnsi="Arial" w:eastAsia="Arial"/>
                 <w:sz w:val="18"/>
               </w:rPr>
               <w:t>ลำดับการอ่าน</w:t>
@@ -171,11 +183,15 @@
               <w:keepLines/>
               <w:spacing w:after="0"/>
             </w:pPr>
-            <w:r/>
-            <w:r>
-              <w:rPr>
-                <w:rFonts w:ascii="Arial" w:hAnsi="Arial" w:eastAsia="Arial"/>
-                <w:b w:val="0"/>
+            <w:r>
+              <w:rPr>
+                <w:rFonts w:ascii="Arial" w:hAnsi="Arial" w:eastAsia="Arial"/>
+                <w:sz w:val="18"/>
+              </w:rPr>
+            </w:r>
+            <w:r>
+              <w:rPr>
+                <w:rFonts w:ascii="Arial" w:hAnsi="Arial" w:eastAsia="Arial"/>
                 <w:sz w:val="18"/>
               </w:rPr>
               <w:t>เริ่มจาก Overview และ Scope จากนั้นตรวจ Field/Validation, Implementation, Contract, Processing Flow, Acceptance Criteria และ Test Checklist ตามลำดับ</w:t>
@@ -197,11 +213,15 @@
               <w:keepLines/>
               <w:spacing w:after="0"/>
             </w:pPr>
-            <w:r/>
-            <w:r>
-              <w:rPr>
-                <w:rFonts w:ascii="Arial" w:hAnsi="Arial" w:eastAsia="Arial"/>
-                <w:b w:val="0"/>
+            <w:r>
+              <w:rPr>
+                <w:rFonts w:ascii="Arial" w:hAnsi="Arial" w:eastAsia="Arial"/>
+                <w:sz w:val="18"/>
+              </w:rPr>
+            </w:r>
+            <w:r>
+              <w:rPr>
+                <w:rFonts w:ascii="Arial" w:hAnsi="Arial" w:eastAsia="Arial"/>
                 <w:sz w:val="18"/>
               </w:rPr>
               <w:t>ผลลัพธ์ที่คาดหวัง</w:t>
@@ -218,11 +238,15 @@
               <w:keepLines/>
               <w:spacing w:after="0"/>
             </w:pPr>
-            <w:r/>
-            <w:r>
-              <w:rPr>
-                <w:rFonts w:ascii="Arial" w:hAnsi="Arial" w:eastAsia="Arial"/>
-                <w:b w:val="0"/>
+            <w:r>
+              <w:rPr>
+                <w:rFonts w:ascii="Arial" w:hAnsi="Arial" w:eastAsia="Arial"/>
+                <w:sz w:val="18"/>
+              </w:rPr>
+            </w:r>
+            <w:r>
+              <w:rPr>
+                <w:rFonts w:ascii="Arial" w:hAnsi="Arial" w:eastAsia="Arial"/>
                 <w:sz w:val="18"/>
               </w:rPr>
               <w:t>ผู้อ่านสามารถระบุ input, ขั้นตอนประมวลผล, output, เงื่อนไขผิดพลาด และหลักฐานการทดสอบได้จากเนื้อหาในฉบับเดียว</w:t>
@@ -322,11 +346,15 @@
               <w:keepLines/>
               <w:spacing w:after="0"/>
             </w:pPr>
-            <w:r/>
-            <w:r>
-              <w:rPr>
-                <w:rFonts w:ascii="Arial" w:hAnsi="Arial" w:eastAsia="Arial"/>
-                <w:b w:val="0"/>
+            <w:r>
+              <w:rPr>
+                <w:rFonts w:ascii="Arial" w:hAnsi="Arial" w:eastAsia="Arial"/>
+                <w:sz w:val="18"/>
+              </w:rPr>
+            </w:r>
+            <w:r>
+              <w:rPr>
+                <w:rFonts w:ascii="Arial" w:hAnsi="Arial" w:eastAsia="Arial"/>
                 <w:sz w:val="18"/>
               </w:rPr>
               <w:t>Track</w:t>
@@ -343,11 +371,15 @@
               <w:keepLines/>
               <w:spacing w:after="0"/>
             </w:pPr>
-            <w:r/>
-            <w:r>
-              <w:rPr>
-                <w:rFonts w:ascii="Arial" w:hAnsi="Arial" w:eastAsia="Arial"/>
-                <w:b w:val="0"/>
+            <w:r>
+              <w:rPr>
+                <w:rFonts w:ascii="Arial" w:hAnsi="Arial" w:eastAsia="Arial"/>
+                <w:sz w:val="18"/>
+              </w:rPr>
+            </w:r>
+            <w:r>
+              <w:rPr>
+                <w:rFonts w:ascii="Arial" w:hAnsi="Arial" w:eastAsia="Arial"/>
                 <w:sz w:val="18"/>
               </w:rPr>
               <w:t>FE</w:t>
@@ -369,11 +401,15 @@
               <w:keepLines/>
               <w:spacing w:after="0"/>
             </w:pPr>
-            <w:r/>
-            <w:r>
-              <w:rPr>
-                <w:rFonts w:ascii="Arial" w:hAnsi="Arial" w:eastAsia="Arial"/>
-                <w:b w:val="0"/>
+            <w:r>
+              <w:rPr>
+                <w:rFonts w:ascii="Arial" w:hAnsi="Arial" w:eastAsia="Arial"/>
+                <w:sz w:val="18"/>
+              </w:rPr>
+            </w:r>
+            <w:r>
+              <w:rPr>
+                <w:rFonts w:ascii="Arial" w:hAnsi="Arial" w:eastAsia="Arial"/>
                 <w:sz w:val="18"/>
               </w:rPr>
               <w:t>Estimate</w:t>
@@ -390,11 +426,15 @@
               <w:keepLines/>
               <w:spacing w:after="0"/>
             </w:pPr>
-            <w:r/>
-            <w:r>
-              <w:rPr>
-                <w:rFonts w:ascii="Arial" w:hAnsi="Arial" w:eastAsia="Arial"/>
-                <w:b w:val="0"/>
+            <w:r>
+              <w:rPr>
+                <w:rFonts w:ascii="Arial" w:hAnsi="Arial" w:eastAsia="Arial"/>
+                <w:sz w:val="18"/>
+              </w:rPr>
+            </w:r>
+            <w:r>
+              <w:rPr>
+                <w:rFonts w:ascii="Arial" w:hAnsi="Arial" w:eastAsia="Arial"/>
                 <w:sz w:val="18"/>
               </w:rPr>
               <w:t>10 ชั่วโมง</w:t>
@@ -416,11 +456,15 @@
               <w:keepLines/>
               <w:spacing w:after="0"/>
             </w:pPr>
-            <w:r/>
-            <w:r>
-              <w:rPr>
-                <w:rFonts w:ascii="Arial" w:hAnsi="Arial" w:eastAsia="Arial"/>
-                <w:b w:val="0"/>
+            <w:r>
+              <w:rPr>
+                <w:rFonts w:ascii="Arial" w:hAnsi="Arial" w:eastAsia="Arial"/>
+                <w:sz w:val="18"/>
+              </w:rPr>
+            </w:r>
+            <w:r>
+              <w:rPr>
+                <w:rFonts w:ascii="Arial" w:hAnsi="Arial" w:eastAsia="Arial"/>
                 <w:sz w:val="18"/>
               </w:rPr>
               <w:t>Owner</w:t>
@@ -437,11 +481,15 @@
               <w:keepLines/>
               <w:spacing w:after="0"/>
             </w:pPr>
-            <w:r/>
-            <w:r>
-              <w:rPr>
-                <w:rFonts w:ascii="Arial" w:hAnsi="Arial" w:eastAsia="Arial"/>
-                <w:b w:val="0"/>
+            <w:r>
+              <w:rPr>
+                <w:rFonts w:ascii="Arial" w:hAnsi="Arial" w:eastAsia="Arial"/>
+                <w:sz w:val="18"/>
+              </w:rPr>
+            </w:r>
+            <w:r>
+              <w:rPr>
+                <w:rFonts w:ascii="Arial" w:hAnsi="Arial" w:eastAsia="Arial"/>
                 <w:sz w:val="18"/>
               </w:rPr>
               <w:t>Kittisak &lt;New&gt; Kaeowika</w:t>
@@ -463,11 +511,15 @@
               <w:keepLines/>
               <w:spacing w:after="0"/>
             </w:pPr>
-            <w:r/>
-            <w:r>
-              <w:rPr>
-                <w:rFonts w:ascii="Arial" w:hAnsi="Arial" w:eastAsia="Arial"/>
-                <w:b w:val="0"/>
+            <w:r>
+              <w:rPr>
+                <w:rFonts w:ascii="Arial" w:hAnsi="Arial" w:eastAsia="Arial"/>
+                <w:sz w:val="18"/>
+              </w:rPr>
+            </w:r>
+            <w:r>
+              <w:rPr>
+                <w:rFonts w:ascii="Arial" w:hAnsi="Arial" w:eastAsia="Arial"/>
                 <w:sz w:val="18"/>
               </w:rPr>
               <w:t>Objective</w:t>
@@ -484,11 +536,15 @@
               <w:keepLines/>
               <w:spacing w:after="0"/>
             </w:pPr>
-            <w:r/>
-            <w:r>
-              <w:rPr>
-                <w:rFonts w:ascii="Arial" w:hAnsi="Arial" w:eastAsia="Arial"/>
-                <w:b w:val="0"/>
+            <w:r>
+              <w:rPr>
+                <w:rFonts w:ascii="Arial" w:hAnsi="Arial" w:eastAsia="Arial"/>
+                <w:sz w:val="18"/>
+              </w:rPr>
+            </w:r>
+            <w:r>
+              <w:rPr>
+                <w:rFonts w:ascii="Arial" w:hAnsi="Arial" w:eastAsia="Arial"/>
                 <w:sz w:val="18"/>
               </w:rPr>
               <w:t>อธิบายหน้าจอ Document Detail สำหรับ role 06 - ฝ่าย SBP DSA</w:t>
@@ -754,11 +810,15 @@
               <w:keepLines/>
               <w:spacing w:after="0"/>
             </w:pPr>
-            <w:r/>
-            <w:r>
-              <w:rPr>
-                <w:rFonts w:ascii="Arial" w:hAnsi="Arial" w:eastAsia="Arial"/>
-                <w:b w:val="0"/>
+            <w:r>
+              <w:rPr>
+                <w:rFonts w:ascii="Arial" w:hAnsi="Arial" w:eastAsia="Arial"/>
+                <w:sz w:val="18"/>
+              </w:rPr>
+            </w:r>
+            <w:r>
+              <w:rPr>
+                <w:rFonts w:ascii="Arial" w:hAnsi="Arial" w:eastAsia="Arial"/>
                 <w:sz w:val="18"/>
               </w:rPr>
               <w:t>roleProfileCode</w:t>
@@ -775,11 +835,15 @@
               <w:keepLines/>
               <w:spacing w:after="0"/>
             </w:pPr>
-            <w:r/>
-            <w:r>
-              <w:rPr>
-                <w:rFonts w:ascii="Arial" w:hAnsi="Arial" w:eastAsia="Arial"/>
-                <w:b w:val="0"/>
+            <w:r>
+              <w:rPr>
+                <w:rFonts w:ascii="Arial" w:hAnsi="Arial" w:eastAsia="Arial"/>
+                <w:sz w:val="18"/>
+              </w:rPr>
+            </w:r>
+            <w:r>
+              <w:rPr>
+                <w:rFonts w:ascii="Arial" w:hAnsi="Arial" w:eastAsia="Arial"/>
                 <w:sz w:val="18"/>
               </w:rPr>
               <w:t>P-06</w:t>
@@ -796,11 +860,15 @@
               <w:keepLines/>
               <w:spacing w:after="0"/>
             </w:pPr>
-            <w:r/>
-            <w:r>
-              <w:rPr>
-                <w:rFonts w:ascii="Arial" w:hAnsi="Arial" w:eastAsia="Arial"/>
-                <w:b w:val="0"/>
+            <w:r>
+              <w:rPr>
+                <w:rFonts w:ascii="Arial" w:hAnsi="Arial" w:eastAsia="Arial"/>
+                <w:sz w:val="18"/>
+              </w:rPr>
+            </w:r>
+            <w:r>
+              <w:rPr>
+                <w:rFonts w:ascii="Arial" w:hAnsi="Arial" w:eastAsia="Arial"/>
                 <w:sz w:val="18"/>
               </w:rPr>
               <w:t>must match API response</w:t>
@@ -817,11 +885,15 @@
               <w:keepLines/>
               <w:spacing w:after="0"/>
             </w:pPr>
-            <w:r/>
-            <w:r>
-              <w:rPr>
-                <w:rFonts w:ascii="Arial" w:hAnsi="Arial" w:eastAsia="Arial"/>
-                <w:b w:val="0"/>
+            <w:r>
+              <w:rPr>
+                <w:rFonts w:ascii="Arial" w:hAnsi="Arial" w:eastAsia="Arial"/>
+                <w:sz w:val="18"/>
+              </w:rPr>
+            </w:r>
+            <w:r>
+              <w:rPr>
+                <w:rFonts w:ascii="Arial" w:hAnsi="Arial" w:eastAsia="Arial"/>
                 <w:sz w:val="18"/>
               </w:rPr>
               <w:t>ใช้เลือก view profile เฉพาะบทบาทนี้; แยก namespace จาก workflow section code</w:t>
@@ -843,11 +915,15 @@
               <w:keepLines/>
               <w:spacing w:after="0"/>
             </w:pPr>
-            <w:r/>
-            <w:r>
-              <w:rPr>
-                <w:rFonts w:ascii="Arial" w:hAnsi="Arial" w:eastAsia="Arial"/>
-                <w:b w:val="0"/>
+            <w:r>
+              <w:rPr>
+                <w:rFonts w:ascii="Arial" w:hAnsi="Arial" w:eastAsia="Arial"/>
+                <w:sz w:val="18"/>
+              </w:rPr>
+            </w:r>
+            <w:r>
+              <w:rPr>
+                <w:rFonts w:ascii="Arial" w:hAnsi="Arial" w:eastAsia="Arial"/>
                 <w:sz w:val="18"/>
               </w:rPr>
               <w:t>statusCode</w:t>
@@ -864,11 +940,15 @@
               <w:keepLines/>
               <w:spacing w:after="0"/>
             </w:pPr>
-            <w:r/>
-            <w:r>
-              <w:rPr>
-                <w:rFonts w:ascii="Arial" w:hAnsi="Arial" w:eastAsia="Arial"/>
-                <w:b w:val="0"/>
+            <w:r>
+              <w:rPr>
+                <w:rFonts w:ascii="Arial" w:hAnsi="Arial" w:eastAsia="Arial"/>
+                <w:sz w:val="18"/>
+              </w:rPr>
+            </w:r>
+            <w:r>
+              <w:rPr>
+                <w:rFonts w:ascii="Arial" w:hAnsi="Arial" w:eastAsia="Arial"/>
                 <w:sz w:val="18"/>
               </w:rPr>
               <w:t>06</w:t>
@@ -885,11 +965,15 @@
               <w:keepLines/>
               <w:spacing w:after="0"/>
             </w:pPr>
-            <w:r/>
-            <w:r>
-              <w:rPr>
-                <w:rFonts w:ascii="Arial" w:hAnsi="Arial" w:eastAsia="Arial"/>
-                <w:b w:val="0"/>
+            <w:r>
+              <w:rPr>
+                <w:rFonts w:ascii="Arial" w:hAnsi="Arial" w:eastAsia="Arial"/>
+                <w:sz w:val="18"/>
+              </w:rPr>
+            </w:r>
+            <w:r>
+              <w:rPr>
+                <w:rFonts w:ascii="Arial" w:hAnsi="Arial" w:eastAsia="Arial"/>
                 <w:sz w:val="18"/>
               </w:rPr>
               <w:t>from API</w:t>
@@ -906,11 +990,15 @@
               <w:keepLines/>
               <w:spacing w:after="0"/>
             </w:pPr>
-            <w:r/>
-            <w:r>
-              <w:rPr>
-                <w:rFonts w:ascii="Arial" w:hAnsi="Arial" w:eastAsia="Arial"/>
-                <w:b w:val="0"/>
+            <w:r>
+              <w:rPr>
+                <w:rFonts w:ascii="Arial" w:hAnsi="Arial" w:eastAsia="Arial"/>
+                <w:sz w:val="18"/>
+              </w:rPr>
+            </w:r>
+            <w:r>
+              <w:rPr>
+                <w:rFonts w:ascii="Arial" w:hAnsi="Arial" w:eastAsia="Arial"/>
                 <w:sz w:val="18"/>
               </w:rPr>
               <w:t>workflow status/section code ปัจจุบัน ไม่ใช่ role profile</w:t>
@@ -932,11 +1020,15 @@
               <w:keepLines/>
               <w:spacing w:after="0"/>
             </w:pPr>
-            <w:r/>
-            <w:r>
-              <w:rPr>
-                <w:rFonts w:ascii="Arial" w:hAnsi="Arial" w:eastAsia="Arial"/>
-                <w:b w:val="0"/>
+            <w:r>
+              <w:rPr>
+                <w:rFonts w:ascii="Arial" w:hAnsi="Arial" w:eastAsia="Arial"/>
+                <w:sz w:val="18"/>
+              </w:rPr>
+            </w:r>
+            <w:r>
+              <w:rPr>
+                <w:rFonts w:ascii="Arial" w:hAnsi="Arial" w:eastAsia="Arial"/>
                 <w:sz w:val="18"/>
               </w:rPr>
               <w:t>visibleSections</w:t>
@@ -953,11 +1045,15 @@
               <w:keepLines/>
               <w:spacing w:after="0"/>
             </w:pPr>
-            <w:r/>
-            <w:r>
-              <w:rPr>
-                <w:rFonts w:ascii="Arial" w:hAnsi="Arial" w:eastAsia="Arial"/>
-                <w:b w:val="0"/>
+            <w:r>
+              <w:rPr>
+                <w:rFonts w:ascii="Arial" w:hAnsi="Arial" w:eastAsia="Arial"/>
+                <w:sz w:val="18"/>
+              </w:rPr>
+            </w:r>
+            <w:r>
+              <w:rPr>
+                <w:rFonts w:ascii="Arial" w:hAnsi="Arial" w:eastAsia="Arial"/>
                 <w:sz w:val="18"/>
               </w:rPr>
               <w:t>string[]</w:t>
@@ -974,11 +1070,15 @@
               <w:keepLines/>
               <w:spacing w:after="0"/>
             </w:pPr>
-            <w:r/>
-            <w:r>
-              <w:rPr>
-                <w:rFonts w:ascii="Arial" w:hAnsi="Arial" w:eastAsia="Arial"/>
-                <w:b w:val="0"/>
+            <w:r>
+              <w:rPr>
+                <w:rFonts w:ascii="Arial" w:hAnsi="Arial" w:eastAsia="Arial"/>
+                <w:sz w:val="18"/>
+              </w:rPr>
+            </w:r>
+            <w:r>
+              <w:rPr>
+                <w:rFonts w:ascii="Arial" w:hAnsi="Arial" w:eastAsia="Arial"/>
                 <w:sz w:val="18"/>
               </w:rPr>
               <w:t>from API</w:t>
@@ -995,11 +1095,15 @@
               <w:keepLines/>
               <w:spacing w:after="0"/>
             </w:pPr>
-            <w:r/>
-            <w:r>
-              <w:rPr>
-                <w:rFonts w:ascii="Arial" w:hAnsi="Arial" w:eastAsia="Arial"/>
-                <w:b w:val="0"/>
+            <w:r>
+              <w:rPr>
+                <w:rFonts w:ascii="Arial" w:hAnsi="Arial" w:eastAsia="Arial"/>
+                <w:sz w:val="18"/>
+              </w:rPr>
+            </w:r>
+            <w:r>
+              <w:rPr>
+                <w:rFonts w:ascii="Arial" w:hAnsi="Arial" w:eastAsia="Arial"/>
                 <w:sz w:val="18"/>
               </w:rPr>
               <w:t>FE แสดงเฉพาะ section ใน array</w:t>
@@ -1021,11 +1125,15 @@
               <w:keepLines/>
               <w:spacing w:after="0"/>
             </w:pPr>
-            <w:r/>
-            <w:r>
-              <w:rPr>
-                <w:rFonts w:ascii="Arial" w:hAnsi="Arial" w:eastAsia="Arial"/>
-                <w:b w:val="0"/>
+            <w:r>
+              <w:rPr>
+                <w:rFonts w:ascii="Arial" w:hAnsi="Arial" w:eastAsia="Arial"/>
+                <w:sz w:val="18"/>
+              </w:rPr>
+            </w:r>
+            <w:r>
+              <w:rPr>
+                <w:rFonts w:ascii="Arial" w:hAnsi="Arial" w:eastAsia="Arial"/>
                 <w:sz w:val="18"/>
               </w:rPr>
               <w:t>editableSections</w:t>
@@ -1042,11 +1150,15 @@
               <w:keepLines/>
               <w:spacing w:after="0"/>
             </w:pPr>
-            <w:r/>
-            <w:r>
-              <w:rPr>
-                <w:rFonts w:ascii="Arial" w:hAnsi="Arial" w:eastAsia="Arial"/>
-                <w:b w:val="0"/>
+            <w:r>
+              <w:rPr>
+                <w:rFonts w:ascii="Arial" w:hAnsi="Arial" w:eastAsia="Arial"/>
+                <w:sz w:val="18"/>
+              </w:rPr>
+            </w:r>
+            <w:r>
+              <w:rPr>
+                <w:rFonts w:ascii="Arial" w:hAnsi="Arial" w:eastAsia="Arial"/>
                 <w:sz w:val="18"/>
               </w:rPr>
               <w:t>string[]</w:t>
@@ -1063,11 +1175,15 @@
               <w:keepLines/>
               <w:spacing w:after="0"/>
             </w:pPr>
-            <w:r/>
-            <w:r>
-              <w:rPr>
-                <w:rFonts w:ascii="Arial" w:hAnsi="Arial" w:eastAsia="Arial"/>
-                <w:b w:val="0"/>
+            <w:r>
+              <w:rPr>
+                <w:rFonts w:ascii="Arial" w:hAnsi="Arial" w:eastAsia="Arial"/>
+                <w:sz w:val="18"/>
+              </w:rPr>
+            </w:r>
+            <w:r>
+              <w:rPr>
+                <w:rFonts w:ascii="Arial" w:hAnsi="Arial" w:eastAsia="Arial"/>
                 <w:sz w:val="18"/>
               </w:rPr>
               <w:t>from API</w:t>
@@ -1084,11 +1200,15 @@
               <w:keepLines/>
               <w:spacing w:after="0"/>
             </w:pPr>
-            <w:r/>
-            <w:r>
-              <w:rPr>
-                <w:rFonts w:ascii="Arial" w:hAnsi="Arial" w:eastAsia="Arial"/>
-                <w:b w:val="0"/>
+            <w:r>
+              <w:rPr>
+                <w:rFonts w:ascii="Arial" w:hAnsi="Arial" w:eastAsia="Arial"/>
+                <w:sz w:val="18"/>
+              </w:rPr>
+            </w:r>
+            <w:r>
+              <w:rPr>
+                <w:rFonts w:ascii="Arial" w:hAnsi="Arial" w:eastAsia="Arial"/>
                 <w:sz w:val="18"/>
               </w:rPr>
               <w:t>FE เปิด input/button เฉพาะ section ใน array</w:t>
@@ -1110,11 +1230,15 @@
               <w:keepLines/>
               <w:spacing w:after="0"/>
             </w:pPr>
-            <w:r/>
-            <w:r>
-              <w:rPr>
-                <w:rFonts w:ascii="Arial" w:hAnsi="Arial" w:eastAsia="Arial"/>
-                <w:b w:val="0"/>
+            <w:r>
+              <w:rPr>
+                <w:rFonts w:ascii="Arial" w:hAnsi="Arial" w:eastAsia="Arial"/>
+                <w:sz w:val="18"/>
+              </w:rPr>
+            </w:r>
+            <w:r>
+              <w:rPr>
+                <w:rFonts w:ascii="Arial" w:hAnsi="Arial" w:eastAsia="Arial"/>
                 <w:sz w:val="18"/>
               </w:rPr>
               <w:t>actionOptions</w:t>
@@ -1131,11 +1255,15 @@
               <w:keepLines/>
               <w:spacing w:after="0"/>
             </w:pPr>
-            <w:r/>
-            <w:r>
-              <w:rPr>
-                <w:rFonts w:ascii="Arial" w:hAnsi="Arial" w:eastAsia="Arial"/>
-                <w:b w:val="0"/>
+            <w:r>
+              <w:rPr>
+                <w:rFonts w:ascii="Arial" w:hAnsi="Arial" w:eastAsia="Arial"/>
+                <w:sz w:val="18"/>
+              </w:rPr>
+            </w:r>
+            <w:r>
+              <w:rPr>
+                <w:rFonts w:ascii="Arial" w:hAnsi="Arial" w:eastAsia="Arial"/>
                 <w:sz w:val="18"/>
               </w:rPr>
               <w:t>array</w:t>
@@ -1152,11 +1280,15 @@
               <w:keepLines/>
               <w:spacing w:after="0"/>
             </w:pPr>
-            <w:r/>
-            <w:r>
-              <w:rPr>
-                <w:rFonts w:ascii="Arial" w:hAnsi="Arial" w:eastAsia="Arial"/>
-                <w:b w:val="0"/>
+            <w:r>
+              <w:rPr>
+                <w:rFonts w:ascii="Arial" w:hAnsi="Arial" w:eastAsia="Arial"/>
+                <w:sz w:val="18"/>
+              </w:rPr>
+            </w:r>
+            <w:r>
+              <w:rPr>
+                <w:rFonts w:ascii="Arial" w:hAnsi="Arial" w:eastAsia="Arial"/>
                 <w:sz w:val="18"/>
               </w:rPr>
               <w:t>from API</w:t>
@@ -1173,11 +1305,15 @@
               <w:keepLines/>
               <w:spacing w:after="0"/>
             </w:pPr>
-            <w:r/>
-            <w:r>
-              <w:rPr>
-                <w:rFonts w:ascii="Arial" w:hAnsi="Arial" w:eastAsia="Arial"/>
-                <w:b w:val="0"/>
+            <w:r>
+              <w:rPr>
+                <w:rFonts w:ascii="Arial" w:hAnsi="Arial" w:eastAsia="Arial"/>
+                <w:sz w:val="18"/>
+              </w:rPr>
+            </w:r>
+            <w:r>
+              <w:rPr>
+                <w:rFonts w:ascii="Arial" w:hAnsi="Arial" w:eastAsia="Arial"/>
                 <w:sz w:val="18"/>
               </w:rPr>
               <w:t>FE render radio จาก array โดยไม่ hardcode</w:t>
@@ -1272,11 +1408,15 @@
               <w:keepLines/>
               <w:spacing w:after="0"/>
             </w:pPr>
-            <w:r/>
-            <w:r>
-              <w:rPr>
-                <w:rFonts w:ascii="Arial" w:hAnsi="Arial" w:eastAsia="Arial"/>
-                <w:b w:val="0"/>
+            <w:r>
+              <w:rPr>
+                <w:rFonts w:ascii="Arial" w:hAnsi="Arial" w:eastAsia="Arial"/>
+                <w:sz w:val="18"/>
+              </w:rPr>
+            </w:r>
+            <w:r>
+              <w:rPr>
+                <w:rFonts w:ascii="Arial" w:hAnsi="Arial" w:eastAsia="Arial"/>
                 <w:sz w:val="18"/>
               </w:rPr>
               <w:t>Role profile</w:t>
@@ -1293,11 +1433,15 @@
               <w:keepLines/>
               <w:spacing w:after="0"/>
             </w:pPr>
-            <w:r/>
-            <w:r>
-              <w:rPr>
-                <w:rFonts w:ascii="Arial" w:hAnsi="Arial" w:eastAsia="Arial"/>
-                <w:b w:val="0"/>
+            <w:r>
+              <w:rPr>
+                <w:rFonts w:ascii="Arial" w:hAnsi="Arial" w:eastAsia="Arial"/>
+                <w:sz w:val="18"/>
+              </w:rPr>
+            </w:r>
+            <w:r>
+              <w:rPr>
+                <w:rFonts w:ascii="Arial" w:hAnsi="Arial" w:eastAsia="Arial"/>
                 <w:sz w:val="18"/>
               </w:rPr>
               <w:t>P-06 - ฝ่าย SBP DSA</w:t>
@@ -1319,11 +1463,15 @@
               <w:keepLines/>
               <w:spacing w:after="0"/>
             </w:pPr>
-            <w:r/>
-            <w:r>
-              <w:rPr>
-                <w:rFonts w:ascii="Arial" w:hAnsi="Arial" w:eastAsia="Arial"/>
-                <w:b w:val="0"/>
+            <w:r>
+              <w:rPr>
+                <w:rFonts w:ascii="Arial" w:hAnsi="Arial" w:eastAsia="Arial"/>
+                <w:sz w:val="18"/>
+              </w:rPr>
+            </w:r>
+            <w:r>
+              <w:rPr>
+                <w:rFonts w:ascii="Arial" w:hAnsi="Arial" w:eastAsia="Arial"/>
                 <w:sz w:val="18"/>
               </w:rPr>
               <w:t>Workflow section/status code</w:t>
@@ -1340,11 +1488,15 @@
               <w:keepLines/>
               <w:spacing w:after="0"/>
             </w:pPr>
-            <w:r/>
-            <w:r>
-              <w:rPr>
-                <w:rFonts w:ascii="Arial" w:hAnsi="Arial" w:eastAsia="Arial"/>
-                <w:b w:val="0"/>
+            <w:r>
+              <w:rPr>
+                <w:rFonts w:ascii="Arial" w:hAnsi="Arial" w:eastAsia="Arial"/>
+                <w:sz w:val="18"/>
+              </w:rPr>
+            </w:r>
+            <w:r>
+              <w:rPr>
+                <w:rFonts w:ascii="Arial" w:hAnsi="Arial" w:eastAsia="Arial"/>
                 <w:sz w:val="18"/>
               </w:rPr>
               <w:t>06</w:t>
@@ -1366,11 +1518,15 @@
               <w:keepLines/>
               <w:spacing w:after="0"/>
             </w:pPr>
-            <w:r/>
-            <w:r>
-              <w:rPr>
-                <w:rFonts w:ascii="Arial" w:hAnsi="Arial" w:eastAsia="Arial"/>
-                <w:b w:val="0"/>
+            <w:r>
+              <w:rPr>
+                <w:rFonts w:ascii="Arial" w:hAnsi="Arial" w:eastAsia="Arial"/>
+                <w:sz w:val="18"/>
+              </w:rPr>
+            </w:r>
+            <w:r>
+              <w:rPr>
+                <w:rFonts w:ascii="Arial" w:hAnsi="Arial" w:eastAsia="Arial"/>
                 <w:sz w:val="18"/>
               </w:rPr>
               <w:t>Document status shown</w:t>
@@ -1387,11 +1543,15 @@
               <w:keepLines/>
               <w:spacing w:after="0"/>
             </w:pPr>
-            <w:r/>
-            <w:r>
-              <w:rPr>
-                <w:rFonts w:ascii="Arial" w:hAnsi="Arial" w:eastAsia="Arial"/>
-                <w:b w:val="0"/>
+            <w:r>
+              <w:rPr>
+                <w:rFonts w:ascii="Arial" w:hAnsi="Arial" w:eastAsia="Arial"/>
+                <w:sz w:val="18"/>
+              </w:rPr>
+            </w:r>
+            <w:r>
+              <w:rPr>
+                <w:rFonts w:ascii="Arial" w:hAnsi="Arial" w:eastAsia="Arial"/>
                 <w:sz w:val="18"/>
               </w:rPr>
               <w:t>รอฝ่าย SBP DSA ดำเนินการ</w:t>
@@ -1413,11 +1573,15 @@
               <w:keepLines/>
               <w:spacing w:after="0"/>
             </w:pPr>
-            <w:r/>
-            <w:r>
-              <w:rPr>
-                <w:rFonts w:ascii="Arial" w:hAnsi="Arial" w:eastAsia="Arial"/>
-                <w:b w:val="0"/>
+            <w:r>
+              <w:rPr>
+                <w:rFonts w:ascii="Arial" w:hAnsi="Arial" w:eastAsia="Arial"/>
+                <w:sz w:val="18"/>
+              </w:rPr>
+            </w:r>
+            <w:r>
+              <w:rPr>
+                <w:rFonts w:ascii="Arial" w:hAnsi="Arial" w:eastAsia="Arial"/>
                 <w:sz w:val="18"/>
               </w:rPr>
               <w:t>Purpose on this page</w:t>
@@ -1434,11 +1598,15 @@
               <w:keepLines/>
               <w:spacing w:after="0"/>
             </w:pPr>
-            <w:r/>
-            <w:r>
-              <w:rPr>
-                <w:rFonts w:ascii="Arial" w:hAnsi="Arial" w:eastAsia="Arial"/>
-                <w:b w:val="0"/>
+            <w:r>
+              <w:rPr>
+                <w:rFonts w:ascii="Arial" w:hAnsi="Arial" w:eastAsia="Arial"/>
+                <w:sz w:val="18"/>
+              </w:rPr>
+            </w:r>
+            <w:r>
+              <w:rPr>
+                <w:rFonts w:ascii="Arial" w:hAnsi="Arial" w:eastAsia="Arial"/>
                 <w:sz w:val="18"/>
               </w:rPr>
               <w:t>ตรวจความครบถ้วนเบื้องต้นและเลือกส่งต่อ/ยุติตามผลพิจารณา</w:t>
@@ -1460,11 +1628,15 @@
               <w:keepLines/>
               <w:spacing w:after="0"/>
             </w:pPr>
-            <w:r/>
-            <w:r>
-              <w:rPr>
-                <w:rFonts w:ascii="Arial" w:hAnsi="Arial" w:eastAsia="Arial"/>
-                <w:b w:val="0"/>
+            <w:r>
+              <w:rPr>
+                <w:rFonts w:ascii="Arial" w:hAnsi="Arial" w:eastAsia="Arial"/>
+                <w:sz w:val="18"/>
+              </w:rPr>
+            </w:r>
+            <w:r>
+              <w:rPr>
+                <w:rFonts w:ascii="Arial" w:hAnsi="Arial" w:eastAsia="Arial"/>
                 <w:sz w:val="18"/>
               </w:rPr>
               <w:t>Editable sections</w:t>
@@ -1481,11 +1653,15 @@
               <w:keepLines/>
               <w:spacing w:after="0"/>
             </w:pPr>
-            <w:r/>
-            <w:r>
-              <w:rPr>
-                <w:rFonts w:ascii="Arial" w:hAnsi="Arial" w:eastAsia="Arial"/>
-                <w:b w:val="0"/>
+            <w:r>
+              <w:rPr>
+                <w:rFonts w:ascii="Arial" w:hAnsi="Arial" w:eastAsia="Arial"/>
+                <w:sz w:val="18"/>
+              </w:rPr>
+            </w:r>
+            <w:r>
+              <w:rPr>
+                <w:rFonts w:ascii="Arial" w:hAnsi="Arial" w:eastAsia="Arial"/>
                 <w:sz w:val="18"/>
               </w:rPr>
               <w:t>-</w:t>
@@ -1507,11 +1683,15 @@
               <w:keepLines/>
               <w:spacing w:after="0"/>
             </w:pPr>
-            <w:r/>
-            <w:r>
-              <w:rPr>
-                <w:rFonts w:ascii="Arial" w:hAnsi="Arial" w:eastAsia="Arial"/>
-                <w:b w:val="0"/>
+            <w:r>
+              <w:rPr>
+                <w:rFonts w:ascii="Arial" w:hAnsi="Arial" w:eastAsia="Arial"/>
+                <w:sz w:val="18"/>
+              </w:rPr>
+            </w:r>
+            <w:r>
+              <w:rPr>
+                <w:rFonts w:ascii="Arial" w:hAnsi="Arial" w:eastAsia="Arial"/>
                 <w:sz w:val="18"/>
               </w:rPr>
               <w:t>Hidden sections</w:t>
@@ -1528,11 +1708,15 @@
               <w:keepLines/>
               <w:spacing w:after="0"/>
             </w:pPr>
-            <w:r/>
-            <w:r>
-              <w:rPr>
-                <w:rFonts w:ascii="Arial" w:hAnsi="Arial" w:eastAsia="Arial"/>
-                <w:b w:val="0"/>
+            <w:r>
+              <w:rPr>
+                <w:rFonts w:ascii="Arial" w:hAnsi="Arial" w:eastAsia="Arial"/>
+                <w:sz w:val="18"/>
+              </w:rPr>
+            </w:r>
+            <w:r>
+              <w:rPr>
+                <w:rFonts w:ascii="Arial" w:hAnsi="Arial" w:eastAsia="Arial"/>
                 <w:sz w:val="18"/>
               </w:rPr>
               <w:t>sec-calc</w:t>
@@ -1554,11 +1738,15 @@
               <w:keepLines/>
               <w:spacing w:after="0"/>
             </w:pPr>
-            <w:r/>
-            <w:r>
-              <w:rPr>
-                <w:rFonts w:ascii="Arial" w:hAnsi="Arial" w:eastAsia="Arial"/>
-                <w:b w:val="0"/>
+            <w:r>
+              <w:rPr>
+                <w:rFonts w:ascii="Arial" w:hAnsi="Arial" w:eastAsia="Arial"/>
+                <w:sz w:val="18"/>
+              </w:rPr>
+            </w:r>
+            <w:r>
+              <w:rPr>
+                <w:rFonts w:ascii="Arial" w:hAnsi="Arial" w:eastAsia="Arial"/>
                 <w:sz w:val="18"/>
               </w:rPr>
               <w:t>Attachment upload</w:t>
@@ -1575,11 +1763,15 @@
               <w:keepLines/>
               <w:spacing w:after="0"/>
             </w:pPr>
-            <w:r/>
-            <w:r>
-              <w:rPr>
-                <w:rFonts w:ascii="Arial" w:hAnsi="Arial" w:eastAsia="Arial"/>
-                <w:b w:val="0"/>
+            <w:r>
+              <w:rPr>
+                <w:rFonts w:ascii="Arial" w:hAnsi="Arial" w:eastAsia="Arial"/>
+                <w:sz w:val="18"/>
+              </w:rPr>
+            </w:r>
+            <w:r>
+              <w:rPr>
+                <w:rFonts w:ascii="Arial" w:hAnsi="Arial" w:eastAsia="Arial"/>
                 <w:sz w:val="18"/>
               </w:rPr>
               <w:t>Allowed</w:t>
@@ -1758,11 +1950,15 @@
               <w:keepLines/>
               <w:spacing w:after="0"/>
             </w:pPr>
-            <w:r/>
-            <w:r>
-              <w:rPr>
-                <w:rFonts w:ascii="Arial" w:hAnsi="Arial" w:eastAsia="Arial"/>
-                <w:b w:val="0"/>
+            <w:r>
+              <w:rPr>
+                <w:rFonts w:ascii="Arial" w:hAnsi="Arial" w:eastAsia="Arial"/>
+                <w:sz w:val="18"/>
+              </w:rPr>
+            </w:r>
+            <w:r>
+              <w:rPr>
+                <w:rFonts w:ascii="Arial" w:hAnsi="Arial" w:eastAsia="Arial"/>
                 <w:sz w:val="18"/>
               </w:rPr>
               <w:t>doc-header</w:t>
@@ -1779,11 +1975,15 @@
               <w:keepLines/>
               <w:spacing w:after="0"/>
             </w:pPr>
-            <w:r/>
-            <w:r>
-              <w:rPr>
-                <w:rFonts w:ascii="Arial" w:hAnsi="Arial" w:eastAsia="Arial"/>
-                <w:b w:val="0"/>
+            <w:r>
+              <w:rPr>
+                <w:rFonts w:ascii="Arial" w:hAnsi="Arial" w:eastAsia="Arial"/>
+                <w:sz w:val="18"/>
+              </w:rPr>
+            </w:r>
+            <w:r>
+              <w:rPr>
+                <w:rFonts w:ascii="Arial" w:hAnsi="Arial" w:eastAsia="Arial"/>
                 <w:sz w:val="18"/>
               </w:rPr>
               <w:t>ข้อมูลร้านถูกกระทบ</w:t>
@@ -1800,11 +2000,15 @@
               <w:keepLines/>
               <w:spacing w:after="0"/>
             </w:pPr>
-            <w:r/>
-            <w:r>
-              <w:rPr>
-                <w:rFonts w:ascii="Arial" w:hAnsi="Arial" w:eastAsia="Arial"/>
-                <w:b w:val="0"/>
+            <w:r>
+              <w:rPr>
+                <w:rFonts w:ascii="Arial" w:hAnsi="Arial" w:eastAsia="Arial"/>
+                <w:sz w:val="18"/>
+              </w:rPr>
+            </w:r>
+            <w:r>
+              <w:rPr>
+                <w:rFonts w:ascii="Arial" w:hAnsi="Arial" w:eastAsia="Arial"/>
                 <w:sz w:val="18"/>
               </w:rPr>
               <w:t>Read-only</w:t>
@@ -1821,11 +2025,15 @@
               <w:keepLines/>
               <w:spacing w:after="0"/>
             </w:pPr>
-            <w:r/>
-            <w:r>
-              <w:rPr>
-                <w:rFonts w:ascii="Arial" w:hAnsi="Arial" w:eastAsia="Arial"/>
-                <w:b w:val="0"/>
+            <w:r>
+              <w:rPr>
+                <w:rFonts w:ascii="Arial" w:hAnsi="Arial" w:eastAsia="Arial"/>
+                <w:sz w:val="18"/>
+              </w:rPr>
+            </w:r>
+            <w:r>
+              <w:rPr>
+                <w:rFonts w:ascii="Arial" w:hAnsi="Arial" w:eastAsia="Arial"/>
                 <w:sz w:val="18"/>
               </w:rPr>
               <w:t>แสดงข้อมูลและปิด input/editor</w:t>
@@ -1847,11 +2055,15 @@
               <w:keepLines/>
               <w:spacing w:after="0"/>
             </w:pPr>
-            <w:r/>
-            <w:r>
-              <w:rPr>
-                <w:rFonts w:ascii="Arial" w:hAnsi="Arial" w:eastAsia="Arial"/>
-                <w:b w:val="0"/>
+            <w:r>
+              <w:rPr>
+                <w:rFonts w:ascii="Arial" w:hAnsi="Arial" w:eastAsia="Arial"/>
+                <w:sz w:val="18"/>
+              </w:rPr>
+            </w:r>
+            <w:r>
+              <w:rPr>
+                <w:rFonts w:ascii="Arial" w:hAnsi="Arial" w:eastAsia="Arial"/>
                 <w:sz w:val="18"/>
               </w:rPr>
               <w:t>sec-sales</w:t>
@@ -1868,11 +2080,15 @@
               <w:keepLines/>
               <w:spacing w:after="0"/>
             </w:pPr>
-            <w:r/>
-            <w:r>
-              <w:rPr>
-                <w:rFonts w:ascii="Arial" w:hAnsi="Arial" w:eastAsia="Arial"/>
-                <w:b w:val="0"/>
+            <w:r>
+              <w:rPr>
+                <w:rFonts w:ascii="Arial" w:hAnsi="Arial" w:eastAsia="Arial"/>
+                <w:sz w:val="18"/>
+              </w:rPr>
+            </w:r>
+            <w:r>
+              <w:rPr>
+                <w:rFonts w:ascii="Arial" w:hAnsi="Arial" w:eastAsia="Arial"/>
                 <w:sz w:val="18"/>
               </w:rPr>
               <w:t>แนวโน้มยอดขายรายวัน</w:t>
@@ -1889,11 +2105,15 @@
               <w:keepLines/>
               <w:spacing w:after="0"/>
             </w:pPr>
-            <w:r/>
-            <w:r>
-              <w:rPr>
-                <w:rFonts w:ascii="Arial" w:hAnsi="Arial" w:eastAsia="Arial"/>
-                <w:b w:val="0"/>
+            <w:r>
+              <w:rPr>
+                <w:rFonts w:ascii="Arial" w:hAnsi="Arial" w:eastAsia="Arial"/>
+                <w:sz w:val="18"/>
+              </w:rPr>
+            </w:r>
+            <w:r>
+              <w:rPr>
+                <w:rFonts w:ascii="Arial" w:hAnsi="Arial" w:eastAsia="Arial"/>
                 <w:sz w:val="18"/>
               </w:rPr>
               <w:t>Read-only</w:t>
@@ -1910,11 +2130,15 @@
               <w:keepLines/>
               <w:spacing w:after="0"/>
             </w:pPr>
-            <w:r/>
-            <w:r>
-              <w:rPr>
-                <w:rFonts w:ascii="Arial" w:hAnsi="Arial" w:eastAsia="Arial"/>
-                <w:b w:val="0"/>
+            <w:r>
+              <w:rPr>
+                <w:rFonts w:ascii="Arial" w:hAnsi="Arial" w:eastAsia="Arial"/>
+                <w:sz w:val="18"/>
+              </w:rPr>
+            </w:r>
+            <w:r>
+              <w:rPr>
+                <w:rFonts w:ascii="Arial" w:hAnsi="Arial" w:eastAsia="Arial"/>
                 <w:sz w:val="18"/>
               </w:rPr>
               <w:t>แสดงข้อมูลและปิด input/editor</w:t>
@@ -1936,11 +2160,15 @@
               <w:keepLines/>
               <w:spacing w:after="0"/>
             </w:pPr>
-            <w:r/>
-            <w:r>
-              <w:rPr>
-                <w:rFonts w:ascii="Arial" w:hAnsi="Arial" w:eastAsia="Arial"/>
-                <w:b w:val="0"/>
+            <w:r>
+              <w:rPr>
+                <w:rFonts w:ascii="Arial" w:hAnsi="Arial" w:eastAsia="Arial"/>
+                <w:sz w:val="18"/>
+              </w:rPr>
+            </w:r>
+            <w:r>
+              <w:rPr>
+                <w:rFonts w:ascii="Arial" w:hAnsi="Arial" w:eastAsia="Arial"/>
                 <w:sz w:val="18"/>
               </w:rPr>
               <w:t>sec-map</w:t>
@@ -1957,11 +2185,15 @@
               <w:keepLines/>
               <w:spacing w:after="0"/>
             </w:pPr>
-            <w:r/>
-            <w:r>
-              <w:rPr>
-                <w:rFonts w:ascii="Arial" w:hAnsi="Arial" w:eastAsia="Arial"/>
-                <w:b w:val="0"/>
+            <w:r>
+              <w:rPr>
+                <w:rFonts w:ascii="Arial" w:hAnsi="Arial" w:eastAsia="Arial"/>
+                <w:sz w:val="18"/>
+              </w:rPr>
+            </w:r>
+            <w:r>
+              <w:rPr>
+                <w:rFonts w:ascii="Arial" w:hAnsi="Arial" w:eastAsia="Arial"/>
                 <w:sz w:val="18"/>
               </w:rPr>
               <w:t>แผนที่ AllMap</w:t>
@@ -1978,11 +2210,15 @@
               <w:keepLines/>
               <w:spacing w:after="0"/>
             </w:pPr>
-            <w:r/>
-            <w:r>
-              <w:rPr>
-                <w:rFonts w:ascii="Arial" w:hAnsi="Arial" w:eastAsia="Arial"/>
-                <w:b w:val="0"/>
+            <w:r>
+              <w:rPr>
+                <w:rFonts w:ascii="Arial" w:hAnsi="Arial" w:eastAsia="Arial"/>
+                <w:sz w:val="18"/>
+              </w:rPr>
+            </w:r>
+            <w:r>
+              <w:rPr>
+                <w:rFonts w:ascii="Arial" w:hAnsi="Arial" w:eastAsia="Arial"/>
                 <w:sz w:val="18"/>
               </w:rPr>
               <w:t>Read-only</w:t>
@@ -1999,11 +2235,15 @@
               <w:keepLines/>
               <w:spacing w:after="0"/>
             </w:pPr>
-            <w:r/>
-            <w:r>
-              <w:rPr>
-                <w:rFonts w:ascii="Arial" w:hAnsi="Arial" w:eastAsia="Arial"/>
-                <w:b w:val="0"/>
+            <w:r>
+              <w:rPr>
+                <w:rFonts w:ascii="Arial" w:hAnsi="Arial" w:eastAsia="Arial"/>
+                <w:sz w:val="18"/>
+              </w:rPr>
+            </w:r>
+            <w:r>
+              <w:rPr>
+                <w:rFonts w:ascii="Arial" w:hAnsi="Arial" w:eastAsia="Arial"/>
                 <w:sz w:val="18"/>
               </w:rPr>
               <w:t>แสดงข้อมูลและปิด input/editor</w:t>
@@ -2025,11 +2265,15 @@
               <w:keepLines/>
               <w:spacing w:after="0"/>
             </w:pPr>
-            <w:r/>
-            <w:r>
-              <w:rPr>
-                <w:rFonts w:ascii="Arial" w:hAnsi="Arial" w:eastAsia="Arial"/>
-                <w:b w:val="0"/>
+            <w:r>
+              <w:rPr>
+                <w:rFonts w:ascii="Arial" w:hAnsi="Arial" w:eastAsia="Arial"/>
+                <w:sz w:val="18"/>
+              </w:rPr>
+            </w:r>
+            <w:r>
+              <w:rPr>
+                <w:rFonts w:ascii="Arial" w:hAnsi="Arial" w:eastAsia="Arial"/>
                 <w:sz w:val="18"/>
               </w:rPr>
               <w:t>sec-newstore</w:t>
@@ -2046,11 +2290,15 @@
               <w:keepLines/>
               <w:spacing w:after="0"/>
             </w:pPr>
-            <w:r/>
-            <w:r>
-              <w:rPr>
-                <w:rFonts w:ascii="Arial" w:hAnsi="Arial" w:eastAsia="Arial"/>
-                <w:b w:val="0"/>
+            <w:r>
+              <w:rPr>
+                <w:rFonts w:ascii="Arial" w:hAnsi="Arial" w:eastAsia="Arial"/>
+                <w:sz w:val="18"/>
+              </w:rPr>
+            </w:r>
+            <w:r>
+              <w:rPr>
+                <w:rFonts w:ascii="Arial" w:hAnsi="Arial" w:eastAsia="Arial"/>
                 <w:sz w:val="18"/>
               </w:rPr>
               <w:t>ร้านเปิดใหม่</w:t>
@@ -2067,11 +2315,15 @@
               <w:keepLines/>
               <w:spacing w:after="0"/>
             </w:pPr>
-            <w:r/>
-            <w:r>
-              <w:rPr>
-                <w:rFonts w:ascii="Arial" w:hAnsi="Arial" w:eastAsia="Arial"/>
-                <w:b w:val="0"/>
+            <w:r>
+              <w:rPr>
+                <w:rFonts w:ascii="Arial" w:hAnsi="Arial" w:eastAsia="Arial"/>
+                <w:sz w:val="18"/>
+              </w:rPr>
+            </w:r>
+            <w:r>
+              <w:rPr>
+                <w:rFonts w:ascii="Arial" w:hAnsi="Arial" w:eastAsia="Arial"/>
                 <w:sz w:val="18"/>
               </w:rPr>
               <w:t>Read-only</w:t>
@@ -2088,11 +2340,15 @@
               <w:keepLines/>
               <w:spacing w:after="0"/>
             </w:pPr>
-            <w:r/>
-            <w:r>
-              <w:rPr>
-                <w:rFonts w:ascii="Arial" w:hAnsi="Arial" w:eastAsia="Arial"/>
-                <w:b w:val="0"/>
+            <w:r>
+              <w:rPr>
+                <w:rFonts w:ascii="Arial" w:hAnsi="Arial" w:eastAsia="Arial"/>
+                <w:sz w:val="18"/>
+              </w:rPr>
+            </w:r>
+            <w:r>
+              <w:rPr>
+                <w:rFonts w:ascii="Arial" w:hAnsi="Arial" w:eastAsia="Arial"/>
                 <w:sz w:val="18"/>
               </w:rPr>
               <w:t>แสดงข้อมูลและปิด input/editor</w:t>
@@ -2114,11 +2370,15 @@
               <w:keepLines/>
               <w:spacing w:after="0"/>
             </w:pPr>
-            <w:r/>
-            <w:r>
-              <w:rPr>
-                <w:rFonts w:ascii="Arial" w:hAnsi="Arial" w:eastAsia="Arial"/>
-                <w:b w:val="0"/>
+            <w:r>
+              <w:rPr>
+                <w:rFonts w:ascii="Arial" w:hAnsi="Arial" w:eastAsia="Arial"/>
+                <w:sz w:val="18"/>
+              </w:rPr>
+            </w:r>
+            <w:r>
+              <w:rPr>
+                <w:rFonts w:ascii="Arial" w:hAnsi="Arial" w:eastAsia="Arial"/>
                 <w:sz w:val="18"/>
               </w:rPr>
               <w:t>sec-competitor</w:t>
@@ -2135,11 +2395,15 @@
               <w:keepLines/>
               <w:spacing w:after="0"/>
             </w:pPr>
-            <w:r/>
-            <w:r>
-              <w:rPr>
-                <w:rFonts w:ascii="Arial" w:hAnsi="Arial" w:eastAsia="Arial"/>
-                <w:b w:val="0"/>
+            <w:r>
+              <w:rPr>
+                <w:rFonts w:ascii="Arial" w:hAnsi="Arial" w:eastAsia="Arial"/>
+                <w:sz w:val="18"/>
+              </w:rPr>
+            </w:r>
+            <w:r>
+              <w:rPr>
+                <w:rFonts w:ascii="Arial" w:hAnsi="Arial" w:eastAsia="Arial"/>
                 <w:sz w:val="18"/>
               </w:rPr>
               <w:t>ร้านคู่แข่งเปิดกระทบ</w:t>
@@ -2156,11 +2420,15 @@
               <w:keepLines/>
               <w:spacing w:after="0"/>
             </w:pPr>
-            <w:r/>
-            <w:r>
-              <w:rPr>
-                <w:rFonts w:ascii="Arial" w:hAnsi="Arial" w:eastAsia="Arial"/>
-                <w:b w:val="0"/>
+            <w:r>
+              <w:rPr>
+                <w:rFonts w:ascii="Arial" w:hAnsi="Arial" w:eastAsia="Arial"/>
+                <w:sz w:val="18"/>
+              </w:rPr>
+            </w:r>
+            <w:r>
+              <w:rPr>
+                <w:rFonts w:ascii="Arial" w:hAnsi="Arial" w:eastAsia="Arial"/>
                 <w:sz w:val="18"/>
               </w:rPr>
               <w:t>Read-only</w:t>
@@ -2177,11 +2445,15 @@
               <w:keepLines/>
               <w:spacing w:after="0"/>
             </w:pPr>
-            <w:r/>
-            <w:r>
-              <w:rPr>
-                <w:rFonts w:ascii="Arial" w:hAnsi="Arial" w:eastAsia="Arial"/>
-                <w:b w:val="0"/>
+            <w:r>
+              <w:rPr>
+                <w:rFonts w:ascii="Arial" w:hAnsi="Arial" w:eastAsia="Arial"/>
+                <w:sz w:val="18"/>
+              </w:rPr>
+            </w:r>
+            <w:r>
+              <w:rPr>
+                <w:rFonts w:ascii="Arial" w:hAnsi="Arial" w:eastAsia="Arial"/>
                 <w:sz w:val="18"/>
               </w:rPr>
               <w:t>แสดงข้อมูลและปิด input/editor</w:t>
@@ -2203,11 +2475,15 @@
               <w:keepLines/>
               <w:spacing w:after="0"/>
             </w:pPr>
-            <w:r/>
-            <w:r>
-              <w:rPr>
-                <w:rFonts w:ascii="Arial" w:hAnsi="Arial" w:eastAsia="Arial"/>
-                <w:b w:val="0"/>
+            <w:r>
+              <w:rPr>
+                <w:rFonts w:ascii="Arial" w:hAnsi="Arial" w:eastAsia="Arial"/>
+                <w:sz w:val="18"/>
+              </w:rPr>
+            </w:r>
+            <w:r>
+              <w:rPr>
+                <w:rFonts w:ascii="Arial" w:hAnsi="Arial" w:eastAsia="Arial"/>
                 <w:sz w:val="18"/>
               </w:rPr>
               <w:t>sec-factor</w:t>
@@ -2224,11 +2500,15 @@
               <w:keepLines/>
               <w:spacing w:after="0"/>
             </w:pPr>
-            <w:r/>
-            <w:r>
-              <w:rPr>
-                <w:rFonts w:ascii="Arial" w:hAnsi="Arial" w:eastAsia="Arial"/>
-                <w:b w:val="0"/>
+            <w:r>
+              <w:rPr>
+                <w:rFonts w:ascii="Arial" w:hAnsi="Arial" w:eastAsia="Arial"/>
+                <w:sz w:val="18"/>
+              </w:rPr>
+            </w:r>
+            <w:r>
+              <w:rPr>
+                <w:rFonts w:ascii="Arial" w:hAnsi="Arial" w:eastAsia="Arial"/>
                 <w:sz w:val="18"/>
               </w:rPr>
               <w:t>ปัจจัยอื่นๆ</w:t>
@@ -2245,11 +2525,15 @@
               <w:keepLines/>
               <w:spacing w:after="0"/>
             </w:pPr>
-            <w:r/>
-            <w:r>
-              <w:rPr>
-                <w:rFonts w:ascii="Arial" w:hAnsi="Arial" w:eastAsia="Arial"/>
-                <w:b w:val="0"/>
+            <w:r>
+              <w:rPr>
+                <w:rFonts w:ascii="Arial" w:hAnsi="Arial" w:eastAsia="Arial"/>
+                <w:sz w:val="18"/>
+              </w:rPr>
+            </w:r>
+            <w:r>
+              <w:rPr>
+                <w:rFonts w:ascii="Arial" w:hAnsi="Arial" w:eastAsia="Arial"/>
                 <w:sz w:val="18"/>
               </w:rPr>
               <w:t>Read-only</w:t>
@@ -2266,11 +2550,15 @@
               <w:keepLines/>
               <w:spacing w:after="0"/>
             </w:pPr>
-            <w:r/>
-            <w:r>
-              <w:rPr>
-                <w:rFonts w:ascii="Arial" w:hAnsi="Arial" w:eastAsia="Arial"/>
-                <w:b w:val="0"/>
+            <w:r>
+              <w:rPr>
+                <w:rFonts w:ascii="Arial" w:hAnsi="Arial" w:eastAsia="Arial"/>
+                <w:sz w:val="18"/>
+              </w:rPr>
+            </w:r>
+            <w:r>
+              <w:rPr>
+                <w:rFonts w:ascii="Arial" w:hAnsi="Arial" w:eastAsia="Arial"/>
                 <w:sz w:val="18"/>
               </w:rPr>
               <w:t>แสดงข้อมูลและปิด input/editor</w:t>
@@ -2292,11 +2580,15 @@
               <w:keepLines/>
               <w:spacing w:after="0"/>
             </w:pPr>
-            <w:r/>
-            <w:r>
-              <w:rPr>
-                <w:rFonts w:ascii="Arial" w:hAnsi="Arial" w:eastAsia="Arial"/>
-                <w:b w:val="0"/>
+            <w:r>
+              <w:rPr>
+                <w:rFonts w:ascii="Arial" w:hAnsi="Arial" w:eastAsia="Arial"/>
+                <w:sz w:val="18"/>
+              </w:rPr>
+            </w:r>
+            <w:r>
+              <w:rPr>
+                <w:rFonts w:ascii="Arial" w:hAnsi="Arial" w:eastAsia="Arial"/>
                 <w:sz w:val="18"/>
               </w:rPr>
               <w:t>sec-attach</w:t>
@@ -2313,11 +2605,15 @@
               <w:keepLines/>
               <w:spacing w:after="0"/>
             </w:pPr>
-            <w:r/>
-            <w:r>
-              <w:rPr>
-                <w:rFonts w:ascii="Arial" w:hAnsi="Arial" w:eastAsia="Arial"/>
-                <w:b w:val="0"/>
+            <w:r>
+              <w:rPr>
+                <w:rFonts w:ascii="Arial" w:hAnsi="Arial" w:eastAsia="Arial"/>
+                <w:sz w:val="18"/>
+              </w:rPr>
+            </w:r>
+            <w:r>
+              <w:rPr>
+                <w:rFonts w:ascii="Arial" w:hAnsi="Arial" w:eastAsia="Arial"/>
                 <w:sz w:val="18"/>
               </w:rPr>
               <w:t>เอกสารแนบทั้งหมด</w:t>
@@ -2334,11 +2630,15 @@
               <w:keepLines/>
               <w:spacing w:after="0"/>
             </w:pPr>
-            <w:r/>
-            <w:r>
-              <w:rPr>
-                <w:rFonts w:ascii="Arial" w:hAnsi="Arial" w:eastAsia="Arial"/>
-                <w:b w:val="0"/>
+            <w:r>
+              <w:rPr>
+                <w:rFonts w:ascii="Arial" w:hAnsi="Arial" w:eastAsia="Arial"/>
+                <w:sz w:val="18"/>
+              </w:rPr>
+            </w:r>
+            <w:r>
+              <w:rPr>
+                <w:rFonts w:ascii="Arial" w:hAnsi="Arial" w:eastAsia="Arial"/>
                 <w:sz w:val="18"/>
               </w:rPr>
               <w:t>Read-only + Upload</w:t>
@@ -2355,11 +2655,15 @@
               <w:keepLines/>
               <w:spacing w:after="0"/>
             </w:pPr>
-            <w:r/>
-            <w:r>
-              <w:rPr>
-                <w:rFonts w:ascii="Arial" w:hAnsi="Arial" w:eastAsia="Arial"/>
-                <w:b w:val="0"/>
+            <w:r>
+              <w:rPr>
+                <w:rFonts w:ascii="Arial" w:hAnsi="Arial" w:eastAsia="Arial"/>
+                <w:sz w:val="18"/>
+              </w:rPr>
+            </w:r>
+            <w:r>
+              <w:rPr>
+                <w:rFonts w:ascii="Arial" w:hAnsi="Arial" w:eastAsia="Arial"/>
                 <w:sz w:val="18"/>
               </w:rPr>
               <w:t>ดูรายการไฟล์และเพิ่มไฟล์แนบได้</w:t>
@@ -2381,11 +2685,15 @@
               <w:keepLines/>
               <w:spacing w:after="0"/>
             </w:pPr>
-            <w:r/>
-            <w:r>
-              <w:rPr>
-                <w:rFonts w:ascii="Arial" w:hAnsi="Arial" w:eastAsia="Arial"/>
-                <w:b w:val="0"/>
+            <w:r>
+              <w:rPr>
+                <w:rFonts w:ascii="Arial" w:hAnsi="Arial" w:eastAsia="Arial"/>
+                <w:sz w:val="18"/>
+              </w:rPr>
+            </w:r>
+            <w:r>
+              <w:rPr>
+                <w:rFonts w:ascii="Arial" w:hAnsi="Arial" w:eastAsia="Arial"/>
                 <w:sz w:val="18"/>
               </w:rPr>
               <w:t>sec-calc</w:t>
@@ -2402,11 +2710,15 @@
               <w:keepLines/>
               <w:spacing w:after="0"/>
             </w:pPr>
-            <w:r/>
-            <w:r>
-              <w:rPr>
-                <w:rFonts w:ascii="Arial" w:hAnsi="Arial" w:eastAsia="Arial"/>
-                <w:b w:val="0"/>
+            <w:r>
+              <w:rPr>
+                <w:rFonts w:ascii="Arial" w:hAnsi="Arial" w:eastAsia="Arial"/>
+                <w:sz w:val="18"/>
+              </w:rPr>
+            </w:r>
+            <w:r>
+              <w:rPr>
+                <w:rFonts w:ascii="Arial" w:hAnsi="Arial" w:eastAsia="Arial"/>
                 <w:sz w:val="18"/>
               </w:rPr>
               <w:t>คำนวณเงินชดเชย</w:t>
@@ -2423,11 +2735,15 @@
               <w:keepLines/>
               <w:spacing w:after="0"/>
             </w:pPr>
-            <w:r/>
-            <w:r>
-              <w:rPr>
-                <w:rFonts w:ascii="Arial" w:hAnsi="Arial" w:eastAsia="Arial"/>
-                <w:b w:val="0"/>
+            <w:r>
+              <w:rPr>
+                <w:rFonts w:ascii="Arial" w:hAnsi="Arial" w:eastAsia="Arial"/>
+                <w:sz w:val="18"/>
+              </w:rPr>
+            </w:r>
+            <w:r>
+              <w:rPr>
+                <w:rFonts w:ascii="Arial" w:hAnsi="Arial" w:eastAsia="Arial"/>
                 <w:sz w:val="18"/>
               </w:rPr>
               <w:t>Hidden</w:t>
@@ -2444,11 +2760,15 @@
               <w:keepLines/>
               <w:spacing w:after="0"/>
             </w:pPr>
-            <w:r/>
-            <w:r>
-              <w:rPr>
-                <w:rFonts w:ascii="Arial" w:hAnsi="Arial" w:eastAsia="Arial"/>
-                <w:b w:val="0"/>
+            <w:r>
+              <w:rPr>
+                <w:rFonts w:ascii="Arial" w:hAnsi="Arial" w:eastAsia="Arial"/>
+                <w:sz w:val="18"/>
+              </w:rPr>
+            </w:r>
+            <w:r>
+              <w:rPr>
+                <w:rFonts w:ascii="Arial" w:hAnsi="Arial" w:eastAsia="Arial"/>
                 <w:sz w:val="18"/>
               </w:rPr>
               <w:t>ไม่ render section</w:t>
@@ -2470,11 +2790,15 @@
               <w:keepLines/>
               <w:spacing w:after="0"/>
             </w:pPr>
-            <w:r/>
-            <w:r>
-              <w:rPr>
-                <w:rFonts w:ascii="Arial" w:hAnsi="Arial" w:eastAsia="Arial"/>
-                <w:b w:val="0"/>
+            <w:r>
+              <w:rPr>
+                <w:rFonts w:ascii="Arial" w:hAnsi="Arial" w:eastAsia="Arial"/>
+                <w:sz w:val="18"/>
+              </w:rPr>
+            </w:r>
+            <w:r>
+              <w:rPr>
+                <w:rFonts w:ascii="Arial" w:hAnsi="Arial" w:eastAsia="Arial"/>
                 <w:sz w:val="18"/>
               </w:rPr>
               <w:t>sec-comp-history</w:t>
@@ -2491,11 +2815,15 @@
               <w:keepLines/>
               <w:spacing w:after="0"/>
             </w:pPr>
-            <w:r/>
-            <w:r>
-              <w:rPr>
-                <w:rFonts w:ascii="Arial" w:hAnsi="Arial" w:eastAsia="Arial"/>
-                <w:b w:val="0"/>
+            <w:r>
+              <w:rPr>
+                <w:rFonts w:ascii="Arial" w:hAnsi="Arial" w:eastAsia="Arial"/>
+                <w:sz w:val="18"/>
+              </w:rPr>
+            </w:r>
+            <w:r>
+              <w:rPr>
+                <w:rFonts w:ascii="Arial" w:hAnsi="Arial" w:eastAsia="Arial"/>
                 <w:sz w:val="18"/>
               </w:rPr>
               <w:t>ประวัติการชดเชย</w:t>
@@ -2512,11 +2840,15 @@
               <w:keepLines/>
               <w:spacing w:after="0"/>
             </w:pPr>
-            <w:r/>
-            <w:r>
-              <w:rPr>
-                <w:rFonts w:ascii="Arial" w:hAnsi="Arial" w:eastAsia="Arial"/>
-                <w:b w:val="0"/>
+            <w:r>
+              <w:rPr>
+                <w:rFonts w:ascii="Arial" w:hAnsi="Arial" w:eastAsia="Arial"/>
+                <w:sz w:val="18"/>
+              </w:rPr>
+            </w:r>
+            <w:r>
+              <w:rPr>
+                <w:rFonts w:ascii="Arial" w:hAnsi="Arial" w:eastAsia="Arial"/>
                 <w:sz w:val="18"/>
               </w:rPr>
               <w:t>Read-only</w:t>
@@ -2533,11 +2865,15 @@
               <w:keepLines/>
               <w:spacing w:after="0"/>
             </w:pPr>
-            <w:r/>
-            <w:r>
-              <w:rPr>
-                <w:rFonts w:ascii="Arial" w:hAnsi="Arial" w:eastAsia="Arial"/>
-                <w:b w:val="0"/>
+            <w:r>
+              <w:rPr>
+                <w:rFonts w:ascii="Arial" w:hAnsi="Arial" w:eastAsia="Arial"/>
+                <w:sz w:val="18"/>
+              </w:rPr>
+            </w:r>
+            <w:r>
+              <w:rPr>
+                <w:rFonts w:ascii="Arial" w:hAnsi="Arial" w:eastAsia="Arial"/>
                 <w:sz w:val="18"/>
               </w:rPr>
               <w:t>แสดงข้อมูลและปิด input/editor</w:t>
@@ -2559,11 +2895,15 @@
               <w:keepLines/>
               <w:spacing w:after="0"/>
             </w:pPr>
-            <w:r/>
-            <w:r>
-              <w:rPr>
-                <w:rFonts w:ascii="Arial" w:hAnsi="Arial" w:eastAsia="Arial"/>
-                <w:b w:val="0"/>
+            <w:r>
+              <w:rPr>
+                <w:rFonts w:ascii="Arial" w:hAnsi="Arial" w:eastAsia="Arial"/>
+                <w:sz w:val="18"/>
+              </w:rPr>
+            </w:r>
+            <w:r>
+              <w:rPr>
+                <w:rFonts w:ascii="Arial" w:hAnsi="Arial" w:eastAsia="Arial"/>
                 <w:sz w:val="18"/>
               </w:rPr>
               <w:t>sec-decision-history</w:t>
@@ -2580,11 +2920,15 @@
               <w:keepLines/>
               <w:spacing w:after="0"/>
             </w:pPr>
-            <w:r/>
-            <w:r>
-              <w:rPr>
-                <w:rFonts w:ascii="Arial" w:hAnsi="Arial" w:eastAsia="Arial"/>
-                <w:b w:val="0"/>
+            <w:r>
+              <w:rPr>
+                <w:rFonts w:ascii="Arial" w:hAnsi="Arial" w:eastAsia="Arial"/>
+                <w:sz w:val="18"/>
+              </w:rPr>
+            </w:r>
+            <w:r>
+              <w:rPr>
+                <w:rFonts w:ascii="Arial" w:hAnsi="Arial" w:eastAsia="Arial"/>
                 <w:sz w:val="18"/>
               </w:rPr>
               <w:t>ผลการพิจารณา (ประวัติ)</w:t>
@@ -2601,11 +2945,15 @@
               <w:keepLines/>
               <w:spacing w:after="0"/>
             </w:pPr>
-            <w:r/>
-            <w:r>
-              <w:rPr>
-                <w:rFonts w:ascii="Arial" w:hAnsi="Arial" w:eastAsia="Arial"/>
-                <w:b w:val="0"/>
+            <w:r>
+              <w:rPr>
+                <w:rFonts w:ascii="Arial" w:hAnsi="Arial" w:eastAsia="Arial"/>
+                <w:sz w:val="18"/>
+              </w:rPr>
+            </w:r>
+            <w:r>
+              <w:rPr>
+                <w:rFonts w:ascii="Arial" w:hAnsi="Arial" w:eastAsia="Arial"/>
                 <w:sz w:val="18"/>
               </w:rPr>
               <w:t>Read-only</w:t>
@@ -2622,11 +2970,15 @@
               <w:keepLines/>
               <w:spacing w:after="0"/>
             </w:pPr>
-            <w:r/>
-            <w:r>
-              <w:rPr>
-                <w:rFonts w:ascii="Arial" w:hAnsi="Arial" w:eastAsia="Arial"/>
-                <w:b w:val="0"/>
+            <w:r>
+              <w:rPr>
+                <w:rFonts w:ascii="Arial" w:hAnsi="Arial" w:eastAsia="Arial"/>
+                <w:sz w:val="18"/>
+              </w:rPr>
+            </w:r>
+            <w:r>
+              <w:rPr>
+                <w:rFonts w:ascii="Arial" w:hAnsi="Arial" w:eastAsia="Arial"/>
                 <w:sz w:val="18"/>
               </w:rPr>
               <w:t>แสดงข้อมูลและปิด input/editor</w:t>
@@ -2648,11 +3000,15 @@
               <w:keepLines/>
               <w:spacing w:after="0"/>
             </w:pPr>
-            <w:r/>
-            <w:r>
-              <w:rPr>
-                <w:rFonts w:ascii="Arial" w:hAnsi="Arial" w:eastAsia="Arial"/>
-                <w:b w:val="0"/>
+            <w:r>
+              <w:rPr>
+                <w:rFonts w:ascii="Arial" w:hAnsi="Arial" w:eastAsia="Arial"/>
+                <w:sz w:val="18"/>
+              </w:rPr>
+            </w:r>
+            <w:r>
+              <w:rPr>
+                <w:rFonts w:ascii="Arial" w:hAnsi="Arial" w:eastAsia="Arial"/>
                 <w:sz w:val="18"/>
               </w:rPr>
               <w:t>sec-action</w:t>
@@ -2669,11 +3025,15 @@
               <w:keepLines/>
               <w:spacing w:after="0"/>
             </w:pPr>
-            <w:r/>
-            <w:r>
-              <w:rPr>
-                <w:rFonts w:ascii="Arial" w:hAnsi="Arial" w:eastAsia="Arial"/>
-                <w:b w:val="0"/>
+            <w:r>
+              <w:rPr>
+                <w:rFonts w:ascii="Arial" w:hAnsi="Arial" w:eastAsia="Arial"/>
+                <w:sz w:val="18"/>
+              </w:rPr>
+            </w:r>
+            <w:r>
+              <w:rPr>
+                <w:rFonts w:ascii="Arial" w:hAnsi="Arial" w:eastAsia="Arial"/>
                 <w:sz w:val="18"/>
               </w:rPr>
               <w:t>พิจารณา / ส่งดำเนินการ</w:t>
@@ -2690,11 +3050,15 @@
               <w:keepLines/>
               <w:spacing w:after="0"/>
             </w:pPr>
-            <w:r/>
-            <w:r>
-              <w:rPr>
-                <w:rFonts w:ascii="Arial" w:hAnsi="Arial" w:eastAsia="Arial"/>
-                <w:b w:val="0"/>
+            <w:r>
+              <w:rPr>
+                <w:rFonts w:ascii="Arial" w:hAnsi="Arial" w:eastAsia="Arial"/>
+                <w:sz w:val="18"/>
+              </w:rPr>
+            </w:r>
+            <w:r>
+              <w:rPr>
+                <w:rFonts w:ascii="Arial" w:hAnsi="Arial" w:eastAsia="Arial"/>
                 <w:sz w:val="18"/>
               </w:rPr>
               <w:t>Action</w:t>
@@ -2711,11 +3075,15 @@
               <w:keepLines/>
               <w:spacing w:after="0"/>
             </w:pPr>
-            <w:r/>
-            <w:r>
-              <w:rPr>
-                <w:rFonts w:ascii="Arial" w:hAnsi="Arial" w:eastAsia="Arial"/>
-                <w:b w:val="0"/>
+            <w:r>
+              <w:rPr>
+                <w:rFonts w:ascii="Arial" w:hAnsi="Arial" w:eastAsia="Arial"/>
+                <w:sz w:val="18"/>
+              </w:rPr>
+            </w:r>
+            <w:r>
+              <w:rPr>
+                <w:rFonts w:ascii="Arial" w:hAnsi="Arial" w:eastAsia="Arial"/>
                 <w:sz w:val="18"/>
               </w:rPr>
               <w:t>แสดง radio result, textarea comment, ปุ่มส่งดำเนินการ</w:t>
@@ -2833,11 +3201,15 @@
               <w:keepLines/>
               <w:spacing w:after="0"/>
             </w:pPr>
-            <w:r/>
-            <w:r>
-              <w:rPr>
-                <w:rFonts w:ascii="Arial" w:hAnsi="Arial" w:eastAsia="Arial"/>
-                <w:b w:val="0"/>
+            <w:r>
+              <w:rPr>
+                <w:rFonts w:ascii="Arial" w:hAnsi="Arial" w:eastAsia="Arial"/>
+                <w:sz w:val="18"/>
+              </w:rPr>
+            </w:r>
+            <w:r>
+              <w:rPr>
+                <w:rFonts w:ascii="Arial" w:hAnsi="Arial" w:eastAsia="Arial"/>
                 <w:sz w:val="18"/>
               </w:rPr>
               <w:t>เอกสารแนบ</w:t>
@@ -2854,11 +3226,15 @@
               <w:keepLines/>
               <w:spacing w:after="0"/>
             </w:pPr>
-            <w:r/>
-            <w:r>
-              <w:rPr>
-                <w:rFonts w:ascii="Arial" w:hAnsi="Arial" w:eastAsia="Arial"/>
-                <w:b w:val="0"/>
+            <w:r>
+              <w:rPr>
+                <w:rFonts w:ascii="Arial" w:hAnsi="Arial" w:eastAsia="Arial"/>
+                <w:sz w:val="18"/>
+              </w:rPr>
+            </w:r>
+            <w:r>
+              <w:rPr>
+                <w:rFonts w:ascii="Arial" w:hAnsi="Arial" w:eastAsia="Arial"/>
                 <w:sz w:val="18"/>
               </w:rPr>
               <w:t>file, fileName, attachmentType, remark</w:t>
@@ -2875,11 +3251,15 @@
               <w:keepLines/>
               <w:spacing w:after="0"/>
             </w:pPr>
-            <w:r/>
-            <w:r>
-              <w:rPr>
-                <w:rFonts w:ascii="Arial" w:hAnsi="Arial" w:eastAsia="Arial"/>
-                <w:b w:val="0"/>
+            <w:r>
+              <w:rPr>
+                <w:rFonts w:ascii="Arial" w:hAnsi="Arial" w:eastAsia="Arial"/>
+                <w:sz w:val="18"/>
+              </w:rPr>
+            </w:r>
+            <w:r>
+              <w:rPr>
+                <w:rFonts w:ascii="Arial" w:hAnsi="Arial" w:eastAsia="Arial"/>
                 <w:sz w:val="18"/>
               </w:rPr>
               <w:t>เพิ่มไฟล์ได้; ขนาด &lt;= 5 MB; extension ต้องอยู่ใน allowlist</w:t>
@@ -2901,11 +3281,15 @@
               <w:keepLines/>
               <w:spacing w:after="0"/>
             </w:pPr>
-            <w:r/>
-            <w:r>
-              <w:rPr>
-                <w:rFonts w:ascii="Arial" w:hAnsi="Arial" w:eastAsia="Arial"/>
-                <w:b w:val="0"/>
+            <w:r>
+              <w:rPr>
+                <w:rFonts w:ascii="Arial" w:hAnsi="Arial" w:eastAsia="Arial"/>
+                <w:sz w:val="18"/>
+              </w:rPr>
+            </w:r>
+            <w:r>
+              <w:rPr>
+                <w:rFonts w:ascii="Arial" w:hAnsi="Arial" w:eastAsia="Arial"/>
                 <w:sz w:val="18"/>
               </w:rPr>
               <w:t>แผงพิจารณา</w:t>
@@ -2922,11 +3306,15 @@
               <w:keepLines/>
               <w:spacing w:after="0"/>
             </w:pPr>
-            <w:r/>
-            <w:r>
-              <w:rPr>
-                <w:rFonts w:ascii="Arial" w:hAnsi="Arial" w:eastAsia="Arial"/>
-                <w:b w:val="0"/>
+            <w:r>
+              <w:rPr>
+                <w:rFonts w:ascii="Arial" w:hAnsi="Arial" w:eastAsia="Arial"/>
+                <w:sz w:val="18"/>
+              </w:rPr>
+            </w:r>
+            <w:r>
+              <w:rPr>
+                <w:rFonts w:ascii="Arial" w:hAnsi="Arial" w:eastAsia="Arial"/>
                 <w:sz w:val="18"/>
               </w:rPr>
               <w:t>result, comment</w:t>
@@ -2943,11 +3331,15 @@
               <w:keepLines/>
               <w:spacing w:after="0"/>
             </w:pPr>
-            <w:r/>
-            <w:r>
-              <w:rPr>
-                <w:rFonts w:ascii="Arial" w:hAnsi="Arial" w:eastAsia="Arial"/>
-                <w:b w:val="0"/>
+            <w:r>
+              <w:rPr>
+                <w:rFonts w:ascii="Arial" w:hAnsi="Arial" w:eastAsia="Arial"/>
+                <w:sz w:val="18"/>
+              </w:rPr>
+            </w:r>
+            <w:r>
+              <w:rPr>
+                <w:rFonts w:ascii="Arial" w:hAnsi="Arial" w:eastAsia="Arial"/>
                 <w:sz w:val="18"/>
               </w:rPr>
               <w:t>result required; comment required เมื่อเลือก เห็นควรไม่ชดเชย</w:t>
@@ -2973,7 +3365,25 @@
         <w:keepNext w:val="0"/>
       </w:pPr>
       <w:r>
-        <w:t>FE ต้อง render ตัวเลือกจาก `actionOptions` ที่ API ส่งมาเท่านั้น และส่ง payload `{result,comment}` โดยไม่คำนวณปลายทาง action เอง</w:t>
+        <w:t xml:space="preserve">FE ต้อง render ตัวเลือกจาก </w:t>
+      </w:r>
+      <w:r>
+        <w:rPr>
+          <w:rFonts w:ascii="Courier New" w:hAnsi="Courier New"/>
+        </w:rPr>
+        <w:t>actionOptions</w:t>
+      </w:r>
+      <w:r>
+        <w:t xml:space="preserve"> ที่ API ส่งมาเท่านั้น และส่ง payload </w:t>
+      </w:r>
+      <w:r>
+        <w:rPr>
+          <w:rFonts w:ascii="Courier New" w:hAnsi="Courier New"/>
+        </w:rPr>
+        <w:t>{result,comment}</w:t>
+      </w:r>
+      <w:r>
+        <w:t xml:space="preserve"> โดยไม่คำนวณปลายทาง action เอง</w:t>
       </w:r>
     </w:p>
     <w:tbl>
@@ -3050,11 +3460,15 @@
               <w:keepLines/>
               <w:spacing w:after="0"/>
             </w:pPr>
-            <w:r/>
-            <w:r>
-              <w:rPr>
-                <w:rFonts w:ascii="Arial" w:hAnsi="Arial" w:eastAsia="Arial"/>
-                <w:b w:val="0"/>
+            <w:r>
+              <w:rPr>
+                <w:rFonts w:ascii="Arial" w:hAnsi="Arial" w:eastAsia="Arial"/>
+                <w:sz w:val="18"/>
+              </w:rPr>
+            </w:r>
+            <w:r>
+              <w:rPr>
+                <w:rFonts w:ascii="Arial" w:hAnsi="Arial" w:eastAsia="Arial"/>
                 <w:sz w:val="18"/>
               </w:rPr>
               <w:t>เห็นควรไม่ชดเชย</w:t>
@@ -3071,11 +3485,15 @@
               <w:keepLines/>
               <w:spacing w:after="0"/>
             </w:pPr>
-            <w:r/>
-            <w:r>
-              <w:rPr>
-                <w:rFonts w:ascii="Arial" w:hAnsi="Arial" w:eastAsia="Arial"/>
-                <w:b w:val="0"/>
+            <w:r>
+              <w:rPr>
+                <w:rFonts w:ascii="Arial" w:hAnsi="Arial" w:eastAsia="Arial"/>
+                <w:sz w:val="18"/>
+              </w:rPr>
+            </w:r>
+            <w:r>
+              <w:rPr>
+                <w:rFonts w:ascii="Arial" w:hAnsi="Arial" w:eastAsia="Arial"/>
                 <w:sz w:val="18"/>
               </w:rPr>
               <w:t>ต้องกรอก comment</w:t>
@@ -3097,11 +3515,15 @@
               <w:keepLines/>
               <w:spacing w:after="0"/>
             </w:pPr>
-            <w:r/>
-            <w:r>
-              <w:rPr>
-                <w:rFonts w:ascii="Arial" w:hAnsi="Arial" w:eastAsia="Arial"/>
-                <w:b w:val="0"/>
+            <w:r>
+              <w:rPr>
+                <w:rFonts w:ascii="Arial" w:hAnsi="Arial" w:eastAsia="Arial"/>
+                <w:sz w:val="18"/>
+              </w:rPr>
+            </w:r>
+            <w:r>
+              <w:rPr>
+                <w:rFonts w:ascii="Arial" w:hAnsi="Arial" w:eastAsia="Arial"/>
                 <w:sz w:val="18"/>
               </w:rPr>
               <w:t>หยุดชดเชยประกันรายได้</w:t>
@@ -3118,11 +3540,15 @@
               <w:keepLines/>
               <w:spacing w:after="0"/>
             </w:pPr>
-            <w:r/>
-            <w:r>
-              <w:rPr>
-                <w:rFonts w:ascii="Arial" w:hAnsi="Arial" w:eastAsia="Arial"/>
-                <w:b w:val="0"/>
+            <w:r>
+              <w:rPr>
+                <w:rFonts w:ascii="Arial" w:hAnsi="Arial" w:eastAsia="Arial"/>
+                <w:sz w:val="18"/>
+              </w:rPr>
+            </w:r>
+            <w:r>
+              <w:rPr>
+                <w:rFonts w:ascii="Arial" w:hAnsi="Arial" w:eastAsia="Arial"/>
                 <w:sz w:val="18"/>
               </w:rPr>
               <w:t>comment optional</w:t>
@@ -3144,14 +3570,18 @@
               <w:keepLines/>
               <w:spacing w:after="0"/>
             </w:pPr>
-            <w:r/>
-            <w:r>
-              <w:rPr>
-                <w:rFonts w:ascii="Arial" w:hAnsi="Arial" w:eastAsia="Arial"/>
-                <w:b w:val="0"/>
-                <w:sz w:val="18"/>
-              </w:rPr>
-              <w:t>ส่งฝ่ายส่งเสริมธุรกิจ SBP</w:t>
+            <w:r>
+              <w:rPr>
+                <w:rFonts w:ascii="Arial" w:hAnsi="Arial" w:eastAsia="Arial"/>
+                <w:sz w:val="18"/>
+              </w:rPr>
+            </w:r>
+            <w:r>
+              <w:rPr>
+                <w:rFonts w:ascii="Arial" w:hAnsi="Arial" w:eastAsia="Arial"/>
+                <w:sz w:val="18"/>
+              </w:rPr>
+              <w:t>ส่งหน่วยงานส่งเสริมธุรกิจ SBP</w:t>
             </w:r>
           </w:p>
         </w:tc>
@@ -3165,11 +3595,15 @@
               <w:keepLines/>
               <w:spacing w:after="0"/>
             </w:pPr>
-            <w:r/>
-            <w:r>
-              <w:rPr>
-                <w:rFonts w:ascii="Arial" w:hAnsi="Arial" w:eastAsia="Arial"/>
-                <w:b w:val="0"/>
+            <w:r>
+              <w:rPr>
+                <w:rFonts w:ascii="Arial" w:hAnsi="Arial" w:eastAsia="Arial"/>
+                <w:sz w:val="18"/>
+              </w:rPr>
+            </w:r>
+            <w:r>
+              <w:rPr>
+                <w:rFonts w:ascii="Arial" w:hAnsi="Arial" w:eastAsia="Arial"/>
                 <w:sz w:val="18"/>
               </w:rPr>
               <w:t>comment optional</w:t>
@@ -3191,11 +3625,15 @@
               <w:keepLines/>
               <w:spacing w:after="0"/>
             </w:pPr>
-            <w:r/>
-            <w:r>
-              <w:rPr>
-                <w:rFonts w:ascii="Arial" w:hAnsi="Arial" w:eastAsia="Arial"/>
-                <w:b w:val="0"/>
+            <w:r>
+              <w:rPr>
+                <w:rFonts w:ascii="Arial" w:hAnsi="Arial" w:eastAsia="Arial"/>
+                <w:sz w:val="18"/>
+              </w:rPr>
+            </w:r>
+            <w:r>
+              <w:rPr>
+                <w:rFonts w:ascii="Arial" w:hAnsi="Arial" w:eastAsia="Arial"/>
                 <w:sz w:val="18"/>
               </w:rPr>
               <w:t>ส่งเจ้าหน้าที่ SBP DSA ดำเนินการ</w:t>
@@ -3212,11 +3650,15 @@
               <w:keepLines/>
               <w:spacing w:after="0"/>
             </w:pPr>
-            <w:r/>
-            <w:r>
-              <w:rPr>
-                <w:rFonts w:ascii="Arial" w:hAnsi="Arial" w:eastAsia="Arial"/>
-                <w:b w:val="0"/>
+            <w:r>
+              <w:rPr>
+                <w:rFonts w:ascii="Arial" w:hAnsi="Arial" w:eastAsia="Arial"/>
+                <w:sz w:val="18"/>
+              </w:rPr>
+            </w:r>
+            <w:r>
+              <w:rPr>
+                <w:rFonts w:ascii="Arial" w:hAnsi="Arial" w:eastAsia="Arial"/>
                 <w:sz w:val="18"/>
               </w:rPr>
               <w:t>comment optional</w:t>
@@ -3338,6 +3780,8 @@
               <w:br/>
               <w:t xml:space="preserve">    {</w:t>
               <w:br/>
+              <w:t xml:space="preserve">      "value": "เห็นควรไม่ชดเชย",</w:t>
+              <w:br/>
               <w:t xml:space="preserve">      "label": "เห็นควรไม่ชดเชย",</w:t>
               <w:br/>
               <w:t xml:space="preserve">      "requireComment": true</w:t>
@@ -3345,6 +3789,8 @@
               <w:t xml:space="preserve">    },</w:t>
               <w:br/>
               <w:t xml:space="preserve">    {</w:t>
+              <w:br/>
+              <w:t xml:space="preserve">      "value": "หยุดชดเชยประกันรายได้",</w:t>
               <w:br/>
               <w:t xml:space="preserve">      "label": "หยุดชดเชยประกันรายได้",</w:t>
               <w:br/>
@@ -3354,13 +3800,17 @@
               <w:br/>
               <w:t xml:space="preserve">    {</w:t>
               <w:br/>
-              <w:t xml:space="preserve">      "label": "ส่งฝ่ายส่งเสริมธุรกิจ SBP",</w:t>
+              <w:t xml:space="preserve">      "value": "ส่งหน่วยงานส่งเสริมธุรกิจ SBP",</w:t>
+              <w:br/>
+              <w:t xml:space="preserve">      "label": "ส่งหน่วยงานส่งเสริมธุรกิจ SBP",</w:t>
               <w:br/>
               <w:t xml:space="preserve">      "requireComment": false</w:t>
               <w:br/>
               <w:t xml:space="preserve">    },</w:t>
               <w:br/>
               <w:t xml:space="preserve">    {</w:t>
+              <w:br/>
+              <w:t xml:space="preserve">      "value": "ส่งเจ้าหน้าที่ SBP DSA ดำเนินการ",</w:t>
               <w:br/>
               <w:t xml:space="preserve">      "label": "ส่งเจ้าหน้าที่ SBP DSA ดำเนินการ",</w:t>
               <w:br/>
@@ -3462,11 +3912,15 @@
               <w:keepLines/>
               <w:spacing w:after="0"/>
             </w:pPr>
-            <w:r/>
-            <w:r>
-              <w:rPr>
-                <w:rFonts w:ascii="Arial" w:hAnsi="Arial" w:eastAsia="Arial"/>
-                <w:b w:val="0"/>
+            <w:r>
+              <w:rPr>
+                <w:rFonts w:ascii="Arial" w:hAnsi="Arial" w:eastAsia="Arial"/>
+                <w:sz w:val="18"/>
+              </w:rPr>
+            </w:r>
+            <w:r>
+              <w:rPr>
+                <w:rFonts w:ascii="Arial" w:hAnsi="Arial" w:eastAsia="Arial"/>
                 <w:sz w:val="18"/>
               </w:rPr>
               <w:t>กดส่งดำเนินการโดยไม่เลือกผลการพิจารณา</w:t>
@@ -3483,11 +3937,15 @@
               <w:keepLines/>
               <w:spacing w:after="0"/>
             </w:pPr>
-            <w:r/>
-            <w:r>
-              <w:rPr>
-                <w:rFonts w:ascii="Arial" w:hAnsi="Arial" w:eastAsia="Arial"/>
-                <w:b w:val="0"/>
+            <w:r>
+              <w:rPr>
+                <w:rFonts w:ascii="Arial" w:hAnsi="Arial" w:eastAsia="Arial"/>
+                <w:sz w:val="18"/>
+              </w:rPr>
+            </w:r>
+            <w:r>
+              <w:rPr>
+                <w:rFonts w:ascii="Arial" w:hAnsi="Arial" w:eastAsia="Arial"/>
                 <w:sz w:val="18"/>
               </w:rPr>
               <w:t>ท่านยังไม่เลือกผลการพิจารณา กรุณาเลือกข้อมูลก่อนกดส่งดำเนินการ</w:t>
@@ -3509,11 +3967,15 @@
               <w:keepLines/>
               <w:spacing w:after="0"/>
             </w:pPr>
-            <w:r/>
-            <w:r>
-              <w:rPr>
-                <w:rFonts w:ascii="Arial" w:hAnsi="Arial" w:eastAsia="Arial"/>
-                <w:b w:val="0"/>
+            <w:r>
+              <w:rPr>
+                <w:rFonts w:ascii="Arial" w:hAnsi="Arial" w:eastAsia="Arial"/>
+                <w:sz w:val="18"/>
+              </w:rPr>
+            </w:r>
+            <w:r>
+              <w:rPr>
+                <w:rFonts w:ascii="Arial" w:hAnsi="Arial" w:eastAsia="Arial"/>
                 <w:sz w:val="18"/>
               </w:rPr>
               <w:t>result ที่ requireComment=true แต่ comment ว่าง</w:t>
@@ -3530,11 +3992,15 @@
               <w:keepLines/>
               <w:spacing w:after="0"/>
             </w:pPr>
-            <w:r/>
-            <w:r>
-              <w:rPr>
-                <w:rFonts w:ascii="Arial" w:hAnsi="Arial" w:eastAsia="Arial"/>
-                <w:b w:val="0"/>
+            <w:r>
+              <w:rPr>
+                <w:rFonts w:ascii="Arial" w:hAnsi="Arial" w:eastAsia="Arial"/>
+                <w:sz w:val="18"/>
+              </w:rPr>
+            </w:r>
+            <w:r>
+              <w:rPr>
+                <w:rFonts w:ascii="Arial" w:hAnsi="Arial" w:eastAsia="Arial"/>
                 <w:sz w:val="18"/>
               </w:rPr>
               <w:t>กรุณากรอกความคิดเห็นเพิ่มเติม (บังคับกรอกสำหรับผลการพิจารณานี้) ก่อนส่งดำเนินการ</w:t>
@@ -3556,11 +4022,15 @@
               <w:keepLines/>
               <w:spacing w:after="0"/>
             </w:pPr>
-            <w:r/>
-            <w:r>
-              <w:rPr>
-                <w:rFonts w:ascii="Arial" w:hAnsi="Arial" w:eastAsia="Arial"/>
-                <w:b w:val="0"/>
+            <w:r>
+              <w:rPr>
+                <w:rFonts w:ascii="Arial" w:hAnsi="Arial" w:eastAsia="Arial"/>
+                <w:sz w:val="18"/>
+              </w:rPr>
+            </w:r>
+            <w:r>
+              <w:rPr>
+                <w:rFonts w:ascii="Arial" w:hAnsi="Arial" w:eastAsia="Arial"/>
                 <w:sz w:val="18"/>
               </w:rPr>
               <w:t>ผลรวม %ชดเชยร้านเปิดใหม่ไม่เท่ากับ 100</w:t>
@@ -3577,11 +4047,15 @@
               <w:keepLines/>
               <w:spacing w:after="0"/>
             </w:pPr>
-            <w:r/>
-            <w:r>
-              <w:rPr>
-                <w:rFonts w:ascii="Arial" w:hAnsi="Arial" w:eastAsia="Arial"/>
-                <w:b w:val="0"/>
+            <w:r>
+              <w:rPr>
+                <w:rFonts w:ascii="Arial" w:hAnsi="Arial" w:eastAsia="Arial"/>
+                <w:sz w:val="18"/>
+              </w:rPr>
+            </w:r>
+            <w:r>
+              <w:rPr>
+                <w:rFonts w:ascii="Arial" w:hAnsi="Arial" w:eastAsia="Arial"/>
                 <w:sz w:val="18"/>
               </w:rPr>
               <w:t>โปรดตรวจสอบ %ชดเชย ของท่าน รวมกันแล้วไม่เท่ากับ 100%</w:t>
@@ -3676,11 +4150,15 @@
               <w:keepLines/>
               <w:spacing w:after="0"/>
             </w:pPr>
-            <w:r/>
-            <w:r>
-              <w:rPr>
-                <w:rFonts w:ascii="Arial" w:hAnsi="Arial" w:eastAsia="Arial"/>
-                <w:b w:val="0"/>
+            <w:r>
+              <w:rPr>
+                <w:rFonts w:ascii="Arial" w:hAnsi="Arial" w:eastAsia="Arial"/>
+                <w:sz w:val="18"/>
+              </w:rPr>
+            </w:r>
+            <w:r>
+              <w:rPr>
+                <w:rFonts w:ascii="Arial" w:hAnsi="Arial" w:eastAsia="Arial"/>
                 <w:sz w:val="18"/>
               </w:rPr>
               <w:t>1</w:t>
@@ -3697,11 +4175,15 @@
               <w:keepLines/>
               <w:spacing w:after="0"/>
             </w:pPr>
-            <w:r/>
-            <w:r>
-              <w:rPr>
-                <w:rFonts w:ascii="Arial" w:hAnsi="Arial" w:eastAsia="Arial"/>
-                <w:b w:val="0"/>
+            <w:r>
+              <w:rPr>
+                <w:rFonts w:ascii="Arial" w:hAnsi="Arial" w:eastAsia="Arial"/>
+                <w:sz w:val="18"/>
+              </w:rPr>
+            </w:r>
+            <w:r>
+              <w:rPr>
+                <w:rFonts w:ascii="Arial" w:hAnsi="Arial" w:eastAsia="Arial"/>
                 <w:sz w:val="18"/>
               </w:rPr>
               <w:t>เปิดด้วย roleProfileCode=P-06 แล้ว sec-calc ต้องไม่ render</w:t>
@@ -3723,11 +4205,15 @@
               <w:keepLines/>
               <w:spacing w:after="0"/>
             </w:pPr>
-            <w:r/>
-            <w:r>
-              <w:rPr>
-                <w:rFonts w:ascii="Arial" w:hAnsi="Arial" w:eastAsia="Arial"/>
-                <w:b w:val="0"/>
+            <w:r>
+              <w:rPr>
+                <w:rFonts w:ascii="Arial" w:hAnsi="Arial" w:eastAsia="Arial"/>
+                <w:sz w:val="18"/>
+              </w:rPr>
+            </w:r>
+            <w:r>
+              <w:rPr>
+                <w:rFonts w:ascii="Arial" w:hAnsi="Arial" w:eastAsia="Arial"/>
                 <w:sz w:val="18"/>
               </w:rPr>
               <w:t>2</w:t>
@@ -3744,11 +4230,15 @@
               <w:keepLines/>
               <w:spacing w:after="0"/>
             </w:pPr>
-            <w:r/>
-            <w:r>
-              <w:rPr>
-                <w:rFonts w:ascii="Arial" w:hAnsi="Arial" w:eastAsia="Arial"/>
-                <w:b w:val="0"/>
+            <w:r>
+              <w:rPr>
+                <w:rFonts w:ascii="Arial" w:hAnsi="Arial" w:eastAsia="Arial"/>
+                <w:sz w:val="18"/>
+              </w:rPr>
+            </w:r>
+            <w:r>
+              <w:rPr>
+                <w:rFonts w:ascii="Arial" w:hAnsi="Arial" w:eastAsia="Arial"/>
                 <w:sz w:val="18"/>
               </w:rPr>
               <w:t>section ร้านเปิดใหม่/คู่แข่ง/ปัจจัยต้องไม่มี input/edit/delete/save</w:t>
@@ -3770,11 +4260,15 @@
               <w:keepLines/>
               <w:spacing w:after="0"/>
             </w:pPr>
-            <w:r/>
-            <w:r>
-              <w:rPr>
-                <w:rFonts w:ascii="Arial" w:hAnsi="Arial" w:eastAsia="Arial"/>
-                <w:b w:val="0"/>
+            <w:r>
+              <w:rPr>
+                <w:rFonts w:ascii="Arial" w:hAnsi="Arial" w:eastAsia="Arial"/>
+                <w:sz w:val="18"/>
+              </w:rPr>
+            </w:r>
+            <w:r>
+              <w:rPr>
+                <w:rFonts w:ascii="Arial" w:hAnsi="Arial" w:eastAsia="Arial"/>
                 <w:sz w:val="18"/>
               </w:rPr>
               <w:t>3</w:t>
@@ -3791,11 +4285,15 @@
               <w:keepLines/>
               <w:spacing w:after="0"/>
             </w:pPr>
-            <w:r/>
-            <w:r>
-              <w:rPr>
-                <w:rFonts w:ascii="Arial" w:hAnsi="Arial" w:eastAsia="Arial"/>
-                <w:b w:val="0"/>
+            <w:r>
+              <w:rPr>
+                <w:rFonts w:ascii="Arial" w:hAnsi="Arial" w:eastAsia="Arial"/>
+                <w:sz w:val="18"/>
+              </w:rPr>
+            </w:r>
+            <w:r>
+              <w:rPr>
+                <w:rFonts w:ascii="Arial" w:hAnsi="Arial" w:eastAsia="Arial"/>
                 <w:sz w:val="18"/>
               </w:rPr>
               <w:t>ไม่เลือก result แล้วกดส่ง ต้องแสดง popup verbatim</w:t>
@@ -3817,11 +4315,15 @@
               <w:keepLines/>
               <w:spacing w:after="0"/>
             </w:pPr>
-            <w:r/>
-            <w:r>
-              <w:rPr>
-                <w:rFonts w:ascii="Arial" w:hAnsi="Arial" w:eastAsia="Arial"/>
-                <w:b w:val="0"/>
+            <w:r>
+              <w:rPr>
+                <w:rFonts w:ascii="Arial" w:hAnsi="Arial" w:eastAsia="Arial"/>
+                <w:sz w:val="18"/>
+              </w:rPr>
+            </w:r>
+            <w:r>
+              <w:rPr>
+                <w:rFonts w:ascii="Arial" w:hAnsi="Arial" w:eastAsia="Arial"/>
                 <w:sz w:val="18"/>
               </w:rPr>
               <w:t>4</w:t>
@@ -3838,11 +4340,15 @@
               <w:keepLines/>
               <w:spacing w:after="0"/>
             </w:pPr>
-            <w:r/>
-            <w:r>
-              <w:rPr>
-                <w:rFonts w:ascii="Arial" w:hAnsi="Arial" w:eastAsia="Arial"/>
-                <w:b w:val="0"/>
+            <w:r>
+              <w:rPr>
+                <w:rFonts w:ascii="Arial" w:hAnsi="Arial" w:eastAsia="Arial"/>
+                <w:sz w:val="18"/>
+              </w:rPr>
+            </w:r>
+            <w:r>
+              <w:rPr>
+                <w:rFonts w:ascii="Arial" w:hAnsi="Arial" w:eastAsia="Arial"/>
                 <w:sz w:val="18"/>
               </w:rPr>
               <w:t>เลือก เห็นควรไม่ชดเชย โดยไม่กรอก comment ต้อง error ACTION_COMMENT_REQUIRED</w:t>
@@ -3864,11 +4370,15 @@
               <w:keepLines/>
               <w:spacing w:after="0"/>
             </w:pPr>
-            <w:r/>
-            <w:r>
-              <w:rPr>
-                <w:rFonts w:ascii="Arial" w:hAnsi="Arial" w:eastAsia="Arial"/>
-                <w:b w:val="0"/>
+            <w:r>
+              <w:rPr>
+                <w:rFonts w:ascii="Arial" w:hAnsi="Arial" w:eastAsia="Arial"/>
+                <w:sz w:val="18"/>
+              </w:rPr>
+            </w:r>
+            <w:r>
+              <w:rPr>
+                <w:rFonts w:ascii="Arial" w:hAnsi="Arial" w:eastAsia="Arial"/>
                 <w:sz w:val="18"/>
               </w:rPr>
               <w:t>5</w:t>
@@ -3885,11 +4395,15 @@
               <w:keepLines/>
               <w:spacing w:after="0"/>
             </w:pPr>
-            <w:r/>
-            <w:r>
-              <w:rPr>
-                <w:rFonts w:ascii="Arial" w:hAnsi="Arial" w:eastAsia="Arial"/>
-                <w:b w:val="0"/>
+            <w:r>
+              <w:rPr>
+                <w:rFonts w:ascii="Arial" w:hAnsi="Arial" w:eastAsia="Arial"/>
+                <w:sz w:val="18"/>
+              </w:rPr>
+            </w:r>
+            <w:r>
+              <w:rPr>
+                <w:rFonts w:ascii="Arial" w:hAnsi="Arial" w:eastAsia="Arial"/>
                 <w:sz w:val="18"/>
               </w:rPr>
               <w:t>upload ไฟล์เกิน 5 MB ต้อง error FILE_TOO_LARGE</w:t>
@@ -3984,11 +4498,15 @@
               <w:keepLines/>
               <w:spacing w:after="0"/>
             </w:pPr>
-            <w:r/>
-            <w:r>
-              <w:rPr>
-                <w:rFonts w:ascii="Arial" w:hAnsi="Arial" w:eastAsia="Arial"/>
-                <w:b w:val="0"/>
+            <w:r>
+              <w:rPr>
+                <w:rFonts w:ascii="Arial" w:hAnsi="Arial" w:eastAsia="Arial"/>
+                <w:sz w:val="18"/>
+              </w:rPr>
+            </w:r>
+            <w:r>
+              <w:rPr>
+                <w:rFonts w:ascii="Arial" w:hAnsi="Arial" w:eastAsia="Arial"/>
                 <w:sz w:val="18"/>
               </w:rPr>
               <w:t>Input</w:t>
@@ -4005,11 +4523,15 @@
               <w:keepLines/>
               <w:spacing w:after="0"/>
             </w:pPr>
-            <w:r/>
-            <w:r>
-              <w:rPr>
-                <w:rFonts w:ascii="Arial" w:hAnsi="Arial" w:eastAsia="Arial"/>
-                <w:b w:val="0"/>
+            <w:r>
+              <w:rPr>
+                <w:rFonts w:ascii="Arial" w:hAnsi="Arial" w:eastAsia="Arial"/>
+                <w:sz w:val="18"/>
+              </w:rPr>
+            </w:r>
+            <w:r>
+              <w:rPr>
+                <w:rFonts w:ascii="Arial" w:hAnsi="Arial" w:eastAsia="Arial"/>
                 <w:sz w:val="18"/>
               </w:rPr>
               <w:t>GET /api/v1/documents/{docNo}; POST /api/v1/documents/{docNo}/actions</w:t>
@@ -4031,11 +4553,15 @@
               <w:keepLines/>
               <w:spacing w:after="0"/>
             </w:pPr>
-            <w:r/>
-            <w:r>
-              <w:rPr>
-                <w:rFonts w:ascii="Arial" w:hAnsi="Arial" w:eastAsia="Arial"/>
-                <w:b w:val="0"/>
+            <w:r>
+              <w:rPr>
+                <w:rFonts w:ascii="Arial" w:hAnsi="Arial" w:eastAsia="Arial"/>
+                <w:sz w:val="18"/>
+              </w:rPr>
+            </w:r>
+            <w:r>
+              <w:rPr>
+                <w:rFonts w:ascii="Arial" w:hAnsi="Arial" w:eastAsia="Arial"/>
                 <w:sz w:val="18"/>
               </w:rPr>
               <w:t>Progress</w:t>
@@ -4052,11 +4578,15 @@
               <w:keepLines/>
               <w:spacing w:after="0"/>
             </w:pPr>
-            <w:r/>
-            <w:r>
-              <w:rPr>
-                <w:rFonts w:ascii="Arial" w:hAnsi="Arial" w:eastAsia="Arial"/>
-                <w:b w:val="0"/>
+            <w:r>
+              <w:rPr>
+                <w:rFonts w:ascii="Arial" w:hAnsi="Arial" w:eastAsia="Arial"/>
+                <w:sz w:val="18"/>
+              </w:rPr>
+            </w:r>
+            <w:r>
+              <w:rPr>
+                <w:rFonts w:ascii="Arial" w:hAnsi="Arial" w:eastAsia="Arial"/>
                 <w:sz w:val="18"/>
               </w:rPr>
               <w:t>Load document detail; Apply visibleSections and editableSections; Render fields/actions for this role only; Validate popup text</w:t>
@@ -4078,11 +4608,15 @@
               <w:keepLines/>
               <w:spacing w:after="0"/>
             </w:pPr>
-            <w:r/>
-            <w:r>
-              <w:rPr>
-                <w:rFonts w:ascii="Arial" w:hAnsi="Arial" w:eastAsia="Arial"/>
-                <w:b w:val="0"/>
+            <w:r>
+              <w:rPr>
+                <w:rFonts w:ascii="Arial" w:hAnsi="Arial" w:eastAsia="Arial"/>
+                <w:sz w:val="18"/>
+              </w:rPr>
+            </w:r>
+            <w:r>
+              <w:rPr>
+                <w:rFonts w:ascii="Arial" w:hAnsi="Arial" w:eastAsia="Arial"/>
                 <w:sz w:val="18"/>
               </w:rPr>
               <w:t>Output</w:t>
@@ -4099,11 +4633,15 @@
               <w:keepLines/>
               <w:spacing w:after="0"/>
             </w:pPr>
-            <w:r/>
-            <w:r>
-              <w:rPr>
-                <w:rFonts w:ascii="Arial" w:hAnsi="Arial" w:eastAsia="Arial"/>
-                <w:b w:val="0"/>
+            <w:r>
+              <w:rPr>
+                <w:rFonts w:ascii="Arial" w:hAnsi="Arial" w:eastAsia="Arial"/>
+                <w:sz w:val="18"/>
+              </w:rPr>
+            </w:r>
+            <w:r>
+              <w:rPr>
+                <w:rFonts w:ascii="Arial" w:hAnsi="Arial" w:eastAsia="Arial"/>
                 <w:sz w:val="18"/>
               </w:rPr>
               <w:t>Rendered UI state or normalized API response with status/message and audit-ready trace reference.</w:t>
@@ -4221,11 +4759,15 @@
               <w:keepLines/>
               <w:spacing w:after="0"/>
             </w:pPr>
-            <w:r/>
-            <w:r>
-              <w:rPr>
-                <w:rFonts w:ascii="Arial" w:hAnsi="Arial" w:eastAsia="Arial"/>
-                <w:b w:val="0"/>
+            <w:r>
+              <w:rPr>
+                <w:rFonts w:ascii="Arial" w:hAnsi="Arial" w:eastAsia="Arial"/>
+                <w:sz w:val="18"/>
+              </w:rPr>
+            </w:r>
+            <w:r>
+              <w:rPr>
+                <w:rFonts w:ascii="Arial" w:hAnsi="Arial" w:eastAsia="Arial"/>
                 <w:sz w:val="18"/>
               </w:rPr>
               <w:t>Load exact profile</w:t>
@@ -4242,11 +4784,15 @@
               <w:keepLines/>
               <w:spacing w:after="0"/>
             </w:pPr>
-            <w:r/>
-            <w:r>
-              <w:rPr>
-                <w:rFonts w:ascii="Arial" w:hAnsi="Arial" w:eastAsia="Arial"/>
-                <w:b w:val="0"/>
+            <w:r>
+              <w:rPr>
+                <w:rFonts w:ascii="Arial" w:hAnsi="Arial" w:eastAsia="Arial"/>
+                <w:sz w:val="18"/>
+              </w:rPr>
+            </w:r>
+            <w:r>
+              <w:rPr>
+                <w:rFonts w:ascii="Arial" w:hAnsi="Arial" w:eastAsia="Arial"/>
                 <w:sz w:val="18"/>
               </w:rPr>
               <w:t>เรียก GET /api/v1/documents/{docNo} และยืนยัน roleProfileCode=P-06, statusCode=06 ก่อน render action state</w:t>
@@ -4263,11 +4809,15 @@
               <w:keepLines/>
               <w:spacing w:after="0"/>
             </w:pPr>
-            <w:r/>
-            <w:r>
-              <w:rPr>
-                <w:rFonts w:ascii="Arial" w:hAnsi="Arial" w:eastAsia="Arial"/>
-                <w:b w:val="0"/>
+            <w:r>
+              <w:rPr>
+                <w:rFonts w:ascii="Arial" w:hAnsi="Arial" w:eastAsia="Arial"/>
+                <w:sz w:val="18"/>
+              </w:rPr>
+            </w:r>
+            <w:r>
+              <w:rPr>
+                <w:rFonts w:ascii="Arial" w:hAnsi="Arial" w:eastAsia="Arial"/>
                 <w:sz w:val="18"/>
               </w:rPr>
               <w:t>profile mismatch ต้อง fail closed; ไม่ใช้ role switcher เพื่อจำลอง P-06</w:t>
@@ -4289,11 +4839,15 @@
               <w:keepLines/>
               <w:spacing w:after="0"/>
             </w:pPr>
-            <w:r/>
-            <w:r>
-              <w:rPr>
-                <w:rFonts w:ascii="Arial" w:hAnsi="Arial" w:eastAsia="Arial"/>
-                <w:b w:val="0"/>
+            <w:r>
+              <w:rPr>
+                <w:rFonts w:ascii="Arial" w:hAnsi="Arial" w:eastAsia="Arial"/>
+                <w:sz w:val="18"/>
+              </w:rPr>
+            </w:r>
+            <w:r>
+              <w:rPr>
+                <w:rFonts w:ascii="Arial" w:hAnsi="Arial" w:eastAsia="Arial"/>
                 <w:sz w:val="18"/>
               </w:rPr>
               <w:t>Render profile sections</w:t>
@@ -4310,11 +4864,15 @@
               <w:keepLines/>
               <w:spacing w:after="0"/>
             </w:pPr>
-            <w:r/>
-            <w:r>
-              <w:rPr>
-                <w:rFonts w:ascii="Arial" w:hAnsi="Arial" w:eastAsia="Arial"/>
-                <w:b w:val="0"/>
+            <w:r>
+              <w:rPr>
+                <w:rFonts w:ascii="Arial" w:hAnsi="Arial" w:eastAsia="Arial"/>
+                <w:sz w:val="18"/>
+              </w:rPr>
+            </w:r>
+            <w:r>
+              <w:rPr>
+                <w:rFonts w:ascii="Arial" w:hAnsi="Arial" w:eastAsia="Arial"/>
                 <w:sz w:val="18"/>
               </w:rPr>
               <w:t>render เฉพาะ visibleSections ของ P-06: doc-header, sec-sales, sec-map, sec-newstore, sec-competitor, sec-factor, sec-attach, sec-comp-history, sec-decision-history, sec-action; ซ่อน: sec-calc</w:t>
@@ -4331,11 +4889,15 @@
               <w:keepLines/>
               <w:spacing w:after="0"/>
             </w:pPr>
-            <w:r/>
-            <w:r>
-              <w:rPr>
-                <w:rFonts w:ascii="Arial" w:hAnsi="Arial" w:eastAsia="Arial"/>
-                <w:b w:val="0"/>
+            <w:r>
+              <w:rPr>
+                <w:rFonts w:ascii="Arial" w:hAnsi="Arial" w:eastAsia="Arial"/>
+                <w:sz w:val="18"/>
+              </w:rPr>
+            </w:r>
+            <w:r>
+              <w:rPr>
+                <w:rFonts w:ascii="Arial" w:hAnsi="Arial" w:eastAsia="Arial"/>
                 <w:sz w:val="18"/>
               </w:rPr>
               <w:t>section ที่ซ่อนต้องไม่อยู่ใน DOM และ section key ที่ไม่รู้จักต้อง log/ignore แบบ fail closed</w:t>
@@ -4357,11 +4919,15 @@
               <w:keepLines/>
               <w:spacing w:after="0"/>
             </w:pPr>
-            <w:r/>
-            <w:r>
-              <w:rPr>
-                <w:rFonts w:ascii="Arial" w:hAnsi="Arial" w:eastAsia="Arial"/>
-                <w:b w:val="0"/>
+            <w:r>
+              <w:rPr>
+                <w:rFonts w:ascii="Arial" w:hAnsi="Arial" w:eastAsia="Arial"/>
+                <w:sz w:val="18"/>
+              </w:rPr>
+            </w:r>
+            <w:r>
+              <w:rPr>
+                <w:rFonts w:ascii="Arial" w:hAnsi="Arial" w:eastAsia="Arial"/>
                 <w:sz w:val="18"/>
               </w:rPr>
               <w:t>Apply edit boundary</w:t>
@@ -4378,11 +4944,15 @@
               <w:keepLines/>
               <w:spacing w:after="0"/>
             </w:pPr>
-            <w:r/>
-            <w:r>
-              <w:rPr>
-                <w:rFonts w:ascii="Arial" w:hAnsi="Arial" w:eastAsia="Arial"/>
-                <w:b w:val="0"/>
+            <w:r>
+              <w:rPr>
+                <w:rFonts w:ascii="Arial" w:hAnsi="Arial" w:eastAsia="Arial"/>
+                <w:sz w:val="18"/>
+              </w:rPr>
+            </w:r>
+            <w:r>
+              <w:rPr>
+                <w:rFonts w:ascii="Arial" w:hAnsi="Arial" w:eastAsia="Arial"/>
                 <w:sz w:val="18"/>
               </w:rPr>
               <w:t>เปิด mutation control เฉพาะ editableSections ของ P-06: ไม่มี; business section ทั้งหมด read-only</w:t>
@@ -4399,11 +4969,15 @@
               <w:keepLines/>
               <w:spacing w:after="0"/>
             </w:pPr>
-            <w:r/>
-            <w:r>
-              <w:rPr>
-                <w:rFonts w:ascii="Arial" w:hAnsi="Arial" w:eastAsia="Arial"/>
-                <w:b w:val="0"/>
+            <w:r>
+              <w:rPr>
+                <w:rFonts w:ascii="Arial" w:hAnsi="Arial" w:eastAsia="Arial"/>
+                <w:sz w:val="18"/>
+              </w:rPr>
+            </w:r>
+            <w:r>
+              <w:rPr>
+                <w:rFonts w:ascii="Arial" w:hAnsi="Arial" w:eastAsia="Arial"/>
                 <w:sz w:val="18"/>
               </w:rPr>
               <w:t>read-only section ไม่มี focusable input/save/add/delete และ payload ต้องไม่มี field นอก editableSections</w:t>
@@ -4425,11 +4999,15 @@
               <w:keepLines/>
               <w:spacing w:after="0"/>
             </w:pPr>
-            <w:r/>
-            <w:r>
-              <w:rPr>
-                <w:rFonts w:ascii="Arial" w:hAnsi="Arial" w:eastAsia="Arial"/>
-                <w:b w:val="0"/>
+            <w:r>
+              <w:rPr>
+                <w:rFonts w:ascii="Arial" w:hAnsi="Arial" w:eastAsia="Arial"/>
+                <w:sz w:val="18"/>
+              </w:rPr>
+            </w:r>
+            <w:r>
+              <w:rPr>
+                <w:rFonts w:ascii="Arial" w:hAnsi="Arial" w:eastAsia="Arial"/>
                 <w:sz w:val="18"/>
               </w:rPr>
               <w:t>Attachment control</w:t>
@@ -4446,11 +5024,15 @@
               <w:keepLines/>
               <w:spacing w:after="0"/>
             </w:pPr>
-            <w:r/>
-            <w:r>
-              <w:rPr>
-                <w:rFonts w:ascii="Arial" w:hAnsi="Arial" w:eastAsia="Arial"/>
-                <w:b w:val="0"/>
+            <w:r>
+              <w:rPr>
+                <w:rFonts w:ascii="Arial" w:hAnsi="Arial" w:eastAsia="Arial"/>
+                <w:sz w:val="18"/>
+              </w:rPr>
+            </w:r>
+            <w:r>
+              <w:rPr>
+                <w:rFonts w:ascii="Arial" w:hAnsi="Arial" w:eastAsia="Arial"/>
                 <w:sz w:val="18"/>
               </w:rPr>
               <w:t>canUploadAttachment=true สำหรับ SBP DSA; ใช้ allowlist, 5 MB และ scan-status contract</w:t>
@@ -4467,11 +5049,15 @@
               <w:keepLines/>
               <w:spacing w:after="0"/>
             </w:pPr>
-            <w:r/>
-            <w:r>
-              <w:rPr>
-                <w:rFonts w:ascii="Arial" w:hAnsi="Arial" w:eastAsia="Arial"/>
-                <w:b w:val="0"/>
+            <w:r>
+              <w:rPr>
+                <w:rFonts w:ascii="Arial" w:hAnsi="Arial" w:eastAsia="Arial"/>
+                <w:sz w:val="18"/>
+              </w:rPr>
+            </w:r>
+            <w:r>
+              <w:rPr>
+                <w:rFonts w:ascii="Arial" w:hAnsi="Arial" w:eastAsia="Arial"/>
                 <w:sz w:val="18"/>
               </w:rPr>
               <w:t>ปุ่ม upload ตรง flag, FILE_TOO_LARGE/FILE_SCAN_BLOCKED แสดงที่ attachment section</w:t>
@@ -4493,11 +5079,15 @@
               <w:keepLines/>
               <w:spacing w:after="0"/>
             </w:pPr>
-            <w:r/>
-            <w:r>
-              <w:rPr>
-                <w:rFonts w:ascii="Arial" w:hAnsi="Arial" w:eastAsia="Arial"/>
-                <w:b w:val="0"/>
+            <w:r>
+              <w:rPr>
+                <w:rFonts w:ascii="Arial" w:hAnsi="Arial" w:eastAsia="Arial"/>
+                <w:sz w:val="18"/>
+              </w:rPr>
+            </w:r>
+            <w:r>
+              <w:rPr>
+                <w:rFonts w:ascii="Arial" w:hAnsi="Arial" w:eastAsia="Arial"/>
                 <w:sz w:val="18"/>
               </w:rPr>
               <w:t>Render exact action set</w:t>
@@ -4514,14 +5104,18 @@
               <w:keepLines/>
               <w:spacing w:after="0"/>
             </w:pPr>
-            <w:r/>
-            <w:r>
-              <w:rPr>
-                <w:rFonts w:ascii="Arial" w:hAnsi="Arial" w:eastAsia="Arial"/>
-                <w:b w:val="0"/>
-                <w:sz w:val="18"/>
-              </w:rPr>
-              <w:t>แสดง actionOptions ของ P-06 เท่านั้น: เห็นควรไม่ชดเชย; หยุดชดเชยประกันรายได้; ส่งฝ่ายส่งเสริมธุรกิจ SBP; ส่งเจ้าหน้าที่ SBP DSA ดำเนินการ; comment rules: เห็นควรไม่ชดเชย: ต้องกรอก comment; หยุดชดเชยประกันรายได้: comment optional; ส่งฝ่ายส่งเสริมธุรกิจ SBP: comment optional; ส่งเจ้าหน้าที่ SBP DSA ดำเนินการ: comment optional</w:t>
+            <w:r>
+              <w:rPr>
+                <w:rFonts w:ascii="Arial" w:hAnsi="Arial" w:eastAsia="Arial"/>
+                <w:sz w:val="18"/>
+              </w:rPr>
+            </w:r>
+            <w:r>
+              <w:rPr>
+                <w:rFonts w:ascii="Arial" w:hAnsi="Arial" w:eastAsia="Arial"/>
+                <w:sz w:val="18"/>
+              </w:rPr>
+              <w:t>แสดง actionOptions ของ P-06 เท่านั้น: เห็นควรไม่ชดเชย; หยุดชดเชยประกันรายได้; ส่งหน่วยงานส่งเสริมธุรกิจ SBP; ส่งเจ้าหน้าที่ SBP DSA ดำเนินการ; comment rules: เห็นควรไม่ชดเชย: ต้องกรอก comment; หยุดชดเชยประกันรายได้: comment optional; ส่งหน่วยงานส่งเสริมธุรกิจ SBP: comment optional; ส่งเจ้าหน้าที่ SBP DSA ดำเนินการ: comment optional</w:t>
             </w:r>
           </w:p>
         </w:tc>
@@ -4535,11 +5129,15 @@
               <w:keepLines/>
               <w:spacing w:after="0"/>
             </w:pPr>
-            <w:r/>
-            <w:r>
-              <w:rPr>
-                <w:rFonts w:ascii="Arial" w:hAnsi="Arial" w:eastAsia="Arial"/>
-                <w:b w:val="0"/>
+            <w:r>
+              <w:rPr>
+                <w:rFonts w:ascii="Arial" w:hAnsi="Arial" w:eastAsia="Arial"/>
+                <w:sz w:val="18"/>
+              </w:rPr>
+            </w:r>
+            <w:r>
+              <w:rPr>
+                <w:rFonts w:ascii="Arial" w:hAnsi="Arial" w:eastAsia="Arial"/>
                 <w:sz w:val="18"/>
               </w:rPr>
               <w:t>radio label/requireComment มาจาก API และ FE ไม่คำนวณ nextSection</w:t>
@@ -4561,11 +5159,15 @@
               <w:keepLines/>
               <w:spacing w:after="0"/>
             </w:pPr>
-            <w:r/>
-            <w:r>
-              <w:rPr>
-                <w:rFonts w:ascii="Arial" w:hAnsi="Arial" w:eastAsia="Arial"/>
-                <w:b w:val="0"/>
+            <w:r>
+              <w:rPr>
+                <w:rFonts w:ascii="Arial" w:hAnsi="Arial" w:eastAsia="Arial"/>
+                <w:sz w:val="18"/>
+              </w:rPr>
+            </w:r>
+            <w:r>
+              <w:rPr>
+                <w:rFonts w:ascii="Arial" w:hAnsi="Arial" w:eastAsia="Arial"/>
                 <w:sz w:val="18"/>
               </w:rPr>
               <w:t>Submit and reload</w:t>
@@ -4582,11 +5184,15 @@
               <w:keepLines/>
               <w:spacing w:after="0"/>
             </w:pPr>
-            <w:r/>
-            <w:r>
-              <w:rPr>
-                <w:rFonts w:ascii="Arial" w:hAnsi="Arial" w:eastAsia="Arial"/>
-                <w:b w:val="0"/>
+            <w:r>
+              <w:rPr>
+                <w:rFonts w:ascii="Arial" w:hAnsi="Arial" w:eastAsia="Arial"/>
+                <w:sz w:val="18"/>
+              </w:rPr>
+            </w:r>
+            <w:r>
+              <w:rPr>
+                <w:rFonts w:ascii="Arial" w:hAnsi="Arial" w:eastAsia="Arial"/>
                 <w:sz w:val="18"/>
               </w:rPr>
               <w:t>ส่ง result/comment สำหรับ P-06 แล้ว invalidate detail, timeline, task/list cache</w:t>
@@ -4603,11 +5209,15 @@
               <w:keepLines/>
               <w:spacing w:after="0"/>
             </w:pPr>
-            <w:r/>
-            <w:r>
-              <w:rPr>
-                <w:rFonts w:ascii="Arial" w:hAnsi="Arial" w:eastAsia="Arial"/>
-                <w:b w:val="0"/>
+            <w:r>
+              <w:rPr>
+                <w:rFonts w:ascii="Arial" w:hAnsi="Arial" w:eastAsia="Arial"/>
+                <w:sz w:val="18"/>
+              </w:rPr>
+            </w:r>
+            <w:r>
+              <w:rPr>
+                <w:rFonts w:ascii="Arial" w:hAnsi="Arial" w:eastAsia="Arial"/>
                 <w:sz w:val="18"/>
               </w:rPr>
               <w:t>หลัง submit ต้องโหลด status/actionOptions ใหม่และไม่คง action set ของ P-06 เมื่อ workflow เปลี่ยนขั้น</w:t>
@@ -4748,11 +5358,15 @@
               <w:keepLines/>
               <w:spacing w:after="0"/>
             </w:pPr>
-            <w:r/>
-            <w:r>
-              <w:rPr>
-                <w:rFonts w:ascii="Arial" w:hAnsi="Arial" w:eastAsia="Arial"/>
-                <w:b w:val="0"/>
+            <w:r>
+              <w:rPr>
+                <w:rFonts w:ascii="Arial" w:hAnsi="Arial" w:eastAsia="Arial"/>
+                <w:sz w:val="18"/>
+              </w:rPr>
+            </w:r>
+            <w:r>
+              <w:rPr>
+                <w:rFonts w:ascii="Arial" w:hAnsi="Arial" w:eastAsia="Arial"/>
                 <w:sz w:val="18"/>
               </w:rPr>
               <w:t>Load detail</w:t>
@@ -4769,11 +5383,15 @@
               <w:keepLines/>
               <w:spacing w:after="0"/>
             </w:pPr>
-            <w:r/>
-            <w:r>
-              <w:rPr>
-                <w:rFonts w:ascii="Arial" w:hAnsi="Arial" w:eastAsia="Arial"/>
-                <w:b w:val="0"/>
+            <w:r>
+              <w:rPr>
+                <w:rFonts w:ascii="Arial" w:hAnsi="Arial" w:eastAsia="Arial"/>
+                <w:sz w:val="18"/>
+              </w:rPr>
+            </w:r>
+            <w:r>
+              <w:rPr>
+                <w:rFonts w:ascii="Arial" w:hAnsi="Arial" w:eastAsia="Arial"/>
                 <w:sz w:val="18"/>
               </w:rPr>
               <w:t>เปิดเอกสาร</w:t>
@@ -4790,11 +5408,15 @@
               <w:keepLines/>
               <w:spacing w:after="0"/>
             </w:pPr>
-            <w:r/>
-            <w:r>
-              <w:rPr>
-                <w:rFonts w:ascii="Arial" w:hAnsi="Arial" w:eastAsia="Arial"/>
-                <w:b w:val="0"/>
+            <w:r>
+              <w:rPr>
+                <w:rFonts w:ascii="Arial" w:hAnsi="Arial" w:eastAsia="Arial"/>
+                <w:sz w:val="18"/>
+              </w:rPr>
+            </w:r>
+            <w:r>
+              <w:rPr>
+                <w:rFonts w:ascii="Arial" w:hAnsi="Arial" w:eastAsia="Arial"/>
                 <w:sz w:val="18"/>
               </w:rPr>
               <w:t>GET /api/v1/documents/{docNo}</w:t>
@@ -4811,11 +5433,15 @@
               <w:keepLines/>
               <w:spacing w:after="0"/>
             </w:pPr>
-            <w:r/>
-            <w:r>
-              <w:rPr>
-                <w:rFonts w:ascii="Arial" w:hAnsi="Arial" w:eastAsia="Arial"/>
-                <w:b w:val="0"/>
+            <w:r>
+              <w:rPr>
+                <w:rFonts w:ascii="Arial" w:hAnsi="Arial" w:eastAsia="Arial"/>
+                <w:sz w:val="18"/>
+              </w:rPr>
+            </w:r>
+            <w:r>
+              <w:rPr>
+                <w:rFonts w:ascii="Arial" w:hAnsi="Arial" w:eastAsia="Arial"/>
                 <w:sz w:val="18"/>
               </w:rPr>
               <w:t>render role profile</w:t>
@@ -4837,11 +5463,15 @@
               <w:keepLines/>
               <w:spacing w:after="0"/>
             </w:pPr>
-            <w:r/>
-            <w:r>
-              <w:rPr>
-                <w:rFonts w:ascii="Arial" w:hAnsi="Arial" w:eastAsia="Arial"/>
-                <w:b w:val="0"/>
+            <w:r>
+              <w:rPr>
+                <w:rFonts w:ascii="Arial" w:hAnsi="Arial" w:eastAsia="Arial"/>
+                <w:sz w:val="18"/>
+              </w:rPr>
+            </w:r>
+            <w:r>
+              <w:rPr>
+                <w:rFonts w:ascii="Arial" w:hAnsi="Arial" w:eastAsia="Arial"/>
                 <w:sz w:val="18"/>
               </w:rPr>
               <w:t>Save editable section</w:t>
@@ -4858,11 +5488,15 @@
               <w:keepLines/>
               <w:spacing w:after="0"/>
             </w:pPr>
-            <w:r/>
-            <w:r>
-              <w:rPr>
-                <w:rFonts w:ascii="Arial" w:hAnsi="Arial" w:eastAsia="Arial"/>
-                <w:b w:val="0"/>
+            <w:r>
+              <w:rPr>
+                <w:rFonts w:ascii="Arial" w:hAnsi="Arial" w:eastAsia="Arial"/>
+                <w:sz w:val="18"/>
+              </w:rPr>
+            </w:r>
+            <w:r>
+              <w:rPr>
+                <w:rFonts w:ascii="Arial" w:hAnsi="Arial" w:eastAsia="Arial"/>
                 <w:sz w:val="18"/>
               </w:rPr>
               <w:t>ปุ่มบันทึก</w:t>
@@ -4879,11 +5513,15 @@
               <w:keepLines/>
               <w:spacing w:after="0"/>
             </w:pPr>
-            <w:r/>
-            <w:r>
-              <w:rPr>
-                <w:rFonts w:ascii="Arial" w:hAnsi="Arial" w:eastAsia="Arial"/>
-                <w:b w:val="0"/>
+            <w:r>
+              <w:rPr>
+                <w:rFonts w:ascii="Arial" w:hAnsi="Arial" w:eastAsia="Arial"/>
+                <w:sz w:val="18"/>
+              </w:rPr>
+            </w:r>
+            <w:r>
+              <w:rPr>
+                <w:rFonts w:ascii="Arial" w:hAnsi="Arial" w:eastAsia="Arial"/>
                 <w:sz w:val="18"/>
               </w:rPr>
               <w:t>PUT /api/v1/documents/{docNo}</w:t>
@@ -4900,11 +5538,15 @@
               <w:keepLines/>
               <w:spacing w:after="0"/>
             </w:pPr>
-            <w:r/>
-            <w:r>
-              <w:rPr>
-                <w:rFonts w:ascii="Arial" w:hAnsi="Arial" w:eastAsia="Arial"/>
-                <w:b w:val="0"/>
+            <w:r>
+              <w:rPr>
+                <w:rFonts w:ascii="Arial" w:hAnsi="Arial" w:eastAsia="Arial"/>
+                <w:sz w:val="18"/>
+              </w:rPr>
+            </w:r>
+            <w:r>
+              <w:rPr>
+                <w:rFonts w:ascii="Arial" w:hAnsi="Arial" w:eastAsia="Arial"/>
                 <w:sz w:val="18"/>
               </w:rPr>
               <w:t>ใช้เฉพาะ role ที่มี editableSections</w:t>
@@ -4926,11 +5568,15 @@
               <w:keepLines/>
               <w:spacing w:after="0"/>
             </w:pPr>
-            <w:r/>
-            <w:r>
-              <w:rPr>
-                <w:rFonts w:ascii="Arial" w:hAnsi="Arial" w:eastAsia="Arial"/>
-                <w:b w:val="0"/>
+            <w:r>
+              <w:rPr>
+                <w:rFonts w:ascii="Arial" w:hAnsi="Arial" w:eastAsia="Arial"/>
+                <w:sz w:val="18"/>
+              </w:rPr>
+            </w:r>
+            <w:r>
+              <w:rPr>
+                <w:rFonts w:ascii="Arial" w:hAnsi="Arial" w:eastAsia="Arial"/>
                 <w:sz w:val="18"/>
               </w:rPr>
               <w:t>Upload attachment</w:t>
@@ -4947,11 +5593,15 @@
               <w:keepLines/>
               <w:spacing w:after="0"/>
             </w:pPr>
-            <w:r/>
-            <w:r>
-              <w:rPr>
-                <w:rFonts w:ascii="Arial" w:hAnsi="Arial" w:eastAsia="Arial"/>
-                <w:b w:val="0"/>
+            <w:r>
+              <w:rPr>
+                <w:rFonts w:ascii="Arial" w:hAnsi="Arial" w:eastAsia="Arial"/>
+                <w:sz w:val="18"/>
+              </w:rPr>
+            </w:r>
+            <w:r>
+              <w:rPr>
+                <w:rFonts w:ascii="Arial" w:hAnsi="Arial" w:eastAsia="Arial"/>
                 <w:sz w:val="18"/>
               </w:rPr>
               <w:t>เลือกไฟล์</w:t>
@@ -4968,11 +5618,15 @@
               <w:keepLines/>
               <w:spacing w:after="0"/>
             </w:pPr>
-            <w:r/>
-            <w:r>
-              <w:rPr>
-                <w:rFonts w:ascii="Arial" w:hAnsi="Arial" w:eastAsia="Arial"/>
-                <w:b w:val="0"/>
+            <w:r>
+              <w:rPr>
+                <w:rFonts w:ascii="Arial" w:hAnsi="Arial" w:eastAsia="Arial"/>
+                <w:sz w:val="18"/>
+              </w:rPr>
+            </w:r>
+            <w:r>
+              <w:rPr>
+                <w:rFonts w:ascii="Arial" w:hAnsi="Arial" w:eastAsia="Arial"/>
                 <w:sz w:val="18"/>
               </w:rPr>
               <w:t>POST /api/v1/documents/{docNo}/attachments</w:t>
@@ -4989,11 +5643,15 @@
               <w:keepLines/>
               <w:spacing w:after="0"/>
             </w:pPr>
-            <w:r/>
-            <w:r>
-              <w:rPr>
-                <w:rFonts w:ascii="Arial" w:hAnsi="Arial" w:eastAsia="Arial"/>
-                <w:b w:val="0"/>
+            <w:r>
+              <w:rPr>
+                <w:rFonts w:ascii="Arial" w:hAnsi="Arial" w:eastAsia="Arial"/>
+                <w:sz w:val="18"/>
+              </w:rPr>
+            </w:r>
+            <w:r>
+              <w:rPr>
+                <w:rFonts w:ascii="Arial" w:hAnsi="Arial" w:eastAsia="Arial"/>
                 <w:sz w:val="18"/>
               </w:rPr>
               <w:t>append attachment when allowed</w:t>
@@ -5015,11 +5673,15 @@
               <w:keepLines/>
               <w:spacing w:after="0"/>
             </w:pPr>
-            <w:r/>
-            <w:r>
-              <w:rPr>
-                <w:rFonts w:ascii="Arial" w:hAnsi="Arial" w:eastAsia="Arial"/>
-                <w:b w:val="0"/>
+            <w:r>
+              <w:rPr>
+                <w:rFonts w:ascii="Arial" w:hAnsi="Arial" w:eastAsia="Arial"/>
+                <w:sz w:val="18"/>
+              </w:rPr>
+            </w:r>
+            <w:r>
+              <w:rPr>
+                <w:rFonts w:ascii="Arial" w:hAnsi="Arial" w:eastAsia="Arial"/>
                 <w:sz w:val="18"/>
               </w:rPr>
               <w:t>Submit action</w:t>
@@ -5036,11 +5698,15 @@
               <w:keepLines/>
               <w:spacing w:after="0"/>
             </w:pPr>
-            <w:r/>
-            <w:r>
-              <w:rPr>
-                <w:rFonts w:ascii="Arial" w:hAnsi="Arial" w:eastAsia="Arial"/>
-                <w:b w:val="0"/>
+            <w:r>
+              <w:rPr>
+                <w:rFonts w:ascii="Arial" w:hAnsi="Arial" w:eastAsia="Arial"/>
+                <w:sz w:val="18"/>
+              </w:rPr>
+            </w:r>
+            <w:r>
+              <w:rPr>
+                <w:rFonts w:ascii="Arial" w:hAnsi="Arial" w:eastAsia="Arial"/>
                 <w:sz w:val="18"/>
               </w:rPr>
               <w:t>ปุ่มส่งดำเนินการ</w:t>
@@ -5057,11 +5723,15 @@
               <w:keepLines/>
               <w:spacing w:after="0"/>
             </w:pPr>
-            <w:r/>
-            <w:r>
-              <w:rPr>
-                <w:rFonts w:ascii="Arial" w:hAnsi="Arial" w:eastAsia="Arial"/>
-                <w:b w:val="0"/>
+            <w:r>
+              <w:rPr>
+                <w:rFonts w:ascii="Arial" w:hAnsi="Arial" w:eastAsia="Arial"/>
+                <w:sz w:val="18"/>
+              </w:rPr>
+            </w:r>
+            <w:r>
+              <w:rPr>
+                <w:rFonts w:ascii="Arial" w:hAnsi="Arial" w:eastAsia="Arial"/>
                 <w:sz w:val="18"/>
               </w:rPr>
               <w:t>POST /api/v1/documents/{docNo}/actions</w:t>
@@ -5078,11 +5748,15 @@
               <w:keepLines/>
               <w:spacing w:after="0"/>
             </w:pPr>
-            <w:r/>
-            <w:r>
-              <w:rPr>
-                <w:rFonts w:ascii="Arial" w:hAnsi="Arial" w:eastAsia="Arial"/>
-                <w:b w:val="0"/>
+            <w:r>
+              <w:rPr>
+                <w:rFonts w:ascii="Arial" w:hAnsi="Arial" w:eastAsia="Arial"/>
+                <w:sz w:val="18"/>
+              </w:rPr>
+            </w:r>
+            <w:r>
+              <w:rPr>
+                <w:rFonts w:ascii="Arial" w:hAnsi="Arial" w:eastAsia="Arial"/>
                 <w:sz w:val="18"/>
               </w:rPr>
               <w:t>submit selected result</w:t>
@@ -5321,11 +5995,15 @@
               <w:keepLines/>
               <w:spacing w:after="0"/>
             </w:pPr>
-            <w:r/>
-            <w:r>
-              <w:rPr>
-                <w:rFonts w:ascii="Arial" w:hAnsi="Arial" w:eastAsia="Arial"/>
-                <w:b w:val="0"/>
+            <w:r>
+              <w:rPr>
+                <w:rFonts w:ascii="Arial" w:hAnsi="Arial" w:eastAsia="Arial"/>
+                <w:sz w:val="18"/>
+              </w:rPr>
+            </w:r>
+            <w:r>
+              <w:rPr>
+                <w:rFonts w:ascii="Arial" w:hAnsi="Arial" w:eastAsia="Arial"/>
                 <w:sz w:val="18"/>
               </w:rPr>
               <w:t>docNo</w:t>
@@ -5342,11 +6020,15 @@
               <w:keepLines/>
               <w:spacing w:after="0"/>
             </w:pPr>
-            <w:r/>
-            <w:r>
-              <w:rPr>
-                <w:rFonts w:ascii="Arial" w:hAnsi="Arial" w:eastAsia="Arial"/>
-                <w:b w:val="0"/>
+            <w:r>
+              <w:rPr>
+                <w:rFonts w:ascii="Arial" w:hAnsi="Arial" w:eastAsia="Arial"/>
+                <w:sz w:val="18"/>
+              </w:rPr>
+            </w:r>
+            <w:r>
+              <w:rPr>
+                <w:rFonts w:ascii="Arial" w:hAnsi="Arial" w:eastAsia="Arial"/>
                 <w:sz w:val="18"/>
               </w:rPr>
               <w:t>string</w:t>
@@ -5363,11 +6045,15 @@
               <w:keepLines/>
               <w:spacing w:after="0"/>
             </w:pPr>
-            <w:r/>
-            <w:r>
-              <w:rPr>
-                <w:rFonts w:ascii="Arial" w:hAnsi="Arial" w:eastAsia="Arial"/>
-                <w:b w:val="0"/>
+            <w:r>
+              <w:rPr>
+                <w:rFonts w:ascii="Arial" w:hAnsi="Arial" w:eastAsia="Arial"/>
+                <w:sz w:val="18"/>
+              </w:rPr>
+            </w:r>
+            <w:r>
+              <w:rPr>
+                <w:rFonts w:ascii="Arial" w:hAnsi="Arial" w:eastAsia="Arial"/>
                 <w:sz w:val="18"/>
               </w:rPr>
               <w:t>No</w:t>
@@ -5384,11 +6070,15 @@
               <w:keepLines/>
               <w:spacing w:after="0"/>
             </w:pPr>
-            <w:r/>
-            <w:r>
-              <w:rPr>
-                <w:rFonts w:ascii="Arial" w:hAnsi="Arial" w:eastAsia="Arial"/>
-                <w:b w:val="0"/>
+            <w:r>
+              <w:rPr>
+                <w:rFonts w:ascii="Arial" w:hAnsi="Arial" w:eastAsia="Arial"/>
+                <w:sz w:val="18"/>
+              </w:rPr>
+            </w:r>
+            <w:r>
+              <w:rPr>
+                <w:rFonts w:ascii="Arial" w:hAnsi="Arial" w:eastAsia="Arial"/>
                 <w:sz w:val="18"/>
               </w:rPr>
               <w:t>พ.ศ. YYYY/xxxxx</w:t>
@@ -5495,6 +6185,8 @@
               <w:br/>
               <w:t xml:space="preserve">    {</w:t>
               <w:br/>
+              <w:t xml:space="preserve">      "value": "เห็นควรไม่ชดเชย",</w:t>
+              <w:br/>
               <w:t xml:space="preserve">      "label": "เห็นควรไม่ชดเชย",</w:t>
               <w:br/>
               <w:t xml:space="preserve">      "requireComment": true</w:t>
@@ -5502,6 +6194,8 @@
               <w:t xml:space="preserve">    },</w:t>
               <w:br/>
               <w:t xml:space="preserve">    {</w:t>
+              <w:br/>
+              <w:t xml:space="preserve">      "value": "หยุดชดเชยประกันรายได้",</w:t>
               <w:br/>
               <w:t xml:space="preserve">      "label": "หยุดชดเชยประกันรายได้",</w:t>
               <w:br/>
@@ -5511,13 +6205,17 @@
               <w:br/>
               <w:t xml:space="preserve">    {</w:t>
               <w:br/>
-              <w:t xml:space="preserve">      "label": "ส่งฝ่ายส่งเสริมธุรกิจ SBP",</w:t>
+              <w:t xml:space="preserve">      "value": "ส่งหน่วยงานส่งเสริมธุรกิจ SBP",</w:t>
+              <w:br/>
+              <w:t xml:space="preserve">      "label": "ส่งหน่วยงานส่งเสริมธุรกิจ SBP",</w:t>
               <w:br/>
               <w:t xml:space="preserve">      "requireComment": false</w:t>
               <w:br/>
               <w:t xml:space="preserve">    },</w:t>
               <w:br/>
               <w:t xml:space="preserve">    {</w:t>
+              <w:br/>
+              <w:t xml:space="preserve">      "value": "ส่งเจ้าหน้าที่ SBP DSA ดำเนินการ",</w:t>
               <w:br/>
               <w:t xml:space="preserve">      "label": "ส่งเจ้าหน้าที่ SBP DSA ดำเนินการ",</w:t>
               <w:br/>
@@ -5665,11 +6363,15 @@
               <w:keepLines/>
               <w:spacing w:after="0"/>
             </w:pPr>
-            <w:r/>
-            <w:r>
-              <w:rPr>
-                <w:rFonts w:ascii="Arial" w:hAnsi="Arial" w:eastAsia="Arial"/>
-                <w:b w:val="0"/>
+            <w:r>
+              <w:rPr>
+                <w:rFonts w:ascii="Arial" w:hAnsi="Arial" w:eastAsia="Arial"/>
+                <w:sz w:val="18"/>
+              </w:rPr>
+            </w:r>
+            <w:r>
+              <w:rPr>
+                <w:rFonts w:ascii="Arial" w:hAnsi="Arial" w:eastAsia="Arial"/>
                 <w:sz w:val="18"/>
               </w:rPr>
               <w:t>docNo</w:t>
@@ -5686,11 +6388,15 @@
               <w:keepLines/>
               <w:spacing w:after="0"/>
             </w:pPr>
-            <w:r/>
-            <w:r>
-              <w:rPr>
-                <w:rFonts w:ascii="Arial" w:hAnsi="Arial" w:eastAsia="Arial"/>
-                <w:b w:val="0"/>
+            <w:r>
+              <w:rPr>
+                <w:rFonts w:ascii="Arial" w:hAnsi="Arial" w:eastAsia="Arial"/>
+                <w:sz w:val="18"/>
+              </w:rPr>
+            </w:r>
+            <w:r>
+              <w:rPr>
+                <w:rFonts w:ascii="Arial" w:hAnsi="Arial" w:eastAsia="Arial"/>
                 <w:sz w:val="18"/>
               </w:rPr>
               <w:t>string</w:t>
@@ -5707,11 +6413,15 @@
               <w:keepLines/>
               <w:spacing w:after="0"/>
             </w:pPr>
-            <w:r/>
-            <w:r>
-              <w:rPr>
-                <w:rFonts w:ascii="Arial" w:hAnsi="Arial" w:eastAsia="Arial"/>
-                <w:b w:val="0"/>
+            <w:r>
+              <w:rPr>
+                <w:rFonts w:ascii="Arial" w:hAnsi="Arial" w:eastAsia="Arial"/>
+                <w:sz w:val="18"/>
+              </w:rPr>
+            </w:r>
+            <w:r>
+              <w:rPr>
+                <w:rFonts w:ascii="Arial" w:hAnsi="Arial" w:eastAsia="Arial"/>
                 <w:sz w:val="18"/>
               </w:rPr>
               <w:t>Yes</w:t>
@@ -5728,11 +6438,15 @@
               <w:keepLines/>
               <w:spacing w:after="0"/>
             </w:pPr>
-            <w:r/>
-            <w:r>
-              <w:rPr>
-                <w:rFonts w:ascii="Arial" w:hAnsi="Arial" w:eastAsia="Arial"/>
-                <w:b w:val="0"/>
+            <w:r>
+              <w:rPr>
+                <w:rFonts w:ascii="Arial" w:hAnsi="Arial" w:eastAsia="Arial"/>
+                <w:sz w:val="18"/>
+              </w:rPr>
+            </w:r>
+            <w:r>
+              <w:rPr>
+                <w:rFonts w:ascii="Arial" w:hAnsi="Arial" w:eastAsia="Arial"/>
                 <w:sz w:val="18"/>
               </w:rPr>
               <w:t>พ.ศ. YYYY/xxxxx</w:t>
@@ -5754,11 +6468,15 @@
               <w:keepLines/>
               <w:spacing w:after="0"/>
             </w:pPr>
-            <w:r/>
-            <w:r>
-              <w:rPr>
-                <w:rFonts w:ascii="Arial" w:hAnsi="Arial" w:eastAsia="Arial"/>
-                <w:b w:val="0"/>
+            <w:r>
+              <w:rPr>
+                <w:rFonts w:ascii="Arial" w:hAnsi="Arial" w:eastAsia="Arial"/>
+                <w:sz w:val="18"/>
+              </w:rPr>
+            </w:r>
+            <w:r>
+              <w:rPr>
+                <w:rFonts w:ascii="Arial" w:hAnsi="Arial" w:eastAsia="Arial"/>
                 <w:sz w:val="18"/>
               </w:rPr>
               <w:t>statusCode</w:t>
@@ -5775,11 +6493,15 @@
               <w:keepLines/>
               <w:spacing w:after="0"/>
             </w:pPr>
-            <w:r/>
-            <w:r>
-              <w:rPr>
-                <w:rFonts w:ascii="Arial" w:hAnsi="Arial" w:eastAsia="Arial"/>
-                <w:b w:val="0"/>
+            <w:r>
+              <w:rPr>
+                <w:rFonts w:ascii="Arial" w:hAnsi="Arial" w:eastAsia="Arial"/>
+                <w:sz w:val="18"/>
+              </w:rPr>
+            </w:r>
+            <w:r>
+              <w:rPr>
+                <w:rFonts w:ascii="Arial" w:hAnsi="Arial" w:eastAsia="Arial"/>
                 <w:sz w:val="18"/>
               </w:rPr>
               <w:t>string</w:t>
@@ -5796,11 +6518,15 @@
               <w:keepLines/>
               <w:spacing w:after="0"/>
             </w:pPr>
-            <w:r/>
-            <w:r>
-              <w:rPr>
-                <w:rFonts w:ascii="Arial" w:hAnsi="Arial" w:eastAsia="Arial"/>
-                <w:b w:val="0"/>
+            <w:r>
+              <w:rPr>
+                <w:rFonts w:ascii="Arial" w:hAnsi="Arial" w:eastAsia="Arial"/>
+                <w:sz w:val="18"/>
+              </w:rPr>
+            </w:r>
+            <w:r>
+              <w:rPr>
+                <w:rFonts w:ascii="Arial" w:hAnsi="Arial" w:eastAsia="Arial"/>
                 <w:sz w:val="18"/>
               </w:rPr>
               <w:t>Yes</w:t>
@@ -5817,11 +6543,15 @@
               <w:keepLines/>
               <w:spacing w:after="0"/>
             </w:pPr>
-            <w:r/>
-            <w:r>
-              <w:rPr>
-                <w:rFonts w:ascii="Arial" w:hAnsi="Arial" w:eastAsia="Arial"/>
-                <w:b w:val="0"/>
+            <w:r>
+              <w:rPr>
+                <w:rFonts w:ascii="Arial" w:hAnsi="Arial" w:eastAsia="Arial"/>
+                <w:sz w:val="18"/>
+              </w:rPr>
+            </w:r>
+            <w:r>
+              <w:rPr>
+                <w:rFonts w:ascii="Arial" w:hAnsi="Arial" w:eastAsia="Arial"/>
                 <w:sz w:val="18"/>
               </w:rPr>
               <w:t>canonical code; do not replace with display label</w:t>
@@ -5843,11 +6573,15 @@
               <w:keepLines/>
               <w:spacing w:after="0"/>
             </w:pPr>
-            <w:r/>
-            <w:r>
-              <w:rPr>
-                <w:rFonts w:ascii="Arial" w:hAnsi="Arial" w:eastAsia="Arial"/>
-                <w:b w:val="0"/>
+            <w:r>
+              <w:rPr>
+                <w:rFonts w:ascii="Arial" w:hAnsi="Arial" w:eastAsia="Arial"/>
+                <w:sz w:val="18"/>
+              </w:rPr>
+            </w:r>
+            <w:r>
+              <w:rPr>
+                <w:rFonts w:ascii="Arial" w:hAnsi="Arial" w:eastAsia="Arial"/>
                 <w:sz w:val="18"/>
               </w:rPr>
               <w:t>viewerRbacRoleCode</w:t>
@@ -5864,11 +6598,15 @@
               <w:keepLines/>
               <w:spacing w:after="0"/>
             </w:pPr>
-            <w:r/>
-            <w:r>
-              <w:rPr>
-                <w:rFonts w:ascii="Arial" w:hAnsi="Arial" w:eastAsia="Arial"/>
-                <w:b w:val="0"/>
+            <w:r>
+              <w:rPr>
+                <w:rFonts w:ascii="Arial" w:hAnsi="Arial" w:eastAsia="Arial"/>
+                <w:sz w:val="18"/>
+              </w:rPr>
+            </w:r>
+            <w:r>
+              <w:rPr>
+                <w:rFonts w:ascii="Arial" w:hAnsi="Arial" w:eastAsia="Arial"/>
                 <w:sz w:val="18"/>
               </w:rPr>
               <w:t>string</w:t>
@@ -5885,11 +6623,15 @@
               <w:keepLines/>
               <w:spacing w:after="0"/>
             </w:pPr>
-            <w:r/>
-            <w:r>
-              <w:rPr>
-                <w:rFonts w:ascii="Arial" w:hAnsi="Arial" w:eastAsia="Arial"/>
-                <w:b w:val="0"/>
+            <w:r>
+              <w:rPr>
+                <w:rFonts w:ascii="Arial" w:hAnsi="Arial" w:eastAsia="Arial"/>
+                <w:sz w:val="18"/>
+              </w:rPr>
+            </w:r>
+            <w:r>
+              <w:rPr>
+                <w:rFonts w:ascii="Arial" w:hAnsi="Arial" w:eastAsia="Arial"/>
                 <w:sz w:val="18"/>
               </w:rPr>
               <w:t>Yes</w:t>
@@ -5906,11 +6648,15 @@
               <w:keepLines/>
               <w:spacing w:after="0"/>
             </w:pPr>
-            <w:r/>
-            <w:r>
-              <w:rPr>
-                <w:rFonts w:ascii="Arial" w:hAnsi="Arial" w:eastAsia="Arial"/>
-                <w:b w:val="0"/>
+            <w:r>
+              <w:rPr>
+                <w:rFonts w:ascii="Arial" w:hAnsi="Arial" w:eastAsia="Arial"/>
+                <w:sz w:val="18"/>
+              </w:rPr>
+            </w:r>
+            <w:r>
+              <w:rPr>
+                <w:rFonts w:ascii="Arial" w:hAnsi="Arial" w:eastAsia="Arial"/>
                 <w:sz w:val="18"/>
               </w:rPr>
               <w:t>UTF-8; use value domain described by endpoint purpose</w:t>
@@ -5932,11 +6678,15 @@
               <w:keepLines/>
               <w:spacing w:after="0"/>
             </w:pPr>
-            <w:r/>
-            <w:r>
-              <w:rPr>
-                <w:rFonts w:ascii="Arial" w:hAnsi="Arial" w:eastAsia="Arial"/>
-                <w:b w:val="0"/>
+            <w:r>
+              <w:rPr>
+                <w:rFonts w:ascii="Arial" w:hAnsi="Arial" w:eastAsia="Arial"/>
+                <w:sz w:val="18"/>
+              </w:rPr>
+            </w:r>
+            <w:r>
+              <w:rPr>
+                <w:rFonts w:ascii="Arial" w:hAnsi="Arial" w:eastAsia="Arial"/>
                 <w:sz w:val="18"/>
               </w:rPr>
               <w:t>roleProfileCode</w:t>
@@ -5953,11 +6703,15 @@
               <w:keepLines/>
               <w:spacing w:after="0"/>
             </w:pPr>
-            <w:r/>
-            <w:r>
-              <w:rPr>
-                <w:rFonts w:ascii="Arial" w:hAnsi="Arial" w:eastAsia="Arial"/>
-                <w:b w:val="0"/>
+            <w:r>
+              <w:rPr>
+                <w:rFonts w:ascii="Arial" w:hAnsi="Arial" w:eastAsia="Arial"/>
+                <w:sz w:val="18"/>
+              </w:rPr>
+            </w:r>
+            <w:r>
+              <w:rPr>
+                <w:rFonts w:ascii="Arial" w:hAnsi="Arial" w:eastAsia="Arial"/>
                 <w:sz w:val="18"/>
               </w:rPr>
               <w:t>string</w:t>
@@ -5974,11 +6728,15 @@
               <w:keepLines/>
               <w:spacing w:after="0"/>
             </w:pPr>
-            <w:r/>
-            <w:r>
-              <w:rPr>
-                <w:rFonts w:ascii="Arial" w:hAnsi="Arial" w:eastAsia="Arial"/>
-                <w:b w:val="0"/>
+            <w:r>
+              <w:rPr>
+                <w:rFonts w:ascii="Arial" w:hAnsi="Arial" w:eastAsia="Arial"/>
+                <w:sz w:val="18"/>
+              </w:rPr>
+            </w:r>
+            <w:r>
+              <w:rPr>
+                <w:rFonts w:ascii="Arial" w:hAnsi="Arial" w:eastAsia="Arial"/>
                 <w:sz w:val="18"/>
               </w:rPr>
               <w:t>Yes</w:t>
@@ -5995,11 +6753,15 @@
               <w:keepLines/>
               <w:spacing w:after="0"/>
             </w:pPr>
-            <w:r/>
-            <w:r>
-              <w:rPr>
-                <w:rFonts w:ascii="Arial" w:hAnsi="Arial" w:eastAsia="Arial"/>
-                <w:b w:val="0"/>
+            <w:r>
+              <w:rPr>
+                <w:rFonts w:ascii="Arial" w:hAnsi="Arial" w:eastAsia="Arial"/>
+                <w:sz w:val="18"/>
+              </w:rPr>
+            </w:r>
+            <w:r>
+              <w:rPr>
+                <w:rFonts w:ascii="Arial" w:hAnsi="Arial" w:eastAsia="Arial"/>
                 <w:sz w:val="18"/>
               </w:rPr>
               <w:t>UTF-8; use value domain described by endpoint purpose</w:t>
@@ -6021,11 +6783,15 @@
               <w:keepLines/>
               <w:spacing w:after="0"/>
             </w:pPr>
-            <w:r/>
-            <w:r>
-              <w:rPr>
-                <w:rFonts w:ascii="Arial" w:hAnsi="Arial" w:eastAsia="Arial"/>
-                <w:b w:val="0"/>
+            <w:r>
+              <w:rPr>
+                <w:rFonts w:ascii="Arial" w:hAnsi="Arial" w:eastAsia="Arial"/>
+                <w:sz w:val="18"/>
+              </w:rPr>
+            </w:r>
+            <w:r>
+              <w:rPr>
+                <w:rFonts w:ascii="Arial" w:hAnsi="Arial" w:eastAsia="Arial"/>
                 <w:sz w:val="18"/>
               </w:rPr>
               <w:t>visibleSections</w:t>
@@ -6042,11 +6808,15 @@
               <w:keepLines/>
               <w:spacing w:after="0"/>
             </w:pPr>
-            <w:r/>
-            <w:r>
-              <w:rPr>
-                <w:rFonts w:ascii="Arial" w:hAnsi="Arial" w:eastAsia="Arial"/>
-                <w:b w:val="0"/>
+            <w:r>
+              <w:rPr>
+                <w:rFonts w:ascii="Arial" w:hAnsi="Arial" w:eastAsia="Arial"/>
+                <w:sz w:val="18"/>
+              </w:rPr>
+            </w:r>
+            <w:r>
+              <w:rPr>
+                <w:rFonts w:ascii="Arial" w:hAnsi="Arial" w:eastAsia="Arial"/>
                 <w:sz w:val="18"/>
               </w:rPr>
               <w:t>array&lt;string&gt;</w:t>
@@ -6063,11 +6833,15 @@
               <w:keepLines/>
               <w:spacing w:after="0"/>
             </w:pPr>
-            <w:r/>
-            <w:r>
-              <w:rPr>
-                <w:rFonts w:ascii="Arial" w:hAnsi="Arial" w:eastAsia="Arial"/>
-                <w:b w:val="0"/>
+            <w:r>
+              <w:rPr>
+                <w:rFonts w:ascii="Arial" w:hAnsi="Arial" w:eastAsia="Arial"/>
+                <w:sz w:val="18"/>
+              </w:rPr>
+            </w:r>
+            <w:r>
+              <w:rPr>
+                <w:rFonts w:ascii="Arial" w:hAnsi="Arial" w:eastAsia="Arial"/>
                 <w:sz w:val="18"/>
               </w:rPr>
               <w:t>Yes</w:t>
@@ -6084,11 +6858,15 @@
               <w:keepLines/>
               <w:spacing w:after="0"/>
             </w:pPr>
-            <w:r/>
-            <w:r>
-              <w:rPr>
-                <w:rFonts w:ascii="Arial" w:hAnsi="Arial" w:eastAsia="Arial"/>
-                <w:b w:val="0"/>
+            <w:r>
+              <w:rPr>
+                <w:rFonts w:ascii="Arial" w:hAnsi="Arial" w:eastAsia="Arial"/>
+                <w:sz w:val="18"/>
+              </w:rPr>
+            </w:r>
+            <w:r>
+              <w:rPr>
+                <w:rFonts w:ascii="Arial" w:hAnsi="Arial" w:eastAsia="Arial"/>
                 <w:sz w:val="18"/>
               </w:rPr>
               <w:t>JSON array; element type shown in Type column</w:t>
@@ -6110,11 +6888,15 @@
               <w:keepLines/>
               <w:spacing w:after="0"/>
             </w:pPr>
-            <w:r/>
-            <w:r>
-              <w:rPr>
-                <w:rFonts w:ascii="Arial" w:hAnsi="Arial" w:eastAsia="Arial"/>
-                <w:b w:val="0"/>
+            <w:r>
+              <w:rPr>
+                <w:rFonts w:ascii="Arial" w:hAnsi="Arial" w:eastAsia="Arial"/>
+                <w:sz w:val="18"/>
+              </w:rPr>
+            </w:r>
+            <w:r>
+              <w:rPr>
+                <w:rFonts w:ascii="Arial" w:hAnsi="Arial" w:eastAsia="Arial"/>
                 <w:sz w:val="18"/>
               </w:rPr>
               <w:t>editableSections</w:t>
@@ -6131,11 +6913,15 @@
               <w:keepLines/>
               <w:spacing w:after="0"/>
             </w:pPr>
-            <w:r/>
-            <w:r>
-              <w:rPr>
-                <w:rFonts w:ascii="Arial" w:hAnsi="Arial" w:eastAsia="Arial"/>
-                <w:b w:val="0"/>
+            <w:r>
+              <w:rPr>
+                <w:rFonts w:ascii="Arial" w:hAnsi="Arial" w:eastAsia="Arial"/>
+                <w:sz w:val="18"/>
+              </w:rPr>
+            </w:r>
+            <w:r>
+              <w:rPr>
+                <w:rFonts w:ascii="Arial" w:hAnsi="Arial" w:eastAsia="Arial"/>
                 <w:sz w:val="18"/>
               </w:rPr>
               <w:t>array&lt;object&gt;</w:t>
@@ -6152,11 +6938,15 @@
               <w:keepLines/>
               <w:spacing w:after="0"/>
             </w:pPr>
-            <w:r/>
-            <w:r>
-              <w:rPr>
-                <w:rFonts w:ascii="Arial" w:hAnsi="Arial" w:eastAsia="Arial"/>
-                <w:b w:val="0"/>
+            <w:r>
+              <w:rPr>
+                <w:rFonts w:ascii="Arial" w:hAnsi="Arial" w:eastAsia="Arial"/>
+                <w:sz w:val="18"/>
+              </w:rPr>
+            </w:r>
+            <w:r>
+              <w:rPr>
+                <w:rFonts w:ascii="Arial" w:hAnsi="Arial" w:eastAsia="Arial"/>
                 <w:sz w:val="18"/>
               </w:rPr>
               <w:t>Yes</w:t>
@@ -6173,11 +6963,15 @@
               <w:keepLines/>
               <w:spacing w:after="0"/>
             </w:pPr>
-            <w:r/>
-            <w:r>
-              <w:rPr>
-                <w:rFonts w:ascii="Arial" w:hAnsi="Arial" w:eastAsia="Arial"/>
-                <w:b w:val="0"/>
+            <w:r>
+              <w:rPr>
+                <w:rFonts w:ascii="Arial" w:hAnsi="Arial" w:eastAsia="Arial"/>
+                <w:sz w:val="18"/>
+              </w:rPr>
+            </w:r>
+            <w:r>
+              <w:rPr>
+                <w:rFonts w:ascii="Arial" w:hAnsi="Arial" w:eastAsia="Arial"/>
                 <w:sz w:val="18"/>
               </w:rPr>
               <w:t>JSON array; element type shown in Type column</w:t>
@@ -6199,11 +6993,15 @@
               <w:keepLines/>
               <w:spacing w:after="0"/>
             </w:pPr>
-            <w:r/>
-            <w:r>
-              <w:rPr>
-                <w:rFonts w:ascii="Arial" w:hAnsi="Arial" w:eastAsia="Arial"/>
-                <w:b w:val="0"/>
+            <w:r>
+              <w:rPr>
+                <w:rFonts w:ascii="Arial" w:hAnsi="Arial" w:eastAsia="Arial"/>
+                <w:sz w:val="18"/>
+              </w:rPr>
+            </w:r>
+            <w:r>
+              <w:rPr>
+                <w:rFonts w:ascii="Arial" w:hAnsi="Arial" w:eastAsia="Arial"/>
                 <w:sz w:val="18"/>
               </w:rPr>
               <w:t>actionOptions</w:t>
@@ -6220,11 +7018,15 @@
               <w:keepLines/>
               <w:spacing w:after="0"/>
             </w:pPr>
-            <w:r/>
-            <w:r>
-              <w:rPr>
-                <w:rFonts w:ascii="Arial" w:hAnsi="Arial" w:eastAsia="Arial"/>
-                <w:b w:val="0"/>
+            <w:r>
+              <w:rPr>
+                <w:rFonts w:ascii="Arial" w:hAnsi="Arial" w:eastAsia="Arial"/>
+                <w:sz w:val="18"/>
+              </w:rPr>
+            </w:r>
+            <w:r>
+              <w:rPr>
+                <w:rFonts w:ascii="Arial" w:hAnsi="Arial" w:eastAsia="Arial"/>
                 <w:sz w:val="18"/>
               </w:rPr>
               <w:t>array&lt;object&gt;</w:t>
@@ -6241,11 +7043,15 @@
               <w:keepLines/>
               <w:spacing w:after="0"/>
             </w:pPr>
-            <w:r/>
-            <w:r>
-              <w:rPr>
-                <w:rFonts w:ascii="Arial" w:hAnsi="Arial" w:eastAsia="Arial"/>
-                <w:b w:val="0"/>
+            <w:r>
+              <w:rPr>
+                <w:rFonts w:ascii="Arial" w:hAnsi="Arial" w:eastAsia="Arial"/>
+                <w:sz w:val="18"/>
+              </w:rPr>
+            </w:r>
+            <w:r>
+              <w:rPr>
+                <w:rFonts w:ascii="Arial" w:hAnsi="Arial" w:eastAsia="Arial"/>
                 <w:sz w:val="18"/>
               </w:rPr>
               <w:t>Yes</w:t>
@@ -6262,11 +7068,15 @@
               <w:keepLines/>
               <w:spacing w:after="0"/>
             </w:pPr>
-            <w:r/>
-            <w:r>
-              <w:rPr>
-                <w:rFonts w:ascii="Arial" w:hAnsi="Arial" w:eastAsia="Arial"/>
-                <w:b w:val="0"/>
+            <w:r>
+              <w:rPr>
+                <w:rFonts w:ascii="Arial" w:hAnsi="Arial" w:eastAsia="Arial"/>
+                <w:sz w:val="18"/>
+              </w:rPr>
+            </w:r>
+            <w:r>
+              <w:rPr>
+                <w:rFonts w:ascii="Arial" w:hAnsi="Arial" w:eastAsia="Arial"/>
                 <w:sz w:val="18"/>
               </w:rPr>
               <w:t>JSON array; element type shown in Type column</w:t>
@@ -6288,14 +7098,18 @@
               <w:keepLines/>
               <w:spacing w:after="0"/>
             </w:pPr>
-            <w:r/>
-            <w:r>
-              <w:rPr>
-                <w:rFonts w:ascii="Arial" w:hAnsi="Arial" w:eastAsia="Arial"/>
-                <w:b w:val="0"/>
-                <w:sz w:val="18"/>
-              </w:rPr>
-              <w:t>actionOptions[].label</w:t>
+            <w:r>
+              <w:rPr>
+                <w:rFonts w:ascii="Arial" w:hAnsi="Arial" w:eastAsia="Arial"/>
+                <w:sz w:val="18"/>
+              </w:rPr>
+            </w:r>
+            <w:r>
+              <w:rPr>
+                <w:rFonts w:ascii="Arial" w:hAnsi="Arial" w:eastAsia="Arial"/>
+                <w:sz w:val="18"/>
+              </w:rPr>
+              <w:t>actionOptions[].value</w:t>
             </w:r>
           </w:p>
         </w:tc>
@@ -6309,11 +7123,15 @@
               <w:keepLines/>
               <w:spacing w:after="0"/>
             </w:pPr>
-            <w:r/>
-            <w:r>
-              <w:rPr>
-                <w:rFonts w:ascii="Arial" w:hAnsi="Arial" w:eastAsia="Arial"/>
-                <w:b w:val="0"/>
+            <w:r>
+              <w:rPr>
+                <w:rFonts w:ascii="Arial" w:hAnsi="Arial" w:eastAsia="Arial"/>
+                <w:sz w:val="18"/>
+              </w:rPr>
+            </w:r>
+            <w:r>
+              <w:rPr>
+                <w:rFonts w:ascii="Arial" w:hAnsi="Arial" w:eastAsia="Arial"/>
                 <w:sz w:val="18"/>
               </w:rPr>
               <w:t>string</w:t>
@@ -6330,11 +7148,15 @@
               <w:keepLines/>
               <w:spacing w:after="0"/>
             </w:pPr>
-            <w:r/>
-            <w:r>
-              <w:rPr>
-                <w:rFonts w:ascii="Arial" w:hAnsi="Arial" w:eastAsia="Arial"/>
-                <w:b w:val="0"/>
+            <w:r>
+              <w:rPr>
+                <w:rFonts w:ascii="Arial" w:hAnsi="Arial" w:eastAsia="Arial"/>
+                <w:sz w:val="18"/>
+              </w:rPr>
+            </w:r>
+            <w:r>
+              <w:rPr>
+                <w:rFonts w:ascii="Arial" w:hAnsi="Arial" w:eastAsia="Arial"/>
                 <w:sz w:val="18"/>
               </w:rPr>
               <w:t>Yes</w:t>
@@ -6351,11 +7173,15 @@
               <w:keepLines/>
               <w:spacing w:after="0"/>
             </w:pPr>
-            <w:r/>
-            <w:r>
-              <w:rPr>
-                <w:rFonts w:ascii="Arial" w:hAnsi="Arial" w:eastAsia="Arial"/>
-                <w:b w:val="0"/>
+            <w:r>
+              <w:rPr>
+                <w:rFonts w:ascii="Arial" w:hAnsi="Arial" w:eastAsia="Arial"/>
+                <w:sz w:val="18"/>
+              </w:rPr>
+            </w:r>
+            <w:r>
+              <w:rPr>
+                <w:rFonts w:ascii="Arial" w:hAnsi="Arial" w:eastAsia="Arial"/>
                 <w:sz w:val="18"/>
               </w:rPr>
               <w:t>UTF-8; use value domain described by endpoint purpose</w:t>
@@ -6377,14 +7203,18 @@
               <w:keepLines/>
               <w:spacing w:after="0"/>
             </w:pPr>
-            <w:r/>
-            <w:r>
-              <w:rPr>
-                <w:rFonts w:ascii="Arial" w:hAnsi="Arial" w:eastAsia="Arial"/>
-                <w:b w:val="0"/>
-                <w:sz w:val="18"/>
-              </w:rPr>
-              <w:t>actionOptions[].requireComment</w:t>
+            <w:r>
+              <w:rPr>
+                <w:rFonts w:ascii="Arial" w:hAnsi="Arial" w:eastAsia="Arial"/>
+                <w:sz w:val="18"/>
+              </w:rPr>
+            </w:r>
+            <w:r>
+              <w:rPr>
+                <w:rFonts w:ascii="Arial" w:hAnsi="Arial" w:eastAsia="Arial"/>
+                <w:sz w:val="18"/>
+              </w:rPr>
+              <w:t>actionOptions[].label</w:t>
             </w:r>
           </w:p>
         </w:tc>
@@ -6398,14 +7228,18 @@
               <w:keepLines/>
               <w:spacing w:after="0"/>
             </w:pPr>
-            <w:r/>
-            <w:r>
-              <w:rPr>
-                <w:rFonts w:ascii="Arial" w:hAnsi="Arial" w:eastAsia="Arial"/>
-                <w:b w:val="0"/>
-                <w:sz w:val="18"/>
-              </w:rPr>
-              <w:t>boolean</w:t>
+            <w:r>
+              <w:rPr>
+                <w:rFonts w:ascii="Arial" w:hAnsi="Arial" w:eastAsia="Arial"/>
+                <w:sz w:val="18"/>
+              </w:rPr>
+            </w:r>
+            <w:r>
+              <w:rPr>
+                <w:rFonts w:ascii="Arial" w:hAnsi="Arial" w:eastAsia="Arial"/>
+                <w:sz w:val="18"/>
+              </w:rPr>
+              <w:t>string</w:t>
             </w:r>
           </w:p>
         </w:tc>
@@ -6419,11 +7253,15 @@
               <w:keepLines/>
               <w:spacing w:after="0"/>
             </w:pPr>
-            <w:r/>
-            <w:r>
-              <w:rPr>
-                <w:rFonts w:ascii="Arial" w:hAnsi="Arial" w:eastAsia="Arial"/>
-                <w:b w:val="0"/>
+            <w:r>
+              <w:rPr>
+                <w:rFonts w:ascii="Arial" w:hAnsi="Arial" w:eastAsia="Arial"/>
+                <w:sz w:val="18"/>
+              </w:rPr>
+            </w:r>
+            <w:r>
+              <w:rPr>
+                <w:rFonts w:ascii="Arial" w:hAnsi="Arial" w:eastAsia="Arial"/>
                 <w:sz w:val="18"/>
               </w:rPr>
               <w:t>Yes</w:t>
@@ -6440,11 +7278,120 @@
               <w:keepLines/>
               <w:spacing w:after="0"/>
             </w:pPr>
-            <w:r/>
-            <w:r>
-              <w:rPr>
-                <w:rFonts w:ascii="Arial" w:hAnsi="Arial" w:eastAsia="Arial"/>
-                <w:b w:val="0"/>
+            <w:r>
+              <w:rPr>
+                <w:rFonts w:ascii="Arial" w:hAnsi="Arial" w:eastAsia="Arial"/>
+                <w:sz w:val="18"/>
+              </w:rPr>
+            </w:r>
+            <w:r>
+              <w:rPr>
+                <w:rFonts w:ascii="Arial" w:hAnsi="Arial" w:eastAsia="Arial"/>
+                <w:sz w:val="18"/>
+              </w:rPr>
+              <w:t>UTF-8; use value domain described by endpoint purpose</w:t>
+            </w:r>
+          </w:p>
+        </w:tc>
+      </w:tr>
+      <w:tr>
+        <w:trPr>
+          <w:cantSplit/>
+        </w:trPr>
+        <w:tc>
+          <w:tcPr>
+            <w:tcW w:type="dxa" w:w="2520"/>
+            <w:vAlign w:val="center"/>
+          </w:tcPr>
+          <w:p>
+            <w:pPr>
+              <w:keepLines/>
+              <w:spacing w:after="0"/>
+            </w:pPr>
+            <w:r>
+              <w:rPr>
+                <w:rFonts w:ascii="Arial" w:hAnsi="Arial" w:eastAsia="Arial"/>
+                <w:sz w:val="18"/>
+              </w:rPr>
+            </w:r>
+            <w:r>
+              <w:rPr>
+                <w:rFonts w:ascii="Arial" w:hAnsi="Arial" w:eastAsia="Arial"/>
+                <w:sz w:val="18"/>
+              </w:rPr>
+              <w:t>actionOptions[].requireComment</w:t>
+            </w:r>
+          </w:p>
+        </w:tc>
+        <w:tc>
+          <w:tcPr>
+            <w:tcW w:type="dxa" w:w="2520"/>
+            <w:vAlign w:val="center"/>
+          </w:tcPr>
+          <w:p>
+            <w:pPr>
+              <w:keepLines/>
+              <w:spacing w:after="0"/>
+            </w:pPr>
+            <w:r>
+              <w:rPr>
+                <w:rFonts w:ascii="Arial" w:hAnsi="Arial" w:eastAsia="Arial"/>
+                <w:sz w:val="18"/>
+              </w:rPr>
+            </w:r>
+            <w:r>
+              <w:rPr>
+                <w:rFonts w:ascii="Arial" w:hAnsi="Arial" w:eastAsia="Arial"/>
+                <w:sz w:val="18"/>
+              </w:rPr>
+              <w:t>boolean</w:t>
+            </w:r>
+          </w:p>
+        </w:tc>
+        <w:tc>
+          <w:tcPr>
+            <w:tcW w:type="dxa" w:w="2520"/>
+            <w:vAlign w:val="center"/>
+          </w:tcPr>
+          <w:p>
+            <w:pPr>
+              <w:keepLines/>
+              <w:spacing w:after="0"/>
+            </w:pPr>
+            <w:r>
+              <w:rPr>
+                <w:rFonts w:ascii="Arial" w:hAnsi="Arial" w:eastAsia="Arial"/>
+                <w:sz w:val="18"/>
+              </w:rPr>
+            </w:r>
+            <w:r>
+              <w:rPr>
+                <w:rFonts w:ascii="Arial" w:hAnsi="Arial" w:eastAsia="Arial"/>
+                <w:sz w:val="18"/>
+              </w:rPr>
+              <w:t>Yes</w:t>
+            </w:r>
+          </w:p>
+        </w:tc>
+        <w:tc>
+          <w:tcPr>
+            <w:tcW w:type="dxa" w:w="2520"/>
+            <w:vAlign w:val="center"/>
+          </w:tcPr>
+          <w:p>
+            <w:pPr>
+              <w:keepLines/>
+              <w:spacing w:after="0"/>
+            </w:pPr>
+            <w:r>
+              <w:rPr>
+                <w:rFonts w:ascii="Arial" w:hAnsi="Arial" w:eastAsia="Arial"/>
+                <w:sz w:val="18"/>
+              </w:rPr>
+            </w:r>
+            <w:r>
+              <w:rPr>
+                <w:rFonts w:ascii="Arial" w:hAnsi="Arial" w:eastAsia="Arial"/>
                 <w:sz w:val="18"/>
               </w:rPr>
               <w:t>UTF-8; use value domain described by endpoint purpose</w:t>
@@ -6470,7 +7417,7 @@
         <w:keepNext w:val="0"/>
       </w:pPr>
       <w:r>
-        <w:t>ตัวอย่าง positive-path จาก section 06; Section 02 ใช้กรณียอดรวมมากกว่า 100,000 บาท</w:t>
+        <w:t>ตัวอย่าง positive-path จาก section 06; Section 02 ส่งต่อ AVP (03) เมื่อยอดรวม 50,001-300,000 บาท และจบที่ GM เมื่อ &lt;= 50,000 บาท (SDD GI)</w:t>
       </w:r>
     </w:p>
     <w:tbl>
@@ -6674,11 +7621,15 @@
               <w:keepLines/>
               <w:spacing w:after="0"/>
             </w:pPr>
-            <w:r/>
-            <w:r>
-              <w:rPr>
-                <w:rFonts w:ascii="Arial" w:hAnsi="Arial" w:eastAsia="Arial"/>
-                <w:b w:val="0"/>
+            <w:r>
+              <w:rPr>
+                <w:rFonts w:ascii="Arial" w:hAnsi="Arial" w:eastAsia="Arial"/>
+                <w:sz w:val="18"/>
+              </w:rPr>
+            </w:r>
+            <w:r>
+              <w:rPr>
+                <w:rFonts w:ascii="Arial" w:hAnsi="Arial" w:eastAsia="Arial"/>
                 <w:sz w:val="18"/>
               </w:rPr>
               <w:t>result</w:t>
@@ -6695,11 +7646,15 @@
               <w:keepLines/>
               <w:spacing w:after="0"/>
             </w:pPr>
-            <w:r/>
-            <w:r>
-              <w:rPr>
-                <w:rFonts w:ascii="Arial" w:hAnsi="Arial" w:eastAsia="Arial"/>
-                <w:b w:val="0"/>
+            <w:r>
+              <w:rPr>
+                <w:rFonts w:ascii="Arial" w:hAnsi="Arial" w:eastAsia="Arial"/>
+                <w:sz w:val="18"/>
+              </w:rPr>
+            </w:r>
+            <w:r>
+              <w:rPr>
+                <w:rFonts w:ascii="Arial" w:hAnsi="Arial" w:eastAsia="Arial"/>
                 <w:sz w:val="18"/>
               </w:rPr>
               <w:t>string</w:t>
@@ -6716,11 +7671,15 @@
               <w:keepLines/>
               <w:spacing w:after="0"/>
             </w:pPr>
-            <w:r/>
-            <w:r>
-              <w:rPr>
-                <w:rFonts w:ascii="Arial" w:hAnsi="Arial" w:eastAsia="Arial"/>
-                <w:b w:val="0"/>
+            <w:r>
+              <w:rPr>
+                <w:rFonts w:ascii="Arial" w:hAnsi="Arial" w:eastAsia="Arial"/>
+                <w:sz w:val="18"/>
+              </w:rPr>
+            </w:r>
+            <w:r>
+              <w:rPr>
+                <w:rFonts w:ascii="Arial" w:hAnsi="Arial" w:eastAsia="Arial"/>
                 <w:sz w:val="18"/>
               </w:rPr>
               <w:t>Yes</w:t>
@@ -6737,11 +7696,15 @@
               <w:keepLines/>
               <w:spacing w:after="0"/>
             </w:pPr>
-            <w:r/>
-            <w:r>
-              <w:rPr>
-                <w:rFonts w:ascii="Arial" w:hAnsi="Arial" w:eastAsia="Arial"/>
-                <w:b w:val="0"/>
+            <w:r>
+              <w:rPr>
+                <w:rFonts w:ascii="Arial" w:hAnsi="Arial" w:eastAsia="Arial"/>
+                <w:sz w:val="18"/>
+              </w:rPr>
+            </w:r>
+            <w:r>
+              <w:rPr>
+                <w:rFonts w:ascii="Arial" w:hAnsi="Arial" w:eastAsia="Arial"/>
                 <w:sz w:val="18"/>
               </w:rPr>
               <w:t>UTF-8; use value domain described by endpoint purpose</w:t>
@@ -6763,11 +7726,15 @@
               <w:keepLines/>
               <w:spacing w:after="0"/>
             </w:pPr>
-            <w:r/>
-            <w:r>
-              <w:rPr>
-                <w:rFonts w:ascii="Arial" w:hAnsi="Arial" w:eastAsia="Arial"/>
-                <w:b w:val="0"/>
+            <w:r>
+              <w:rPr>
+                <w:rFonts w:ascii="Arial" w:hAnsi="Arial" w:eastAsia="Arial"/>
+                <w:sz w:val="18"/>
+              </w:rPr>
+            </w:r>
+            <w:r>
+              <w:rPr>
+                <w:rFonts w:ascii="Arial" w:hAnsi="Arial" w:eastAsia="Arial"/>
                 <w:sz w:val="18"/>
               </w:rPr>
               <w:t>comment</w:t>
@@ -6784,11 +7751,15 @@
               <w:keepLines/>
               <w:spacing w:after="0"/>
             </w:pPr>
-            <w:r/>
-            <w:r>
-              <w:rPr>
-                <w:rFonts w:ascii="Arial" w:hAnsi="Arial" w:eastAsia="Arial"/>
-                <w:b w:val="0"/>
+            <w:r>
+              <w:rPr>
+                <w:rFonts w:ascii="Arial" w:hAnsi="Arial" w:eastAsia="Arial"/>
+                <w:sz w:val="18"/>
+              </w:rPr>
+            </w:r>
+            <w:r>
+              <w:rPr>
+                <w:rFonts w:ascii="Arial" w:hAnsi="Arial" w:eastAsia="Arial"/>
                 <w:sz w:val="18"/>
               </w:rPr>
               <w:t>string</w:t>
@@ -6805,11 +7776,15 @@
               <w:keepLines/>
               <w:spacing w:after="0"/>
             </w:pPr>
-            <w:r/>
-            <w:r>
-              <w:rPr>
-                <w:rFonts w:ascii="Arial" w:hAnsi="Arial" w:eastAsia="Arial"/>
-                <w:b w:val="0"/>
+            <w:r>
+              <w:rPr>
+                <w:rFonts w:ascii="Arial" w:hAnsi="Arial" w:eastAsia="Arial"/>
+                <w:sz w:val="18"/>
+              </w:rPr>
+            </w:r>
+            <w:r>
+              <w:rPr>
+                <w:rFonts w:ascii="Arial" w:hAnsi="Arial" w:eastAsia="Arial"/>
                 <w:sz w:val="18"/>
               </w:rPr>
               <w:t>Yes</w:t>
@@ -6826,11 +7801,15 @@
               <w:keepLines/>
               <w:spacing w:after="0"/>
             </w:pPr>
-            <w:r/>
-            <w:r>
-              <w:rPr>
-                <w:rFonts w:ascii="Arial" w:hAnsi="Arial" w:eastAsia="Arial"/>
-                <w:b w:val="0"/>
+            <w:r>
+              <w:rPr>
+                <w:rFonts w:ascii="Arial" w:hAnsi="Arial" w:eastAsia="Arial"/>
+                <w:sz w:val="18"/>
+              </w:rPr>
+            </w:r>
+            <w:r>
+              <w:rPr>
+                <w:rFonts w:ascii="Arial" w:hAnsi="Arial" w:eastAsia="Arial"/>
                 <w:sz w:val="18"/>
               </w:rPr>
               <w:t>trimmed UTF-8 Thai text; required by operation/business rule</w:t>
@@ -7043,11 +8022,15 @@
               <w:keepLines/>
               <w:spacing w:after="0"/>
             </w:pPr>
-            <w:r/>
-            <w:r>
-              <w:rPr>
-                <w:rFonts w:ascii="Arial" w:hAnsi="Arial" w:eastAsia="Arial"/>
-                <w:b w:val="0"/>
+            <w:r>
+              <w:rPr>
+                <w:rFonts w:ascii="Arial" w:hAnsi="Arial" w:eastAsia="Arial"/>
+                <w:sz w:val="18"/>
+              </w:rPr>
+            </w:r>
+            <w:r>
+              <w:rPr>
+                <w:rFonts w:ascii="Arial" w:hAnsi="Arial" w:eastAsia="Arial"/>
                 <w:sz w:val="18"/>
               </w:rPr>
               <w:t>statusCode</w:t>
@@ -7064,11 +8047,15 @@
               <w:keepLines/>
               <w:spacing w:after="0"/>
             </w:pPr>
-            <w:r/>
-            <w:r>
-              <w:rPr>
-                <w:rFonts w:ascii="Arial" w:hAnsi="Arial" w:eastAsia="Arial"/>
-                <w:b w:val="0"/>
+            <w:r>
+              <w:rPr>
+                <w:rFonts w:ascii="Arial" w:hAnsi="Arial" w:eastAsia="Arial"/>
+                <w:sz w:val="18"/>
+              </w:rPr>
+            </w:r>
+            <w:r>
+              <w:rPr>
+                <w:rFonts w:ascii="Arial" w:hAnsi="Arial" w:eastAsia="Arial"/>
                 <w:sz w:val="18"/>
               </w:rPr>
               <w:t>string</w:t>
@@ -7085,11 +8072,15 @@
               <w:keepLines/>
               <w:spacing w:after="0"/>
             </w:pPr>
-            <w:r/>
-            <w:r>
-              <w:rPr>
-                <w:rFonts w:ascii="Arial" w:hAnsi="Arial" w:eastAsia="Arial"/>
-                <w:b w:val="0"/>
+            <w:r>
+              <w:rPr>
+                <w:rFonts w:ascii="Arial" w:hAnsi="Arial" w:eastAsia="Arial"/>
+                <w:sz w:val="18"/>
+              </w:rPr>
+            </w:r>
+            <w:r>
+              <w:rPr>
+                <w:rFonts w:ascii="Arial" w:hAnsi="Arial" w:eastAsia="Arial"/>
                 <w:sz w:val="18"/>
               </w:rPr>
               <w:t>Yes</w:t>
@@ -7106,11 +8097,15 @@
               <w:keepLines/>
               <w:spacing w:after="0"/>
             </w:pPr>
-            <w:r/>
-            <w:r>
-              <w:rPr>
-                <w:rFonts w:ascii="Arial" w:hAnsi="Arial" w:eastAsia="Arial"/>
-                <w:b w:val="0"/>
+            <w:r>
+              <w:rPr>
+                <w:rFonts w:ascii="Arial" w:hAnsi="Arial" w:eastAsia="Arial"/>
+                <w:sz w:val="18"/>
+              </w:rPr>
+            </w:r>
+            <w:r>
+              <w:rPr>
+                <w:rFonts w:ascii="Arial" w:hAnsi="Arial" w:eastAsia="Arial"/>
                 <w:sz w:val="18"/>
               </w:rPr>
               <w:t>canonical code; do not replace with display label</w:t>
@@ -7132,11 +8127,15 @@
               <w:keepLines/>
               <w:spacing w:after="0"/>
             </w:pPr>
-            <w:r/>
-            <w:r>
-              <w:rPr>
-                <w:rFonts w:ascii="Arial" w:hAnsi="Arial" w:eastAsia="Arial"/>
-                <w:b w:val="0"/>
+            <w:r>
+              <w:rPr>
+                <w:rFonts w:ascii="Arial" w:hAnsi="Arial" w:eastAsia="Arial"/>
+                <w:sz w:val="18"/>
+              </w:rPr>
+            </w:r>
+            <w:r>
+              <w:rPr>
+                <w:rFonts w:ascii="Arial" w:hAnsi="Arial" w:eastAsia="Arial"/>
                 <w:sz w:val="18"/>
               </w:rPr>
               <w:t>nextSection</w:t>
@@ -7153,11 +8152,15 @@
               <w:keepLines/>
               <w:spacing w:after="0"/>
             </w:pPr>
-            <w:r/>
-            <w:r>
-              <w:rPr>
-                <w:rFonts w:ascii="Arial" w:hAnsi="Arial" w:eastAsia="Arial"/>
-                <w:b w:val="0"/>
+            <w:r>
+              <w:rPr>
+                <w:rFonts w:ascii="Arial" w:hAnsi="Arial" w:eastAsia="Arial"/>
+                <w:sz w:val="18"/>
+              </w:rPr>
+            </w:r>
+            <w:r>
+              <w:rPr>
+                <w:rFonts w:ascii="Arial" w:hAnsi="Arial" w:eastAsia="Arial"/>
                 <w:sz w:val="18"/>
               </w:rPr>
               <w:t>string</w:t>
@@ -7174,11 +8177,15 @@
               <w:keepLines/>
               <w:spacing w:after="0"/>
             </w:pPr>
-            <w:r/>
-            <w:r>
-              <w:rPr>
-                <w:rFonts w:ascii="Arial" w:hAnsi="Arial" w:eastAsia="Arial"/>
-                <w:b w:val="0"/>
+            <w:r>
+              <w:rPr>
+                <w:rFonts w:ascii="Arial" w:hAnsi="Arial" w:eastAsia="Arial"/>
+                <w:sz w:val="18"/>
+              </w:rPr>
+            </w:r>
+            <w:r>
+              <w:rPr>
+                <w:rFonts w:ascii="Arial" w:hAnsi="Arial" w:eastAsia="Arial"/>
                 <w:sz w:val="18"/>
               </w:rPr>
               <w:t>Yes</w:t>
@@ -7195,11 +8202,15 @@
               <w:keepLines/>
               <w:spacing w:after="0"/>
             </w:pPr>
-            <w:r/>
-            <w:r>
-              <w:rPr>
-                <w:rFonts w:ascii="Arial" w:hAnsi="Arial" w:eastAsia="Arial"/>
-                <w:b w:val="0"/>
+            <w:r>
+              <w:rPr>
+                <w:rFonts w:ascii="Arial" w:hAnsi="Arial" w:eastAsia="Arial"/>
+                <w:sz w:val="18"/>
+              </w:rPr>
+            </w:r>
+            <w:r>
+              <w:rPr>
+                <w:rFonts w:ascii="Arial" w:hAnsi="Arial" w:eastAsia="Arial"/>
                 <w:sz w:val="18"/>
               </w:rPr>
               <w:t>canonical code; do not replace with display label</w:t>
@@ -7221,11 +8232,15 @@
               <w:keepLines/>
               <w:spacing w:after="0"/>
             </w:pPr>
-            <w:r/>
-            <w:r>
-              <w:rPr>
-                <w:rFonts w:ascii="Arial" w:hAnsi="Arial" w:eastAsia="Arial"/>
-                <w:b w:val="0"/>
+            <w:r>
+              <w:rPr>
+                <w:rFonts w:ascii="Arial" w:hAnsi="Arial" w:eastAsia="Arial"/>
+                <w:sz w:val="18"/>
+              </w:rPr>
+            </w:r>
+            <w:r>
+              <w:rPr>
+                <w:rFonts w:ascii="Arial" w:hAnsi="Arial" w:eastAsia="Arial"/>
                 <w:sz w:val="18"/>
               </w:rPr>
               <w:t>message</w:t>
@@ -7242,11 +8257,15 @@
               <w:keepLines/>
               <w:spacing w:after="0"/>
             </w:pPr>
-            <w:r/>
-            <w:r>
-              <w:rPr>
-                <w:rFonts w:ascii="Arial" w:hAnsi="Arial" w:eastAsia="Arial"/>
-                <w:b w:val="0"/>
+            <w:r>
+              <w:rPr>
+                <w:rFonts w:ascii="Arial" w:hAnsi="Arial" w:eastAsia="Arial"/>
+                <w:sz w:val="18"/>
+              </w:rPr>
+            </w:r>
+            <w:r>
+              <w:rPr>
+                <w:rFonts w:ascii="Arial" w:hAnsi="Arial" w:eastAsia="Arial"/>
                 <w:sz w:val="18"/>
               </w:rPr>
               <w:t>string</w:t>
@@ -7263,11 +8282,15 @@
               <w:keepLines/>
               <w:spacing w:after="0"/>
             </w:pPr>
-            <w:r/>
-            <w:r>
-              <w:rPr>
-                <w:rFonts w:ascii="Arial" w:hAnsi="Arial" w:eastAsia="Arial"/>
-                <w:b w:val="0"/>
+            <w:r>
+              <w:rPr>
+                <w:rFonts w:ascii="Arial" w:hAnsi="Arial" w:eastAsia="Arial"/>
+                <w:sz w:val="18"/>
+              </w:rPr>
+            </w:r>
+            <w:r>
+              <w:rPr>
+                <w:rFonts w:ascii="Arial" w:hAnsi="Arial" w:eastAsia="Arial"/>
                 <w:sz w:val="18"/>
               </w:rPr>
               <w:t>Yes</w:t>
@@ -7284,11 +8307,15 @@
               <w:keepLines/>
               <w:spacing w:after="0"/>
             </w:pPr>
-            <w:r/>
-            <w:r>
-              <w:rPr>
-                <w:rFonts w:ascii="Arial" w:hAnsi="Arial" w:eastAsia="Arial"/>
-                <w:b w:val="0"/>
+            <w:r>
+              <w:rPr>
+                <w:rFonts w:ascii="Arial" w:hAnsi="Arial" w:eastAsia="Arial"/>
+                <w:sz w:val="18"/>
+              </w:rPr>
+            </w:r>
+            <w:r>
+              <w:rPr>
+                <w:rFonts w:ascii="Arial" w:hAnsi="Arial" w:eastAsia="Arial"/>
                 <w:sz w:val="18"/>
               </w:rPr>
               <w:t>UTF-8; use value domain described by endpoint purpose</w:t>
@@ -7298,6 +8325,1433 @@
       </w:tr>
     </w:tbl>
     <w:p/>
+    <w:p>
+      <w:pPr>
+        <w:pStyle w:val="Heading1"/>
+        <w:keepNext/>
+        <w:keepLines/>
+        <w:pageBreakBefore w:val="0"/>
+      </w:pPr>
+      <w:r>
+        <w:t>8. Skeleton Code (โครงโค้ดตั้งต้นของหน้าจอนี้)</w:t>
+      </w:r>
+    </w:p>
+    <w:p>
+      <w:pPr>
+        <w:keepNext w:val="0"/>
+      </w:pPr>
+      <w:r>
+        <w:t xml:space="preserve">โค้ดชุดนี้อิง convention ของ portal เดิม </w:t>
+      </w:r>
+      <w:r>
+        <w:rPr>
+          <w:rFonts w:ascii="Courier New" w:hAnsi="Courier New"/>
+        </w:rPr>
+        <w:t>srm-sps-spsap-web-frontend</w:t>
+      </w:r>
+      <w:r>
+        <w:t xml:space="preserve"> (build target </w:t>
+      </w:r>
+      <w:r>
+        <w:rPr>
+          <w:rFonts w:ascii="Courier New" w:hAnsi="Courier New"/>
+        </w:rPr>
+        <w:t>sbpm</w:t>
+      </w:r>
+      <w:r>
+        <w:t xml:space="preserve">): Next.js App Router + </w:t>
+      </w:r>
+      <w:r>
+        <w:rPr>
+          <w:rFonts w:ascii="Courier New" w:hAnsi="Courier New"/>
+        </w:rPr>
+        <w:t>'use client'</w:t>
+      </w:r>
+      <w:r>
+        <w:t xml:space="preserve">, PrimeReact ที่ห่อไว้แล้วใน </w:t>
+      </w:r>
+      <w:r>
+        <w:rPr>
+          <w:rFonts w:ascii="Courier New" w:hAnsi="Courier New"/>
+        </w:rPr>
+        <w:t>@/components/Form</w:t>
+      </w:r>
+      <w:r>
+        <w:t xml:space="preserve"> และ </w:t>
+      </w:r>
+      <w:r>
+        <w:rPr>
+          <w:rFonts w:ascii="Courier New" w:hAnsi="Courier New"/>
+        </w:rPr>
+        <w:t>@/components/Table</w:t>
+      </w:r>
+      <w:r>
+        <w:t xml:space="preserve">, react-hook-form + yup, Zustand </w:t>
+      </w:r>
+      <w:r>
+        <w:rPr>
+          <w:rFonts w:ascii="Courier New" w:hAnsi="Courier New"/>
+        </w:rPr>
+        <w:t>permissionStore</w:t>
+      </w:r>
+      <w:r>
+        <w:t xml:space="preserve">, axios instance กลาง </w:t>
+      </w:r>
+      <w:r>
+        <w:rPr>
+          <w:rFonts w:ascii="Courier New" w:hAnsi="Courier New"/>
+        </w:rPr>
+        <w:t>@/lib/apiClient</w:t>
+      </w:r>
+      <w:r>
+        <w:t xml:space="preserve"> และ react-query 5 — </w:t>
+      </w:r>
+      <w:r>
+        <w:rPr>
+          <w:b/>
+        </w:rPr>
+        <w:t>โปรเจกต์ไม่มี chart library</w:t>
+      </w:r>
+      <w:r>
+        <w:t xml:space="preserve"> จึงไม่มีโค้ดกราฟในเอกสารนี้ คัดลอกไปตั้งต้นได้ทันที แล้วเติมจุดที่กำกับ </w:t>
+      </w:r>
+      <w:r>
+        <w:rPr>
+          <w:rFonts w:ascii="Courier New" w:hAnsi="Courier New"/>
+        </w:rPr>
+        <w:t>TODO:</w:t>
+      </w:r>
+    </w:p>
+    <w:p>
+      <w:pPr>
+        <w:pStyle w:val="Heading3"/>
+        <w:keepNext/>
+        <w:keepLines/>
+        <w:pageBreakBefore w:val="0"/>
+      </w:pPr>
+      <w:r>
+        <w:t>8.1 ผังไฟล์ที่ต้องสร้าง</w:t>
+      </w:r>
+    </w:p>
+    <w:p>
+      <w:pPr>
+        <w:keepNext w:val="0"/>
+      </w:pPr>
+      <w:r>
+        <w:t>โครงไฟล์อิง portal เดิม (</w:t>
+      </w:r>
+      <w:r>
+        <w:rPr>
+          <w:rFonts w:ascii="Courier New" w:hAnsi="Courier New"/>
+        </w:rPr>
+        <w:t>srm-sps-spsap-web-frontend</w:t>
+      </w:r>
+      <w:r>
+        <w:t xml:space="preserve">, target </w:t>
+      </w:r>
+      <w:r>
+        <w:rPr>
+          <w:rFonts w:ascii="Courier New" w:hAnsi="Courier New"/>
+        </w:rPr>
+        <w:t>sbpm</w:t>
+      </w:r>
+      <w:r>
+        <w:t xml:space="preserve">) — โมดูล SBPGI อยู่ใต้ </w:t>
+      </w:r>
+      <w:r>
+        <w:rPr>
+          <w:rFonts w:ascii="Courier New" w:hAnsi="Courier New"/>
+        </w:rPr>
+        <w:t>src/app/(main)/sbpgi/*</w:t>
+      </w:r>
+      <w:r>
+        <w:t xml:space="preserve"> และ import ผ่าน alias </w:t>
+      </w:r>
+      <w:r>
+        <w:rPr>
+          <w:rFonts w:ascii="Courier New" w:hAnsi="Courier New"/>
+        </w:rPr>
+        <w:t>@/*</w:t>
+      </w:r>
+      <w:r>
+        <w:t xml:space="preserve"> ทุกจุด</w:t>
+      </w:r>
+    </w:p>
+    <w:tbl>
+      <w:tblPr>
+        <w:tblStyle w:val="TableGrid"/>
+        <w:tblW w:type="auto" w:w="0"/>
+        <w:jc w:val="center"/>
+        <w:tblLook w:firstColumn="1" w:firstRow="1" w:lastColumn="0" w:lastRow="0" w:noHBand="0" w:noVBand="1" w:val="04A0"/>
+      </w:tblPr>
+      <w:tblGrid>
+        <w:gridCol w:w="5040"/>
+        <w:gridCol w:w="5040"/>
+      </w:tblGrid>
+      <w:tr>
+        <w:trPr>
+          <w:cantSplit/>
+        </w:trPr>
+        <w:tc>
+          <w:tcPr>
+            <w:tcW w:type="dxa" w:w="5040"/>
+            <w:vAlign w:val="center"/>
+            <w:shd w:fill="E8EEF5"/>
+          </w:tcPr>
+          <w:p>
+            <w:pPr>
+              <w:keepLines/>
+              <w:spacing w:after="0"/>
+            </w:pPr>
+            <w:r/>
+            <w:r>
+              <w:rPr>
+                <w:rFonts w:ascii="Arial" w:hAnsi="Arial" w:eastAsia="Arial"/>
+                <w:b/>
+                <w:sz w:val="18"/>
+              </w:rPr>
+              <w:t>Path ไฟล์</w:t>
+            </w:r>
+          </w:p>
+        </w:tc>
+        <w:tc>
+          <w:tcPr>
+            <w:tcW w:type="dxa" w:w="5040"/>
+            <w:vAlign w:val="center"/>
+            <w:shd w:fill="E8EEF5"/>
+          </w:tcPr>
+          <w:p>
+            <w:pPr>
+              <w:keepLines/>
+              <w:spacing w:after="0"/>
+            </w:pPr>
+            <w:r/>
+            <w:r>
+              <w:rPr>
+                <w:rFonts w:ascii="Arial" w:hAnsi="Arial" w:eastAsia="Arial"/>
+                <w:b/>
+                <w:sz w:val="18"/>
+              </w:rPr>
+              <w:t>หน้าที่</w:t>
+            </w:r>
+          </w:p>
+        </w:tc>
+      </w:tr>
+      <w:tr>
+        <w:trPr>
+          <w:cantSplit/>
+        </w:trPr>
+        <w:tc>
+          <w:tcPr>
+            <w:tcW w:type="dxa" w:w="5040"/>
+            <w:vAlign w:val="center"/>
+          </w:tcPr>
+          <w:p>
+            <w:pPr>
+              <w:keepLines/>
+              <w:spacing w:after="0"/>
+            </w:pPr>
+            <w:r>
+              <w:rPr>
+                <w:rFonts w:ascii="Arial" w:hAnsi="Arial" w:eastAsia="Arial"/>
+                <w:sz w:val="18"/>
+              </w:rPr>
+            </w:r>
+            <w:r>
+              <w:rPr>
+                <w:rFonts w:ascii="Arial" w:hAnsi="Arial" w:eastAsia="Arial"/>
+                <w:sz w:val="18"/>
+              </w:rPr>
+              <w:t>src/app/(main)/sbpgi/documents/[docNo]/page.tsx</w:t>
+            </w:r>
+          </w:p>
+        </w:tc>
+        <w:tc>
+          <w:tcPr>
+            <w:tcW w:type="dxa" w:w="5040"/>
+            <w:vAlign w:val="center"/>
+          </w:tcPr>
+          <w:p>
+            <w:pPr>
+              <w:keepLines/>
+              <w:spacing w:after="0"/>
+            </w:pPr>
+            <w:r>
+              <w:rPr>
+                <w:rFonts w:ascii="Arial" w:hAnsi="Arial" w:eastAsia="Arial"/>
+                <w:sz w:val="18"/>
+              </w:rPr>
+            </w:r>
+            <w:r>
+              <w:rPr>
+                <w:rFonts w:ascii="Arial" w:hAnsi="Arial" w:eastAsia="Arial"/>
+                <w:sz w:val="18"/>
+              </w:rPr>
+              <w:t>route page — ใช้ร่วมกับหน้า detail — view ของ workflow section 06</w:t>
+            </w:r>
+          </w:p>
+        </w:tc>
+      </w:tr>
+      <w:tr>
+        <w:trPr>
+          <w:cantSplit/>
+        </w:trPr>
+        <w:tc>
+          <w:tcPr>
+            <w:tcW w:type="dxa" w:w="5040"/>
+            <w:vAlign w:val="center"/>
+          </w:tcPr>
+          <w:p>
+            <w:pPr>
+              <w:keepLines/>
+              <w:spacing w:after="0"/>
+            </w:pPr>
+            <w:r>
+              <w:rPr>
+                <w:rFonts w:ascii="Arial" w:hAnsi="Arial" w:eastAsia="Arial"/>
+                <w:sz w:val="18"/>
+              </w:rPr>
+            </w:r>
+            <w:r>
+              <w:rPr>
+                <w:rFonts w:ascii="Arial" w:hAnsi="Arial" w:eastAsia="Arial"/>
+                <w:sz w:val="18"/>
+              </w:rPr>
+              <w:t>src/components/sbpgi/document-detail/RoleView06.tsx</w:t>
+            </w:r>
+          </w:p>
+        </w:tc>
+        <w:tc>
+          <w:tcPr>
+            <w:tcW w:type="dxa" w:w="5040"/>
+            <w:vAlign w:val="center"/>
+          </w:tcPr>
+          <w:p>
+            <w:pPr>
+              <w:keepLines/>
+              <w:spacing w:after="0"/>
+            </w:pPr>
+            <w:r>
+              <w:rPr>
+                <w:rFonts w:ascii="Arial" w:hAnsi="Arial" w:eastAsia="Arial"/>
+                <w:sz w:val="18"/>
+              </w:rPr>
+            </w:r>
+            <w:r>
+              <w:rPr>
+                <w:rFonts w:ascii="Arial" w:hAnsi="Arial" w:eastAsia="Arial"/>
+                <w:sz w:val="18"/>
+              </w:rPr>
+              <w:t>component — view เฉพาะ workflow section 06 (อ่าน visibleSections/editableSections จาก API)</w:t>
+            </w:r>
+          </w:p>
+        </w:tc>
+      </w:tr>
+      <w:tr>
+        <w:trPr>
+          <w:cantSplit/>
+        </w:trPr>
+        <w:tc>
+          <w:tcPr>
+            <w:tcW w:type="dxa" w:w="5040"/>
+            <w:vAlign w:val="center"/>
+          </w:tcPr>
+          <w:p>
+            <w:pPr>
+              <w:keepLines/>
+              <w:spacing w:after="0"/>
+            </w:pPr>
+            <w:r>
+              <w:rPr>
+                <w:rFonts w:ascii="Arial" w:hAnsi="Arial" w:eastAsia="Arial"/>
+                <w:sz w:val="18"/>
+              </w:rPr>
+            </w:r>
+            <w:r>
+              <w:rPr>
+                <w:rFonts w:ascii="Arial" w:hAnsi="Arial" w:eastAsia="Arial"/>
+                <w:sz w:val="18"/>
+              </w:rPr>
+              <w:t>src/components/sbpgi/document-detail/ActionForm06.tsx</w:t>
+            </w:r>
+          </w:p>
+        </w:tc>
+        <w:tc>
+          <w:tcPr>
+            <w:tcW w:type="dxa" w:w="5040"/>
+            <w:vAlign w:val="center"/>
+          </w:tcPr>
+          <w:p>
+            <w:pPr>
+              <w:keepLines/>
+              <w:spacing w:after="0"/>
+            </w:pPr>
+            <w:r>
+              <w:rPr>
+                <w:rFonts w:ascii="Arial" w:hAnsi="Arial" w:eastAsia="Arial"/>
+                <w:sz w:val="18"/>
+              </w:rPr>
+            </w:r>
+            <w:r>
+              <w:rPr>
+                <w:rFonts w:ascii="Arial" w:hAnsi="Arial" w:eastAsia="Arial"/>
+                <w:sz w:val="18"/>
+              </w:rPr>
+              <w:t>component — ฟอร์มผลการพิจารณา (result + comment) ของ section นี้</w:t>
+            </w:r>
+          </w:p>
+        </w:tc>
+      </w:tr>
+      <w:tr>
+        <w:trPr>
+          <w:cantSplit/>
+        </w:trPr>
+        <w:tc>
+          <w:tcPr>
+            <w:tcW w:type="dxa" w:w="5040"/>
+            <w:vAlign w:val="center"/>
+          </w:tcPr>
+          <w:p>
+            <w:pPr>
+              <w:keepLines/>
+              <w:spacing w:after="0"/>
+            </w:pPr>
+            <w:r>
+              <w:rPr>
+                <w:rFonts w:ascii="Arial" w:hAnsi="Arial" w:eastAsia="Arial"/>
+                <w:sz w:val="18"/>
+              </w:rPr>
+            </w:r>
+            <w:r>
+              <w:rPr>
+                <w:rFonts w:ascii="Arial" w:hAnsi="Arial" w:eastAsia="Arial"/>
+                <w:sz w:val="18"/>
+              </w:rPr>
+              <w:t>src/components/sbpgi/document-detail/DocumentSection.tsx</w:t>
+            </w:r>
+          </w:p>
+        </w:tc>
+        <w:tc>
+          <w:tcPr>
+            <w:tcW w:type="dxa" w:w="5040"/>
+            <w:vAlign w:val="center"/>
+          </w:tcPr>
+          <w:p>
+            <w:pPr>
+              <w:keepLines/>
+              <w:spacing w:after="0"/>
+            </w:pPr>
+            <w:r>
+              <w:rPr>
+                <w:rFonts w:ascii="Arial" w:hAnsi="Arial" w:eastAsia="Arial"/>
+                <w:sz w:val="18"/>
+              </w:rPr>
+            </w:r>
+            <w:r>
+              <w:rPr>
+                <w:rFonts w:ascii="Arial" w:hAnsi="Arial" w:eastAsia="Arial"/>
+                <w:sz w:val="18"/>
+              </w:rPr>
+              <w:t>component ร่วม — render 1 section ตาม sectionKey (ประกาศครั้งเดียวที่ LLDD-FE-Document-Detail.pdf)</w:t>
+            </w:r>
+          </w:p>
+        </w:tc>
+      </w:tr>
+      <w:tr>
+        <w:trPr>
+          <w:cantSplit/>
+        </w:trPr>
+        <w:tc>
+          <w:tcPr>
+            <w:tcW w:type="dxa" w:w="5040"/>
+            <w:vAlign w:val="center"/>
+          </w:tcPr>
+          <w:p>
+            <w:pPr>
+              <w:keepLines/>
+              <w:spacing w:after="0"/>
+            </w:pPr>
+            <w:r>
+              <w:rPr>
+                <w:rFonts w:ascii="Arial" w:hAnsi="Arial" w:eastAsia="Arial"/>
+                <w:sz w:val="18"/>
+              </w:rPr>
+            </w:r>
+            <w:r>
+              <w:rPr>
+                <w:rFonts w:ascii="Arial" w:hAnsi="Arial" w:eastAsia="Arial"/>
+                <w:sz w:val="18"/>
+              </w:rPr>
+              <w:t>src/components/sbpgi/document-detail/ActionPanel.tsx</w:t>
+            </w:r>
+          </w:p>
+        </w:tc>
+        <w:tc>
+          <w:tcPr>
+            <w:tcW w:type="dxa" w:w="5040"/>
+            <w:vAlign w:val="center"/>
+          </w:tcPr>
+          <w:p>
+            <w:pPr>
+              <w:keepLines/>
+              <w:spacing w:after="0"/>
+            </w:pPr>
+            <w:r>
+              <w:rPr>
+                <w:rFonts w:ascii="Arial" w:hAnsi="Arial" w:eastAsia="Arial"/>
+                <w:sz w:val="18"/>
+              </w:rPr>
+            </w:r>
+            <w:r>
+              <w:rPr>
+                <w:rFonts w:ascii="Arial" w:hAnsi="Arial" w:eastAsia="Arial"/>
+                <w:sz w:val="18"/>
+              </w:rPr>
+              <w:t>component ร่วม — กล่อง action ของหน้า detail (ประกาศครั้งเดียวที่ LLDD-FE-Document-Detail.pdf)</w:t>
+            </w:r>
+          </w:p>
+        </w:tc>
+      </w:tr>
+      <w:tr>
+        <w:trPr>
+          <w:cantSplit/>
+        </w:trPr>
+        <w:tc>
+          <w:tcPr>
+            <w:tcW w:type="dxa" w:w="5040"/>
+            <w:vAlign w:val="center"/>
+          </w:tcPr>
+          <w:p>
+            <w:pPr>
+              <w:keepLines/>
+              <w:spacing w:after="0"/>
+            </w:pPr>
+            <w:r>
+              <w:rPr>
+                <w:rFonts w:ascii="Arial" w:hAnsi="Arial" w:eastAsia="Arial"/>
+                <w:sz w:val="18"/>
+              </w:rPr>
+            </w:r>
+            <w:r>
+              <w:rPr>
+                <w:rFonts w:ascii="Arial" w:hAnsi="Arial" w:eastAsia="Arial"/>
+                <w:sz w:val="18"/>
+              </w:rPr>
+              <w:t>src/services/sbpgi/document.service.ts</w:t>
+            </w:r>
+          </w:p>
+        </w:tc>
+        <w:tc>
+          <w:tcPr>
+            <w:tcW w:type="dxa" w:w="5040"/>
+            <w:vAlign w:val="center"/>
+          </w:tcPr>
+          <w:p>
+            <w:pPr>
+              <w:keepLines/>
+              <w:spacing w:after="0"/>
+            </w:pPr>
+            <w:r>
+              <w:rPr>
+                <w:rFonts w:ascii="Arial" w:hAnsi="Arial" w:eastAsia="Arial"/>
+                <w:sz w:val="18"/>
+              </w:rPr>
+            </w:r>
+            <w:r>
+              <w:rPr>
+                <w:rFonts w:ascii="Arial" w:hAnsi="Arial" w:eastAsia="Arial"/>
+                <w:sz w:val="18"/>
+              </w:rPr>
+              <w:t>service — เรียก BFF ผ่าน apiClient (GET, POST)</w:t>
+            </w:r>
+          </w:p>
+        </w:tc>
+      </w:tr>
+      <w:tr>
+        <w:trPr>
+          <w:cantSplit/>
+        </w:trPr>
+        <w:tc>
+          <w:tcPr>
+            <w:tcW w:type="dxa" w:w="5040"/>
+            <w:vAlign w:val="center"/>
+          </w:tcPr>
+          <w:p>
+            <w:pPr>
+              <w:keepLines/>
+              <w:spacing w:after="0"/>
+            </w:pPr>
+            <w:r>
+              <w:rPr>
+                <w:rFonts w:ascii="Arial" w:hAnsi="Arial" w:eastAsia="Arial"/>
+                <w:sz w:val="18"/>
+              </w:rPr>
+            </w:r>
+            <w:r>
+              <w:rPr>
+                <w:rFonts w:ascii="Arial" w:hAnsi="Arial" w:eastAsia="Arial"/>
+                <w:sz w:val="18"/>
+              </w:rPr>
+              <w:t>src/hooks/sbpgi/document.query.ts</w:t>
+            </w:r>
+          </w:p>
+        </w:tc>
+        <w:tc>
+          <w:tcPr>
+            <w:tcW w:type="dxa" w:w="5040"/>
+            <w:vAlign w:val="center"/>
+          </w:tcPr>
+          <w:p>
+            <w:pPr>
+              <w:keepLines/>
+              <w:spacing w:after="0"/>
+            </w:pPr>
+            <w:r>
+              <w:rPr>
+                <w:rFonts w:ascii="Arial" w:hAnsi="Arial" w:eastAsia="Arial"/>
+                <w:sz w:val="18"/>
+              </w:rPr>
+            </w:r>
+            <w:r>
+              <w:rPr>
+                <w:rFonts w:ascii="Arial" w:hAnsi="Arial" w:eastAsia="Arial"/>
+                <w:sz w:val="18"/>
+              </w:rPr>
+              <w:t>hook — query key factory + useQuery/useMutation + invalidate</w:t>
+            </w:r>
+          </w:p>
+        </w:tc>
+      </w:tr>
+      <w:tr>
+        <w:trPr>
+          <w:cantSplit/>
+        </w:trPr>
+        <w:tc>
+          <w:tcPr>
+            <w:tcW w:type="dxa" w:w="5040"/>
+            <w:vAlign w:val="center"/>
+          </w:tcPr>
+          <w:p>
+            <w:pPr>
+              <w:keepLines/>
+              <w:spacing w:after="0"/>
+            </w:pPr>
+            <w:r>
+              <w:rPr>
+                <w:rFonts w:ascii="Arial" w:hAnsi="Arial" w:eastAsia="Arial"/>
+                <w:sz w:val="18"/>
+              </w:rPr>
+            </w:r>
+            <w:r>
+              <w:rPr>
+                <w:rFonts w:ascii="Arial" w:hAnsi="Arial" w:eastAsia="Arial"/>
+                <w:sz w:val="18"/>
+              </w:rPr>
+              <w:t>src/types/sbpgi/document.ts</w:t>
+            </w:r>
+          </w:p>
+        </w:tc>
+        <w:tc>
+          <w:tcPr>
+            <w:tcW w:type="dxa" w:w="5040"/>
+            <w:vAlign w:val="center"/>
+          </w:tcPr>
+          <w:p>
+            <w:pPr>
+              <w:keepLines/>
+              <w:spacing w:after="0"/>
+            </w:pPr>
+            <w:r>
+              <w:rPr>
+                <w:rFonts w:ascii="Arial" w:hAnsi="Arial" w:eastAsia="Arial"/>
+                <w:sz w:val="18"/>
+              </w:rPr>
+            </w:r>
+            <w:r>
+              <w:rPr>
+                <w:rFonts w:ascii="Arial" w:hAnsi="Arial" w:eastAsia="Arial"/>
+                <w:sz w:val="18"/>
+              </w:rPr>
+              <w:t>types — request/response ตาม API contract ของเอกสารนี้</w:t>
+            </w:r>
+          </w:p>
+        </w:tc>
+      </w:tr>
+    </w:tbl>
+    <w:p/>
+    <w:p>
+      <w:pPr>
+        <w:pStyle w:val="Heading3"/>
+        <w:keepNext/>
+        <w:keepLines/>
+        <w:pageBreakBefore w:val="0"/>
+      </w:pPr>
+      <w:r>
+        <w:t>8.2 RoleView component — view เฉพาะบทบาทของหน้า Document Detail</w:t>
+      </w:r>
+    </w:p>
+    <w:p>
+      <w:pPr>
+        <w:keepLines w:val="0"/>
+        <w:ind w:left="288"/>
+      </w:pPr>
+      <w:r>
+        <w:rPr>
+          <w:rFonts w:ascii="Courier New" w:hAnsi="Courier New"/>
+          <w:sz w:val="16"/>
+        </w:rPr>
+        <w:t>'use client';</w:t>
+        <w:br/>
+        <w:t>// RoleView06 — view ของหน้า Document Detail สำหรับ workflow section 06</w:t>
+        <w:br/>
+        <w:t>// editableSections ตาม contract: (อ่านอย่างเดียว)</w:t>
+        <w:br/>
+        <w:t>// actionOptions ที่ API ส่งให้ role นี้ (ยัง render จาก doc.actionOptions ห้าม hardcode ใน component):</w:t>
+        <w:br/>
+        <w:t>//   - เห็นควรไม่ชดเชย (ต้องกรอกความคิดเห็น)</w:t>
+        <w:br/>
+        <w:t>//   - หยุดชดเชยประกันรายได้ (ไม่บังคับความคิดเห็น)</w:t>
+        <w:br/>
+        <w:t>//   - ส่งหน่วยงานส่งเสริมธุรกิจ SBP (ไม่บังคับความคิดเห็น)</w:t>
+        <w:br/>
+        <w:t>//   - ส่งเจ้าหน้าที่ SBP DSA ดำเนินการ (ไม่บังคับความคิดเห็น)</w:t>
+        <w:br/>
+        <w:br/>
+        <w:t>import DocumentSection from '@/components/sbpgi/document-detail/DocumentSection';</w:t>
+        <w:br/>
+        <w:t>import ActionPanel from '@/components/sbpgi/document-detail/ActionPanel';</w:t>
+        <w:br/>
+        <w:t>import type { DocumentsDetailResponse } from '@/types/sbpgi/document';</w:t>
+        <w:br/>
+        <w:br/>
+        <w:t>interface Props {</w:t>
+        <w:br/>
+        <w:t xml:space="preserve">  doc: DocumentsDetailResponse;</w:t>
+        <w:br/>
+        <w:t xml:space="preserve">  onSubmitAction: (payload: { result: string; comment: string }) =&gt; void;</w:t>
+        <w:br/>
+        <w:t xml:space="preserve">  submitting?: boolean;</w:t>
+        <w:br/>
+        <w:t>}</w:t>
+        <w:br/>
+        <w:br/>
+        <w:t>export default function RoleView06({ doc, onSubmitAction, submitting }: Props) {</w:t>
+        <w:br/>
+        <w:t xml:space="preserve">  const show = (key: string) =&gt; doc.visibleSections.includes(key);</w:t>
+        <w:br/>
+        <w:t xml:space="preserve">  const editable = (key: string) =&gt; doc.editableSections.includes(key);</w:t>
+        <w:br/>
+        <w:br/>
+        <w:t xml:space="preserve">  return (</w:t>
+        <w:br/>
+        <w:t xml:space="preserve">    &lt;div className="flex flex-col gap-4"&gt;</w:t>
+        <w:br/>
+        <w:t xml:space="preserve">      {show('doc-header') &amp;&amp; &lt;DocumentSection sectionKey="doc-header" doc={doc} editable={editable('doc-header')} /&gt;}</w:t>
+        <w:br/>
+        <w:t xml:space="preserve">      {show('sec-sales') &amp;&amp; &lt;DocumentSection sectionKey="sec-sales" doc={doc} editable={editable('sec-sales')} /&gt;}</w:t>
+        <w:br/>
+        <w:t xml:space="preserve">      {show('sec-map') &amp;&amp; &lt;DocumentSection sectionKey="sec-map" doc={doc} editable={editable('sec-map')} /&gt;}</w:t>
+        <w:br/>
+        <w:t xml:space="preserve">      {show('sec-newstore') &amp;&amp; &lt;DocumentSection sectionKey="sec-newstore" doc={doc} editable={editable('sec-newstore')} /&gt;}</w:t>
+        <w:br/>
+        <w:t xml:space="preserve">      {show('sec-competitor') &amp;&amp; &lt;DocumentSection sectionKey="sec-competitor" doc={doc} editable={editable('sec-competitor')} /&gt;}</w:t>
+        <w:br/>
+        <w:t xml:space="preserve">      {show('sec-factor') &amp;&amp; &lt;DocumentSection sectionKey="sec-factor" doc={doc} editable={editable('sec-factor')} /&gt;}</w:t>
+        <w:br/>
+        <w:t xml:space="preserve">      {show('sec-attach') &amp;&amp; &lt;DocumentSection sectionKey="sec-attach" doc={doc} editable={editable('sec-attach')} /&gt;}</w:t>
+        <w:br/>
+        <w:t xml:space="preserve">      {show('sec-comp-history') &amp;&amp; &lt;DocumentSection sectionKey="sec-comp-history" doc={doc} editable={editable('sec-comp-history')} /&gt;}</w:t>
+        <w:br/>
+        <w:t xml:space="preserve">      {doc.canAction &amp;&amp; (</w:t>
+        <w:br/>
+        <w:t xml:space="preserve">        &lt;ActionPanel</w:t>
+        <w:br/>
+        <w:t xml:space="preserve">          options={doc.actionOptions}</w:t>
+        <w:br/>
+        <w:t xml:space="preserve">          onSubmit={onSubmitAction}   // TODO: บังคับกรอก comment เมื่อ option.requireComment = true</w:t>
+        <w:br/>
+        <w:t xml:space="preserve">          disabled={submitting}</w:t>
+        <w:br/>
+        <w:t xml:space="preserve">        /&gt;</w:t>
+        <w:br/>
+        <w:t xml:space="preserve">      )}</w:t>
+        <w:br/>
+        <w:t xml:space="preserve">    &lt;/div&gt;</w:t>
+        <w:br/>
+        <w:t xml:space="preserve">  );</w:t>
+        <w:br/>
+        <w:t>}</w:t>
+      </w:r>
+    </w:p>
+    <w:p>
+      <w:pPr>
+        <w:pStyle w:val="Heading3"/>
+        <w:keepNext/>
+        <w:keepLines/>
+        <w:pageBreakBefore w:val="0"/>
+      </w:pPr>
+      <w:r>
+        <w:t>8.3 service — `src/services/sbpgi/document.service.ts`</w:t>
+      </w:r>
+    </w:p>
+    <w:p>
+      <w:pPr>
+        <w:keepNext w:val="0"/>
+      </w:pPr>
+      <w:r>
+        <w:t xml:space="preserve">⚠️ </w:t>
+      </w:r>
+      <w:r>
+        <w:rPr>
+          <w:rFonts w:ascii="Courier New" w:hAnsi="Courier New"/>
+        </w:rPr>
+        <w:t>src/services/sbpgi/document.service.ts</w:t>
+      </w:r>
+      <w:r>
+        <w:t xml:space="preserve"> เป็น </w:t>
+      </w:r>
+      <w:r>
+        <w:rPr>
+          <w:b/>
+        </w:rPr>
+        <w:t>ไฟล์ร่วมของโมดูล SBPGI</w:t>
+      </w:r>
+      <w:r>
+        <w:t xml:space="preserve"> (เอกสาร FE หลายฉบับที่ใช้ domain </w:t>
+      </w:r>
+      <w:r>
+        <w:rPr>
+          <w:rFonts w:ascii="Courier New" w:hAnsi="Courier New"/>
+        </w:rPr>
+        <w:t>document</w:t>
+      </w:r>
+      <w:r>
+        <w:t xml:space="preserve"> ประกาศไฟล์นี้เหมือนกัน) — เวลา implement ให้ </w:t>
+      </w:r>
+      <w:r>
+        <w:rPr>
+          <w:b/>
+        </w:rPr>
+        <w:t>merge เพิ่ม</w:t>
+      </w:r>
+      <w:r>
+        <w:t xml:space="preserve"> เข้าไฟล์เดิม ห้ามเขียนทับทั้งไฟล์ มิฉะนั้น type/function ของเอกสารฉบับก่อนหน้าจะหายไปเงียบ ๆ</w:t>
+      </w:r>
+    </w:p>
+    <w:p>
+      <w:pPr>
+        <w:keepLines w:val="0"/>
+        <w:ind w:left="288"/>
+      </w:pPr>
+      <w:r>
+        <w:rPr>
+          <w:rFonts w:ascii="Courier New" w:hAnsi="Courier New"/>
+          <w:sz w:val="16"/>
+        </w:rPr>
+        <w:t>// src/services/sbpgi/document.service.ts</w:t>
+        <w:br/>
+        <w:t>// apiClient = axios instance กลาง (baseURL = bffUrl ซึ่งรวม /api/v1 แล้ว, withCredentials, refresh-token interceptor, global loading)</w:t>
+        <w:br/>
+        <w:t>// ห้ามสร้าง axios instance ใหม่ และห้าม set Authorization header เอง — session อยู่ใน httpOnly cookie ของ BFF</w:t>
+        <w:br/>
+        <w:br/>
+        <w:t>import apiClient from '@/lib/apiClient';</w:t>
+        <w:br/>
+        <w:t>import type { ApiResponse } from '@/types/sbpgi/common';</w:t>
+        <w:br/>
+        <w:t>import type * as T from '@/types/sbpgi/document';</w:t>
+        <w:br/>
+        <w:br/>
+        <w:t>/** GET /api/v1/documents/{docNo} — โหลด role profile P-06 สำหรับหน้า detail */</w:t>
+        <w:br/>
+        <w:t>export async function getDocumentsDetail(docNo: string): Promise&lt;T.DocumentsDetailResponse&gt; {</w:t>
+        <w:br/>
+        <w:t xml:space="preserve">  const { data } = await apiClient.get&lt;ApiResponse&lt;T.DocumentsDetailResponse&gt;&gt;(`/documents/${encodeURIComponent(docNo)}`);</w:t>
+        <w:br/>
+        <w:t xml:space="preserve">  return data.data;</w:t>
+        <w:br/>
+        <w:t>}</w:t>
+        <w:br/>
+        <w:br/>
+        <w:t>/** POST /api/v1/documents/{docNo}/actions — ตัวอย่าง positive-path จาก section 06; Section 02 ส่งต่อ AVP (03) เมื่อยอดรวม 50,001-300,000 บาท และจบที่ GM เมื่อ &lt;= 50,000 บาท (SDD GI) */</w:t>
+        <w:br/>
+        <w:t>export async function createDocumentsActions(docNo: string, body: T.CreateDocumentsActionsRequest): Promise&lt;T.CreateDocumentsActionsResponse&gt; {</w:t>
+        <w:br/>
+        <w:t xml:space="preserve">  const { data } = await apiClient.post&lt;ApiResponse&lt;T.CreateDocumentsActionsResponse&gt;&gt;(`/documents/${encodeURIComponent(docNo)}/actions`, body);</w:t>
+        <w:br/>
+        <w:t xml:space="preserve">  return data.data;</w:t>
+        <w:br/>
+        <w:t>}</w:t>
+        <w:br/>
+        <w:br/>
+        <w:t>// TODO: ยืนยันกับทีม BFF ว่า unwrap envelope { success, data } ที่ชั้นไหน (BFF หรือ FE)</w:t>
+      </w:r>
+    </w:p>
+    <w:p>
+      <w:pPr>
+        <w:pStyle w:val="Heading3"/>
+        <w:keepNext/>
+        <w:keepLines/>
+        <w:pageBreakBefore w:val="0"/>
+      </w:pPr>
+      <w:r>
+        <w:t>8.4 types — `src/types/sbpgi/document.ts`</w:t>
+      </w:r>
+    </w:p>
+    <w:p>
+      <w:pPr>
+        <w:keepNext w:val="0"/>
+      </w:pPr>
+      <w:r>
+        <w:t xml:space="preserve">⚠️ </w:t>
+      </w:r>
+      <w:r>
+        <w:rPr>
+          <w:rFonts w:ascii="Courier New" w:hAnsi="Courier New"/>
+        </w:rPr>
+        <w:t>src/types/sbpgi/document.ts</w:t>
+      </w:r>
+      <w:r>
+        <w:t xml:space="preserve"> เป็น </w:t>
+      </w:r>
+      <w:r>
+        <w:rPr>
+          <w:b/>
+        </w:rPr>
+        <w:t>ไฟล์ร่วมของโมดูล SBPGI</w:t>
+      </w:r>
+      <w:r>
+        <w:t xml:space="preserve"> (เอกสาร FE หลายฉบับที่ใช้ domain </w:t>
+      </w:r>
+      <w:r>
+        <w:rPr>
+          <w:rFonts w:ascii="Courier New" w:hAnsi="Courier New"/>
+        </w:rPr>
+        <w:t>document</w:t>
+      </w:r>
+      <w:r>
+        <w:t xml:space="preserve"> ประกาศไฟล์นี้เหมือนกัน) — เวลา implement ให้ </w:t>
+      </w:r>
+      <w:r>
+        <w:rPr>
+          <w:b/>
+        </w:rPr>
+        <w:t>merge เพิ่ม</w:t>
+      </w:r>
+      <w:r>
+        <w:t xml:space="preserve"> เข้าไฟล์เดิม ห้ามเขียนทับทั้งไฟล์ มิฉะนั้น type/function ของเอกสารฉบับก่อนหน้าจะหายไปเงียบ ๆ</w:t>
+      </w:r>
+    </w:p>
+    <w:p>
+      <w:pPr>
+        <w:keepLines w:val="0"/>
+        <w:ind w:left="288"/>
+      </w:pPr>
+      <w:r>
+        <w:rPr>
+          <w:rFonts w:ascii="Courier New" w:hAnsi="Courier New"/>
+          <w:sz w:val="16"/>
+        </w:rPr>
+        <w:t>// src/types/sbpgi/document.ts — ตรงกับตาราง API ในเอกสารนี้</w:t>
+        <w:br/>
+        <w:t>// วันที่/เดือนใน payload เป็น ค.ศ. (ISO) เสมอ — แปลงเป็น พ.ศ. เฉพาะตอน display</w:t>
+        <w:br/>
+        <w:br/>
+        <w:t>/** GET /api/v1/documents/{docNo} — response */</w:t>
+        <w:br/>
+        <w:t>export interface DocumentsDetailResponse {</w:t>
+        <w:br/>
+        <w:t xml:space="preserve">  docNo: string;</w:t>
+        <w:br/>
+        <w:t xml:space="preserve">  statusCode: string;</w:t>
+        <w:br/>
+        <w:t xml:space="preserve">  viewerRbacRoleCode: string;</w:t>
+        <w:br/>
+        <w:t xml:space="preserve">  roleProfileCode: string;</w:t>
+        <w:br/>
+        <w:t xml:space="preserve">  visibleSections: string[];</w:t>
+        <w:br/>
+        <w:t xml:space="preserve">  editableSections: unknown[];</w:t>
+        <w:br/>
+        <w:t xml:space="preserve">  actionOptions: {</w:t>
+        <w:br/>
+        <w:t xml:space="preserve">    value: string;</w:t>
+        <w:br/>
+        <w:t xml:space="preserve">    label: string;</w:t>
+        <w:br/>
+        <w:t xml:space="preserve">    requireComment: boolean;</w:t>
+        <w:br/>
+        <w:t xml:space="preserve">  }[];</w:t>
+        <w:br/>
+        <w:t>}</w:t>
+        <w:br/>
+        <w:br/>
+        <w:t>/** POST /api/v1/documents/{docNo}/actions — request */</w:t>
+        <w:br/>
+        <w:t>export interface CreateDocumentsActionsRequest {</w:t>
+        <w:br/>
+        <w:t xml:space="preserve">  result: string;</w:t>
+        <w:br/>
+        <w:t xml:space="preserve">  comment: string;</w:t>
+        <w:br/>
+        <w:t>}</w:t>
+        <w:br/>
+        <w:br/>
+        <w:t>/** POST /api/v1/documents/{docNo}/actions — response */</w:t>
+        <w:br/>
+        <w:t>export interface CreateDocumentsActionsResponse {</w:t>
+        <w:br/>
+        <w:t xml:space="preserve">  statusCode: string;</w:t>
+        <w:br/>
+        <w:t xml:space="preserve">  nextSection: string;</w:t>
+        <w:br/>
+        <w:t xml:space="preserve">  message: string;</w:t>
+        <w:br/>
+        <w:t>}</w:t>
+        <w:br/>
+        <w:br/>
+        <w:t>// TODO: ใส่ nullable / required ให้ตรงกับ contract ฉบับล่าสุดของ BE</w:t>
+      </w:r>
+    </w:p>
+    <w:p>
+      <w:pPr>
+        <w:pStyle w:val="Heading3"/>
+        <w:keepNext/>
+        <w:keepLines/>
+        <w:pageBreakBefore w:val="0"/>
+      </w:pPr>
+      <w:r>
+        <w:t>8.5 react-query keys + hooks — `src/hooks/sbpgi/document.query.ts`</w:t>
+      </w:r>
+    </w:p>
+    <w:p>
+      <w:pPr>
+        <w:keepNext w:val="0"/>
+      </w:pPr>
+      <w:r>
+        <w:t xml:space="preserve">⚠️ </w:t>
+      </w:r>
+      <w:r>
+        <w:rPr>
+          <w:rFonts w:ascii="Courier New" w:hAnsi="Courier New"/>
+        </w:rPr>
+        <w:t>src/hooks/sbpgi/document.query.ts</w:t>
+      </w:r>
+      <w:r>
+        <w:t xml:space="preserve"> เป็น </w:t>
+      </w:r>
+      <w:r>
+        <w:rPr>
+          <w:b/>
+        </w:rPr>
+        <w:t>ไฟล์ร่วมของโมดูล SBPGI</w:t>
+      </w:r>
+      <w:r>
+        <w:t xml:space="preserve"> (เอกสาร FE หลายฉบับที่ใช้ domain </w:t>
+      </w:r>
+      <w:r>
+        <w:rPr>
+          <w:rFonts w:ascii="Courier New" w:hAnsi="Courier New"/>
+        </w:rPr>
+        <w:t>document</w:t>
+      </w:r>
+      <w:r>
+        <w:t xml:space="preserve"> ประกาศไฟล์นี้เหมือนกัน) — เวลา implement ให้ </w:t>
+      </w:r>
+      <w:r>
+        <w:rPr>
+          <w:b/>
+        </w:rPr>
+        <w:t>merge เพิ่ม</w:t>
+      </w:r>
+      <w:r>
+        <w:t xml:space="preserve"> เข้าไฟล์เดิม ห้ามเขียนทับทั้งไฟล์ มิฉะนั้น type/function ของเอกสารฉบับก่อนหน้าจะหายไปเงียบ ๆ</w:t>
+      </w:r>
+    </w:p>
+    <w:p>
+      <w:pPr>
+        <w:keepLines w:val="0"/>
+        <w:ind w:left="288"/>
+      </w:pPr>
+      <w:r>
+        <w:rPr>
+          <w:rFonts w:ascii="Courier New" w:hAnsi="Courier New"/>
+          <w:sz w:val="16"/>
+        </w:rPr>
+        <w:t>// src/hooks/sbpgi/document.query.ts</w:t>
+        <w:br/>
+        <w:t>import { useMutation, useQuery, useQueryClient } from '@tanstack/react-query';</w:t>
+        <w:br/>
+        <w:t>import * as api from '@/services/sbpgi/document.service';</w:t>
+        <w:br/>
+        <w:t>import type * as T from '@/types/sbpgi/document';</w:t>
+        <w:br/>
+        <w:br/>
+        <w:t>export const documentKeys = {</w:t>
+        <w:br/>
+        <w:t xml:space="preserve">  all: ['sbpgi', 'document'] as const,</w:t>
+        <w:br/>
+        <w:t xml:space="preserve">  documentsDetail: (docNo: string) =&gt; [...documentKeys.all, 'documentsDetail', docNo] as const,</w:t>
+        <w:br/>
+        <w:t>};</w:t>
+        <w:br/>
+        <w:br/>
+        <w:t>export function useDocumentsDetailQuery(docNo: string) {</w:t>
+        <w:br/>
+        <w:t xml:space="preserve">  return useQuery({</w:t>
+        <w:br/>
+        <w:t xml:space="preserve">    queryKey: documentKeys.documentsDetail(docNo),</w:t>
+        <w:br/>
+        <w:t xml:space="preserve">    queryFn: () =&gt; api.getDocumentsDetail(docNo),</w:t>
+        <w:br/>
+        <w:t xml:space="preserve">    enabled: !!docNo, // ยังไม่ยิงจนกว่าจะมีพารามิเตอร์ครบ</w:t>
+        <w:br/>
+        <w:t xml:space="preserve">    staleTime: 30_000, // TODO: ปรับตามความถี่ของข้อมูลหน้านี้</w:t>
+        <w:br/>
+        <w:t xml:space="preserve">  });</w:t>
+        <w:br/>
+        <w:t>}</w:t>
+        <w:br/>
+        <w:br/>
+        <w:t>export function useCreateDocumentsActionsMutation(docNo: string) {</w:t>
+        <w:br/>
+        <w:t xml:space="preserve">  const qc = useQueryClient();</w:t>
+        <w:br/>
+        <w:t xml:space="preserve">  return useMutation({</w:t>
+        <w:br/>
+        <w:t xml:space="preserve">    mutationFn: (body: T.CreateDocumentsActionsRequest) =&gt; api.createDocumentsActions(docNo, body),</w:t>
+        <w:br/>
+        <w:t xml:space="preserve">    onSuccess: () =&gt; {</w:t>
+        <w:br/>
+        <w:t xml:space="preserve">      qc.invalidateQueries({ queryKey: documentKeys.all }); // reload list/detail/timeline</w:t>
+        <w:br/>
+        <w:t xml:space="preserve">    },</w:t>
+        <w:br/>
+        <w:t xml:space="preserve">    // TODO: onError -&gt; แสดง apiErrorMessage(error) ผ่าน Toast กลาง</w:t>
+        <w:br/>
+        <w:t xml:space="preserve">  });</w:t>
+        <w:br/>
+        <w:t>}</w:t>
+      </w:r>
+    </w:p>
+    <w:p>
+      <w:pPr>
+        <w:pStyle w:val="Heading3"/>
+        <w:keepNext/>
+        <w:keepLines/>
+        <w:pageBreakBefore w:val="0"/>
+      </w:pPr>
+      <w:r>
+        <w:t>8.6 ฟอร์มพิจารณา + validation — `src/components/sbpgi/document-detail/ActionForm06.tsx`</w:t>
+      </w:r>
+    </w:p>
+    <w:p>
+      <w:pPr>
+        <w:keepNext w:val="0"/>
+      </w:pPr>
+      <w:r>
+        <w:t>หน้านี้</w:t>
+      </w:r>
+      <w:r>
+        <w:rPr>
+          <w:b/>
+        </w:rPr>
+        <w:t>ไม่มีการค้นหา</w:t>
+      </w:r>
+      <w:r>
+        <w:t xml:space="preserve"> — ฟอร์มเดียวของหน้าคือฟอร์มผลการพิจารณาที่ยิง </w:t>
+      </w:r>
+      <w:r>
+        <w:rPr>
+          <w:rFonts w:ascii="Courier New" w:hAnsi="Courier New"/>
+        </w:rPr>
+        <w:t>POST /api/v1/documents/{docNo}/actions</w:t>
+      </w:r>
+      <w:r>
+        <w:t xml:space="preserve"> โดยส่งได้แค่ </w:t>
+      </w:r>
+      <w:r>
+        <w:rPr>
+          <w:rFonts w:ascii="Courier New" w:hAnsi="Courier New"/>
+        </w:rPr>
+        <w:t>result</w:t>
+      </w:r>
+      <w:r>
+        <w:t xml:space="preserve"> + </w:t>
+      </w:r>
+      <w:r>
+        <w:rPr>
+          <w:rFonts w:ascii="Courier New" w:hAnsi="Courier New"/>
+        </w:rPr>
+        <w:t>comment</w:t>
+      </w:r>
+    </w:p>
+    <w:p>
+      <w:pPr>
+        <w:keepLines w:val="0"/>
+        <w:ind w:left="288"/>
+      </w:pPr>
+      <w:r>
+        <w:rPr>
+          <w:rFonts w:ascii="Courier New" w:hAnsi="Courier New"/>
+          <w:sz w:val="16"/>
+        </w:rPr>
+        <w:t>'use client';</w:t>
+        <w:br/>
+        <w:t>// ActionForm06 — ฟอร์ม "ผลการพิจารณา" ของ workflow section 06</w:t>
+        <w:br/>
+        <w:t>// payload ที่ส่งจริงมีแค่ 2 field ตาม CreateDocumentsActionsRequest: { result, comment }</w:t>
+        <w:br/>
+        <w:t>// option ที่ role นี้เห็นตาม contract (render จาก doc.actionOptions ห้าม hardcode ใน JSX):</w:t>
+        <w:br/>
+        <w:t>//   - เห็นควรไม่ชดเชย (value='เห็นควรไม่ชดเชย', requireComment=true)</w:t>
+        <w:br/>
+        <w:t>//   - หยุดชดเชยประกันรายได้ (value='หยุดชดเชยประกันรายได้', requireComment=false)</w:t>
+        <w:br/>
+        <w:t>//   - ส่งหน่วยงานส่งเสริมธุรกิจ SBP (value='ส่งหน่วยงานส่งเสริมธุรกิจ SBP', requireComment=false)</w:t>
+        <w:br/>
+        <w:t>//   - ส่งเจ้าหน้าที่ SBP DSA ดำเนินการ (value='ส่งเจ้าหน้าที่ SBP DSA ดำเนินการ', requireComment=false)</w:t>
+        <w:br/>
+        <w:t>// editableSections ของ role นี้ (ใช้เป็น constant สำหรับ assertion/test เท่านั้น ไม่ใช่เพื่อ hardcode การ render):</w:t>
+        <w:br/>
+        <w:t>export const EDITABLE_SECTIONS_06 = [] as const;</w:t>
+        <w:br/>
+        <w:br/>
+        <w:t>import { Controller, useForm } from 'react-hook-form';</w:t>
+        <w:br/>
+        <w:t>import { yupResolver } from '@hookform/resolvers/yup';</w:t>
+        <w:br/>
+        <w:t>import * as yup from 'yup';</w:t>
+        <w:br/>
+        <w:t>import { RadioButtonGroup } from '@/components/Form';</w:t>
+        <w:br/>
+        <w:t>import { InputTextarea } from '@/components/Form/InputText/inputtextArea';</w:t>
+        <w:br/>
+        <w:t>import type { DocumentActionRequest } from '@/types/sbpgi/common';</w:t>
+        <w:br/>
+        <w:br/>
+        <w:t>interface ActionOption { value: string; label: string; requireComment?: boolean }</w:t>
+        <w:br/>
+        <w:br/>
+        <w:t>// ค่าที่ "บังคับกรอกความคิดเห็น" มาจาก contract ของ role นี้</w:t>
+        <w:br/>
+        <w:t>const REQUIRE_COMMENT: string[] = ['เห็นควรไม่ชดเชย'];</w:t>
+        <w:br/>
+        <w:br/>
+        <w:t>// TODO: แทนข้อความ validation ด้วยข้อความ verbatim จาก ข้อกำหนดทางธุรกิจ ก่อน UAT</w:t>
+        <w:br/>
+        <w:t>const schema = yup.object({</w:t>
+        <w:br/>
+        <w:t xml:space="preserve">  result: yup.string().required('กรุณาเลือกผลการพิจารณา'),</w:t>
+        <w:br/>
+        <w:t xml:space="preserve">  comment: yup.string().when('result', {</w:t>
+        <w:br/>
+        <w:t xml:space="preserve">    is: (v: string) =&gt; REQUIRE_COMMENT.includes(v),</w:t>
+        <w:br/>
+        <w:t xml:space="preserve">    then: (s) =&gt; s.required('กรุณาระบุความคิดเห็น'),</w:t>
+        <w:br/>
+        <w:t xml:space="preserve">    otherwise: (s) =&gt; s.optional(),</w:t>
+        <w:br/>
+        <w:t xml:space="preserve">  }),</w:t>
+        <w:br/>
+        <w:t>});</w:t>
+        <w:br/>
+        <w:br/>
+        <w:t>export default function ActionForm06({ options, onSubmit, onCancel, submitting }: {</w:t>
+        <w:br/>
+        <w:t xml:space="preserve">  options: ActionOption[];          // = doc.actionOptions จาก API</w:t>
+        <w:br/>
+        <w:t xml:space="preserve">  onSubmit: (payload: DocumentActionRequest) =&gt; void;</w:t>
+        <w:br/>
+        <w:t xml:space="preserve">  onCancel?: () =&gt; void;</w:t>
+        <w:br/>
+        <w:t xml:space="preserve">  submitting?: boolean;</w:t>
+        <w:br/>
+        <w:t>}) {</w:t>
+        <w:br/>
+        <w:t xml:space="preserve">  const { control, handleSubmit, watch, formState: { errors } } = useForm&lt;DocumentActionRequest&gt;({</w:t>
+        <w:br/>
+        <w:t xml:space="preserve">    resolver: yupResolver(schema) as never,</w:t>
+        <w:br/>
+        <w:t xml:space="preserve">    defaultValues: { result: '', comment: '' },</w:t>
+        <w:br/>
+        <w:t xml:space="preserve">    mode: 'onSubmit',</w:t>
+        <w:br/>
+        <w:t xml:space="preserve">  });</w:t>
+        <w:br/>
+        <w:t xml:space="preserve">  const mustComment = REQUIRE_COMMENT.includes(watch('result'));</w:t>
+        <w:br/>
+        <w:br/>
+        <w:t xml:space="preserve">  return (</w:t>
+        <w:br/>
+        <w:t xml:space="preserve">    &lt;form onSubmit={handleSubmit(onSubmit)} className="flex flex-col gap-3"&gt;</w:t>
+        <w:br/>
+        <w:t xml:space="preserve">      &lt;Controller</w:t>
+        <w:br/>
+        <w:t xml:space="preserve">        name="result"</w:t>
+        <w:br/>
+        <w:t xml:space="preserve">        control={control}</w:t>
+        <w:br/>
+        <w:t xml:space="preserve">        render={({ field }) =&gt; (</w:t>
+        <w:br/>
+        <w:t xml:space="preserve">          &lt;RadioButtonGroup</w:t>
+        <w:br/>
+        <w:t xml:space="preserve">            options={options.map((o) =&gt; ({ label: o.label, value: o.value }))}</w:t>
+        <w:br/>
+        <w:t xml:space="preserve">            value={field.value}</w:t>
+        <w:br/>
+        <w:t xml:space="preserve">            onChange={(e) =&gt; field.onChange(e.value)}</w:t>
+        <w:br/>
+        <w:t xml:space="preserve">            flex="col"</w:t>
+        <w:br/>
+        <w:t xml:space="preserve">            gap="8px"</w:t>
+        <w:br/>
+        <w:t xml:space="preserve">          /&gt;</w:t>
+        <w:br/>
+        <w:t xml:space="preserve">        )}</w:t>
+        <w:br/>
+        <w:t xml:space="preserve">      /&gt;</w:t>
+        <w:br/>
+        <w:t xml:space="preserve">      {errors.result &amp;&amp; &lt;span className="text-red-600"&gt;{errors.result.message}&lt;/span&gt;}</w:t>
+        <w:br/>
+        <w:t xml:space="preserve">      &lt;Controller</w:t>
+        <w:br/>
+        <w:t xml:space="preserve">        name="comment"</w:t>
+        <w:br/>
+        <w:t xml:space="preserve">        control={control}</w:t>
+        <w:br/>
+        <w:t xml:space="preserve">        render={({ field }) =&gt; (</w:t>
+        <w:br/>
+        <w:t xml:space="preserve">          &lt;InputTextarea {...field} rows={4} placeholder={mustComment ? 'ระบุความคิดเห็น (บังคับ)' : 'ความคิดเห็น'} /&gt;</w:t>
+        <w:br/>
+        <w:t xml:space="preserve">        )}</w:t>
+        <w:br/>
+        <w:t xml:space="preserve">      /&gt;</w:t>
+        <w:br/>
+        <w:t xml:space="preserve">      {errors.comment &amp;&amp; &lt;span className="text-red-600"&gt;{errors.comment.message}&lt;/span&gt;}</w:t>
+        <w:br/>
+        <w:t xml:space="preserve">      &lt;div className="flex justify-end gap-2"&gt;</w:t>
+        <w:br/>
+        <w:t xml:space="preserve">        &lt;button type="submit" className="btn btn-primary" disabled={submitting}&gt;</w:t>
+        <w:br/>
+        <w:t xml:space="preserve">          ยืนยัน</w:t>
+        <w:br/>
+        <w:t xml:space="preserve">        &lt;/button&gt;</w:t>
+        <w:br/>
+        <w:t xml:space="preserve">        &lt;button type="button" className="btn btn-secondary" onClick={onCancel}&gt;</w:t>
+        <w:br/>
+        <w:t xml:space="preserve">          ยกเลิก</w:t>
+        <w:br/>
+        <w:t xml:space="preserve">        &lt;/button&gt;</w:t>
+        <w:br/>
+        <w:t xml:space="preserve">      &lt;/div&gt;</w:t>
+        <w:br/>
+        <w:t xml:space="preserve">    &lt;/form&gt;</w:t>
+        <w:br/>
+        <w:t xml:space="preserve">  );</w:t>
+        <w:br/>
+        <w:t>}</w:t>
+      </w:r>
+    </w:p>
+    <w:p>
+      <w:pPr>
+        <w:pStyle w:val="ListBullet"/>
+        <w:keepLines/>
+      </w:pPr>
+      <w:r>
+        <w:t xml:space="preserve">ทุกหน้าเช็คสิทธิ์ด้วย </w:t>
+      </w:r>
+      <w:r>
+        <w:rPr>
+          <w:rFonts w:ascii="Courier New" w:hAnsi="Courier New"/>
+        </w:rPr>
+        <w:t>permissionStore.hasPermission(url, 'canView'|'canManage'|'canExport'|'canOther')</w:t>
+      </w:r>
+      <w:r>
+        <w:t xml:space="preserve"> แล้ว render </w:t>
+      </w:r>
+      <w:r>
+        <w:rPr>
+          <w:rFonts w:ascii="Courier New" w:hAnsi="Courier New"/>
+        </w:rPr>
+        <w:t>&lt;AccessDenied /&gt;</w:t>
+      </w:r>
+      <w:r>
+        <w:t xml:space="preserve"> เมื่อไม่มีสิทธิ์</w:t>
+      </w:r>
+    </w:p>
+    <w:p>
+      <w:pPr>
+        <w:pStyle w:val="ListBullet"/>
+        <w:keepLines/>
+      </w:pPr>
+      <w:r>
+        <w:t xml:space="preserve">เมนู/สิทธิ์มาจาก </w:t>
+      </w:r>
+      <w:r>
+        <w:rPr>
+          <w:rFonts w:ascii="Courier New" w:hAnsi="Courier New"/>
+        </w:rPr>
+        <w:t>GET /menus</w:t>
+      </w:r>
+      <w:r>
+        <w:t xml:space="preserve"> และ </w:t>
+      </w:r>
+      <w:r>
+        <w:rPr>
+          <w:rFonts w:ascii="Courier New" w:hAnsi="Courier New"/>
+        </w:rPr>
+        <w:t>GET /groups/current-user/permissions</w:t>
+      </w:r>
+      <w:r>
+        <w:t xml:space="preserve"> — ห้าม hardcode role หรือรายการเมนูใน FE</w:t>
+      </w:r>
+    </w:p>
+    <w:p>
+      <w:pPr>
+        <w:pStyle w:val="ListBullet"/>
+        <w:keepLines/>
+      </w:pPr>
+      <w:r>
+        <w:t>session อยู่ใน httpOnly cookie ของ BFF (</w:t>
+      </w:r>
+      <w:r>
+        <w:rPr>
+          <w:rFonts w:ascii="Courier New" w:hAnsi="Courier New"/>
+        </w:rPr>
+        <w:t>withCredentials: true</w:t>
+      </w:r>
+      <w:r>
+        <w:t>) — FE ไม่เก็บและไม่แนบ token เอง</w:t>
+      </w:r>
+    </w:p>
+    <w:p>
+      <w:pPr>
+        <w:pStyle w:val="ListBullet"/>
+        <w:keepLines/>
+      </w:pPr>
+      <w:r>
+        <w:t>payload ใช้วันที่ ค.ศ. เสมอ; แปลงเป็น พ.ศ. เฉพาะตอนแสดงผลผ่าน formatter กลางจุดเดียว</w:t>
+      </w:r>
+    </w:p>
+    <w:p>
+      <w:pPr>
+        <w:pStyle w:val="ListBullet"/>
+        <w:keepLines/>
+      </w:pPr>
+      <w:r>
+        <w:t xml:space="preserve">ข้อความ error แสดงจาก </w:t>
+      </w:r>
+      <w:r>
+        <w:rPr>
+          <w:rFonts w:ascii="Courier New" w:hAnsi="Courier New"/>
+        </w:rPr>
+        <w:t>error.message</w:t>
+      </w:r>
+      <w:r>
+        <w:t xml:space="preserve"> ของ BE ตรง ๆ (ห้าม paraphrase) — fallback ใช้เฉพาะกรณี network error</w:t>
+      </w:r>
+    </w:p>
     <w:p>
       <w:pPr>
         <w:pStyle w:val="Heading1"/>
@@ -7383,11 +9837,15 @@
               <w:keepLines/>
               <w:spacing w:after="0"/>
             </w:pPr>
-            <w:r/>
-            <w:r>
-              <w:rPr>
-                <w:rFonts w:ascii="Arial" w:hAnsi="Arial" w:eastAsia="Arial"/>
-                <w:b w:val="0"/>
+            <w:r>
+              <w:rPr>
+                <w:rFonts w:ascii="Arial" w:hAnsi="Arial" w:eastAsia="Arial"/>
+                <w:sz w:val="18"/>
+              </w:rPr>
+            </w:r>
+            <w:r>
+              <w:rPr>
+                <w:rFonts w:ascii="Arial" w:hAnsi="Arial" w:eastAsia="Arial"/>
                 <w:sz w:val="18"/>
               </w:rPr>
               <w:t>1</w:t>
@@ -7404,11 +9862,15 @@
               <w:keepLines/>
               <w:spacing w:after="0"/>
             </w:pPr>
-            <w:r/>
-            <w:r>
-              <w:rPr>
-                <w:rFonts w:ascii="Arial" w:hAnsi="Arial" w:eastAsia="Arial"/>
-                <w:b w:val="0"/>
+            <w:r>
+              <w:rPr>
+                <w:rFonts w:ascii="Arial" w:hAnsi="Arial" w:eastAsia="Arial"/>
+                <w:sz w:val="18"/>
+              </w:rPr>
+            </w:r>
+            <w:r>
+              <w:rPr>
+                <w:rFonts w:ascii="Arial" w:hAnsi="Arial" w:eastAsia="Arial"/>
                 <w:sz w:val="18"/>
               </w:rPr>
               <w:t>Load document detail</w:t>
@@ -7430,11 +9892,15 @@
               <w:keepLines/>
               <w:spacing w:after="0"/>
             </w:pPr>
-            <w:r/>
-            <w:r>
-              <w:rPr>
-                <w:rFonts w:ascii="Arial" w:hAnsi="Arial" w:eastAsia="Arial"/>
-                <w:b w:val="0"/>
+            <w:r>
+              <w:rPr>
+                <w:rFonts w:ascii="Arial" w:hAnsi="Arial" w:eastAsia="Arial"/>
+                <w:sz w:val="18"/>
+              </w:rPr>
+            </w:r>
+            <w:r>
+              <w:rPr>
+                <w:rFonts w:ascii="Arial" w:hAnsi="Arial" w:eastAsia="Arial"/>
                 <w:sz w:val="18"/>
               </w:rPr>
               <w:t>2</w:t>
@@ -7451,11 +9917,15 @@
               <w:keepLines/>
               <w:spacing w:after="0"/>
             </w:pPr>
-            <w:r/>
-            <w:r>
-              <w:rPr>
-                <w:rFonts w:ascii="Arial" w:hAnsi="Arial" w:eastAsia="Arial"/>
-                <w:b w:val="0"/>
+            <w:r>
+              <w:rPr>
+                <w:rFonts w:ascii="Arial" w:hAnsi="Arial" w:eastAsia="Arial"/>
+                <w:sz w:val="18"/>
+              </w:rPr>
+            </w:r>
+            <w:r>
+              <w:rPr>
+                <w:rFonts w:ascii="Arial" w:hAnsi="Arial" w:eastAsia="Arial"/>
                 <w:sz w:val="18"/>
               </w:rPr>
               <w:t>Apply visibleSections and editableSections</w:t>
@@ -7477,11 +9947,15 @@
               <w:keepLines/>
               <w:spacing w:after="0"/>
             </w:pPr>
-            <w:r/>
-            <w:r>
-              <w:rPr>
-                <w:rFonts w:ascii="Arial" w:hAnsi="Arial" w:eastAsia="Arial"/>
-                <w:b w:val="0"/>
+            <w:r>
+              <w:rPr>
+                <w:rFonts w:ascii="Arial" w:hAnsi="Arial" w:eastAsia="Arial"/>
+                <w:sz w:val="18"/>
+              </w:rPr>
+            </w:r>
+            <w:r>
+              <w:rPr>
+                <w:rFonts w:ascii="Arial" w:hAnsi="Arial" w:eastAsia="Arial"/>
                 <w:sz w:val="18"/>
               </w:rPr>
               <w:t>3</w:t>
@@ -7498,11 +9972,15 @@
               <w:keepLines/>
               <w:spacing w:after="0"/>
             </w:pPr>
-            <w:r/>
-            <w:r>
-              <w:rPr>
-                <w:rFonts w:ascii="Arial" w:hAnsi="Arial" w:eastAsia="Arial"/>
-                <w:b w:val="0"/>
+            <w:r>
+              <w:rPr>
+                <w:rFonts w:ascii="Arial" w:hAnsi="Arial" w:eastAsia="Arial"/>
+                <w:sz w:val="18"/>
+              </w:rPr>
+            </w:r>
+            <w:r>
+              <w:rPr>
+                <w:rFonts w:ascii="Arial" w:hAnsi="Arial" w:eastAsia="Arial"/>
                 <w:sz w:val="18"/>
               </w:rPr>
               <w:t>Render fields/actions for this role only</w:t>
@@ -7524,11 +10002,15 @@
               <w:keepLines/>
               <w:spacing w:after="0"/>
             </w:pPr>
-            <w:r/>
-            <w:r>
-              <w:rPr>
-                <w:rFonts w:ascii="Arial" w:hAnsi="Arial" w:eastAsia="Arial"/>
-                <w:b w:val="0"/>
+            <w:r>
+              <w:rPr>
+                <w:rFonts w:ascii="Arial" w:hAnsi="Arial" w:eastAsia="Arial"/>
+                <w:sz w:val="18"/>
+              </w:rPr>
+            </w:r>
+            <w:r>
+              <w:rPr>
+                <w:rFonts w:ascii="Arial" w:hAnsi="Arial" w:eastAsia="Arial"/>
                 <w:sz w:val="18"/>
               </w:rPr>
               <w:t>4</w:t>
@@ -7545,11 +10027,15 @@
               <w:keepLines/>
               <w:spacing w:after="0"/>
             </w:pPr>
-            <w:r/>
-            <w:r>
-              <w:rPr>
-                <w:rFonts w:ascii="Arial" w:hAnsi="Arial" w:eastAsia="Arial"/>
-                <w:b w:val="0"/>
+            <w:r>
+              <w:rPr>
+                <w:rFonts w:ascii="Arial" w:hAnsi="Arial" w:eastAsia="Arial"/>
+                <w:sz w:val="18"/>
+              </w:rPr>
+            </w:r>
+            <w:r>
+              <w:rPr>
+                <w:rFonts w:ascii="Arial" w:hAnsi="Arial" w:eastAsia="Arial"/>
                 <w:sz w:val="18"/>
               </w:rPr>
               <w:t>Validate popup text</w:t>
@@ -7571,11 +10057,15 @@
               <w:keepLines/>
               <w:spacing w:after="0"/>
             </w:pPr>
-            <w:r/>
-            <w:r>
-              <w:rPr>
-                <w:rFonts w:ascii="Arial" w:hAnsi="Arial" w:eastAsia="Arial"/>
-                <w:b w:val="0"/>
+            <w:r>
+              <w:rPr>
+                <w:rFonts w:ascii="Arial" w:hAnsi="Arial" w:eastAsia="Arial"/>
+                <w:sz w:val="18"/>
+              </w:rPr>
+            </w:r>
+            <w:r>
+              <w:rPr>
+                <w:rFonts w:ascii="Arial" w:hAnsi="Arial" w:eastAsia="Arial"/>
                 <w:sz w:val="18"/>
               </w:rPr>
               <w:t>5</w:t>
@@ -7592,11 +10082,15 @@
               <w:keepLines/>
               <w:spacing w:after="0"/>
             </w:pPr>
-            <w:r/>
-            <w:r>
-              <w:rPr>
-                <w:rFonts w:ascii="Arial" w:hAnsi="Arial" w:eastAsia="Arial"/>
-                <w:b w:val="0"/>
+            <w:r>
+              <w:rPr>
+                <w:rFonts w:ascii="Arial" w:hAnsi="Arial" w:eastAsia="Arial"/>
+                <w:sz w:val="18"/>
+              </w:rPr>
+            </w:r>
+            <w:r>
+              <w:rPr>
+                <w:rFonts w:ascii="Arial" w:hAnsi="Arial" w:eastAsia="Arial"/>
                 <w:sz w:val="18"/>
               </w:rPr>
               <w:t>Submit action or save allowed section</w:t>
@@ -7618,11 +10112,15 @@
               <w:keepLines/>
               <w:spacing w:after="0"/>
             </w:pPr>
-            <w:r/>
-            <w:r>
-              <w:rPr>
-                <w:rFonts w:ascii="Arial" w:hAnsi="Arial" w:eastAsia="Arial"/>
-                <w:b w:val="0"/>
+            <w:r>
+              <w:rPr>
+                <w:rFonts w:ascii="Arial" w:hAnsi="Arial" w:eastAsia="Arial"/>
+                <w:sz w:val="18"/>
+              </w:rPr>
+            </w:r>
+            <w:r>
+              <w:rPr>
+                <w:rFonts w:ascii="Arial" w:hAnsi="Arial" w:eastAsia="Arial"/>
                 <w:sz w:val="18"/>
               </w:rPr>
               <w:t>6</w:t>
@@ -7639,11 +10137,15 @@
               <w:keepLines/>
               <w:spacing w:after="0"/>
             </w:pPr>
-            <w:r/>
-            <w:r>
-              <w:rPr>
-                <w:rFonts w:ascii="Arial" w:hAnsi="Arial" w:eastAsia="Arial"/>
-                <w:b w:val="0"/>
+            <w:r>
+              <w:rPr>
+                <w:rFonts w:ascii="Arial" w:hAnsi="Arial" w:eastAsia="Arial"/>
+                <w:sz w:val="18"/>
+              </w:rPr>
+            </w:r>
+            <w:r>
+              <w:rPr>
+                <w:rFonts w:ascii="Arial" w:hAnsi="Arial" w:eastAsia="Arial"/>
                 <w:sz w:val="18"/>
               </w:rPr>
               <w:t>Reload detail/timeline/status</w:t>
@@ -7785,11 +10287,15 @@
               <w:keepLines/>
               <w:spacing w:after="0"/>
             </w:pPr>
-            <w:r/>
-            <w:r>
-              <w:rPr>
-                <w:rFonts w:ascii="Arial" w:hAnsi="Arial" w:eastAsia="Arial"/>
-                <w:b w:val="0"/>
+            <w:r>
+              <w:rPr>
+                <w:rFonts w:ascii="Arial" w:hAnsi="Arial" w:eastAsia="Arial"/>
+                <w:sz w:val="18"/>
+              </w:rPr>
+            </w:r>
+            <w:r>
+              <w:rPr>
+                <w:rFonts w:ascii="Arial" w:hAnsi="Arial" w:eastAsia="Arial"/>
                 <w:sz w:val="18"/>
               </w:rPr>
               <w:t>1</w:t>
@@ -7806,11 +10312,15 @@
               <w:keepLines/>
               <w:spacing w:after="0"/>
             </w:pPr>
-            <w:r/>
-            <w:r>
-              <w:rPr>
-                <w:rFonts w:ascii="Arial" w:hAnsi="Arial" w:eastAsia="Arial"/>
-                <w:b w:val="0"/>
+            <w:r>
+              <w:rPr>
+                <w:rFonts w:ascii="Arial" w:hAnsi="Arial" w:eastAsia="Arial"/>
+                <w:sz w:val="18"/>
+              </w:rPr>
+            </w:r>
+            <w:r>
+              <w:rPr>
+                <w:rFonts w:ascii="Arial" w:hAnsi="Arial" w:eastAsia="Arial"/>
                 <w:sz w:val="18"/>
               </w:rPr>
               <w:t>เปิดด้วย roleProfileCode=P-06 แล้ว sec-calc ต้องไม่ render</w:t>
@@ -7832,11 +10342,15 @@
               <w:keepLines/>
               <w:spacing w:after="0"/>
             </w:pPr>
-            <w:r/>
-            <w:r>
-              <w:rPr>
-                <w:rFonts w:ascii="Arial" w:hAnsi="Arial" w:eastAsia="Arial"/>
-                <w:b w:val="0"/>
+            <w:r>
+              <w:rPr>
+                <w:rFonts w:ascii="Arial" w:hAnsi="Arial" w:eastAsia="Arial"/>
+                <w:sz w:val="18"/>
+              </w:rPr>
+            </w:r>
+            <w:r>
+              <w:rPr>
+                <w:rFonts w:ascii="Arial" w:hAnsi="Arial" w:eastAsia="Arial"/>
                 <w:sz w:val="18"/>
               </w:rPr>
               <w:t>2</w:t>
@@ -7853,11 +10367,15 @@
               <w:keepLines/>
               <w:spacing w:after="0"/>
             </w:pPr>
-            <w:r/>
-            <w:r>
-              <w:rPr>
-                <w:rFonts w:ascii="Arial" w:hAnsi="Arial" w:eastAsia="Arial"/>
-                <w:b w:val="0"/>
+            <w:r>
+              <w:rPr>
+                <w:rFonts w:ascii="Arial" w:hAnsi="Arial" w:eastAsia="Arial"/>
+                <w:sz w:val="18"/>
+              </w:rPr>
+            </w:r>
+            <w:r>
+              <w:rPr>
+                <w:rFonts w:ascii="Arial" w:hAnsi="Arial" w:eastAsia="Arial"/>
                 <w:sz w:val="18"/>
               </w:rPr>
               <w:t>section ร้านเปิดใหม่/คู่แข่ง/ปัจจัยต้องไม่มี input/edit/delete/save</w:t>
@@ -7879,11 +10397,15 @@
               <w:keepLines/>
               <w:spacing w:after="0"/>
             </w:pPr>
-            <w:r/>
-            <w:r>
-              <w:rPr>
-                <w:rFonts w:ascii="Arial" w:hAnsi="Arial" w:eastAsia="Arial"/>
-                <w:b w:val="0"/>
+            <w:r>
+              <w:rPr>
+                <w:rFonts w:ascii="Arial" w:hAnsi="Arial" w:eastAsia="Arial"/>
+                <w:sz w:val="18"/>
+              </w:rPr>
+            </w:r>
+            <w:r>
+              <w:rPr>
+                <w:rFonts w:ascii="Arial" w:hAnsi="Arial" w:eastAsia="Arial"/>
                 <w:sz w:val="18"/>
               </w:rPr>
               <w:t>3</w:t>
@@ -7900,11 +10422,15 @@
               <w:keepLines/>
               <w:spacing w:after="0"/>
             </w:pPr>
-            <w:r/>
-            <w:r>
-              <w:rPr>
-                <w:rFonts w:ascii="Arial" w:hAnsi="Arial" w:eastAsia="Arial"/>
-                <w:b w:val="0"/>
+            <w:r>
+              <w:rPr>
+                <w:rFonts w:ascii="Arial" w:hAnsi="Arial" w:eastAsia="Arial"/>
+                <w:sz w:val="18"/>
+              </w:rPr>
+            </w:r>
+            <w:r>
+              <w:rPr>
+                <w:rFonts w:ascii="Arial" w:hAnsi="Arial" w:eastAsia="Arial"/>
                 <w:sz w:val="18"/>
               </w:rPr>
               <w:t>ไม่เลือก result แล้วกดส่ง ต้องแสดง popup verbatim</w:t>
@@ -7926,11 +10452,15 @@
               <w:keepLines/>
               <w:spacing w:after="0"/>
             </w:pPr>
-            <w:r/>
-            <w:r>
-              <w:rPr>
-                <w:rFonts w:ascii="Arial" w:hAnsi="Arial" w:eastAsia="Arial"/>
-                <w:b w:val="0"/>
+            <w:r>
+              <w:rPr>
+                <w:rFonts w:ascii="Arial" w:hAnsi="Arial" w:eastAsia="Arial"/>
+                <w:sz w:val="18"/>
+              </w:rPr>
+            </w:r>
+            <w:r>
+              <w:rPr>
+                <w:rFonts w:ascii="Arial" w:hAnsi="Arial" w:eastAsia="Arial"/>
                 <w:sz w:val="18"/>
               </w:rPr>
               <w:t>4</w:t>
@@ -7947,11 +10477,15 @@
               <w:keepLines/>
               <w:spacing w:after="0"/>
             </w:pPr>
-            <w:r/>
-            <w:r>
-              <w:rPr>
-                <w:rFonts w:ascii="Arial" w:hAnsi="Arial" w:eastAsia="Arial"/>
-                <w:b w:val="0"/>
+            <w:r>
+              <w:rPr>
+                <w:rFonts w:ascii="Arial" w:hAnsi="Arial" w:eastAsia="Arial"/>
+                <w:sz w:val="18"/>
+              </w:rPr>
+            </w:r>
+            <w:r>
+              <w:rPr>
+                <w:rFonts w:ascii="Arial" w:hAnsi="Arial" w:eastAsia="Arial"/>
                 <w:sz w:val="18"/>
               </w:rPr>
               <w:t>เลือก เห็นควรไม่ชดเชย โดยไม่กรอก comment ต้อง error ACTION_COMMENT_REQUIRED</w:t>
@@ -7973,11 +10507,15 @@
               <w:keepLines/>
               <w:spacing w:after="0"/>
             </w:pPr>
-            <w:r/>
-            <w:r>
-              <w:rPr>
-                <w:rFonts w:ascii="Arial" w:hAnsi="Arial" w:eastAsia="Arial"/>
-                <w:b w:val="0"/>
+            <w:r>
+              <w:rPr>
+                <w:rFonts w:ascii="Arial" w:hAnsi="Arial" w:eastAsia="Arial"/>
+                <w:sz w:val="18"/>
+              </w:rPr>
+            </w:r>
+            <w:r>
+              <w:rPr>
+                <w:rFonts w:ascii="Arial" w:hAnsi="Arial" w:eastAsia="Arial"/>
                 <w:sz w:val="18"/>
               </w:rPr>
               <w:t>5</w:t>
@@ -7994,11 +10532,15 @@
               <w:keepLines/>
               <w:spacing w:after="0"/>
             </w:pPr>
-            <w:r/>
-            <w:r>
-              <w:rPr>
-                <w:rFonts w:ascii="Arial" w:hAnsi="Arial" w:eastAsia="Arial"/>
-                <w:b w:val="0"/>
+            <w:r>
+              <w:rPr>
+                <w:rFonts w:ascii="Arial" w:hAnsi="Arial" w:eastAsia="Arial"/>
+                <w:sz w:val="18"/>
+              </w:rPr>
+            </w:r>
+            <w:r>
+              <w:rPr>
+                <w:rFonts w:ascii="Arial" w:hAnsi="Arial" w:eastAsia="Arial"/>
                 <w:sz w:val="18"/>
               </w:rPr>
               <w:t>upload ไฟล์เกิน 5 MB ต้อง error FILE_TOO_LARGE</w:t>
@@ -8556,12 +11098,13 @@
       <w:outlineLvl w:val="3"/>
     </w:pPr>
     <w:rPr>
-      <w:rFonts w:asciiTheme="majorHAnsi" w:eastAsiaTheme="majorEastAsia" w:hAnsiTheme="majorHAnsi" w:cstheme="majorBidi"/>
+      <w:rFonts w:asciiTheme="majorHAnsi" w:eastAsiaTheme="majorEastAsia" w:hAnsiTheme="majorHAnsi" w:cstheme="majorBidi" w:ascii="Arial" w:hAnsi="Arial" w:eastAsia="Arial"/>
       <w:b/>
       <w:bCs/>
       <w:i/>
       <w:iCs/>
-      <w:color w:val="4F81BD" w:themeColor="accent1"/>
+      <w:color w:val="2E74B5"/>
+      <w:sz w:val="20"/>
     </w:rPr>
   </w:style>
   <w:style w:type="paragraph" w:styleId="Heading5">

--- a/LLDD/word/FE/LLDD-FE-Document-Detail-Role-06-SBP-DSA.docx
+++ b/LLDD/word/FE/LLDD-FE-Document-Detail-Role-06-SBP-DSA.docx
@@ -6081,7 +6081,7 @@
                 <w:rFonts w:ascii="Arial" w:hAnsi="Arial" w:eastAsia="Arial"/>
                 <w:sz w:val="18"/>
               </w:rPr>
-              <w:t>พ.ศ. YYYY/xxxxx</w:t>
+              <w:t>ค.ศ. YYYY/xxxxx</w:t>
             </w:r>
           </w:p>
         </w:tc>
@@ -6449,7 +6449,7 @@
                 <w:rFonts w:ascii="Arial" w:hAnsi="Arial" w:eastAsia="Arial"/>
                 <w:sz w:val="18"/>
               </w:rPr>
-              <w:t>พ.ศ. YYYY/xxxxx</w:t>
+              <w:t>ค.ศ. YYYY/xxxxx</w:t>
             </w:r>
           </w:p>
         </w:tc>
@@ -9254,7 +9254,7 @@
         </w:rPr>
         <w:t>// src/types/sbpgi/document.ts — ตรงกับตาราง API ในเอกสารนี้</w:t>
         <w:br/>
-        <w:t>// วันที่/เดือนใน payload เป็น ค.ศ. (ISO) เสมอ — แปลงเป็น พ.ศ. เฉพาะตอน display</w:t>
+        <w:t>// วันที่/เดือนเป็น ค.ศ. ทั้ง payload (ISO) และ display — ไม่แปลงเป็น พ.ศ. (มติ 2026-08-06)</w:t>
         <w:br/>
         <w:br/>
         <w:t>/** GET /api/v1/documents/{docNo} — response */</w:t>
@@ -9538,11 +9538,15 @@
         <w:t>const REQUIRE_COMMENT: string[] = ['เห็นควรไม่ชดเชย'];</w:t>
         <w:br/>
         <w:br/>
-        <w:t>// TODO: แทนข้อความ validation ด้วยข้อความ verbatim จาก ข้อกำหนดทางธุรกิจ ก่อน UAT</w:t>
+        <w:t>// ⚠️ ข้อความ validation ด้านล่างเป็น verbatim จาก ข้อกำหนดทางธุรกิจ v3.1 — ห้าม paraphrase ห้ามย่อ</w:t>
+        <w:br/>
+        <w:t>//    (ข้อกำหนดทางธุรกิจ "รายการหน้าจอ" §10/§13 · ตรงกับที่ prototype Document Detail screen ใช้)</w:t>
         <w:br/>
         <w:t>const schema = yup.object({</w:t>
         <w:br/>
-        <w:t xml:space="preserve">  result: yup.string().required('กรุณาเลือกผลการพิจารณา'),</w:t>
+        <w:t xml:space="preserve">  result: yup.string().required('ท่านยังไม่เลือกผลการพิจารณา กรุณาเลือกข้อมูลก่อนกดส่งดำเนินการ'),</w:t>
+        <w:br/>
+        <w:t xml:space="preserve">  // ข้อกำหนดทางธุรกิจ บังคับให้ความคิดเห็นเป็น required เมื่อเลือกไม่ชดเชย แต่ไม่ได้ระบุข้อความ — ข้อความนี้เรากำหนดเอง</w:t>
         <w:br/>
         <w:t xml:space="preserve">  comment: yup.string().when('result', {</w:t>
         <w:br/>
@@ -9731,7 +9735,7 @@
         <w:keepLines/>
       </w:pPr>
       <w:r>
-        <w:t>payload ใช้วันที่ ค.ศ. เสมอ; แปลงเป็น พ.ศ. เฉพาะตอนแสดงผลผ่าน formatter กลางจุดเดียว</w:t>
+        <w:t>payload และการแสดงผลใช้วันที่ ค.ศ. เสมอ ผ่าน formatter กลางจุดเดียว — ไม่แปลงเป็น พ.ศ. (มติ 2026-08-06)</w:t>
       </w:r>
     </w:p>
     <w:p>

--- a/LLDD/word/FE/LLDD-FE-Document-Detail-Role-06-SBP-DSA.docx
+++ b/LLDD/word/FE/LLDD-FE-Document-Detail-Role-06-SBP-DSA.docx
@@ -5,7 +5,7 @@
     <w:p>
       <w:r>
         <w:rPr>
-          <w:rFonts w:ascii="Arial" w:hAnsi="Arial" w:eastAsia="Arial"/>
+          <w:rFonts w:ascii="Arial" w:hAnsi="Arial" w:eastAsia="Arial" w:cs="Tahoma"/>
           <w:b/>
           <w:color w:val="0B2545"/>
           <w:sz w:val="40"/>
@@ -58,7 +58,7 @@
             <w:r/>
             <w:r>
               <w:rPr>
-                <w:rFonts w:ascii="Arial" w:hAnsi="Arial" w:eastAsia="Arial"/>
+                <w:rFonts w:ascii="Arial" w:hAnsi="Arial" w:eastAsia="Arial" w:cs="Tahoma"/>
                 <w:b/>
                 <w:sz w:val="18"/>
               </w:rPr>
@@ -80,7 +80,7 @@
             <w:r/>
             <w:r>
               <w:rPr>
-                <w:rFonts w:ascii="Arial" w:hAnsi="Arial" w:eastAsia="Arial"/>
+                <w:rFonts w:ascii="Arial" w:hAnsi="Arial" w:eastAsia="Arial" w:cs="Tahoma"/>
                 <w:b/>
                 <w:sz w:val="18"/>
               </w:rPr>
@@ -105,13 +105,13 @@
             </w:pPr>
             <w:r>
               <w:rPr>
-                <w:rFonts w:ascii="Arial" w:hAnsi="Arial" w:eastAsia="Arial"/>
-                <w:sz w:val="18"/>
-              </w:rPr>
-            </w:r>
-            <w:r>
-              <w:rPr>
-                <w:rFonts w:ascii="Arial" w:hAnsi="Arial" w:eastAsia="Arial"/>
+                <w:rFonts w:ascii="Arial" w:hAnsi="Arial" w:eastAsia="Arial" w:cs="Tahoma"/>
+                <w:sz w:val="18"/>
+              </w:rPr>
+            </w:r>
+            <w:r>
+              <w:rPr>
+                <w:rFonts w:ascii="Arial" w:hAnsi="Arial" w:eastAsia="Arial" w:cs="Tahoma"/>
                 <w:sz w:val="18"/>
               </w:rPr>
               <w:t>วัตถุประสงค์</w:t>
@@ -130,13 +130,13 @@
             </w:pPr>
             <w:r>
               <w:rPr>
-                <w:rFonts w:ascii="Arial" w:hAnsi="Arial" w:eastAsia="Arial"/>
-                <w:sz w:val="18"/>
-              </w:rPr>
-            </w:r>
-            <w:r>
-              <w:rPr>
-                <w:rFonts w:ascii="Arial" w:hAnsi="Arial" w:eastAsia="Arial"/>
+                <w:rFonts w:ascii="Arial" w:hAnsi="Arial" w:eastAsia="Arial" w:cs="Tahoma"/>
+                <w:sz w:val="18"/>
+              </w:rPr>
+            </w:r>
+            <w:r>
+              <w:rPr>
+                <w:rFonts w:ascii="Arial" w:hAnsi="Arial" w:eastAsia="Arial" w:cs="Tahoma"/>
                 <w:sz w:val="18"/>
               </w:rPr>
               <w:t>ใช้เป็นรายละเอียดระดับพัฒนาสำหรับออกแบบ ลงมือพัฒนา ตรวจทาน และทดสอบขอบเขตที่ระบุในฉบับนี้</w:t>
@@ -160,13 +160,13 @@
             </w:pPr>
             <w:r>
               <w:rPr>
-                <w:rFonts w:ascii="Arial" w:hAnsi="Arial" w:eastAsia="Arial"/>
-                <w:sz w:val="18"/>
-              </w:rPr>
-            </w:r>
-            <w:r>
-              <w:rPr>
-                <w:rFonts w:ascii="Arial" w:hAnsi="Arial" w:eastAsia="Arial"/>
+                <w:rFonts w:ascii="Arial" w:hAnsi="Arial" w:eastAsia="Arial" w:cs="Tahoma"/>
+                <w:sz w:val="18"/>
+              </w:rPr>
+            </w:r>
+            <w:r>
+              <w:rPr>
+                <w:rFonts w:ascii="Arial" w:hAnsi="Arial" w:eastAsia="Arial" w:cs="Tahoma"/>
                 <w:sz w:val="18"/>
               </w:rPr>
               <w:t>ลำดับการอ่าน</w:t>
@@ -185,13 +185,13 @@
             </w:pPr>
             <w:r>
               <w:rPr>
-                <w:rFonts w:ascii="Arial" w:hAnsi="Arial" w:eastAsia="Arial"/>
-                <w:sz w:val="18"/>
-              </w:rPr>
-            </w:r>
-            <w:r>
-              <w:rPr>
-                <w:rFonts w:ascii="Arial" w:hAnsi="Arial" w:eastAsia="Arial"/>
+                <w:rFonts w:ascii="Arial" w:hAnsi="Arial" w:eastAsia="Arial" w:cs="Tahoma"/>
+                <w:sz w:val="18"/>
+              </w:rPr>
+            </w:r>
+            <w:r>
+              <w:rPr>
+                <w:rFonts w:ascii="Arial" w:hAnsi="Arial" w:eastAsia="Arial" w:cs="Tahoma"/>
                 <w:sz w:val="18"/>
               </w:rPr>
               <w:t>เริ่มจาก Overview และ Scope จากนั้นตรวจ Field/Validation, Implementation, Contract, Processing Flow, Acceptance Criteria และ Test Checklist ตามลำดับ</w:t>
@@ -215,13 +215,13 @@
             </w:pPr>
             <w:r>
               <w:rPr>
-                <w:rFonts w:ascii="Arial" w:hAnsi="Arial" w:eastAsia="Arial"/>
-                <w:sz w:val="18"/>
-              </w:rPr>
-            </w:r>
-            <w:r>
-              <w:rPr>
-                <w:rFonts w:ascii="Arial" w:hAnsi="Arial" w:eastAsia="Arial"/>
+                <w:rFonts w:ascii="Arial" w:hAnsi="Arial" w:eastAsia="Arial" w:cs="Tahoma"/>
+                <w:sz w:val="18"/>
+              </w:rPr>
+            </w:r>
+            <w:r>
+              <w:rPr>
+                <w:rFonts w:ascii="Arial" w:hAnsi="Arial" w:eastAsia="Arial" w:cs="Tahoma"/>
                 <w:sz w:val="18"/>
               </w:rPr>
               <w:t>ผลลัพธ์ที่คาดหวัง</w:t>
@@ -240,13 +240,13 @@
             </w:pPr>
             <w:r>
               <w:rPr>
-                <w:rFonts w:ascii="Arial" w:hAnsi="Arial" w:eastAsia="Arial"/>
-                <w:sz w:val="18"/>
-              </w:rPr>
-            </w:r>
-            <w:r>
-              <w:rPr>
-                <w:rFonts w:ascii="Arial" w:hAnsi="Arial" w:eastAsia="Arial"/>
+                <w:rFonts w:ascii="Arial" w:hAnsi="Arial" w:eastAsia="Arial" w:cs="Tahoma"/>
+                <w:sz w:val="18"/>
+              </w:rPr>
+            </w:r>
+            <w:r>
+              <w:rPr>
+                <w:rFonts w:ascii="Arial" w:hAnsi="Arial" w:eastAsia="Arial" w:cs="Tahoma"/>
                 <w:sz w:val="18"/>
               </w:rPr>
               <w:t>ผู้อ่านสามารถระบุ input, ขั้นตอนประมวลผล, output, เงื่อนไขผิดพลาด และหลักฐานการทดสอบได้จากเนื้อหาในฉบับเดียว</w:t>
@@ -301,7 +301,7 @@
             <w:r/>
             <w:r>
               <w:rPr>
-                <w:rFonts w:ascii="Arial" w:hAnsi="Arial" w:eastAsia="Arial"/>
+                <w:rFonts w:ascii="Arial" w:hAnsi="Arial" w:eastAsia="Arial" w:cs="Tahoma"/>
                 <w:b/>
                 <w:sz w:val="18"/>
               </w:rPr>
@@ -323,7 +323,7 @@
             <w:r/>
             <w:r>
               <w:rPr>
-                <w:rFonts w:ascii="Arial" w:hAnsi="Arial" w:eastAsia="Arial"/>
+                <w:rFonts w:ascii="Arial" w:hAnsi="Arial" w:eastAsia="Arial" w:cs="Tahoma"/>
                 <w:b/>
                 <w:sz w:val="18"/>
               </w:rPr>
@@ -348,13 +348,13 @@
             </w:pPr>
             <w:r>
               <w:rPr>
-                <w:rFonts w:ascii="Arial" w:hAnsi="Arial" w:eastAsia="Arial"/>
-                <w:sz w:val="18"/>
-              </w:rPr>
-            </w:r>
-            <w:r>
-              <w:rPr>
-                <w:rFonts w:ascii="Arial" w:hAnsi="Arial" w:eastAsia="Arial"/>
+                <w:rFonts w:ascii="Arial" w:hAnsi="Arial" w:eastAsia="Arial" w:cs="Tahoma"/>
+                <w:sz w:val="18"/>
+              </w:rPr>
+            </w:r>
+            <w:r>
+              <w:rPr>
+                <w:rFonts w:ascii="Arial" w:hAnsi="Arial" w:eastAsia="Arial" w:cs="Tahoma"/>
                 <w:sz w:val="18"/>
               </w:rPr>
               <w:t>Track</w:t>
@@ -373,13 +373,13 @@
             </w:pPr>
             <w:r>
               <w:rPr>
-                <w:rFonts w:ascii="Arial" w:hAnsi="Arial" w:eastAsia="Arial"/>
-                <w:sz w:val="18"/>
-              </w:rPr>
-            </w:r>
-            <w:r>
-              <w:rPr>
-                <w:rFonts w:ascii="Arial" w:hAnsi="Arial" w:eastAsia="Arial"/>
+                <w:rFonts w:ascii="Arial" w:hAnsi="Arial" w:eastAsia="Arial" w:cs="Tahoma"/>
+                <w:sz w:val="18"/>
+              </w:rPr>
+            </w:r>
+            <w:r>
+              <w:rPr>
+                <w:rFonts w:ascii="Arial" w:hAnsi="Arial" w:eastAsia="Arial" w:cs="Tahoma"/>
                 <w:sz w:val="18"/>
               </w:rPr>
               <w:t>FE</w:t>
@@ -403,13 +403,13 @@
             </w:pPr>
             <w:r>
               <w:rPr>
-                <w:rFonts w:ascii="Arial" w:hAnsi="Arial" w:eastAsia="Arial"/>
-                <w:sz w:val="18"/>
-              </w:rPr>
-            </w:r>
-            <w:r>
-              <w:rPr>
-                <w:rFonts w:ascii="Arial" w:hAnsi="Arial" w:eastAsia="Arial"/>
+                <w:rFonts w:ascii="Arial" w:hAnsi="Arial" w:eastAsia="Arial" w:cs="Tahoma"/>
+                <w:sz w:val="18"/>
+              </w:rPr>
+            </w:r>
+            <w:r>
+              <w:rPr>
+                <w:rFonts w:ascii="Arial" w:hAnsi="Arial" w:eastAsia="Arial" w:cs="Tahoma"/>
                 <w:sz w:val="18"/>
               </w:rPr>
               <w:t>Estimate</w:t>
@@ -428,16 +428,24 @@
             </w:pPr>
             <w:r>
               <w:rPr>
-                <w:rFonts w:ascii="Arial" w:hAnsi="Arial" w:eastAsia="Arial"/>
-                <w:sz w:val="18"/>
-              </w:rPr>
-            </w:r>
-            <w:r>
-              <w:rPr>
-                <w:rFonts w:ascii="Arial" w:hAnsi="Arial" w:eastAsia="Arial"/>
-                <w:sz w:val="18"/>
-              </w:rPr>
-              <w:t>10 ชั่วโมง</w:t>
+                <w:rFonts w:ascii="Arial" w:hAnsi="Arial" w:eastAsia="Arial" w:cs="Tahoma"/>
+                <w:sz w:val="18"/>
+              </w:rPr>
+            </w:r>
+            <w:r>
+              <w:rPr>
+                <w:rFonts w:ascii="Arial" w:hAnsi="Arial" w:eastAsia="Arial" w:cs="Tahoma"/>
+                <w:b/>
+                <w:sz w:val="18"/>
+              </w:rPr>
+              <w:t>13 ชั่วโมง</w:t>
+            </w:r>
+            <w:r>
+              <w:rPr>
+                <w:rFonts w:ascii="Arial" w:hAnsi="Arial" w:eastAsia="Arial" w:cs="Tahoma"/>
+                <w:sz w:val="18"/>
+              </w:rPr>
+              <w:t xml:space="preserve"> = implementation 10 + unit test 3 (25%)</w:t>
             </w:r>
           </w:p>
         </w:tc>
@@ -458,13 +466,13 @@
             </w:pPr>
             <w:r>
               <w:rPr>
-                <w:rFonts w:ascii="Arial" w:hAnsi="Arial" w:eastAsia="Arial"/>
-                <w:sz w:val="18"/>
-              </w:rPr>
-            </w:r>
-            <w:r>
-              <w:rPr>
-                <w:rFonts w:ascii="Arial" w:hAnsi="Arial" w:eastAsia="Arial"/>
+                <w:rFonts w:ascii="Arial" w:hAnsi="Arial" w:eastAsia="Arial" w:cs="Tahoma"/>
+                <w:sz w:val="18"/>
+              </w:rPr>
+            </w:r>
+            <w:r>
+              <w:rPr>
+                <w:rFonts w:ascii="Arial" w:hAnsi="Arial" w:eastAsia="Arial" w:cs="Tahoma"/>
                 <w:sz w:val="18"/>
               </w:rPr>
               <w:t>Owner</w:t>
@@ -483,13 +491,13 @@
             </w:pPr>
             <w:r>
               <w:rPr>
-                <w:rFonts w:ascii="Arial" w:hAnsi="Arial" w:eastAsia="Arial"/>
-                <w:sz w:val="18"/>
-              </w:rPr>
-            </w:r>
-            <w:r>
-              <w:rPr>
-                <w:rFonts w:ascii="Arial" w:hAnsi="Arial" w:eastAsia="Arial"/>
+                <w:rFonts w:ascii="Arial" w:hAnsi="Arial" w:eastAsia="Arial" w:cs="Tahoma"/>
+                <w:sz w:val="18"/>
+              </w:rPr>
+            </w:r>
+            <w:r>
+              <w:rPr>
+                <w:rFonts w:ascii="Arial" w:hAnsi="Arial" w:eastAsia="Arial" w:cs="Tahoma"/>
                 <w:sz w:val="18"/>
               </w:rPr>
               <w:t>Kittisak &lt;New&gt; Kaeowika</w:t>
@@ -513,13 +521,103 @@
             </w:pPr>
             <w:r>
               <w:rPr>
-                <w:rFonts w:ascii="Arial" w:hAnsi="Arial" w:eastAsia="Arial"/>
-                <w:sz w:val="18"/>
-              </w:rPr>
-            </w:r>
-            <w:r>
-              <w:rPr>
-                <w:rFonts w:ascii="Arial" w:hAnsi="Arial" w:eastAsia="Arial"/>
+                <w:rFonts w:ascii="Arial" w:hAnsi="Arial" w:eastAsia="Arial" w:cs="Tahoma"/>
+                <w:sz w:val="18"/>
+              </w:rPr>
+            </w:r>
+            <w:r>
+              <w:rPr>
+                <w:rFonts w:ascii="Arial" w:hAnsi="Arial" w:eastAsia="Arial" w:cs="Tahoma"/>
+                <w:sz w:val="18"/>
+              </w:rPr>
+              <w:t>Target repository</w:t>
+            </w:r>
+          </w:p>
+        </w:tc>
+        <w:tc>
+          <w:tcPr>
+            <w:tcW w:type="dxa" w:w="5040"/>
+            <w:vAlign w:val="center"/>
+          </w:tcPr>
+          <w:p>
+            <w:pPr>
+              <w:keepLines/>
+              <w:spacing w:after="0"/>
+            </w:pPr>
+            <w:r>
+              <w:rPr>
+                <w:rFonts w:ascii="Arial" w:hAnsi="Arial" w:eastAsia="Arial" w:cs="Tahoma"/>
+                <w:sz w:val="18"/>
+              </w:rPr>
+            </w:r>
+            <w:r>
+              <w:rPr>
+                <w:rFonts w:ascii="Courier New" w:hAnsi="Courier New" w:eastAsia="Courier New" w:cs="Tahoma"/>
+                <w:sz w:val="18"/>
+              </w:rPr>
+              <w:t>SBP/srm-sps-spsap-web-frontend</w:t>
+            </w:r>
+            <w:r>
+              <w:rPr>
+                <w:rFonts w:ascii="Arial" w:hAnsi="Arial" w:eastAsia="Arial" w:cs="Tahoma"/>
+                <w:sz w:val="18"/>
+              </w:rPr>
+              <w:t xml:space="preserve"> (sbp-portal · Next.js · </w:t>
+            </w:r>
+            <w:r>
+              <w:rPr>
+                <w:rFonts w:ascii="Courier New" w:hAnsi="Courier New" w:eastAsia="Courier New" w:cs="Tahoma"/>
+                <w:sz w:val="18"/>
+              </w:rPr>
+              <w:t>NEXT_PUBLIC_APP_TARGET=sbpm</w:t>
+            </w:r>
+            <w:r>
+              <w:rPr>
+                <w:rFonts w:ascii="Arial" w:hAnsi="Arial" w:eastAsia="Arial" w:cs="Tahoma"/>
+                <w:sz w:val="18"/>
+              </w:rPr>
+              <w:t xml:space="preserve">) — เรียก API ผ่าน </w:t>
+            </w:r>
+            <w:r>
+              <w:rPr>
+                <w:rFonts w:ascii="Courier New" w:hAnsi="Courier New" w:eastAsia="Courier New" w:cs="Tahoma"/>
+                <w:sz w:val="18"/>
+              </w:rPr>
+              <w:t>SBP/srm-sps-spsap-sbp-bff</w:t>
+            </w:r>
+            <w:r>
+              <w:rPr>
+                <w:rFonts w:ascii="Arial" w:hAnsi="Arial" w:eastAsia="Arial" w:cs="Tahoma"/>
+                <w:sz w:val="18"/>
+              </w:rPr>
+              <w:t xml:space="preserve"> เท่านั้น ห้ามยิง store-backend ตรง</w:t>
+            </w:r>
+          </w:p>
+        </w:tc>
+      </w:tr>
+      <w:tr>
+        <w:trPr>
+          <w:cantSplit/>
+        </w:trPr>
+        <w:tc>
+          <w:tcPr>
+            <w:tcW w:type="dxa" w:w="5040"/>
+            <w:vAlign w:val="center"/>
+          </w:tcPr>
+          <w:p>
+            <w:pPr>
+              <w:keepLines/>
+              <w:spacing w:after="0"/>
+            </w:pPr>
+            <w:r>
+              <w:rPr>
+                <w:rFonts w:ascii="Arial" w:hAnsi="Arial" w:eastAsia="Arial" w:cs="Tahoma"/>
+                <w:sz w:val="18"/>
+              </w:rPr>
+            </w:r>
+            <w:r>
+              <w:rPr>
+                <w:rFonts w:ascii="Arial" w:hAnsi="Arial" w:eastAsia="Arial" w:cs="Tahoma"/>
                 <w:sz w:val="18"/>
               </w:rPr>
               <w:t>Objective</w:t>
@@ -538,13 +636,13 @@
             </w:pPr>
             <w:r>
               <w:rPr>
-                <w:rFonts w:ascii="Arial" w:hAnsi="Arial" w:eastAsia="Arial"/>
-                <w:sz w:val="18"/>
-              </w:rPr>
-            </w:r>
-            <w:r>
-              <w:rPr>
-                <w:rFonts w:ascii="Arial" w:hAnsi="Arial" w:eastAsia="Arial"/>
+                <w:rFonts w:ascii="Arial" w:hAnsi="Arial" w:eastAsia="Arial" w:cs="Tahoma"/>
+                <w:sz w:val="18"/>
+              </w:rPr>
+            </w:r>
+            <w:r>
+              <w:rPr>
+                <w:rFonts w:ascii="Arial" w:hAnsi="Arial" w:eastAsia="Arial" w:cs="Tahoma"/>
                 <w:sz w:val="18"/>
               </w:rPr>
               <w:t>อธิบายหน้าจอ Document Detail สำหรับ role 06 - ฝ่าย SBP DSA</w:t>
@@ -613,6 +711,25 @@
       </w:pPr>
       <w:r>
         <w:t>Action panel options and API response sample</w:t>
+      </w:r>
+    </w:p>
+    <w:p>
+      <w:pPr>
+        <w:pStyle w:val="Heading1"/>
+        <w:keepNext/>
+        <w:keepLines/>
+        <w:pageBreakBefore w:val="0"/>
+      </w:pPr>
+      <w:r>
+        <w:t>3. Screenshot Reference</w:t>
+      </w:r>
+    </w:p>
+    <w:p>
+      <w:pPr>
+        <w:keepNext w:val="0"/>
+      </w:pPr>
+      <w:r>
+        <w:t>ไม่มีภาพหน้าจอสำหรับหัวข้อนี้ — เป็นเอกสารฝั่ง Backend/Batch ที่ไม่มี UI (ภาพหน้าจอทั้งหมดอยู่ในเอกสารชุด FE)</w:t>
       </w:r>
     </w:p>
     <w:p>
@@ -721,7 +838,7 @@
             <w:r/>
             <w:r>
               <w:rPr>
-                <w:rFonts w:ascii="Arial" w:hAnsi="Arial" w:eastAsia="Arial"/>
+                <w:rFonts w:ascii="Arial" w:hAnsi="Arial" w:eastAsia="Arial" w:cs="Tahoma"/>
                 <w:b/>
                 <w:sz w:val="18"/>
               </w:rPr>
@@ -743,7 +860,7 @@
             <w:r/>
             <w:r>
               <w:rPr>
-                <w:rFonts w:ascii="Arial" w:hAnsi="Arial" w:eastAsia="Arial"/>
+                <w:rFonts w:ascii="Arial" w:hAnsi="Arial" w:eastAsia="Arial" w:cs="Tahoma"/>
                 <w:b/>
                 <w:sz w:val="18"/>
               </w:rPr>
@@ -765,7 +882,7 @@
             <w:r/>
             <w:r>
               <w:rPr>
-                <w:rFonts w:ascii="Arial" w:hAnsi="Arial" w:eastAsia="Arial"/>
+                <w:rFonts w:ascii="Arial" w:hAnsi="Arial" w:eastAsia="Arial" w:cs="Tahoma"/>
                 <w:b/>
                 <w:sz w:val="18"/>
               </w:rPr>
@@ -787,7 +904,7 @@
             <w:r/>
             <w:r>
               <w:rPr>
-                <w:rFonts w:ascii="Arial" w:hAnsi="Arial" w:eastAsia="Arial"/>
+                <w:rFonts w:ascii="Arial" w:hAnsi="Arial" w:eastAsia="Arial" w:cs="Tahoma"/>
                 <w:b/>
                 <w:sz w:val="18"/>
               </w:rPr>
@@ -812,13 +929,13 @@
             </w:pPr>
             <w:r>
               <w:rPr>
-                <w:rFonts w:ascii="Arial" w:hAnsi="Arial" w:eastAsia="Arial"/>
-                <w:sz w:val="18"/>
-              </w:rPr>
-            </w:r>
-            <w:r>
-              <w:rPr>
-                <w:rFonts w:ascii="Arial" w:hAnsi="Arial" w:eastAsia="Arial"/>
+                <w:rFonts w:ascii="Arial" w:hAnsi="Arial" w:eastAsia="Arial" w:cs="Tahoma"/>
+                <w:sz w:val="18"/>
+              </w:rPr>
+            </w:r>
+            <w:r>
+              <w:rPr>
+                <w:rFonts w:ascii="Arial" w:hAnsi="Arial" w:eastAsia="Arial" w:cs="Tahoma"/>
                 <w:sz w:val="18"/>
               </w:rPr>
               <w:t>roleProfileCode</w:t>
@@ -837,13 +954,13 @@
             </w:pPr>
             <w:r>
               <w:rPr>
-                <w:rFonts w:ascii="Arial" w:hAnsi="Arial" w:eastAsia="Arial"/>
-                <w:sz w:val="18"/>
-              </w:rPr>
-            </w:r>
-            <w:r>
-              <w:rPr>
-                <w:rFonts w:ascii="Arial" w:hAnsi="Arial" w:eastAsia="Arial"/>
+                <w:rFonts w:ascii="Arial" w:hAnsi="Arial" w:eastAsia="Arial" w:cs="Tahoma"/>
+                <w:sz w:val="18"/>
+              </w:rPr>
+            </w:r>
+            <w:r>
+              <w:rPr>
+                <w:rFonts w:ascii="Arial" w:hAnsi="Arial" w:eastAsia="Arial" w:cs="Tahoma"/>
                 <w:sz w:val="18"/>
               </w:rPr>
               <w:t>P-06</w:t>
@@ -862,13 +979,13 @@
             </w:pPr>
             <w:r>
               <w:rPr>
-                <w:rFonts w:ascii="Arial" w:hAnsi="Arial" w:eastAsia="Arial"/>
-                <w:sz w:val="18"/>
-              </w:rPr>
-            </w:r>
-            <w:r>
-              <w:rPr>
-                <w:rFonts w:ascii="Arial" w:hAnsi="Arial" w:eastAsia="Arial"/>
+                <w:rFonts w:ascii="Arial" w:hAnsi="Arial" w:eastAsia="Arial" w:cs="Tahoma"/>
+                <w:sz w:val="18"/>
+              </w:rPr>
+            </w:r>
+            <w:r>
+              <w:rPr>
+                <w:rFonts w:ascii="Arial" w:hAnsi="Arial" w:eastAsia="Arial" w:cs="Tahoma"/>
                 <w:sz w:val="18"/>
               </w:rPr>
               <w:t>must match API response</w:t>
@@ -887,13 +1004,13 @@
             </w:pPr>
             <w:r>
               <w:rPr>
-                <w:rFonts w:ascii="Arial" w:hAnsi="Arial" w:eastAsia="Arial"/>
-                <w:sz w:val="18"/>
-              </w:rPr>
-            </w:r>
-            <w:r>
-              <w:rPr>
-                <w:rFonts w:ascii="Arial" w:hAnsi="Arial" w:eastAsia="Arial"/>
+                <w:rFonts w:ascii="Arial" w:hAnsi="Arial" w:eastAsia="Arial" w:cs="Tahoma"/>
+                <w:sz w:val="18"/>
+              </w:rPr>
+            </w:r>
+            <w:r>
+              <w:rPr>
+                <w:rFonts w:ascii="Arial" w:hAnsi="Arial" w:eastAsia="Arial" w:cs="Tahoma"/>
                 <w:sz w:val="18"/>
               </w:rPr>
               <w:t>ใช้เลือก view profile เฉพาะบทบาทนี้; แยก namespace จาก workflow section code</w:t>
@@ -917,13 +1034,13 @@
             </w:pPr>
             <w:r>
               <w:rPr>
-                <w:rFonts w:ascii="Arial" w:hAnsi="Arial" w:eastAsia="Arial"/>
-                <w:sz w:val="18"/>
-              </w:rPr>
-            </w:r>
-            <w:r>
-              <w:rPr>
-                <w:rFonts w:ascii="Arial" w:hAnsi="Arial" w:eastAsia="Arial"/>
+                <w:rFonts w:ascii="Arial" w:hAnsi="Arial" w:eastAsia="Arial" w:cs="Tahoma"/>
+                <w:sz w:val="18"/>
+              </w:rPr>
+            </w:r>
+            <w:r>
+              <w:rPr>
+                <w:rFonts w:ascii="Arial" w:hAnsi="Arial" w:eastAsia="Arial" w:cs="Tahoma"/>
                 <w:sz w:val="18"/>
               </w:rPr>
               <w:t>statusCode</w:t>
@@ -942,13 +1059,13 @@
             </w:pPr>
             <w:r>
               <w:rPr>
-                <w:rFonts w:ascii="Arial" w:hAnsi="Arial" w:eastAsia="Arial"/>
-                <w:sz w:val="18"/>
-              </w:rPr>
-            </w:r>
-            <w:r>
-              <w:rPr>
-                <w:rFonts w:ascii="Arial" w:hAnsi="Arial" w:eastAsia="Arial"/>
+                <w:rFonts w:ascii="Arial" w:hAnsi="Arial" w:eastAsia="Arial" w:cs="Tahoma"/>
+                <w:sz w:val="18"/>
+              </w:rPr>
+            </w:r>
+            <w:r>
+              <w:rPr>
+                <w:rFonts w:ascii="Arial" w:hAnsi="Arial" w:eastAsia="Arial" w:cs="Tahoma"/>
                 <w:sz w:val="18"/>
               </w:rPr>
               <w:t>06</w:t>
@@ -967,13 +1084,13 @@
             </w:pPr>
             <w:r>
               <w:rPr>
-                <w:rFonts w:ascii="Arial" w:hAnsi="Arial" w:eastAsia="Arial"/>
-                <w:sz w:val="18"/>
-              </w:rPr>
-            </w:r>
-            <w:r>
-              <w:rPr>
-                <w:rFonts w:ascii="Arial" w:hAnsi="Arial" w:eastAsia="Arial"/>
+                <w:rFonts w:ascii="Arial" w:hAnsi="Arial" w:eastAsia="Arial" w:cs="Tahoma"/>
+                <w:sz w:val="18"/>
+              </w:rPr>
+            </w:r>
+            <w:r>
+              <w:rPr>
+                <w:rFonts w:ascii="Arial" w:hAnsi="Arial" w:eastAsia="Arial" w:cs="Tahoma"/>
                 <w:sz w:val="18"/>
               </w:rPr>
               <w:t>from API</w:t>
@@ -992,13 +1109,13 @@
             </w:pPr>
             <w:r>
               <w:rPr>
-                <w:rFonts w:ascii="Arial" w:hAnsi="Arial" w:eastAsia="Arial"/>
-                <w:sz w:val="18"/>
-              </w:rPr>
-            </w:r>
-            <w:r>
-              <w:rPr>
-                <w:rFonts w:ascii="Arial" w:hAnsi="Arial" w:eastAsia="Arial"/>
+                <w:rFonts w:ascii="Arial" w:hAnsi="Arial" w:eastAsia="Arial" w:cs="Tahoma"/>
+                <w:sz w:val="18"/>
+              </w:rPr>
+            </w:r>
+            <w:r>
+              <w:rPr>
+                <w:rFonts w:ascii="Arial" w:hAnsi="Arial" w:eastAsia="Arial" w:cs="Tahoma"/>
                 <w:sz w:val="18"/>
               </w:rPr>
               <w:t>workflow status/section code ปัจจุบัน ไม่ใช่ role profile</w:t>
@@ -1022,13 +1139,13 @@
             </w:pPr>
             <w:r>
               <w:rPr>
-                <w:rFonts w:ascii="Arial" w:hAnsi="Arial" w:eastAsia="Arial"/>
-                <w:sz w:val="18"/>
-              </w:rPr>
-            </w:r>
-            <w:r>
-              <w:rPr>
-                <w:rFonts w:ascii="Arial" w:hAnsi="Arial" w:eastAsia="Arial"/>
+                <w:rFonts w:ascii="Arial" w:hAnsi="Arial" w:eastAsia="Arial" w:cs="Tahoma"/>
+                <w:sz w:val="18"/>
+              </w:rPr>
+            </w:r>
+            <w:r>
+              <w:rPr>
+                <w:rFonts w:ascii="Arial" w:hAnsi="Arial" w:eastAsia="Arial" w:cs="Tahoma"/>
                 <w:sz w:val="18"/>
               </w:rPr>
               <w:t>visibleSections</w:t>
@@ -1047,13 +1164,13 @@
             </w:pPr>
             <w:r>
               <w:rPr>
-                <w:rFonts w:ascii="Arial" w:hAnsi="Arial" w:eastAsia="Arial"/>
-                <w:sz w:val="18"/>
-              </w:rPr>
-            </w:r>
-            <w:r>
-              <w:rPr>
-                <w:rFonts w:ascii="Arial" w:hAnsi="Arial" w:eastAsia="Arial"/>
+                <w:rFonts w:ascii="Arial" w:hAnsi="Arial" w:eastAsia="Arial" w:cs="Tahoma"/>
+                <w:sz w:val="18"/>
+              </w:rPr>
+            </w:r>
+            <w:r>
+              <w:rPr>
+                <w:rFonts w:ascii="Arial" w:hAnsi="Arial" w:eastAsia="Arial" w:cs="Tahoma"/>
                 <w:sz w:val="18"/>
               </w:rPr>
               <w:t>string[]</w:t>
@@ -1072,13 +1189,13 @@
             </w:pPr>
             <w:r>
               <w:rPr>
-                <w:rFonts w:ascii="Arial" w:hAnsi="Arial" w:eastAsia="Arial"/>
-                <w:sz w:val="18"/>
-              </w:rPr>
-            </w:r>
-            <w:r>
-              <w:rPr>
-                <w:rFonts w:ascii="Arial" w:hAnsi="Arial" w:eastAsia="Arial"/>
+                <w:rFonts w:ascii="Arial" w:hAnsi="Arial" w:eastAsia="Arial" w:cs="Tahoma"/>
+                <w:sz w:val="18"/>
+              </w:rPr>
+            </w:r>
+            <w:r>
+              <w:rPr>
+                <w:rFonts w:ascii="Arial" w:hAnsi="Arial" w:eastAsia="Arial" w:cs="Tahoma"/>
                 <w:sz w:val="18"/>
               </w:rPr>
               <w:t>from API</w:t>
@@ -1097,13 +1214,13 @@
             </w:pPr>
             <w:r>
               <w:rPr>
-                <w:rFonts w:ascii="Arial" w:hAnsi="Arial" w:eastAsia="Arial"/>
-                <w:sz w:val="18"/>
-              </w:rPr>
-            </w:r>
-            <w:r>
-              <w:rPr>
-                <w:rFonts w:ascii="Arial" w:hAnsi="Arial" w:eastAsia="Arial"/>
+                <w:rFonts w:ascii="Arial" w:hAnsi="Arial" w:eastAsia="Arial" w:cs="Tahoma"/>
+                <w:sz w:val="18"/>
+              </w:rPr>
+            </w:r>
+            <w:r>
+              <w:rPr>
+                <w:rFonts w:ascii="Arial" w:hAnsi="Arial" w:eastAsia="Arial" w:cs="Tahoma"/>
                 <w:sz w:val="18"/>
               </w:rPr>
               <w:t>FE แสดงเฉพาะ section ใน array</w:t>
@@ -1127,13 +1244,13 @@
             </w:pPr>
             <w:r>
               <w:rPr>
-                <w:rFonts w:ascii="Arial" w:hAnsi="Arial" w:eastAsia="Arial"/>
-                <w:sz w:val="18"/>
-              </w:rPr>
-            </w:r>
-            <w:r>
-              <w:rPr>
-                <w:rFonts w:ascii="Arial" w:hAnsi="Arial" w:eastAsia="Arial"/>
+                <w:rFonts w:ascii="Arial" w:hAnsi="Arial" w:eastAsia="Arial" w:cs="Tahoma"/>
+                <w:sz w:val="18"/>
+              </w:rPr>
+            </w:r>
+            <w:r>
+              <w:rPr>
+                <w:rFonts w:ascii="Arial" w:hAnsi="Arial" w:eastAsia="Arial" w:cs="Tahoma"/>
                 <w:sz w:val="18"/>
               </w:rPr>
               <w:t>editableSections</w:t>
@@ -1152,13 +1269,13 @@
             </w:pPr>
             <w:r>
               <w:rPr>
-                <w:rFonts w:ascii="Arial" w:hAnsi="Arial" w:eastAsia="Arial"/>
-                <w:sz w:val="18"/>
-              </w:rPr>
-            </w:r>
-            <w:r>
-              <w:rPr>
-                <w:rFonts w:ascii="Arial" w:hAnsi="Arial" w:eastAsia="Arial"/>
+                <w:rFonts w:ascii="Arial" w:hAnsi="Arial" w:eastAsia="Arial" w:cs="Tahoma"/>
+                <w:sz w:val="18"/>
+              </w:rPr>
+            </w:r>
+            <w:r>
+              <w:rPr>
+                <w:rFonts w:ascii="Arial" w:hAnsi="Arial" w:eastAsia="Arial" w:cs="Tahoma"/>
                 <w:sz w:val="18"/>
               </w:rPr>
               <w:t>string[]</w:t>
@@ -1177,13 +1294,13 @@
             </w:pPr>
             <w:r>
               <w:rPr>
-                <w:rFonts w:ascii="Arial" w:hAnsi="Arial" w:eastAsia="Arial"/>
-                <w:sz w:val="18"/>
-              </w:rPr>
-            </w:r>
-            <w:r>
-              <w:rPr>
-                <w:rFonts w:ascii="Arial" w:hAnsi="Arial" w:eastAsia="Arial"/>
+                <w:rFonts w:ascii="Arial" w:hAnsi="Arial" w:eastAsia="Arial" w:cs="Tahoma"/>
+                <w:sz w:val="18"/>
+              </w:rPr>
+            </w:r>
+            <w:r>
+              <w:rPr>
+                <w:rFonts w:ascii="Arial" w:hAnsi="Arial" w:eastAsia="Arial" w:cs="Tahoma"/>
                 <w:sz w:val="18"/>
               </w:rPr>
               <w:t>from API</w:t>
@@ -1202,13 +1319,13 @@
             </w:pPr>
             <w:r>
               <w:rPr>
-                <w:rFonts w:ascii="Arial" w:hAnsi="Arial" w:eastAsia="Arial"/>
-                <w:sz w:val="18"/>
-              </w:rPr>
-            </w:r>
-            <w:r>
-              <w:rPr>
-                <w:rFonts w:ascii="Arial" w:hAnsi="Arial" w:eastAsia="Arial"/>
+                <w:rFonts w:ascii="Arial" w:hAnsi="Arial" w:eastAsia="Arial" w:cs="Tahoma"/>
+                <w:sz w:val="18"/>
+              </w:rPr>
+            </w:r>
+            <w:r>
+              <w:rPr>
+                <w:rFonts w:ascii="Arial" w:hAnsi="Arial" w:eastAsia="Arial" w:cs="Tahoma"/>
                 <w:sz w:val="18"/>
               </w:rPr>
               <w:t>FE เปิด input/button เฉพาะ section ใน array</w:t>
@@ -1232,13 +1349,13 @@
             </w:pPr>
             <w:r>
               <w:rPr>
-                <w:rFonts w:ascii="Arial" w:hAnsi="Arial" w:eastAsia="Arial"/>
-                <w:sz w:val="18"/>
-              </w:rPr>
-            </w:r>
-            <w:r>
-              <w:rPr>
-                <w:rFonts w:ascii="Arial" w:hAnsi="Arial" w:eastAsia="Arial"/>
+                <w:rFonts w:ascii="Arial" w:hAnsi="Arial" w:eastAsia="Arial" w:cs="Tahoma"/>
+                <w:sz w:val="18"/>
+              </w:rPr>
+            </w:r>
+            <w:r>
+              <w:rPr>
+                <w:rFonts w:ascii="Arial" w:hAnsi="Arial" w:eastAsia="Arial" w:cs="Tahoma"/>
                 <w:sz w:val="18"/>
               </w:rPr>
               <w:t>actionOptions</w:t>
@@ -1257,13 +1374,13 @@
             </w:pPr>
             <w:r>
               <w:rPr>
-                <w:rFonts w:ascii="Arial" w:hAnsi="Arial" w:eastAsia="Arial"/>
-                <w:sz w:val="18"/>
-              </w:rPr>
-            </w:r>
-            <w:r>
-              <w:rPr>
-                <w:rFonts w:ascii="Arial" w:hAnsi="Arial" w:eastAsia="Arial"/>
+                <w:rFonts w:ascii="Arial" w:hAnsi="Arial" w:eastAsia="Arial" w:cs="Tahoma"/>
+                <w:sz w:val="18"/>
+              </w:rPr>
+            </w:r>
+            <w:r>
+              <w:rPr>
+                <w:rFonts w:ascii="Arial" w:hAnsi="Arial" w:eastAsia="Arial" w:cs="Tahoma"/>
                 <w:sz w:val="18"/>
               </w:rPr>
               <w:t>array</w:t>
@@ -1282,13 +1399,13 @@
             </w:pPr>
             <w:r>
               <w:rPr>
-                <w:rFonts w:ascii="Arial" w:hAnsi="Arial" w:eastAsia="Arial"/>
-                <w:sz w:val="18"/>
-              </w:rPr>
-            </w:r>
-            <w:r>
-              <w:rPr>
-                <w:rFonts w:ascii="Arial" w:hAnsi="Arial" w:eastAsia="Arial"/>
+                <w:rFonts w:ascii="Arial" w:hAnsi="Arial" w:eastAsia="Arial" w:cs="Tahoma"/>
+                <w:sz w:val="18"/>
+              </w:rPr>
+            </w:r>
+            <w:r>
+              <w:rPr>
+                <w:rFonts w:ascii="Arial" w:hAnsi="Arial" w:eastAsia="Arial" w:cs="Tahoma"/>
                 <w:sz w:val="18"/>
               </w:rPr>
               <w:t>from API</w:t>
@@ -1307,13 +1424,13 @@
             </w:pPr>
             <w:r>
               <w:rPr>
-                <w:rFonts w:ascii="Arial" w:hAnsi="Arial" w:eastAsia="Arial"/>
-                <w:sz w:val="18"/>
-              </w:rPr>
-            </w:r>
-            <w:r>
-              <w:rPr>
-                <w:rFonts w:ascii="Arial" w:hAnsi="Arial" w:eastAsia="Arial"/>
+                <w:rFonts w:ascii="Arial" w:hAnsi="Arial" w:eastAsia="Arial" w:cs="Tahoma"/>
+                <w:sz w:val="18"/>
+              </w:rPr>
+            </w:r>
+            <w:r>
+              <w:rPr>
+                <w:rFonts w:ascii="Arial" w:hAnsi="Arial" w:eastAsia="Arial" w:cs="Tahoma"/>
                 <w:sz w:val="18"/>
               </w:rPr>
               <w:t>FE render radio จาก array โดยไม่ hardcode</w:t>
@@ -1363,7 +1480,7 @@
             <w:r/>
             <w:r>
               <w:rPr>
-                <w:rFonts w:ascii="Arial" w:hAnsi="Arial" w:eastAsia="Arial"/>
+                <w:rFonts w:ascii="Arial" w:hAnsi="Arial" w:eastAsia="Arial" w:cs="Tahoma"/>
                 <w:b/>
                 <w:sz w:val="18"/>
               </w:rPr>
@@ -1385,7 +1502,7 @@
             <w:r/>
             <w:r>
               <w:rPr>
-                <w:rFonts w:ascii="Arial" w:hAnsi="Arial" w:eastAsia="Arial"/>
+                <w:rFonts w:ascii="Arial" w:hAnsi="Arial" w:eastAsia="Arial" w:cs="Tahoma"/>
                 <w:b/>
                 <w:sz w:val="18"/>
               </w:rPr>
@@ -1410,13 +1527,13 @@
             </w:pPr>
             <w:r>
               <w:rPr>
-                <w:rFonts w:ascii="Arial" w:hAnsi="Arial" w:eastAsia="Arial"/>
-                <w:sz w:val="18"/>
-              </w:rPr>
-            </w:r>
-            <w:r>
-              <w:rPr>
-                <w:rFonts w:ascii="Arial" w:hAnsi="Arial" w:eastAsia="Arial"/>
+                <w:rFonts w:ascii="Arial" w:hAnsi="Arial" w:eastAsia="Arial" w:cs="Tahoma"/>
+                <w:sz w:val="18"/>
+              </w:rPr>
+            </w:r>
+            <w:r>
+              <w:rPr>
+                <w:rFonts w:ascii="Arial" w:hAnsi="Arial" w:eastAsia="Arial" w:cs="Tahoma"/>
                 <w:sz w:val="18"/>
               </w:rPr>
               <w:t>Role profile</w:t>
@@ -1435,13 +1552,13 @@
             </w:pPr>
             <w:r>
               <w:rPr>
-                <w:rFonts w:ascii="Arial" w:hAnsi="Arial" w:eastAsia="Arial"/>
-                <w:sz w:val="18"/>
-              </w:rPr>
-            </w:r>
-            <w:r>
-              <w:rPr>
-                <w:rFonts w:ascii="Arial" w:hAnsi="Arial" w:eastAsia="Arial"/>
+                <w:rFonts w:ascii="Arial" w:hAnsi="Arial" w:eastAsia="Arial" w:cs="Tahoma"/>
+                <w:sz w:val="18"/>
+              </w:rPr>
+            </w:r>
+            <w:r>
+              <w:rPr>
+                <w:rFonts w:ascii="Arial" w:hAnsi="Arial" w:eastAsia="Arial" w:cs="Tahoma"/>
                 <w:sz w:val="18"/>
               </w:rPr>
               <w:t>P-06 - ฝ่าย SBP DSA</w:t>
@@ -1465,13 +1582,13 @@
             </w:pPr>
             <w:r>
               <w:rPr>
-                <w:rFonts w:ascii="Arial" w:hAnsi="Arial" w:eastAsia="Arial"/>
-                <w:sz w:val="18"/>
-              </w:rPr>
-            </w:r>
-            <w:r>
-              <w:rPr>
-                <w:rFonts w:ascii="Arial" w:hAnsi="Arial" w:eastAsia="Arial"/>
+                <w:rFonts w:ascii="Arial" w:hAnsi="Arial" w:eastAsia="Arial" w:cs="Tahoma"/>
+                <w:sz w:val="18"/>
+              </w:rPr>
+            </w:r>
+            <w:r>
+              <w:rPr>
+                <w:rFonts w:ascii="Arial" w:hAnsi="Arial" w:eastAsia="Arial" w:cs="Tahoma"/>
                 <w:sz w:val="18"/>
               </w:rPr>
               <w:t>Workflow section/status code</w:t>
@@ -1490,13 +1607,13 @@
             </w:pPr>
             <w:r>
               <w:rPr>
-                <w:rFonts w:ascii="Arial" w:hAnsi="Arial" w:eastAsia="Arial"/>
-                <w:sz w:val="18"/>
-              </w:rPr>
-            </w:r>
-            <w:r>
-              <w:rPr>
-                <w:rFonts w:ascii="Arial" w:hAnsi="Arial" w:eastAsia="Arial"/>
+                <w:rFonts w:ascii="Arial" w:hAnsi="Arial" w:eastAsia="Arial" w:cs="Tahoma"/>
+                <w:sz w:val="18"/>
+              </w:rPr>
+            </w:r>
+            <w:r>
+              <w:rPr>
+                <w:rFonts w:ascii="Arial" w:hAnsi="Arial" w:eastAsia="Arial" w:cs="Tahoma"/>
                 <w:sz w:val="18"/>
               </w:rPr>
               <w:t>06</w:t>
@@ -1520,13 +1637,13 @@
             </w:pPr>
             <w:r>
               <w:rPr>
-                <w:rFonts w:ascii="Arial" w:hAnsi="Arial" w:eastAsia="Arial"/>
-                <w:sz w:val="18"/>
-              </w:rPr>
-            </w:r>
-            <w:r>
-              <w:rPr>
-                <w:rFonts w:ascii="Arial" w:hAnsi="Arial" w:eastAsia="Arial"/>
+                <w:rFonts w:ascii="Arial" w:hAnsi="Arial" w:eastAsia="Arial" w:cs="Tahoma"/>
+                <w:sz w:val="18"/>
+              </w:rPr>
+            </w:r>
+            <w:r>
+              <w:rPr>
+                <w:rFonts w:ascii="Arial" w:hAnsi="Arial" w:eastAsia="Arial" w:cs="Tahoma"/>
                 <w:sz w:val="18"/>
               </w:rPr>
               <w:t>Document status shown</w:t>
@@ -1545,13 +1662,13 @@
             </w:pPr>
             <w:r>
               <w:rPr>
-                <w:rFonts w:ascii="Arial" w:hAnsi="Arial" w:eastAsia="Arial"/>
-                <w:sz w:val="18"/>
-              </w:rPr>
-            </w:r>
-            <w:r>
-              <w:rPr>
-                <w:rFonts w:ascii="Arial" w:hAnsi="Arial" w:eastAsia="Arial"/>
+                <w:rFonts w:ascii="Arial" w:hAnsi="Arial" w:eastAsia="Arial" w:cs="Tahoma"/>
+                <w:sz w:val="18"/>
+              </w:rPr>
+            </w:r>
+            <w:r>
+              <w:rPr>
+                <w:rFonts w:ascii="Arial" w:hAnsi="Arial" w:eastAsia="Arial" w:cs="Tahoma"/>
                 <w:sz w:val="18"/>
               </w:rPr>
               <w:t>รอฝ่าย SBP DSA ดำเนินการ</w:t>
@@ -1575,13 +1692,13 @@
             </w:pPr>
             <w:r>
               <w:rPr>
-                <w:rFonts w:ascii="Arial" w:hAnsi="Arial" w:eastAsia="Arial"/>
-                <w:sz w:val="18"/>
-              </w:rPr>
-            </w:r>
-            <w:r>
-              <w:rPr>
-                <w:rFonts w:ascii="Arial" w:hAnsi="Arial" w:eastAsia="Arial"/>
+                <w:rFonts w:ascii="Arial" w:hAnsi="Arial" w:eastAsia="Arial" w:cs="Tahoma"/>
+                <w:sz w:val="18"/>
+              </w:rPr>
+            </w:r>
+            <w:r>
+              <w:rPr>
+                <w:rFonts w:ascii="Arial" w:hAnsi="Arial" w:eastAsia="Arial" w:cs="Tahoma"/>
                 <w:sz w:val="18"/>
               </w:rPr>
               <w:t>Purpose on this page</w:t>
@@ -1600,13 +1717,13 @@
             </w:pPr>
             <w:r>
               <w:rPr>
-                <w:rFonts w:ascii="Arial" w:hAnsi="Arial" w:eastAsia="Arial"/>
-                <w:sz w:val="18"/>
-              </w:rPr>
-            </w:r>
-            <w:r>
-              <w:rPr>
-                <w:rFonts w:ascii="Arial" w:hAnsi="Arial" w:eastAsia="Arial"/>
+                <w:rFonts w:ascii="Arial" w:hAnsi="Arial" w:eastAsia="Arial" w:cs="Tahoma"/>
+                <w:sz w:val="18"/>
+              </w:rPr>
+            </w:r>
+            <w:r>
+              <w:rPr>
+                <w:rFonts w:ascii="Arial" w:hAnsi="Arial" w:eastAsia="Arial" w:cs="Tahoma"/>
                 <w:sz w:val="18"/>
               </w:rPr>
               <w:t>ตรวจความครบถ้วนเบื้องต้นและเลือกส่งต่อ/ยุติตามผลพิจารณา</w:t>
@@ -1630,13 +1747,13 @@
             </w:pPr>
             <w:r>
               <w:rPr>
-                <w:rFonts w:ascii="Arial" w:hAnsi="Arial" w:eastAsia="Arial"/>
-                <w:sz w:val="18"/>
-              </w:rPr>
-            </w:r>
-            <w:r>
-              <w:rPr>
-                <w:rFonts w:ascii="Arial" w:hAnsi="Arial" w:eastAsia="Arial"/>
+                <w:rFonts w:ascii="Arial" w:hAnsi="Arial" w:eastAsia="Arial" w:cs="Tahoma"/>
+                <w:sz w:val="18"/>
+              </w:rPr>
+            </w:r>
+            <w:r>
+              <w:rPr>
+                <w:rFonts w:ascii="Arial" w:hAnsi="Arial" w:eastAsia="Arial" w:cs="Tahoma"/>
                 <w:sz w:val="18"/>
               </w:rPr>
               <w:t>Editable sections</w:t>
@@ -1655,13 +1772,13 @@
             </w:pPr>
             <w:r>
               <w:rPr>
-                <w:rFonts w:ascii="Arial" w:hAnsi="Arial" w:eastAsia="Arial"/>
-                <w:sz w:val="18"/>
-              </w:rPr>
-            </w:r>
-            <w:r>
-              <w:rPr>
-                <w:rFonts w:ascii="Arial" w:hAnsi="Arial" w:eastAsia="Arial"/>
+                <w:rFonts w:ascii="Arial" w:hAnsi="Arial" w:eastAsia="Arial" w:cs="Tahoma"/>
+                <w:sz w:val="18"/>
+              </w:rPr>
+            </w:r>
+            <w:r>
+              <w:rPr>
+                <w:rFonts w:ascii="Arial" w:hAnsi="Arial" w:eastAsia="Arial" w:cs="Tahoma"/>
                 <w:sz w:val="18"/>
               </w:rPr>
               <w:t>-</w:t>
@@ -1685,13 +1802,13 @@
             </w:pPr>
             <w:r>
               <w:rPr>
-                <w:rFonts w:ascii="Arial" w:hAnsi="Arial" w:eastAsia="Arial"/>
-                <w:sz w:val="18"/>
-              </w:rPr>
-            </w:r>
-            <w:r>
-              <w:rPr>
-                <w:rFonts w:ascii="Arial" w:hAnsi="Arial" w:eastAsia="Arial"/>
+                <w:rFonts w:ascii="Arial" w:hAnsi="Arial" w:eastAsia="Arial" w:cs="Tahoma"/>
+                <w:sz w:val="18"/>
+              </w:rPr>
+            </w:r>
+            <w:r>
+              <w:rPr>
+                <w:rFonts w:ascii="Arial" w:hAnsi="Arial" w:eastAsia="Arial" w:cs="Tahoma"/>
                 <w:sz w:val="18"/>
               </w:rPr>
               <w:t>Hidden sections</w:t>
@@ -1710,13 +1827,13 @@
             </w:pPr>
             <w:r>
               <w:rPr>
-                <w:rFonts w:ascii="Arial" w:hAnsi="Arial" w:eastAsia="Arial"/>
-                <w:sz w:val="18"/>
-              </w:rPr>
-            </w:r>
-            <w:r>
-              <w:rPr>
-                <w:rFonts w:ascii="Arial" w:hAnsi="Arial" w:eastAsia="Arial"/>
+                <w:rFonts w:ascii="Arial" w:hAnsi="Arial" w:eastAsia="Arial" w:cs="Tahoma"/>
+                <w:sz w:val="18"/>
+              </w:rPr>
+            </w:r>
+            <w:r>
+              <w:rPr>
+                <w:rFonts w:ascii="Arial" w:hAnsi="Arial" w:eastAsia="Arial" w:cs="Tahoma"/>
                 <w:sz w:val="18"/>
               </w:rPr>
               <w:t>sec-calc</w:t>
@@ -1740,13 +1857,13 @@
             </w:pPr>
             <w:r>
               <w:rPr>
-                <w:rFonts w:ascii="Arial" w:hAnsi="Arial" w:eastAsia="Arial"/>
-                <w:sz w:val="18"/>
-              </w:rPr>
-            </w:r>
-            <w:r>
-              <w:rPr>
-                <w:rFonts w:ascii="Arial" w:hAnsi="Arial" w:eastAsia="Arial"/>
+                <w:rFonts w:ascii="Arial" w:hAnsi="Arial" w:eastAsia="Arial" w:cs="Tahoma"/>
+                <w:sz w:val="18"/>
+              </w:rPr>
+            </w:r>
+            <w:r>
+              <w:rPr>
+                <w:rFonts w:ascii="Arial" w:hAnsi="Arial" w:eastAsia="Arial" w:cs="Tahoma"/>
                 <w:sz w:val="18"/>
               </w:rPr>
               <w:t>Attachment upload</w:t>
@@ -1765,13 +1882,13 @@
             </w:pPr>
             <w:r>
               <w:rPr>
-                <w:rFonts w:ascii="Arial" w:hAnsi="Arial" w:eastAsia="Arial"/>
-                <w:sz w:val="18"/>
-              </w:rPr>
-            </w:r>
-            <w:r>
-              <w:rPr>
-                <w:rFonts w:ascii="Arial" w:hAnsi="Arial" w:eastAsia="Arial"/>
+                <w:rFonts w:ascii="Arial" w:hAnsi="Arial" w:eastAsia="Arial" w:cs="Tahoma"/>
+                <w:sz w:val="18"/>
+              </w:rPr>
+            </w:r>
+            <w:r>
+              <w:rPr>
+                <w:rFonts w:ascii="Arial" w:hAnsi="Arial" w:eastAsia="Arial" w:cs="Tahoma"/>
                 <w:sz w:val="18"/>
               </w:rPr>
               <w:t>Allowed</w:t>
@@ -1861,7 +1978,7 @@
             <w:r/>
             <w:r>
               <w:rPr>
-                <w:rFonts w:ascii="Arial" w:hAnsi="Arial" w:eastAsia="Arial"/>
+                <w:rFonts w:ascii="Arial" w:hAnsi="Arial" w:eastAsia="Arial" w:cs="Tahoma"/>
                 <w:b/>
                 <w:sz w:val="18"/>
               </w:rPr>
@@ -1883,7 +2000,7 @@
             <w:r/>
             <w:r>
               <w:rPr>
-                <w:rFonts w:ascii="Arial" w:hAnsi="Arial" w:eastAsia="Arial"/>
+                <w:rFonts w:ascii="Arial" w:hAnsi="Arial" w:eastAsia="Arial" w:cs="Tahoma"/>
                 <w:b/>
                 <w:sz w:val="18"/>
               </w:rPr>
@@ -1905,7 +2022,7 @@
             <w:r/>
             <w:r>
               <w:rPr>
-                <w:rFonts w:ascii="Arial" w:hAnsi="Arial" w:eastAsia="Arial"/>
+                <w:rFonts w:ascii="Arial" w:hAnsi="Arial" w:eastAsia="Arial" w:cs="Tahoma"/>
                 <w:b/>
                 <w:sz w:val="18"/>
               </w:rPr>
@@ -1927,7 +2044,7 @@
             <w:r/>
             <w:r>
               <w:rPr>
-                <w:rFonts w:ascii="Arial" w:hAnsi="Arial" w:eastAsia="Arial"/>
+                <w:rFonts w:ascii="Arial" w:hAnsi="Arial" w:eastAsia="Arial" w:cs="Tahoma"/>
                 <w:b/>
                 <w:sz w:val="18"/>
               </w:rPr>
@@ -1952,13 +2069,13 @@
             </w:pPr>
             <w:r>
               <w:rPr>
-                <w:rFonts w:ascii="Arial" w:hAnsi="Arial" w:eastAsia="Arial"/>
-                <w:sz w:val="18"/>
-              </w:rPr>
-            </w:r>
-            <w:r>
-              <w:rPr>
-                <w:rFonts w:ascii="Arial" w:hAnsi="Arial" w:eastAsia="Arial"/>
+                <w:rFonts w:ascii="Arial" w:hAnsi="Arial" w:eastAsia="Arial" w:cs="Tahoma"/>
+                <w:sz w:val="18"/>
+              </w:rPr>
+            </w:r>
+            <w:r>
+              <w:rPr>
+                <w:rFonts w:ascii="Arial" w:hAnsi="Arial" w:eastAsia="Arial" w:cs="Tahoma"/>
                 <w:sz w:val="18"/>
               </w:rPr>
               <w:t>doc-header</w:t>
@@ -1977,13 +2094,13 @@
             </w:pPr>
             <w:r>
               <w:rPr>
-                <w:rFonts w:ascii="Arial" w:hAnsi="Arial" w:eastAsia="Arial"/>
-                <w:sz w:val="18"/>
-              </w:rPr>
-            </w:r>
-            <w:r>
-              <w:rPr>
-                <w:rFonts w:ascii="Arial" w:hAnsi="Arial" w:eastAsia="Arial"/>
+                <w:rFonts w:ascii="Arial" w:hAnsi="Arial" w:eastAsia="Arial" w:cs="Tahoma"/>
+                <w:sz w:val="18"/>
+              </w:rPr>
+            </w:r>
+            <w:r>
+              <w:rPr>
+                <w:rFonts w:ascii="Arial" w:hAnsi="Arial" w:eastAsia="Arial" w:cs="Tahoma"/>
                 <w:sz w:val="18"/>
               </w:rPr>
               <w:t>ข้อมูลร้านถูกกระทบ</w:t>
@@ -2002,13 +2119,13 @@
             </w:pPr>
             <w:r>
               <w:rPr>
-                <w:rFonts w:ascii="Arial" w:hAnsi="Arial" w:eastAsia="Arial"/>
-                <w:sz w:val="18"/>
-              </w:rPr>
-            </w:r>
-            <w:r>
-              <w:rPr>
-                <w:rFonts w:ascii="Arial" w:hAnsi="Arial" w:eastAsia="Arial"/>
+                <w:rFonts w:ascii="Arial" w:hAnsi="Arial" w:eastAsia="Arial" w:cs="Tahoma"/>
+                <w:sz w:val="18"/>
+              </w:rPr>
+            </w:r>
+            <w:r>
+              <w:rPr>
+                <w:rFonts w:ascii="Arial" w:hAnsi="Arial" w:eastAsia="Arial" w:cs="Tahoma"/>
                 <w:sz w:val="18"/>
               </w:rPr>
               <w:t>Read-only</w:t>
@@ -2027,13 +2144,13 @@
             </w:pPr>
             <w:r>
               <w:rPr>
-                <w:rFonts w:ascii="Arial" w:hAnsi="Arial" w:eastAsia="Arial"/>
-                <w:sz w:val="18"/>
-              </w:rPr>
-            </w:r>
-            <w:r>
-              <w:rPr>
-                <w:rFonts w:ascii="Arial" w:hAnsi="Arial" w:eastAsia="Arial"/>
+                <w:rFonts w:ascii="Arial" w:hAnsi="Arial" w:eastAsia="Arial" w:cs="Tahoma"/>
+                <w:sz w:val="18"/>
+              </w:rPr>
+            </w:r>
+            <w:r>
+              <w:rPr>
+                <w:rFonts w:ascii="Arial" w:hAnsi="Arial" w:eastAsia="Arial" w:cs="Tahoma"/>
                 <w:sz w:val="18"/>
               </w:rPr>
               <w:t>แสดงข้อมูลและปิด input/editor</w:t>
@@ -2057,13 +2174,13 @@
             </w:pPr>
             <w:r>
               <w:rPr>
-                <w:rFonts w:ascii="Arial" w:hAnsi="Arial" w:eastAsia="Arial"/>
-                <w:sz w:val="18"/>
-              </w:rPr>
-            </w:r>
-            <w:r>
-              <w:rPr>
-                <w:rFonts w:ascii="Arial" w:hAnsi="Arial" w:eastAsia="Arial"/>
+                <w:rFonts w:ascii="Arial" w:hAnsi="Arial" w:eastAsia="Arial" w:cs="Tahoma"/>
+                <w:sz w:val="18"/>
+              </w:rPr>
+            </w:r>
+            <w:r>
+              <w:rPr>
+                <w:rFonts w:ascii="Arial" w:hAnsi="Arial" w:eastAsia="Arial" w:cs="Tahoma"/>
                 <w:sz w:val="18"/>
               </w:rPr>
               <w:t>sec-sales</w:t>
@@ -2082,13 +2199,13 @@
             </w:pPr>
             <w:r>
               <w:rPr>
-                <w:rFonts w:ascii="Arial" w:hAnsi="Arial" w:eastAsia="Arial"/>
-                <w:sz w:val="18"/>
-              </w:rPr>
-            </w:r>
-            <w:r>
-              <w:rPr>
-                <w:rFonts w:ascii="Arial" w:hAnsi="Arial" w:eastAsia="Arial"/>
+                <w:rFonts w:ascii="Arial" w:hAnsi="Arial" w:eastAsia="Arial" w:cs="Tahoma"/>
+                <w:sz w:val="18"/>
+              </w:rPr>
+            </w:r>
+            <w:r>
+              <w:rPr>
+                <w:rFonts w:ascii="Arial" w:hAnsi="Arial" w:eastAsia="Arial" w:cs="Tahoma"/>
                 <w:sz w:val="18"/>
               </w:rPr>
               <w:t>แนวโน้มยอดขายรายวัน</w:t>
@@ -2107,13 +2224,13 @@
             </w:pPr>
             <w:r>
               <w:rPr>
-                <w:rFonts w:ascii="Arial" w:hAnsi="Arial" w:eastAsia="Arial"/>
-                <w:sz w:val="18"/>
-              </w:rPr>
-            </w:r>
-            <w:r>
-              <w:rPr>
-                <w:rFonts w:ascii="Arial" w:hAnsi="Arial" w:eastAsia="Arial"/>
+                <w:rFonts w:ascii="Arial" w:hAnsi="Arial" w:eastAsia="Arial" w:cs="Tahoma"/>
+                <w:sz w:val="18"/>
+              </w:rPr>
+            </w:r>
+            <w:r>
+              <w:rPr>
+                <w:rFonts w:ascii="Arial" w:hAnsi="Arial" w:eastAsia="Arial" w:cs="Tahoma"/>
                 <w:sz w:val="18"/>
               </w:rPr>
               <w:t>Read-only</w:t>
@@ -2132,13 +2249,13 @@
             </w:pPr>
             <w:r>
               <w:rPr>
-                <w:rFonts w:ascii="Arial" w:hAnsi="Arial" w:eastAsia="Arial"/>
-                <w:sz w:val="18"/>
-              </w:rPr>
-            </w:r>
-            <w:r>
-              <w:rPr>
-                <w:rFonts w:ascii="Arial" w:hAnsi="Arial" w:eastAsia="Arial"/>
+                <w:rFonts w:ascii="Arial" w:hAnsi="Arial" w:eastAsia="Arial" w:cs="Tahoma"/>
+                <w:sz w:val="18"/>
+              </w:rPr>
+            </w:r>
+            <w:r>
+              <w:rPr>
+                <w:rFonts w:ascii="Arial" w:hAnsi="Arial" w:eastAsia="Arial" w:cs="Tahoma"/>
                 <w:sz w:val="18"/>
               </w:rPr>
               <w:t>แสดงข้อมูลและปิด input/editor</w:t>
@@ -2162,13 +2279,13 @@
             </w:pPr>
             <w:r>
               <w:rPr>
-                <w:rFonts w:ascii="Arial" w:hAnsi="Arial" w:eastAsia="Arial"/>
-                <w:sz w:val="18"/>
-              </w:rPr>
-            </w:r>
-            <w:r>
-              <w:rPr>
-                <w:rFonts w:ascii="Arial" w:hAnsi="Arial" w:eastAsia="Arial"/>
+                <w:rFonts w:ascii="Arial" w:hAnsi="Arial" w:eastAsia="Arial" w:cs="Tahoma"/>
+                <w:sz w:val="18"/>
+              </w:rPr>
+            </w:r>
+            <w:r>
+              <w:rPr>
+                <w:rFonts w:ascii="Arial" w:hAnsi="Arial" w:eastAsia="Arial" w:cs="Tahoma"/>
                 <w:sz w:val="18"/>
               </w:rPr>
               <w:t>sec-map</w:t>
@@ -2187,13 +2304,13 @@
             </w:pPr>
             <w:r>
               <w:rPr>
-                <w:rFonts w:ascii="Arial" w:hAnsi="Arial" w:eastAsia="Arial"/>
-                <w:sz w:val="18"/>
-              </w:rPr>
-            </w:r>
-            <w:r>
-              <w:rPr>
-                <w:rFonts w:ascii="Arial" w:hAnsi="Arial" w:eastAsia="Arial"/>
+                <w:rFonts w:ascii="Arial" w:hAnsi="Arial" w:eastAsia="Arial" w:cs="Tahoma"/>
+                <w:sz w:val="18"/>
+              </w:rPr>
+            </w:r>
+            <w:r>
+              <w:rPr>
+                <w:rFonts w:ascii="Arial" w:hAnsi="Arial" w:eastAsia="Arial" w:cs="Tahoma"/>
                 <w:sz w:val="18"/>
               </w:rPr>
               <w:t>แผนที่ AllMap</w:t>
@@ -2212,13 +2329,13 @@
             </w:pPr>
             <w:r>
               <w:rPr>
-                <w:rFonts w:ascii="Arial" w:hAnsi="Arial" w:eastAsia="Arial"/>
-                <w:sz w:val="18"/>
-              </w:rPr>
-            </w:r>
-            <w:r>
-              <w:rPr>
-                <w:rFonts w:ascii="Arial" w:hAnsi="Arial" w:eastAsia="Arial"/>
+                <w:rFonts w:ascii="Arial" w:hAnsi="Arial" w:eastAsia="Arial" w:cs="Tahoma"/>
+                <w:sz w:val="18"/>
+              </w:rPr>
+            </w:r>
+            <w:r>
+              <w:rPr>
+                <w:rFonts w:ascii="Arial" w:hAnsi="Arial" w:eastAsia="Arial" w:cs="Tahoma"/>
                 <w:sz w:val="18"/>
               </w:rPr>
               <w:t>Read-only</w:t>
@@ -2237,13 +2354,13 @@
             </w:pPr>
             <w:r>
               <w:rPr>
-                <w:rFonts w:ascii="Arial" w:hAnsi="Arial" w:eastAsia="Arial"/>
-                <w:sz w:val="18"/>
-              </w:rPr>
-            </w:r>
-            <w:r>
-              <w:rPr>
-                <w:rFonts w:ascii="Arial" w:hAnsi="Arial" w:eastAsia="Arial"/>
+                <w:rFonts w:ascii="Arial" w:hAnsi="Arial" w:eastAsia="Arial" w:cs="Tahoma"/>
+                <w:sz w:val="18"/>
+              </w:rPr>
+            </w:r>
+            <w:r>
+              <w:rPr>
+                <w:rFonts w:ascii="Arial" w:hAnsi="Arial" w:eastAsia="Arial" w:cs="Tahoma"/>
                 <w:sz w:val="18"/>
               </w:rPr>
               <w:t>แสดงข้อมูลและปิด input/editor</w:t>
@@ -2267,13 +2384,13 @@
             </w:pPr>
             <w:r>
               <w:rPr>
-                <w:rFonts w:ascii="Arial" w:hAnsi="Arial" w:eastAsia="Arial"/>
-                <w:sz w:val="18"/>
-              </w:rPr>
-            </w:r>
-            <w:r>
-              <w:rPr>
-                <w:rFonts w:ascii="Arial" w:hAnsi="Arial" w:eastAsia="Arial"/>
+                <w:rFonts w:ascii="Arial" w:hAnsi="Arial" w:eastAsia="Arial" w:cs="Tahoma"/>
+                <w:sz w:val="18"/>
+              </w:rPr>
+            </w:r>
+            <w:r>
+              <w:rPr>
+                <w:rFonts w:ascii="Arial" w:hAnsi="Arial" w:eastAsia="Arial" w:cs="Tahoma"/>
                 <w:sz w:val="18"/>
               </w:rPr>
               <w:t>sec-newstore</w:t>
@@ -2292,13 +2409,13 @@
             </w:pPr>
             <w:r>
               <w:rPr>
-                <w:rFonts w:ascii="Arial" w:hAnsi="Arial" w:eastAsia="Arial"/>
-                <w:sz w:val="18"/>
-              </w:rPr>
-            </w:r>
-            <w:r>
-              <w:rPr>
-                <w:rFonts w:ascii="Arial" w:hAnsi="Arial" w:eastAsia="Arial"/>
+                <w:rFonts w:ascii="Arial" w:hAnsi="Arial" w:eastAsia="Arial" w:cs="Tahoma"/>
+                <w:sz w:val="18"/>
+              </w:rPr>
+            </w:r>
+            <w:r>
+              <w:rPr>
+                <w:rFonts w:ascii="Arial" w:hAnsi="Arial" w:eastAsia="Arial" w:cs="Tahoma"/>
                 <w:sz w:val="18"/>
               </w:rPr>
               <w:t>ร้านเปิดใหม่</w:t>
@@ -2317,13 +2434,13 @@
             </w:pPr>
             <w:r>
               <w:rPr>
-                <w:rFonts w:ascii="Arial" w:hAnsi="Arial" w:eastAsia="Arial"/>
-                <w:sz w:val="18"/>
-              </w:rPr>
-            </w:r>
-            <w:r>
-              <w:rPr>
-                <w:rFonts w:ascii="Arial" w:hAnsi="Arial" w:eastAsia="Arial"/>
+                <w:rFonts w:ascii="Arial" w:hAnsi="Arial" w:eastAsia="Arial" w:cs="Tahoma"/>
+                <w:sz w:val="18"/>
+              </w:rPr>
+            </w:r>
+            <w:r>
+              <w:rPr>
+                <w:rFonts w:ascii="Arial" w:hAnsi="Arial" w:eastAsia="Arial" w:cs="Tahoma"/>
                 <w:sz w:val="18"/>
               </w:rPr>
               <w:t>Read-only</w:t>
@@ -2342,13 +2459,13 @@
             </w:pPr>
             <w:r>
               <w:rPr>
-                <w:rFonts w:ascii="Arial" w:hAnsi="Arial" w:eastAsia="Arial"/>
-                <w:sz w:val="18"/>
-              </w:rPr>
-            </w:r>
-            <w:r>
-              <w:rPr>
-                <w:rFonts w:ascii="Arial" w:hAnsi="Arial" w:eastAsia="Arial"/>
+                <w:rFonts w:ascii="Arial" w:hAnsi="Arial" w:eastAsia="Arial" w:cs="Tahoma"/>
+                <w:sz w:val="18"/>
+              </w:rPr>
+            </w:r>
+            <w:r>
+              <w:rPr>
+                <w:rFonts w:ascii="Arial" w:hAnsi="Arial" w:eastAsia="Arial" w:cs="Tahoma"/>
                 <w:sz w:val="18"/>
               </w:rPr>
               <w:t>แสดงข้อมูลและปิด input/editor</w:t>
@@ -2372,13 +2489,13 @@
             </w:pPr>
             <w:r>
               <w:rPr>
-                <w:rFonts w:ascii="Arial" w:hAnsi="Arial" w:eastAsia="Arial"/>
-                <w:sz w:val="18"/>
-              </w:rPr>
-            </w:r>
-            <w:r>
-              <w:rPr>
-                <w:rFonts w:ascii="Arial" w:hAnsi="Arial" w:eastAsia="Arial"/>
+                <w:rFonts w:ascii="Arial" w:hAnsi="Arial" w:eastAsia="Arial" w:cs="Tahoma"/>
+                <w:sz w:val="18"/>
+              </w:rPr>
+            </w:r>
+            <w:r>
+              <w:rPr>
+                <w:rFonts w:ascii="Arial" w:hAnsi="Arial" w:eastAsia="Arial" w:cs="Tahoma"/>
                 <w:sz w:val="18"/>
               </w:rPr>
               <w:t>sec-competitor</w:t>
@@ -2397,13 +2514,13 @@
             </w:pPr>
             <w:r>
               <w:rPr>
-                <w:rFonts w:ascii="Arial" w:hAnsi="Arial" w:eastAsia="Arial"/>
-                <w:sz w:val="18"/>
-              </w:rPr>
-            </w:r>
-            <w:r>
-              <w:rPr>
-                <w:rFonts w:ascii="Arial" w:hAnsi="Arial" w:eastAsia="Arial"/>
+                <w:rFonts w:ascii="Arial" w:hAnsi="Arial" w:eastAsia="Arial" w:cs="Tahoma"/>
+                <w:sz w:val="18"/>
+              </w:rPr>
+            </w:r>
+            <w:r>
+              <w:rPr>
+                <w:rFonts w:ascii="Arial" w:hAnsi="Arial" w:eastAsia="Arial" w:cs="Tahoma"/>
                 <w:sz w:val="18"/>
               </w:rPr>
               <w:t>ร้านคู่แข่งเปิดกระทบ</w:t>
@@ -2422,13 +2539,13 @@
             </w:pPr>
             <w:r>
               <w:rPr>
-                <w:rFonts w:ascii="Arial" w:hAnsi="Arial" w:eastAsia="Arial"/>
-                <w:sz w:val="18"/>
-              </w:rPr>
-            </w:r>
-            <w:r>
-              <w:rPr>
-                <w:rFonts w:ascii="Arial" w:hAnsi="Arial" w:eastAsia="Arial"/>
+                <w:rFonts w:ascii="Arial" w:hAnsi="Arial" w:eastAsia="Arial" w:cs="Tahoma"/>
+                <w:sz w:val="18"/>
+              </w:rPr>
+            </w:r>
+            <w:r>
+              <w:rPr>
+                <w:rFonts w:ascii="Arial" w:hAnsi="Arial" w:eastAsia="Arial" w:cs="Tahoma"/>
                 <w:sz w:val="18"/>
               </w:rPr>
               <w:t>Read-only</w:t>
@@ -2447,13 +2564,13 @@
             </w:pPr>
             <w:r>
               <w:rPr>
-                <w:rFonts w:ascii="Arial" w:hAnsi="Arial" w:eastAsia="Arial"/>
-                <w:sz w:val="18"/>
-              </w:rPr>
-            </w:r>
-            <w:r>
-              <w:rPr>
-                <w:rFonts w:ascii="Arial" w:hAnsi="Arial" w:eastAsia="Arial"/>
+                <w:rFonts w:ascii="Arial" w:hAnsi="Arial" w:eastAsia="Arial" w:cs="Tahoma"/>
+                <w:sz w:val="18"/>
+              </w:rPr>
+            </w:r>
+            <w:r>
+              <w:rPr>
+                <w:rFonts w:ascii="Arial" w:hAnsi="Arial" w:eastAsia="Arial" w:cs="Tahoma"/>
                 <w:sz w:val="18"/>
               </w:rPr>
               <w:t>แสดงข้อมูลและปิด input/editor</w:t>
@@ -2477,13 +2594,13 @@
             </w:pPr>
             <w:r>
               <w:rPr>
-                <w:rFonts w:ascii="Arial" w:hAnsi="Arial" w:eastAsia="Arial"/>
-                <w:sz w:val="18"/>
-              </w:rPr>
-            </w:r>
-            <w:r>
-              <w:rPr>
-                <w:rFonts w:ascii="Arial" w:hAnsi="Arial" w:eastAsia="Arial"/>
+                <w:rFonts w:ascii="Arial" w:hAnsi="Arial" w:eastAsia="Arial" w:cs="Tahoma"/>
+                <w:sz w:val="18"/>
+              </w:rPr>
+            </w:r>
+            <w:r>
+              <w:rPr>
+                <w:rFonts w:ascii="Arial" w:hAnsi="Arial" w:eastAsia="Arial" w:cs="Tahoma"/>
                 <w:sz w:val="18"/>
               </w:rPr>
               <w:t>sec-factor</w:t>
@@ -2502,13 +2619,13 @@
             </w:pPr>
             <w:r>
               <w:rPr>
-                <w:rFonts w:ascii="Arial" w:hAnsi="Arial" w:eastAsia="Arial"/>
-                <w:sz w:val="18"/>
-              </w:rPr>
-            </w:r>
-            <w:r>
-              <w:rPr>
-                <w:rFonts w:ascii="Arial" w:hAnsi="Arial" w:eastAsia="Arial"/>
+                <w:rFonts w:ascii="Arial" w:hAnsi="Arial" w:eastAsia="Arial" w:cs="Tahoma"/>
+                <w:sz w:val="18"/>
+              </w:rPr>
+            </w:r>
+            <w:r>
+              <w:rPr>
+                <w:rFonts w:ascii="Arial" w:hAnsi="Arial" w:eastAsia="Arial" w:cs="Tahoma"/>
                 <w:sz w:val="18"/>
               </w:rPr>
               <w:t>ปัจจัยอื่นๆ</w:t>
@@ -2527,13 +2644,13 @@
             </w:pPr>
             <w:r>
               <w:rPr>
-                <w:rFonts w:ascii="Arial" w:hAnsi="Arial" w:eastAsia="Arial"/>
-                <w:sz w:val="18"/>
-              </w:rPr>
-            </w:r>
-            <w:r>
-              <w:rPr>
-                <w:rFonts w:ascii="Arial" w:hAnsi="Arial" w:eastAsia="Arial"/>
+                <w:rFonts w:ascii="Arial" w:hAnsi="Arial" w:eastAsia="Arial" w:cs="Tahoma"/>
+                <w:sz w:val="18"/>
+              </w:rPr>
+            </w:r>
+            <w:r>
+              <w:rPr>
+                <w:rFonts w:ascii="Arial" w:hAnsi="Arial" w:eastAsia="Arial" w:cs="Tahoma"/>
                 <w:sz w:val="18"/>
               </w:rPr>
               <w:t>Read-only</w:t>
@@ -2552,13 +2669,13 @@
             </w:pPr>
             <w:r>
               <w:rPr>
-                <w:rFonts w:ascii="Arial" w:hAnsi="Arial" w:eastAsia="Arial"/>
-                <w:sz w:val="18"/>
-              </w:rPr>
-            </w:r>
-            <w:r>
-              <w:rPr>
-                <w:rFonts w:ascii="Arial" w:hAnsi="Arial" w:eastAsia="Arial"/>
+                <w:rFonts w:ascii="Arial" w:hAnsi="Arial" w:eastAsia="Arial" w:cs="Tahoma"/>
+                <w:sz w:val="18"/>
+              </w:rPr>
+            </w:r>
+            <w:r>
+              <w:rPr>
+                <w:rFonts w:ascii="Arial" w:hAnsi="Arial" w:eastAsia="Arial" w:cs="Tahoma"/>
                 <w:sz w:val="18"/>
               </w:rPr>
               <w:t>แสดงข้อมูลและปิด input/editor</w:t>
@@ -2582,13 +2699,13 @@
             </w:pPr>
             <w:r>
               <w:rPr>
-                <w:rFonts w:ascii="Arial" w:hAnsi="Arial" w:eastAsia="Arial"/>
-                <w:sz w:val="18"/>
-              </w:rPr>
-            </w:r>
-            <w:r>
-              <w:rPr>
-                <w:rFonts w:ascii="Arial" w:hAnsi="Arial" w:eastAsia="Arial"/>
+                <w:rFonts w:ascii="Arial" w:hAnsi="Arial" w:eastAsia="Arial" w:cs="Tahoma"/>
+                <w:sz w:val="18"/>
+              </w:rPr>
+            </w:r>
+            <w:r>
+              <w:rPr>
+                <w:rFonts w:ascii="Arial" w:hAnsi="Arial" w:eastAsia="Arial" w:cs="Tahoma"/>
                 <w:sz w:val="18"/>
               </w:rPr>
               <w:t>sec-attach</w:t>
@@ -2607,13 +2724,13 @@
             </w:pPr>
             <w:r>
               <w:rPr>
-                <w:rFonts w:ascii="Arial" w:hAnsi="Arial" w:eastAsia="Arial"/>
-                <w:sz w:val="18"/>
-              </w:rPr>
-            </w:r>
-            <w:r>
-              <w:rPr>
-                <w:rFonts w:ascii="Arial" w:hAnsi="Arial" w:eastAsia="Arial"/>
+                <w:rFonts w:ascii="Arial" w:hAnsi="Arial" w:eastAsia="Arial" w:cs="Tahoma"/>
+                <w:sz w:val="18"/>
+              </w:rPr>
+            </w:r>
+            <w:r>
+              <w:rPr>
+                <w:rFonts w:ascii="Arial" w:hAnsi="Arial" w:eastAsia="Arial" w:cs="Tahoma"/>
                 <w:sz w:val="18"/>
               </w:rPr>
               <w:t>เอกสารแนบทั้งหมด</w:t>
@@ -2632,13 +2749,13 @@
             </w:pPr>
             <w:r>
               <w:rPr>
-                <w:rFonts w:ascii="Arial" w:hAnsi="Arial" w:eastAsia="Arial"/>
-                <w:sz w:val="18"/>
-              </w:rPr>
-            </w:r>
-            <w:r>
-              <w:rPr>
-                <w:rFonts w:ascii="Arial" w:hAnsi="Arial" w:eastAsia="Arial"/>
+                <w:rFonts w:ascii="Arial" w:hAnsi="Arial" w:eastAsia="Arial" w:cs="Tahoma"/>
+                <w:sz w:val="18"/>
+              </w:rPr>
+            </w:r>
+            <w:r>
+              <w:rPr>
+                <w:rFonts w:ascii="Arial" w:hAnsi="Arial" w:eastAsia="Arial" w:cs="Tahoma"/>
                 <w:sz w:val="18"/>
               </w:rPr>
               <w:t>Read-only + Upload</w:t>
@@ -2657,13 +2774,13 @@
             </w:pPr>
             <w:r>
               <w:rPr>
-                <w:rFonts w:ascii="Arial" w:hAnsi="Arial" w:eastAsia="Arial"/>
-                <w:sz w:val="18"/>
-              </w:rPr>
-            </w:r>
-            <w:r>
-              <w:rPr>
-                <w:rFonts w:ascii="Arial" w:hAnsi="Arial" w:eastAsia="Arial"/>
+                <w:rFonts w:ascii="Arial" w:hAnsi="Arial" w:eastAsia="Arial" w:cs="Tahoma"/>
+                <w:sz w:val="18"/>
+              </w:rPr>
+            </w:r>
+            <w:r>
+              <w:rPr>
+                <w:rFonts w:ascii="Arial" w:hAnsi="Arial" w:eastAsia="Arial" w:cs="Tahoma"/>
                 <w:sz w:val="18"/>
               </w:rPr>
               <w:t>ดูรายการไฟล์และเพิ่มไฟล์แนบได้</w:t>
@@ -2687,13 +2804,13 @@
             </w:pPr>
             <w:r>
               <w:rPr>
-                <w:rFonts w:ascii="Arial" w:hAnsi="Arial" w:eastAsia="Arial"/>
-                <w:sz w:val="18"/>
-              </w:rPr>
-            </w:r>
-            <w:r>
-              <w:rPr>
-                <w:rFonts w:ascii="Arial" w:hAnsi="Arial" w:eastAsia="Arial"/>
+                <w:rFonts w:ascii="Arial" w:hAnsi="Arial" w:eastAsia="Arial" w:cs="Tahoma"/>
+                <w:sz w:val="18"/>
+              </w:rPr>
+            </w:r>
+            <w:r>
+              <w:rPr>
+                <w:rFonts w:ascii="Arial" w:hAnsi="Arial" w:eastAsia="Arial" w:cs="Tahoma"/>
                 <w:sz w:val="18"/>
               </w:rPr>
               <w:t>sec-calc</w:t>
@@ -2712,13 +2829,13 @@
             </w:pPr>
             <w:r>
               <w:rPr>
-                <w:rFonts w:ascii="Arial" w:hAnsi="Arial" w:eastAsia="Arial"/>
-                <w:sz w:val="18"/>
-              </w:rPr>
-            </w:r>
-            <w:r>
-              <w:rPr>
-                <w:rFonts w:ascii="Arial" w:hAnsi="Arial" w:eastAsia="Arial"/>
+                <w:rFonts w:ascii="Arial" w:hAnsi="Arial" w:eastAsia="Arial" w:cs="Tahoma"/>
+                <w:sz w:val="18"/>
+              </w:rPr>
+            </w:r>
+            <w:r>
+              <w:rPr>
+                <w:rFonts w:ascii="Arial" w:hAnsi="Arial" w:eastAsia="Arial" w:cs="Tahoma"/>
                 <w:sz w:val="18"/>
               </w:rPr>
               <w:t>คำนวณเงินชดเชย</w:t>
@@ -2737,13 +2854,13 @@
             </w:pPr>
             <w:r>
               <w:rPr>
-                <w:rFonts w:ascii="Arial" w:hAnsi="Arial" w:eastAsia="Arial"/>
-                <w:sz w:val="18"/>
-              </w:rPr>
-            </w:r>
-            <w:r>
-              <w:rPr>
-                <w:rFonts w:ascii="Arial" w:hAnsi="Arial" w:eastAsia="Arial"/>
+                <w:rFonts w:ascii="Arial" w:hAnsi="Arial" w:eastAsia="Arial" w:cs="Tahoma"/>
+                <w:sz w:val="18"/>
+              </w:rPr>
+            </w:r>
+            <w:r>
+              <w:rPr>
+                <w:rFonts w:ascii="Arial" w:hAnsi="Arial" w:eastAsia="Arial" w:cs="Tahoma"/>
                 <w:sz w:val="18"/>
               </w:rPr>
               <w:t>Hidden</w:t>
@@ -2762,13 +2879,13 @@
             </w:pPr>
             <w:r>
               <w:rPr>
-                <w:rFonts w:ascii="Arial" w:hAnsi="Arial" w:eastAsia="Arial"/>
-                <w:sz w:val="18"/>
-              </w:rPr>
-            </w:r>
-            <w:r>
-              <w:rPr>
-                <w:rFonts w:ascii="Arial" w:hAnsi="Arial" w:eastAsia="Arial"/>
+                <w:rFonts w:ascii="Arial" w:hAnsi="Arial" w:eastAsia="Arial" w:cs="Tahoma"/>
+                <w:sz w:val="18"/>
+              </w:rPr>
+            </w:r>
+            <w:r>
+              <w:rPr>
+                <w:rFonts w:ascii="Arial" w:hAnsi="Arial" w:eastAsia="Arial" w:cs="Tahoma"/>
                 <w:sz w:val="18"/>
               </w:rPr>
               <w:t>ไม่ render section</w:t>
@@ -2792,13 +2909,13 @@
             </w:pPr>
             <w:r>
               <w:rPr>
-                <w:rFonts w:ascii="Arial" w:hAnsi="Arial" w:eastAsia="Arial"/>
-                <w:sz w:val="18"/>
-              </w:rPr>
-            </w:r>
-            <w:r>
-              <w:rPr>
-                <w:rFonts w:ascii="Arial" w:hAnsi="Arial" w:eastAsia="Arial"/>
+                <w:rFonts w:ascii="Arial" w:hAnsi="Arial" w:eastAsia="Arial" w:cs="Tahoma"/>
+                <w:sz w:val="18"/>
+              </w:rPr>
+            </w:r>
+            <w:r>
+              <w:rPr>
+                <w:rFonts w:ascii="Arial" w:hAnsi="Arial" w:eastAsia="Arial" w:cs="Tahoma"/>
                 <w:sz w:val="18"/>
               </w:rPr>
               <w:t>sec-comp-history</w:t>
@@ -2817,13 +2934,13 @@
             </w:pPr>
             <w:r>
               <w:rPr>
-                <w:rFonts w:ascii="Arial" w:hAnsi="Arial" w:eastAsia="Arial"/>
-                <w:sz w:val="18"/>
-              </w:rPr>
-            </w:r>
-            <w:r>
-              <w:rPr>
-                <w:rFonts w:ascii="Arial" w:hAnsi="Arial" w:eastAsia="Arial"/>
+                <w:rFonts w:ascii="Arial" w:hAnsi="Arial" w:eastAsia="Arial" w:cs="Tahoma"/>
+                <w:sz w:val="18"/>
+              </w:rPr>
+            </w:r>
+            <w:r>
+              <w:rPr>
+                <w:rFonts w:ascii="Arial" w:hAnsi="Arial" w:eastAsia="Arial" w:cs="Tahoma"/>
                 <w:sz w:val="18"/>
               </w:rPr>
               <w:t>ประวัติการชดเชย</w:t>
@@ -2842,13 +2959,13 @@
             </w:pPr>
             <w:r>
               <w:rPr>
-                <w:rFonts w:ascii="Arial" w:hAnsi="Arial" w:eastAsia="Arial"/>
-                <w:sz w:val="18"/>
-              </w:rPr>
-            </w:r>
-            <w:r>
-              <w:rPr>
-                <w:rFonts w:ascii="Arial" w:hAnsi="Arial" w:eastAsia="Arial"/>
+                <w:rFonts w:ascii="Arial" w:hAnsi="Arial" w:eastAsia="Arial" w:cs="Tahoma"/>
+                <w:sz w:val="18"/>
+              </w:rPr>
+            </w:r>
+            <w:r>
+              <w:rPr>
+                <w:rFonts w:ascii="Arial" w:hAnsi="Arial" w:eastAsia="Arial" w:cs="Tahoma"/>
                 <w:sz w:val="18"/>
               </w:rPr>
               <w:t>Read-only</w:t>
@@ -2867,13 +2984,13 @@
             </w:pPr>
             <w:r>
               <w:rPr>
-                <w:rFonts w:ascii="Arial" w:hAnsi="Arial" w:eastAsia="Arial"/>
-                <w:sz w:val="18"/>
-              </w:rPr>
-            </w:r>
-            <w:r>
-              <w:rPr>
-                <w:rFonts w:ascii="Arial" w:hAnsi="Arial" w:eastAsia="Arial"/>
+                <w:rFonts w:ascii="Arial" w:hAnsi="Arial" w:eastAsia="Arial" w:cs="Tahoma"/>
+                <w:sz w:val="18"/>
+              </w:rPr>
+            </w:r>
+            <w:r>
+              <w:rPr>
+                <w:rFonts w:ascii="Arial" w:hAnsi="Arial" w:eastAsia="Arial" w:cs="Tahoma"/>
                 <w:sz w:val="18"/>
               </w:rPr>
               <w:t>แสดงข้อมูลและปิด input/editor</w:t>
@@ -2897,13 +3014,13 @@
             </w:pPr>
             <w:r>
               <w:rPr>
-                <w:rFonts w:ascii="Arial" w:hAnsi="Arial" w:eastAsia="Arial"/>
-                <w:sz w:val="18"/>
-              </w:rPr>
-            </w:r>
-            <w:r>
-              <w:rPr>
-                <w:rFonts w:ascii="Arial" w:hAnsi="Arial" w:eastAsia="Arial"/>
+                <w:rFonts w:ascii="Arial" w:hAnsi="Arial" w:eastAsia="Arial" w:cs="Tahoma"/>
+                <w:sz w:val="18"/>
+              </w:rPr>
+            </w:r>
+            <w:r>
+              <w:rPr>
+                <w:rFonts w:ascii="Arial" w:hAnsi="Arial" w:eastAsia="Arial" w:cs="Tahoma"/>
                 <w:sz w:val="18"/>
               </w:rPr>
               <w:t>sec-decision-history</w:t>
@@ -2922,13 +3039,13 @@
             </w:pPr>
             <w:r>
               <w:rPr>
-                <w:rFonts w:ascii="Arial" w:hAnsi="Arial" w:eastAsia="Arial"/>
-                <w:sz w:val="18"/>
-              </w:rPr>
-            </w:r>
-            <w:r>
-              <w:rPr>
-                <w:rFonts w:ascii="Arial" w:hAnsi="Arial" w:eastAsia="Arial"/>
+                <w:rFonts w:ascii="Arial" w:hAnsi="Arial" w:eastAsia="Arial" w:cs="Tahoma"/>
+                <w:sz w:val="18"/>
+              </w:rPr>
+            </w:r>
+            <w:r>
+              <w:rPr>
+                <w:rFonts w:ascii="Arial" w:hAnsi="Arial" w:eastAsia="Arial" w:cs="Tahoma"/>
                 <w:sz w:val="18"/>
               </w:rPr>
               <w:t>ผลการพิจารณา (ประวัติ)</w:t>
@@ -2947,13 +3064,13 @@
             </w:pPr>
             <w:r>
               <w:rPr>
-                <w:rFonts w:ascii="Arial" w:hAnsi="Arial" w:eastAsia="Arial"/>
-                <w:sz w:val="18"/>
-              </w:rPr>
-            </w:r>
-            <w:r>
-              <w:rPr>
-                <w:rFonts w:ascii="Arial" w:hAnsi="Arial" w:eastAsia="Arial"/>
+                <w:rFonts w:ascii="Arial" w:hAnsi="Arial" w:eastAsia="Arial" w:cs="Tahoma"/>
+                <w:sz w:val="18"/>
+              </w:rPr>
+            </w:r>
+            <w:r>
+              <w:rPr>
+                <w:rFonts w:ascii="Arial" w:hAnsi="Arial" w:eastAsia="Arial" w:cs="Tahoma"/>
                 <w:sz w:val="18"/>
               </w:rPr>
               <w:t>Read-only</w:t>
@@ -2972,13 +3089,13 @@
             </w:pPr>
             <w:r>
               <w:rPr>
-                <w:rFonts w:ascii="Arial" w:hAnsi="Arial" w:eastAsia="Arial"/>
-                <w:sz w:val="18"/>
-              </w:rPr>
-            </w:r>
-            <w:r>
-              <w:rPr>
-                <w:rFonts w:ascii="Arial" w:hAnsi="Arial" w:eastAsia="Arial"/>
+                <w:rFonts w:ascii="Arial" w:hAnsi="Arial" w:eastAsia="Arial" w:cs="Tahoma"/>
+                <w:sz w:val="18"/>
+              </w:rPr>
+            </w:r>
+            <w:r>
+              <w:rPr>
+                <w:rFonts w:ascii="Arial" w:hAnsi="Arial" w:eastAsia="Arial" w:cs="Tahoma"/>
                 <w:sz w:val="18"/>
               </w:rPr>
               <w:t>แสดงข้อมูลและปิด input/editor</w:t>
@@ -3002,13 +3119,13 @@
             </w:pPr>
             <w:r>
               <w:rPr>
-                <w:rFonts w:ascii="Arial" w:hAnsi="Arial" w:eastAsia="Arial"/>
-                <w:sz w:val="18"/>
-              </w:rPr>
-            </w:r>
-            <w:r>
-              <w:rPr>
-                <w:rFonts w:ascii="Arial" w:hAnsi="Arial" w:eastAsia="Arial"/>
+                <w:rFonts w:ascii="Arial" w:hAnsi="Arial" w:eastAsia="Arial" w:cs="Tahoma"/>
+                <w:sz w:val="18"/>
+              </w:rPr>
+            </w:r>
+            <w:r>
+              <w:rPr>
+                <w:rFonts w:ascii="Arial" w:hAnsi="Arial" w:eastAsia="Arial" w:cs="Tahoma"/>
                 <w:sz w:val="18"/>
               </w:rPr>
               <w:t>sec-action</w:t>
@@ -3027,13 +3144,13 @@
             </w:pPr>
             <w:r>
               <w:rPr>
-                <w:rFonts w:ascii="Arial" w:hAnsi="Arial" w:eastAsia="Arial"/>
-                <w:sz w:val="18"/>
-              </w:rPr>
-            </w:r>
-            <w:r>
-              <w:rPr>
-                <w:rFonts w:ascii="Arial" w:hAnsi="Arial" w:eastAsia="Arial"/>
+                <w:rFonts w:ascii="Arial" w:hAnsi="Arial" w:eastAsia="Arial" w:cs="Tahoma"/>
+                <w:sz w:val="18"/>
+              </w:rPr>
+            </w:r>
+            <w:r>
+              <w:rPr>
+                <w:rFonts w:ascii="Arial" w:hAnsi="Arial" w:eastAsia="Arial" w:cs="Tahoma"/>
                 <w:sz w:val="18"/>
               </w:rPr>
               <w:t>พิจารณา / ส่งดำเนินการ</w:t>
@@ -3052,13 +3169,13 @@
             </w:pPr>
             <w:r>
               <w:rPr>
-                <w:rFonts w:ascii="Arial" w:hAnsi="Arial" w:eastAsia="Arial"/>
-                <w:sz w:val="18"/>
-              </w:rPr>
-            </w:r>
-            <w:r>
-              <w:rPr>
-                <w:rFonts w:ascii="Arial" w:hAnsi="Arial" w:eastAsia="Arial"/>
+                <w:rFonts w:ascii="Arial" w:hAnsi="Arial" w:eastAsia="Arial" w:cs="Tahoma"/>
+                <w:sz w:val="18"/>
+              </w:rPr>
+            </w:r>
+            <w:r>
+              <w:rPr>
+                <w:rFonts w:ascii="Arial" w:hAnsi="Arial" w:eastAsia="Arial" w:cs="Tahoma"/>
                 <w:sz w:val="18"/>
               </w:rPr>
               <w:t>Action</w:t>
@@ -3077,13 +3194,13 @@
             </w:pPr>
             <w:r>
               <w:rPr>
-                <w:rFonts w:ascii="Arial" w:hAnsi="Arial" w:eastAsia="Arial"/>
-                <w:sz w:val="18"/>
-              </w:rPr>
-            </w:r>
-            <w:r>
-              <w:rPr>
-                <w:rFonts w:ascii="Arial" w:hAnsi="Arial" w:eastAsia="Arial"/>
+                <w:rFonts w:ascii="Arial" w:hAnsi="Arial" w:eastAsia="Arial" w:cs="Tahoma"/>
+                <w:sz w:val="18"/>
+              </w:rPr>
+            </w:r>
+            <w:r>
+              <w:rPr>
+                <w:rFonts w:ascii="Arial" w:hAnsi="Arial" w:eastAsia="Arial" w:cs="Tahoma"/>
                 <w:sz w:val="18"/>
               </w:rPr>
               <w:t>แสดง radio result, textarea comment, ปุ่มส่งดำเนินการ</w:t>
@@ -3134,7 +3251,7 @@
             <w:r/>
             <w:r>
               <w:rPr>
-                <w:rFonts w:ascii="Arial" w:hAnsi="Arial" w:eastAsia="Arial"/>
+                <w:rFonts w:ascii="Arial" w:hAnsi="Arial" w:eastAsia="Arial" w:cs="Tahoma"/>
                 <w:b/>
                 <w:sz w:val="18"/>
               </w:rPr>
@@ -3156,7 +3273,7 @@
             <w:r/>
             <w:r>
               <w:rPr>
-                <w:rFonts w:ascii="Arial" w:hAnsi="Arial" w:eastAsia="Arial"/>
+                <w:rFonts w:ascii="Arial" w:hAnsi="Arial" w:eastAsia="Arial" w:cs="Tahoma"/>
                 <w:b/>
                 <w:sz w:val="18"/>
               </w:rPr>
@@ -3178,7 +3295,7 @@
             <w:r/>
             <w:r>
               <w:rPr>
-                <w:rFonts w:ascii="Arial" w:hAnsi="Arial" w:eastAsia="Arial"/>
+                <w:rFonts w:ascii="Arial" w:hAnsi="Arial" w:eastAsia="Arial" w:cs="Tahoma"/>
                 <w:b/>
                 <w:sz w:val="18"/>
               </w:rPr>
@@ -3203,13 +3320,13 @@
             </w:pPr>
             <w:r>
               <w:rPr>
-                <w:rFonts w:ascii="Arial" w:hAnsi="Arial" w:eastAsia="Arial"/>
-                <w:sz w:val="18"/>
-              </w:rPr>
-            </w:r>
-            <w:r>
-              <w:rPr>
-                <w:rFonts w:ascii="Arial" w:hAnsi="Arial" w:eastAsia="Arial"/>
+                <w:rFonts w:ascii="Arial" w:hAnsi="Arial" w:eastAsia="Arial" w:cs="Tahoma"/>
+                <w:sz w:val="18"/>
+              </w:rPr>
+            </w:r>
+            <w:r>
+              <w:rPr>
+                <w:rFonts w:ascii="Arial" w:hAnsi="Arial" w:eastAsia="Arial" w:cs="Tahoma"/>
                 <w:sz w:val="18"/>
               </w:rPr>
               <w:t>เอกสารแนบ</w:t>
@@ -3228,13 +3345,13 @@
             </w:pPr>
             <w:r>
               <w:rPr>
-                <w:rFonts w:ascii="Arial" w:hAnsi="Arial" w:eastAsia="Arial"/>
-                <w:sz w:val="18"/>
-              </w:rPr>
-            </w:r>
-            <w:r>
-              <w:rPr>
-                <w:rFonts w:ascii="Arial" w:hAnsi="Arial" w:eastAsia="Arial"/>
+                <w:rFonts w:ascii="Arial" w:hAnsi="Arial" w:eastAsia="Arial" w:cs="Tahoma"/>
+                <w:sz w:val="18"/>
+              </w:rPr>
+            </w:r>
+            <w:r>
+              <w:rPr>
+                <w:rFonts w:ascii="Arial" w:hAnsi="Arial" w:eastAsia="Arial" w:cs="Tahoma"/>
                 <w:sz w:val="18"/>
               </w:rPr>
               <w:t>file, fileName, attachmentType, remark</w:t>
@@ -3253,13 +3370,13 @@
             </w:pPr>
             <w:r>
               <w:rPr>
-                <w:rFonts w:ascii="Arial" w:hAnsi="Arial" w:eastAsia="Arial"/>
-                <w:sz w:val="18"/>
-              </w:rPr>
-            </w:r>
-            <w:r>
-              <w:rPr>
-                <w:rFonts w:ascii="Arial" w:hAnsi="Arial" w:eastAsia="Arial"/>
+                <w:rFonts w:ascii="Arial" w:hAnsi="Arial" w:eastAsia="Arial" w:cs="Tahoma"/>
+                <w:sz w:val="18"/>
+              </w:rPr>
+            </w:r>
+            <w:r>
+              <w:rPr>
+                <w:rFonts w:ascii="Arial" w:hAnsi="Arial" w:eastAsia="Arial" w:cs="Tahoma"/>
                 <w:sz w:val="18"/>
               </w:rPr>
               <w:t>เพิ่มไฟล์ได้; ขนาด &lt;= 5 MB; extension ต้องอยู่ใน allowlist</w:t>
@@ -3283,13 +3400,13 @@
             </w:pPr>
             <w:r>
               <w:rPr>
-                <w:rFonts w:ascii="Arial" w:hAnsi="Arial" w:eastAsia="Arial"/>
-                <w:sz w:val="18"/>
-              </w:rPr>
-            </w:r>
-            <w:r>
-              <w:rPr>
-                <w:rFonts w:ascii="Arial" w:hAnsi="Arial" w:eastAsia="Arial"/>
+                <w:rFonts w:ascii="Arial" w:hAnsi="Arial" w:eastAsia="Arial" w:cs="Tahoma"/>
+                <w:sz w:val="18"/>
+              </w:rPr>
+            </w:r>
+            <w:r>
+              <w:rPr>
+                <w:rFonts w:ascii="Arial" w:hAnsi="Arial" w:eastAsia="Arial" w:cs="Tahoma"/>
                 <w:sz w:val="18"/>
               </w:rPr>
               <w:t>แผงพิจารณา</w:t>
@@ -3308,13 +3425,13 @@
             </w:pPr>
             <w:r>
               <w:rPr>
-                <w:rFonts w:ascii="Arial" w:hAnsi="Arial" w:eastAsia="Arial"/>
-                <w:sz w:val="18"/>
-              </w:rPr>
-            </w:r>
-            <w:r>
-              <w:rPr>
-                <w:rFonts w:ascii="Arial" w:hAnsi="Arial" w:eastAsia="Arial"/>
+                <w:rFonts w:ascii="Arial" w:hAnsi="Arial" w:eastAsia="Arial" w:cs="Tahoma"/>
+                <w:sz w:val="18"/>
+              </w:rPr>
+            </w:r>
+            <w:r>
+              <w:rPr>
+                <w:rFonts w:ascii="Arial" w:hAnsi="Arial" w:eastAsia="Arial" w:cs="Tahoma"/>
                 <w:sz w:val="18"/>
               </w:rPr>
               <w:t>result, comment</w:t>
@@ -3333,13 +3450,13 @@
             </w:pPr>
             <w:r>
               <w:rPr>
-                <w:rFonts w:ascii="Arial" w:hAnsi="Arial" w:eastAsia="Arial"/>
-                <w:sz w:val="18"/>
-              </w:rPr>
-            </w:r>
-            <w:r>
-              <w:rPr>
-                <w:rFonts w:ascii="Arial" w:hAnsi="Arial" w:eastAsia="Arial"/>
+                <w:rFonts w:ascii="Arial" w:hAnsi="Arial" w:eastAsia="Arial" w:cs="Tahoma"/>
+                <w:sz w:val="18"/>
+              </w:rPr>
+            </w:r>
+            <w:r>
+              <w:rPr>
+                <w:rFonts w:ascii="Arial" w:hAnsi="Arial" w:eastAsia="Arial" w:cs="Tahoma"/>
                 <w:sz w:val="18"/>
               </w:rPr>
               <w:t>result required; comment required เมื่อเลือก เห็นควรไม่ชดเชย</w:t>
@@ -3369,7 +3486,7 @@
       </w:r>
       <w:r>
         <w:rPr>
-          <w:rFonts w:ascii="Courier New" w:hAnsi="Courier New"/>
+          <w:rFonts w:ascii="Courier New" w:hAnsi="Courier New" w:eastAsia="Courier New" w:cs="Tahoma"/>
         </w:rPr>
         <w:t>actionOptions</w:t>
       </w:r>
@@ -3378,7 +3495,7 @@
       </w:r>
       <w:r>
         <w:rPr>
-          <w:rFonts w:ascii="Courier New" w:hAnsi="Courier New"/>
+          <w:rFonts w:ascii="Courier New" w:hAnsi="Courier New" w:eastAsia="Courier New" w:cs="Tahoma"/>
         </w:rPr>
         <w:t>{result,comment}</w:t>
       </w:r>
@@ -3415,7 +3532,7 @@
             <w:r/>
             <w:r>
               <w:rPr>
-                <w:rFonts w:ascii="Arial" w:hAnsi="Arial" w:eastAsia="Arial"/>
+                <w:rFonts w:ascii="Arial" w:hAnsi="Arial" w:eastAsia="Arial" w:cs="Tahoma"/>
                 <w:b/>
                 <w:sz w:val="18"/>
               </w:rPr>
@@ -3437,7 +3554,7 @@
             <w:r/>
             <w:r>
               <w:rPr>
-                <w:rFonts w:ascii="Arial" w:hAnsi="Arial" w:eastAsia="Arial"/>
+                <w:rFonts w:ascii="Arial" w:hAnsi="Arial" w:eastAsia="Arial" w:cs="Tahoma"/>
                 <w:b/>
                 <w:sz w:val="18"/>
               </w:rPr>
@@ -3462,13 +3579,13 @@
             </w:pPr>
             <w:r>
               <w:rPr>
-                <w:rFonts w:ascii="Arial" w:hAnsi="Arial" w:eastAsia="Arial"/>
-                <w:sz w:val="18"/>
-              </w:rPr>
-            </w:r>
-            <w:r>
-              <w:rPr>
-                <w:rFonts w:ascii="Arial" w:hAnsi="Arial" w:eastAsia="Arial"/>
+                <w:rFonts w:ascii="Arial" w:hAnsi="Arial" w:eastAsia="Arial" w:cs="Tahoma"/>
+                <w:sz w:val="18"/>
+              </w:rPr>
+            </w:r>
+            <w:r>
+              <w:rPr>
+                <w:rFonts w:ascii="Arial" w:hAnsi="Arial" w:eastAsia="Arial" w:cs="Tahoma"/>
                 <w:sz w:val="18"/>
               </w:rPr>
               <w:t>เห็นควรไม่ชดเชย</w:t>
@@ -3487,13 +3604,13 @@
             </w:pPr>
             <w:r>
               <w:rPr>
-                <w:rFonts w:ascii="Arial" w:hAnsi="Arial" w:eastAsia="Arial"/>
-                <w:sz w:val="18"/>
-              </w:rPr>
-            </w:r>
-            <w:r>
-              <w:rPr>
-                <w:rFonts w:ascii="Arial" w:hAnsi="Arial" w:eastAsia="Arial"/>
+                <w:rFonts w:ascii="Arial" w:hAnsi="Arial" w:eastAsia="Arial" w:cs="Tahoma"/>
+                <w:sz w:val="18"/>
+              </w:rPr>
+            </w:r>
+            <w:r>
+              <w:rPr>
+                <w:rFonts w:ascii="Arial" w:hAnsi="Arial" w:eastAsia="Arial" w:cs="Tahoma"/>
                 <w:sz w:val="18"/>
               </w:rPr>
               <w:t>ต้องกรอก comment</w:t>
@@ -3517,13 +3634,13 @@
             </w:pPr>
             <w:r>
               <w:rPr>
-                <w:rFonts w:ascii="Arial" w:hAnsi="Arial" w:eastAsia="Arial"/>
-                <w:sz w:val="18"/>
-              </w:rPr>
-            </w:r>
-            <w:r>
-              <w:rPr>
-                <w:rFonts w:ascii="Arial" w:hAnsi="Arial" w:eastAsia="Arial"/>
+                <w:rFonts w:ascii="Arial" w:hAnsi="Arial" w:eastAsia="Arial" w:cs="Tahoma"/>
+                <w:sz w:val="18"/>
+              </w:rPr>
+            </w:r>
+            <w:r>
+              <w:rPr>
+                <w:rFonts w:ascii="Arial" w:hAnsi="Arial" w:eastAsia="Arial" w:cs="Tahoma"/>
                 <w:sz w:val="18"/>
               </w:rPr>
               <w:t>หยุดชดเชยประกันรายได้</w:t>
@@ -3542,13 +3659,13 @@
             </w:pPr>
             <w:r>
               <w:rPr>
-                <w:rFonts w:ascii="Arial" w:hAnsi="Arial" w:eastAsia="Arial"/>
-                <w:sz w:val="18"/>
-              </w:rPr>
-            </w:r>
-            <w:r>
-              <w:rPr>
-                <w:rFonts w:ascii="Arial" w:hAnsi="Arial" w:eastAsia="Arial"/>
+                <w:rFonts w:ascii="Arial" w:hAnsi="Arial" w:eastAsia="Arial" w:cs="Tahoma"/>
+                <w:sz w:val="18"/>
+              </w:rPr>
+            </w:r>
+            <w:r>
+              <w:rPr>
+                <w:rFonts w:ascii="Arial" w:hAnsi="Arial" w:eastAsia="Arial" w:cs="Tahoma"/>
                 <w:sz w:val="18"/>
               </w:rPr>
               <w:t>comment optional</w:t>
@@ -3572,13 +3689,13 @@
             </w:pPr>
             <w:r>
               <w:rPr>
-                <w:rFonts w:ascii="Arial" w:hAnsi="Arial" w:eastAsia="Arial"/>
-                <w:sz w:val="18"/>
-              </w:rPr>
-            </w:r>
-            <w:r>
-              <w:rPr>
-                <w:rFonts w:ascii="Arial" w:hAnsi="Arial" w:eastAsia="Arial"/>
+                <w:rFonts w:ascii="Arial" w:hAnsi="Arial" w:eastAsia="Arial" w:cs="Tahoma"/>
+                <w:sz w:val="18"/>
+              </w:rPr>
+            </w:r>
+            <w:r>
+              <w:rPr>
+                <w:rFonts w:ascii="Arial" w:hAnsi="Arial" w:eastAsia="Arial" w:cs="Tahoma"/>
                 <w:sz w:val="18"/>
               </w:rPr>
               <w:t>ส่งหน่วยงานส่งเสริมธุรกิจ SBP</w:t>
@@ -3597,13 +3714,13 @@
             </w:pPr>
             <w:r>
               <w:rPr>
-                <w:rFonts w:ascii="Arial" w:hAnsi="Arial" w:eastAsia="Arial"/>
-                <w:sz w:val="18"/>
-              </w:rPr>
-            </w:r>
-            <w:r>
-              <w:rPr>
-                <w:rFonts w:ascii="Arial" w:hAnsi="Arial" w:eastAsia="Arial"/>
+                <w:rFonts w:ascii="Arial" w:hAnsi="Arial" w:eastAsia="Arial" w:cs="Tahoma"/>
+                <w:sz w:val="18"/>
+              </w:rPr>
+            </w:r>
+            <w:r>
+              <w:rPr>
+                <w:rFonts w:ascii="Arial" w:hAnsi="Arial" w:eastAsia="Arial" w:cs="Tahoma"/>
                 <w:sz w:val="18"/>
               </w:rPr>
               <w:t>comment optional</w:t>
@@ -3627,13 +3744,13 @@
             </w:pPr>
             <w:r>
               <w:rPr>
-                <w:rFonts w:ascii="Arial" w:hAnsi="Arial" w:eastAsia="Arial"/>
-                <w:sz w:val="18"/>
-              </w:rPr>
-            </w:r>
-            <w:r>
-              <w:rPr>
-                <w:rFonts w:ascii="Arial" w:hAnsi="Arial" w:eastAsia="Arial"/>
+                <w:rFonts w:ascii="Arial" w:hAnsi="Arial" w:eastAsia="Arial" w:cs="Tahoma"/>
+                <w:sz w:val="18"/>
+              </w:rPr>
+            </w:r>
+            <w:r>
+              <w:rPr>
+                <w:rFonts w:ascii="Arial" w:hAnsi="Arial" w:eastAsia="Arial" w:cs="Tahoma"/>
                 <w:sz w:val="18"/>
               </w:rPr>
               <w:t>ส่งเจ้าหน้าที่ SBP DSA ดำเนินการ</w:t>
@@ -3652,13 +3769,13 @@
             </w:pPr>
             <w:r>
               <w:rPr>
-                <w:rFonts w:ascii="Arial" w:hAnsi="Arial" w:eastAsia="Arial"/>
-                <w:sz w:val="18"/>
-              </w:rPr>
-            </w:r>
-            <w:r>
-              <w:rPr>
-                <w:rFonts w:ascii="Arial" w:hAnsi="Arial" w:eastAsia="Arial"/>
+                <w:rFonts w:ascii="Arial" w:hAnsi="Arial" w:eastAsia="Arial" w:cs="Tahoma"/>
+                <w:sz w:val="18"/>
+              </w:rPr>
+            </w:r>
+            <w:r>
+              <w:rPr>
+                <w:rFonts w:ascii="Arial" w:hAnsi="Arial" w:eastAsia="Arial" w:cs="Tahoma"/>
                 <w:sz w:val="18"/>
               </w:rPr>
               <w:t>comment optional</w:t>
@@ -3707,7 +3824,7 @@
             <w:r/>
             <w:r>
               <w:rPr>
-                <w:rFonts w:ascii="Arial" w:hAnsi="Arial" w:eastAsia="Arial"/>
+                <w:rFonts w:ascii="Arial" w:hAnsi="Arial" w:eastAsia="Arial" w:cs="Tahoma"/>
                 <w:b/>
                 <w:sz w:val="18"/>
               </w:rPr>
@@ -3733,7 +3850,7 @@
             <w:r/>
             <w:r>
               <w:rPr>
-                <w:rFonts w:ascii="Courier New" w:hAnsi="Courier New" w:eastAsia="Courier New"/>
+                <w:rFonts w:ascii="Courier New" w:hAnsi="Courier New" w:eastAsia="Courier New" w:cs="Tahoma"/>
                 <w:sz w:val="16"/>
               </w:rPr>
               <w:t>{</w:t>
@@ -3867,7 +3984,7 @@
             <w:r/>
             <w:r>
               <w:rPr>
-                <w:rFonts w:ascii="Arial" w:hAnsi="Arial" w:eastAsia="Arial"/>
+                <w:rFonts w:ascii="Arial" w:hAnsi="Arial" w:eastAsia="Arial" w:cs="Tahoma"/>
                 <w:b/>
                 <w:sz w:val="18"/>
               </w:rPr>
@@ -3889,7 +4006,7 @@
             <w:r/>
             <w:r>
               <w:rPr>
-                <w:rFonts w:ascii="Arial" w:hAnsi="Arial" w:eastAsia="Arial"/>
+                <w:rFonts w:ascii="Arial" w:hAnsi="Arial" w:eastAsia="Arial" w:cs="Tahoma"/>
                 <w:b/>
                 <w:sz w:val="18"/>
               </w:rPr>
@@ -3914,13 +4031,13 @@
             </w:pPr>
             <w:r>
               <w:rPr>
-                <w:rFonts w:ascii="Arial" w:hAnsi="Arial" w:eastAsia="Arial"/>
-                <w:sz w:val="18"/>
-              </w:rPr>
-            </w:r>
-            <w:r>
-              <w:rPr>
-                <w:rFonts w:ascii="Arial" w:hAnsi="Arial" w:eastAsia="Arial"/>
+                <w:rFonts w:ascii="Arial" w:hAnsi="Arial" w:eastAsia="Arial" w:cs="Tahoma"/>
+                <w:sz w:val="18"/>
+              </w:rPr>
+            </w:r>
+            <w:r>
+              <w:rPr>
+                <w:rFonts w:ascii="Arial" w:hAnsi="Arial" w:eastAsia="Arial" w:cs="Tahoma"/>
                 <w:sz w:val="18"/>
               </w:rPr>
               <w:t>กดส่งดำเนินการโดยไม่เลือกผลการพิจารณา</w:t>
@@ -3939,13 +4056,13 @@
             </w:pPr>
             <w:r>
               <w:rPr>
-                <w:rFonts w:ascii="Arial" w:hAnsi="Arial" w:eastAsia="Arial"/>
-                <w:sz w:val="18"/>
-              </w:rPr>
-            </w:r>
-            <w:r>
-              <w:rPr>
-                <w:rFonts w:ascii="Arial" w:hAnsi="Arial" w:eastAsia="Arial"/>
+                <w:rFonts w:ascii="Arial" w:hAnsi="Arial" w:eastAsia="Arial" w:cs="Tahoma"/>
+                <w:sz w:val="18"/>
+              </w:rPr>
+            </w:r>
+            <w:r>
+              <w:rPr>
+                <w:rFonts w:ascii="Arial" w:hAnsi="Arial" w:eastAsia="Arial" w:cs="Tahoma"/>
                 <w:sz w:val="18"/>
               </w:rPr>
               <w:t>ท่านยังไม่เลือกผลการพิจารณา กรุณาเลือกข้อมูลก่อนกดส่งดำเนินการ</w:t>
@@ -3969,13 +4086,13 @@
             </w:pPr>
             <w:r>
               <w:rPr>
-                <w:rFonts w:ascii="Arial" w:hAnsi="Arial" w:eastAsia="Arial"/>
-                <w:sz w:val="18"/>
-              </w:rPr>
-            </w:r>
-            <w:r>
-              <w:rPr>
-                <w:rFonts w:ascii="Arial" w:hAnsi="Arial" w:eastAsia="Arial"/>
+                <w:rFonts w:ascii="Arial" w:hAnsi="Arial" w:eastAsia="Arial" w:cs="Tahoma"/>
+                <w:sz w:val="18"/>
+              </w:rPr>
+            </w:r>
+            <w:r>
+              <w:rPr>
+                <w:rFonts w:ascii="Arial" w:hAnsi="Arial" w:eastAsia="Arial" w:cs="Tahoma"/>
                 <w:sz w:val="18"/>
               </w:rPr>
               <w:t>result ที่ requireComment=true แต่ comment ว่าง</w:t>
@@ -3994,13 +4111,13 @@
             </w:pPr>
             <w:r>
               <w:rPr>
-                <w:rFonts w:ascii="Arial" w:hAnsi="Arial" w:eastAsia="Arial"/>
-                <w:sz w:val="18"/>
-              </w:rPr>
-            </w:r>
-            <w:r>
-              <w:rPr>
-                <w:rFonts w:ascii="Arial" w:hAnsi="Arial" w:eastAsia="Arial"/>
+                <w:rFonts w:ascii="Arial" w:hAnsi="Arial" w:eastAsia="Arial" w:cs="Tahoma"/>
+                <w:sz w:val="18"/>
+              </w:rPr>
+            </w:r>
+            <w:r>
+              <w:rPr>
+                <w:rFonts w:ascii="Arial" w:hAnsi="Arial" w:eastAsia="Arial" w:cs="Tahoma"/>
                 <w:sz w:val="18"/>
               </w:rPr>
               <w:t>กรุณากรอกความคิดเห็นเพิ่มเติม (บังคับกรอกสำหรับผลการพิจารณานี้) ก่อนส่งดำเนินการ</w:t>
@@ -4024,13 +4141,13 @@
             </w:pPr>
             <w:r>
               <w:rPr>
-                <w:rFonts w:ascii="Arial" w:hAnsi="Arial" w:eastAsia="Arial"/>
-                <w:sz w:val="18"/>
-              </w:rPr>
-            </w:r>
-            <w:r>
-              <w:rPr>
-                <w:rFonts w:ascii="Arial" w:hAnsi="Arial" w:eastAsia="Arial"/>
+                <w:rFonts w:ascii="Arial" w:hAnsi="Arial" w:eastAsia="Arial" w:cs="Tahoma"/>
+                <w:sz w:val="18"/>
+              </w:rPr>
+            </w:r>
+            <w:r>
+              <w:rPr>
+                <w:rFonts w:ascii="Arial" w:hAnsi="Arial" w:eastAsia="Arial" w:cs="Tahoma"/>
                 <w:sz w:val="18"/>
               </w:rPr>
               <w:t>ผลรวม %ชดเชยร้านเปิดใหม่ไม่เท่ากับ 100</w:t>
@@ -4049,13 +4166,13 @@
             </w:pPr>
             <w:r>
               <w:rPr>
-                <w:rFonts w:ascii="Arial" w:hAnsi="Arial" w:eastAsia="Arial"/>
-                <w:sz w:val="18"/>
-              </w:rPr>
-            </w:r>
-            <w:r>
-              <w:rPr>
-                <w:rFonts w:ascii="Arial" w:hAnsi="Arial" w:eastAsia="Arial"/>
+                <w:rFonts w:ascii="Arial" w:hAnsi="Arial" w:eastAsia="Arial" w:cs="Tahoma"/>
+                <w:sz w:val="18"/>
+              </w:rPr>
+            </w:r>
+            <w:r>
+              <w:rPr>
+                <w:rFonts w:ascii="Arial" w:hAnsi="Arial" w:eastAsia="Arial" w:cs="Tahoma"/>
                 <w:sz w:val="18"/>
               </w:rPr>
               <w:t>โปรดตรวจสอบ %ชดเชย ของท่าน รวมกันแล้วไม่เท่ากับ 100%</w:t>
@@ -4105,7 +4222,7 @@
             <w:r/>
             <w:r>
               <w:rPr>
-                <w:rFonts w:ascii="Arial" w:hAnsi="Arial" w:eastAsia="Arial"/>
+                <w:rFonts w:ascii="Arial" w:hAnsi="Arial" w:eastAsia="Arial" w:cs="Tahoma"/>
                 <w:b/>
                 <w:sz w:val="18"/>
               </w:rPr>
@@ -4127,7 +4244,7 @@
             <w:r/>
             <w:r>
               <w:rPr>
-                <w:rFonts w:ascii="Arial" w:hAnsi="Arial" w:eastAsia="Arial"/>
+                <w:rFonts w:ascii="Arial" w:hAnsi="Arial" w:eastAsia="Arial" w:cs="Tahoma"/>
                 <w:b/>
                 <w:sz w:val="18"/>
               </w:rPr>
@@ -4152,13 +4269,13 @@
             </w:pPr>
             <w:r>
               <w:rPr>
-                <w:rFonts w:ascii="Arial" w:hAnsi="Arial" w:eastAsia="Arial"/>
-                <w:sz w:val="18"/>
-              </w:rPr>
-            </w:r>
-            <w:r>
-              <w:rPr>
-                <w:rFonts w:ascii="Arial" w:hAnsi="Arial" w:eastAsia="Arial"/>
+                <w:rFonts w:ascii="Arial" w:hAnsi="Arial" w:eastAsia="Arial" w:cs="Tahoma"/>
+                <w:sz w:val="18"/>
+              </w:rPr>
+            </w:r>
+            <w:r>
+              <w:rPr>
+                <w:rFonts w:ascii="Arial" w:hAnsi="Arial" w:eastAsia="Arial" w:cs="Tahoma"/>
                 <w:sz w:val="18"/>
               </w:rPr>
               <w:t>1</w:t>
@@ -4177,13 +4294,13 @@
             </w:pPr>
             <w:r>
               <w:rPr>
-                <w:rFonts w:ascii="Arial" w:hAnsi="Arial" w:eastAsia="Arial"/>
-                <w:sz w:val="18"/>
-              </w:rPr>
-            </w:r>
-            <w:r>
-              <w:rPr>
-                <w:rFonts w:ascii="Arial" w:hAnsi="Arial" w:eastAsia="Arial"/>
+                <w:rFonts w:ascii="Arial" w:hAnsi="Arial" w:eastAsia="Arial" w:cs="Tahoma"/>
+                <w:sz w:val="18"/>
+              </w:rPr>
+            </w:r>
+            <w:r>
+              <w:rPr>
+                <w:rFonts w:ascii="Arial" w:hAnsi="Arial" w:eastAsia="Arial" w:cs="Tahoma"/>
                 <w:sz w:val="18"/>
               </w:rPr>
               <w:t>เปิดด้วย roleProfileCode=P-06 แล้ว sec-calc ต้องไม่ render</w:t>
@@ -4207,13 +4324,13 @@
             </w:pPr>
             <w:r>
               <w:rPr>
-                <w:rFonts w:ascii="Arial" w:hAnsi="Arial" w:eastAsia="Arial"/>
-                <w:sz w:val="18"/>
-              </w:rPr>
-            </w:r>
-            <w:r>
-              <w:rPr>
-                <w:rFonts w:ascii="Arial" w:hAnsi="Arial" w:eastAsia="Arial"/>
+                <w:rFonts w:ascii="Arial" w:hAnsi="Arial" w:eastAsia="Arial" w:cs="Tahoma"/>
+                <w:sz w:val="18"/>
+              </w:rPr>
+            </w:r>
+            <w:r>
+              <w:rPr>
+                <w:rFonts w:ascii="Arial" w:hAnsi="Arial" w:eastAsia="Arial" w:cs="Tahoma"/>
                 <w:sz w:val="18"/>
               </w:rPr>
               <w:t>2</w:t>
@@ -4232,13 +4349,13 @@
             </w:pPr>
             <w:r>
               <w:rPr>
-                <w:rFonts w:ascii="Arial" w:hAnsi="Arial" w:eastAsia="Arial"/>
-                <w:sz w:val="18"/>
-              </w:rPr>
-            </w:r>
-            <w:r>
-              <w:rPr>
-                <w:rFonts w:ascii="Arial" w:hAnsi="Arial" w:eastAsia="Arial"/>
+                <w:rFonts w:ascii="Arial" w:hAnsi="Arial" w:eastAsia="Arial" w:cs="Tahoma"/>
+                <w:sz w:val="18"/>
+              </w:rPr>
+            </w:r>
+            <w:r>
+              <w:rPr>
+                <w:rFonts w:ascii="Arial" w:hAnsi="Arial" w:eastAsia="Arial" w:cs="Tahoma"/>
                 <w:sz w:val="18"/>
               </w:rPr>
               <w:t>section ร้านเปิดใหม่/คู่แข่ง/ปัจจัยต้องไม่มี input/edit/delete/save</w:t>
@@ -4262,13 +4379,13 @@
             </w:pPr>
             <w:r>
               <w:rPr>
-                <w:rFonts w:ascii="Arial" w:hAnsi="Arial" w:eastAsia="Arial"/>
-                <w:sz w:val="18"/>
-              </w:rPr>
-            </w:r>
-            <w:r>
-              <w:rPr>
-                <w:rFonts w:ascii="Arial" w:hAnsi="Arial" w:eastAsia="Arial"/>
+                <w:rFonts w:ascii="Arial" w:hAnsi="Arial" w:eastAsia="Arial" w:cs="Tahoma"/>
+                <w:sz w:val="18"/>
+              </w:rPr>
+            </w:r>
+            <w:r>
+              <w:rPr>
+                <w:rFonts w:ascii="Arial" w:hAnsi="Arial" w:eastAsia="Arial" w:cs="Tahoma"/>
                 <w:sz w:val="18"/>
               </w:rPr>
               <w:t>3</w:t>
@@ -4287,13 +4404,13 @@
             </w:pPr>
             <w:r>
               <w:rPr>
-                <w:rFonts w:ascii="Arial" w:hAnsi="Arial" w:eastAsia="Arial"/>
-                <w:sz w:val="18"/>
-              </w:rPr>
-            </w:r>
-            <w:r>
-              <w:rPr>
-                <w:rFonts w:ascii="Arial" w:hAnsi="Arial" w:eastAsia="Arial"/>
+                <w:rFonts w:ascii="Arial" w:hAnsi="Arial" w:eastAsia="Arial" w:cs="Tahoma"/>
+                <w:sz w:val="18"/>
+              </w:rPr>
+            </w:r>
+            <w:r>
+              <w:rPr>
+                <w:rFonts w:ascii="Arial" w:hAnsi="Arial" w:eastAsia="Arial" w:cs="Tahoma"/>
                 <w:sz w:val="18"/>
               </w:rPr>
               <w:t>ไม่เลือก result แล้วกดส่ง ต้องแสดง popup verbatim</w:t>
@@ -4317,13 +4434,13 @@
             </w:pPr>
             <w:r>
               <w:rPr>
-                <w:rFonts w:ascii="Arial" w:hAnsi="Arial" w:eastAsia="Arial"/>
-                <w:sz w:val="18"/>
-              </w:rPr>
-            </w:r>
-            <w:r>
-              <w:rPr>
-                <w:rFonts w:ascii="Arial" w:hAnsi="Arial" w:eastAsia="Arial"/>
+                <w:rFonts w:ascii="Arial" w:hAnsi="Arial" w:eastAsia="Arial" w:cs="Tahoma"/>
+                <w:sz w:val="18"/>
+              </w:rPr>
+            </w:r>
+            <w:r>
+              <w:rPr>
+                <w:rFonts w:ascii="Arial" w:hAnsi="Arial" w:eastAsia="Arial" w:cs="Tahoma"/>
                 <w:sz w:val="18"/>
               </w:rPr>
               <w:t>4</w:t>
@@ -4342,13 +4459,13 @@
             </w:pPr>
             <w:r>
               <w:rPr>
-                <w:rFonts w:ascii="Arial" w:hAnsi="Arial" w:eastAsia="Arial"/>
-                <w:sz w:val="18"/>
-              </w:rPr>
-            </w:r>
-            <w:r>
-              <w:rPr>
-                <w:rFonts w:ascii="Arial" w:hAnsi="Arial" w:eastAsia="Arial"/>
+                <w:rFonts w:ascii="Arial" w:hAnsi="Arial" w:eastAsia="Arial" w:cs="Tahoma"/>
+                <w:sz w:val="18"/>
+              </w:rPr>
+            </w:r>
+            <w:r>
+              <w:rPr>
+                <w:rFonts w:ascii="Arial" w:hAnsi="Arial" w:eastAsia="Arial" w:cs="Tahoma"/>
                 <w:sz w:val="18"/>
               </w:rPr>
               <w:t>เลือก เห็นควรไม่ชดเชย โดยไม่กรอก comment ต้อง error ACTION_COMMENT_REQUIRED</w:t>
@@ -4372,13 +4489,13 @@
             </w:pPr>
             <w:r>
               <w:rPr>
-                <w:rFonts w:ascii="Arial" w:hAnsi="Arial" w:eastAsia="Arial"/>
-                <w:sz w:val="18"/>
-              </w:rPr>
-            </w:r>
-            <w:r>
-              <w:rPr>
-                <w:rFonts w:ascii="Arial" w:hAnsi="Arial" w:eastAsia="Arial"/>
+                <w:rFonts w:ascii="Arial" w:hAnsi="Arial" w:eastAsia="Arial" w:cs="Tahoma"/>
+                <w:sz w:val="18"/>
+              </w:rPr>
+            </w:r>
+            <w:r>
+              <w:rPr>
+                <w:rFonts w:ascii="Arial" w:hAnsi="Arial" w:eastAsia="Arial" w:cs="Tahoma"/>
                 <w:sz w:val="18"/>
               </w:rPr>
               <w:t>5</w:t>
@@ -4397,13 +4514,13 @@
             </w:pPr>
             <w:r>
               <w:rPr>
-                <w:rFonts w:ascii="Arial" w:hAnsi="Arial" w:eastAsia="Arial"/>
-                <w:sz w:val="18"/>
-              </w:rPr>
-            </w:r>
-            <w:r>
-              <w:rPr>
-                <w:rFonts w:ascii="Arial" w:hAnsi="Arial" w:eastAsia="Arial"/>
+                <w:rFonts w:ascii="Arial" w:hAnsi="Arial" w:eastAsia="Arial" w:cs="Tahoma"/>
+                <w:sz w:val="18"/>
+              </w:rPr>
+            </w:r>
+            <w:r>
+              <w:rPr>
+                <w:rFonts w:ascii="Arial" w:hAnsi="Arial" w:eastAsia="Arial" w:cs="Tahoma"/>
                 <w:sz w:val="18"/>
               </w:rPr>
               <w:t>upload ไฟล์เกิน 5 MB ต้อง error FILE_TOO_LARGE</w:t>
@@ -4415,13 +4532,13 @@
     <w:p/>
     <w:p>
       <w:pPr>
-        <w:pStyle w:val="Heading1"/>
+        <w:pStyle w:val="Heading2"/>
         <w:keepNext/>
         <w:keepLines/>
         <w:pageBreakBefore w:val="0"/>
       </w:pPr>
       <w:r>
-        <w:t>5.1 Input / Progress / Output Contract</w:t>
+        <w:t>5.9 Input / Progress / Output Contract</w:t>
       </w:r>
     </w:p>
     <w:tbl>
@@ -4453,7 +4570,7 @@
             <w:r/>
             <w:r>
               <w:rPr>
-                <w:rFonts w:ascii="Arial" w:hAnsi="Arial" w:eastAsia="Arial"/>
+                <w:rFonts w:ascii="Arial" w:hAnsi="Arial" w:eastAsia="Arial" w:cs="Tahoma"/>
                 <w:b/>
                 <w:sz w:val="18"/>
               </w:rPr>
@@ -4475,7 +4592,7 @@
             <w:r/>
             <w:r>
               <w:rPr>
-                <w:rFonts w:ascii="Arial" w:hAnsi="Arial" w:eastAsia="Arial"/>
+                <w:rFonts w:ascii="Arial" w:hAnsi="Arial" w:eastAsia="Arial" w:cs="Tahoma"/>
                 <w:b/>
                 <w:sz w:val="18"/>
               </w:rPr>
@@ -4500,13 +4617,13 @@
             </w:pPr>
             <w:r>
               <w:rPr>
-                <w:rFonts w:ascii="Arial" w:hAnsi="Arial" w:eastAsia="Arial"/>
-                <w:sz w:val="18"/>
-              </w:rPr>
-            </w:r>
-            <w:r>
-              <w:rPr>
-                <w:rFonts w:ascii="Arial" w:hAnsi="Arial" w:eastAsia="Arial"/>
+                <w:rFonts w:ascii="Arial" w:hAnsi="Arial" w:eastAsia="Arial" w:cs="Tahoma"/>
+                <w:sz w:val="18"/>
+              </w:rPr>
+            </w:r>
+            <w:r>
+              <w:rPr>
+                <w:rFonts w:ascii="Arial" w:hAnsi="Arial" w:eastAsia="Arial" w:cs="Tahoma"/>
                 <w:sz w:val="18"/>
               </w:rPr>
               <w:t>Input</w:t>
@@ -4525,13 +4642,13 @@
             </w:pPr>
             <w:r>
               <w:rPr>
-                <w:rFonts w:ascii="Arial" w:hAnsi="Arial" w:eastAsia="Arial"/>
-                <w:sz w:val="18"/>
-              </w:rPr>
-            </w:r>
-            <w:r>
-              <w:rPr>
-                <w:rFonts w:ascii="Arial" w:hAnsi="Arial" w:eastAsia="Arial"/>
+                <w:rFonts w:ascii="Arial" w:hAnsi="Arial" w:eastAsia="Arial" w:cs="Tahoma"/>
+                <w:sz w:val="18"/>
+              </w:rPr>
+            </w:r>
+            <w:r>
+              <w:rPr>
+                <w:rFonts w:ascii="Arial" w:hAnsi="Arial" w:eastAsia="Arial" w:cs="Tahoma"/>
                 <w:sz w:val="18"/>
               </w:rPr>
               <w:t>GET /api/v1/documents/{docNo}; POST /api/v1/documents/{docNo}/actions</w:t>
@@ -4555,13 +4672,13 @@
             </w:pPr>
             <w:r>
               <w:rPr>
-                <w:rFonts w:ascii="Arial" w:hAnsi="Arial" w:eastAsia="Arial"/>
-                <w:sz w:val="18"/>
-              </w:rPr>
-            </w:r>
-            <w:r>
-              <w:rPr>
-                <w:rFonts w:ascii="Arial" w:hAnsi="Arial" w:eastAsia="Arial"/>
+                <w:rFonts w:ascii="Arial" w:hAnsi="Arial" w:eastAsia="Arial" w:cs="Tahoma"/>
+                <w:sz w:val="18"/>
+              </w:rPr>
+            </w:r>
+            <w:r>
+              <w:rPr>
+                <w:rFonts w:ascii="Arial" w:hAnsi="Arial" w:eastAsia="Arial" w:cs="Tahoma"/>
                 <w:sz w:val="18"/>
               </w:rPr>
               <w:t>Progress</w:t>
@@ -4580,13 +4697,13 @@
             </w:pPr>
             <w:r>
               <w:rPr>
-                <w:rFonts w:ascii="Arial" w:hAnsi="Arial" w:eastAsia="Arial"/>
-                <w:sz w:val="18"/>
-              </w:rPr>
-            </w:r>
-            <w:r>
-              <w:rPr>
-                <w:rFonts w:ascii="Arial" w:hAnsi="Arial" w:eastAsia="Arial"/>
+                <w:rFonts w:ascii="Arial" w:hAnsi="Arial" w:eastAsia="Arial" w:cs="Tahoma"/>
+                <w:sz w:val="18"/>
+              </w:rPr>
+            </w:r>
+            <w:r>
+              <w:rPr>
+                <w:rFonts w:ascii="Arial" w:hAnsi="Arial" w:eastAsia="Arial" w:cs="Tahoma"/>
                 <w:sz w:val="18"/>
               </w:rPr>
               <w:t>Load document detail; Apply visibleSections and editableSections; Render fields/actions for this role only; Validate popup text</w:t>
@@ -4610,13 +4727,13 @@
             </w:pPr>
             <w:r>
               <w:rPr>
-                <w:rFonts w:ascii="Arial" w:hAnsi="Arial" w:eastAsia="Arial"/>
-                <w:sz w:val="18"/>
-              </w:rPr>
-            </w:r>
-            <w:r>
-              <w:rPr>
-                <w:rFonts w:ascii="Arial" w:hAnsi="Arial" w:eastAsia="Arial"/>
+                <w:rFonts w:ascii="Arial" w:hAnsi="Arial" w:eastAsia="Arial" w:cs="Tahoma"/>
+                <w:sz w:val="18"/>
+              </w:rPr>
+            </w:r>
+            <w:r>
+              <w:rPr>
+                <w:rFonts w:ascii="Arial" w:hAnsi="Arial" w:eastAsia="Arial" w:cs="Tahoma"/>
                 <w:sz w:val="18"/>
               </w:rPr>
               <w:t>Output</w:t>
@@ -4635,13 +4752,13 @@
             </w:pPr>
             <w:r>
               <w:rPr>
-                <w:rFonts w:ascii="Arial" w:hAnsi="Arial" w:eastAsia="Arial"/>
-                <w:sz w:val="18"/>
-              </w:rPr>
-            </w:r>
-            <w:r>
-              <w:rPr>
-                <w:rFonts w:ascii="Arial" w:hAnsi="Arial" w:eastAsia="Arial"/>
+                <w:rFonts w:ascii="Arial" w:hAnsi="Arial" w:eastAsia="Arial" w:cs="Tahoma"/>
+                <w:sz w:val="18"/>
+              </w:rPr>
+            </w:r>
+            <w:r>
+              <w:rPr>
+                <w:rFonts w:ascii="Arial" w:hAnsi="Arial" w:eastAsia="Arial" w:cs="Tahoma"/>
                 <w:sz w:val="18"/>
               </w:rPr>
               <w:t>Rendered UI state or normalized API response with status/message and audit-ready trace reference.</w:t>
@@ -4692,7 +4809,7 @@
             <w:r/>
             <w:r>
               <w:rPr>
-                <w:rFonts w:ascii="Arial" w:hAnsi="Arial" w:eastAsia="Arial"/>
+                <w:rFonts w:ascii="Arial" w:hAnsi="Arial" w:eastAsia="Arial" w:cs="Tahoma"/>
                 <w:b/>
                 <w:sz w:val="18"/>
               </w:rPr>
@@ -4714,7 +4831,7 @@
             <w:r/>
             <w:r>
               <w:rPr>
-                <w:rFonts w:ascii="Arial" w:hAnsi="Arial" w:eastAsia="Arial"/>
+                <w:rFonts w:ascii="Arial" w:hAnsi="Arial" w:eastAsia="Arial" w:cs="Tahoma"/>
                 <w:b/>
                 <w:sz w:val="18"/>
               </w:rPr>
@@ -4736,7 +4853,7 @@
             <w:r/>
             <w:r>
               <w:rPr>
-                <w:rFonts w:ascii="Arial" w:hAnsi="Arial" w:eastAsia="Arial"/>
+                <w:rFonts w:ascii="Arial" w:hAnsi="Arial" w:eastAsia="Arial" w:cs="Tahoma"/>
                 <w:b/>
                 <w:sz w:val="18"/>
               </w:rPr>
@@ -4761,13 +4878,13 @@
             </w:pPr>
             <w:r>
               <w:rPr>
-                <w:rFonts w:ascii="Arial" w:hAnsi="Arial" w:eastAsia="Arial"/>
-                <w:sz w:val="18"/>
-              </w:rPr>
-            </w:r>
-            <w:r>
-              <w:rPr>
-                <w:rFonts w:ascii="Arial" w:hAnsi="Arial" w:eastAsia="Arial"/>
+                <w:rFonts w:ascii="Arial" w:hAnsi="Arial" w:eastAsia="Arial" w:cs="Tahoma"/>
+                <w:sz w:val="18"/>
+              </w:rPr>
+            </w:r>
+            <w:r>
+              <w:rPr>
+                <w:rFonts w:ascii="Arial" w:hAnsi="Arial" w:eastAsia="Arial" w:cs="Tahoma"/>
                 <w:sz w:val="18"/>
               </w:rPr>
               <w:t>Load exact profile</w:t>
@@ -4786,13 +4903,13 @@
             </w:pPr>
             <w:r>
               <w:rPr>
-                <w:rFonts w:ascii="Arial" w:hAnsi="Arial" w:eastAsia="Arial"/>
-                <w:sz w:val="18"/>
-              </w:rPr>
-            </w:r>
-            <w:r>
-              <w:rPr>
-                <w:rFonts w:ascii="Arial" w:hAnsi="Arial" w:eastAsia="Arial"/>
+                <w:rFonts w:ascii="Arial" w:hAnsi="Arial" w:eastAsia="Arial" w:cs="Tahoma"/>
+                <w:sz w:val="18"/>
+              </w:rPr>
+            </w:r>
+            <w:r>
+              <w:rPr>
+                <w:rFonts w:ascii="Arial" w:hAnsi="Arial" w:eastAsia="Arial" w:cs="Tahoma"/>
                 <w:sz w:val="18"/>
               </w:rPr>
               <w:t>เรียก GET /api/v1/documents/{docNo} และยืนยัน roleProfileCode=P-06, statusCode=06 ก่อน render action state</w:t>
@@ -4811,13 +4928,13 @@
             </w:pPr>
             <w:r>
               <w:rPr>
-                <w:rFonts w:ascii="Arial" w:hAnsi="Arial" w:eastAsia="Arial"/>
-                <w:sz w:val="18"/>
-              </w:rPr>
-            </w:r>
-            <w:r>
-              <w:rPr>
-                <w:rFonts w:ascii="Arial" w:hAnsi="Arial" w:eastAsia="Arial"/>
+                <w:rFonts w:ascii="Arial" w:hAnsi="Arial" w:eastAsia="Arial" w:cs="Tahoma"/>
+                <w:sz w:val="18"/>
+              </w:rPr>
+            </w:r>
+            <w:r>
+              <w:rPr>
+                <w:rFonts w:ascii="Arial" w:hAnsi="Arial" w:eastAsia="Arial" w:cs="Tahoma"/>
                 <w:sz w:val="18"/>
               </w:rPr>
               <w:t>profile mismatch ต้อง fail closed; ไม่ใช้ role switcher เพื่อจำลอง P-06</w:t>
@@ -4841,13 +4958,13 @@
             </w:pPr>
             <w:r>
               <w:rPr>
-                <w:rFonts w:ascii="Arial" w:hAnsi="Arial" w:eastAsia="Arial"/>
-                <w:sz w:val="18"/>
-              </w:rPr>
-            </w:r>
-            <w:r>
-              <w:rPr>
-                <w:rFonts w:ascii="Arial" w:hAnsi="Arial" w:eastAsia="Arial"/>
+                <w:rFonts w:ascii="Arial" w:hAnsi="Arial" w:eastAsia="Arial" w:cs="Tahoma"/>
+                <w:sz w:val="18"/>
+              </w:rPr>
+            </w:r>
+            <w:r>
+              <w:rPr>
+                <w:rFonts w:ascii="Arial" w:hAnsi="Arial" w:eastAsia="Arial" w:cs="Tahoma"/>
                 <w:sz w:val="18"/>
               </w:rPr>
               <w:t>Render profile sections</w:t>
@@ -4866,13 +4983,13 @@
             </w:pPr>
             <w:r>
               <w:rPr>
-                <w:rFonts w:ascii="Arial" w:hAnsi="Arial" w:eastAsia="Arial"/>
-                <w:sz w:val="18"/>
-              </w:rPr>
-            </w:r>
-            <w:r>
-              <w:rPr>
-                <w:rFonts w:ascii="Arial" w:hAnsi="Arial" w:eastAsia="Arial"/>
+                <w:rFonts w:ascii="Arial" w:hAnsi="Arial" w:eastAsia="Arial" w:cs="Tahoma"/>
+                <w:sz w:val="18"/>
+              </w:rPr>
+            </w:r>
+            <w:r>
+              <w:rPr>
+                <w:rFonts w:ascii="Arial" w:hAnsi="Arial" w:eastAsia="Arial" w:cs="Tahoma"/>
                 <w:sz w:val="18"/>
               </w:rPr>
               <w:t>render เฉพาะ visibleSections ของ P-06: doc-header, sec-sales, sec-map, sec-newstore, sec-competitor, sec-factor, sec-attach, sec-comp-history, sec-decision-history, sec-action; ซ่อน: sec-calc</w:t>
@@ -4891,13 +5008,13 @@
             </w:pPr>
             <w:r>
               <w:rPr>
-                <w:rFonts w:ascii="Arial" w:hAnsi="Arial" w:eastAsia="Arial"/>
-                <w:sz w:val="18"/>
-              </w:rPr>
-            </w:r>
-            <w:r>
-              <w:rPr>
-                <w:rFonts w:ascii="Arial" w:hAnsi="Arial" w:eastAsia="Arial"/>
+                <w:rFonts w:ascii="Arial" w:hAnsi="Arial" w:eastAsia="Arial" w:cs="Tahoma"/>
+                <w:sz w:val="18"/>
+              </w:rPr>
+            </w:r>
+            <w:r>
+              <w:rPr>
+                <w:rFonts w:ascii="Arial" w:hAnsi="Arial" w:eastAsia="Arial" w:cs="Tahoma"/>
                 <w:sz w:val="18"/>
               </w:rPr>
               <w:t>section ที่ซ่อนต้องไม่อยู่ใน DOM และ section key ที่ไม่รู้จักต้อง log/ignore แบบ fail closed</w:t>
@@ -4921,13 +5038,13 @@
             </w:pPr>
             <w:r>
               <w:rPr>
-                <w:rFonts w:ascii="Arial" w:hAnsi="Arial" w:eastAsia="Arial"/>
-                <w:sz w:val="18"/>
-              </w:rPr>
-            </w:r>
-            <w:r>
-              <w:rPr>
-                <w:rFonts w:ascii="Arial" w:hAnsi="Arial" w:eastAsia="Arial"/>
+                <w:rFonts w:ascii="Arial" w:hAnsi="Arial" w:eastAsia="Arial" w:cs="Tahoma"/>
+                <w:sz w:val="18"/>
+              </w:rPr>
+            </w:r>
+            <w:r>
+              <w:rPr>
+                <w:rFonts w:ascii="Arial" w:hAnsi="Arial" w:eastAsia="Arial" w:cs="Tahoma"/>
                 <w:sz w:val="18"/>
               </w:rPr>
               <w:t>Apply edit boundary</w:t>
@@ -4946,13 +5063,13 @@
             </w:pPr>
             <w:r>
               <w:rPr>
-                <w:rFonts w:ascii="Arial" w:hAnsi="Arial" w:eastAsia="Arial"/>
-                <w:sz w:val="18"/>
-              </w:rPr>
-            </w:r>
-            <w:r>
-              <w:rPr>
-                <w:rFonts w:ascii="Arial" w:hAnsi="Arial" w:eastAsia="Arial"/>
+                <w:rFonts w:ascii="Arial" w:hAnsi="Arial" w:eastAsia="Arial" w:cs="Tahoma"/>
+                <w:sz w:val="18"/>
+              </w:rPr>
+            </w:r>
+            <w:r>
+              <w:rPr>
+                <w:rFonts w:ascii="Arial" w:hAnsi="Arial" w:eastAsia="Arial" w:cs="Tahoma"/>
                 <w:sz w:val="18"/>
               </w:rPr>
               <w:t>เปิด mutation control เฉพาะ editableSections ของ P-06: ไม่มี; business section ทั้งหมด read-only</w:t>
@@ -4971,13 +5088,13 @@
             </w:pPr>
             <w:r>
               <w:rPr>
-                <w:rFonts w:ascii="Arial" w:hAnsi="Arial" w:eastAsia="Arial"/>
-                <w:sz w:val="18"/>
-              </w:rPr>
-            </w:r>
-            <w:r>
-              <w:rPr>
-                <w:rFonts w:ascii="Arial" w:hAnsi="Arial" w:eastAsia="Arial"/>
+                <w:rFonts w:ascii="Arial" w:hAnsi="Arial" w:eastAsia="Arial" w:cs="Tahoma"/>
+                <w:sz w:val="18"/>
+              </w:rPr>
+            </w:r>
+            <w:r>
+              <w:rPr>
+                <w:rFonts w:ascii="Arial" w:hAnsi="Arial" w:eastAsia="Arial" w:cs="Tahoma"/>
                 <w:sz w:val="18"/>
               </w:rPr>
               <w:t>read-only section ไม่มี focusable input/save/add/delete และ payload ต้องไม่มี field นอก editableSections</w:t>
@@ -5001,13 +5118,13 @@
             </w:pPr>
             <w:r>
               <w:rPr>
-                <w:rFonts w:ascii="Arial" w:hAnsi="Arial" w:eastAsia="Arial"/>
-                <w:sz w:val="18"/>
-              </w:rPr>
-            </w:r>
-            <w:r>
-              <w:rPr>
-                <w:rFonts w:ascii="Arial" w:hAnsi="Arial" w:eastAsia="Arial"/>
+                <w:rFonts w:ascii="Arial" w:hAnsi="Arial" w:eastAsia="Arial" w:cs="Tahoma"/>
+                <w:sz w:val="18"/>
+              </w:rPr>
+            </w:r>
+            <w:r>
+              <w:rPr>
+                <w:rFonts w:ascii="Arial" w:hAnsi="Arial" w:eastAsia="Arial" w:cs="Tahoma"/>
                 <w:sz w:val="18"/>
               </w:rPr>
               <w:t>Attachment control</w:t>
@@ -5026,13 +5143,13 @@
             </w:pPr>
             <w:r>
               <w:rPr>
-                <w:rFonts w:ascii="Arial" w:hAnsi="Arial" w:eastAsia="Arial"/>
-                <w:sz w:val="18"/>
-              </w:rPr>
-            </w:r>
-            <w:r>
-              <w:rPr>
-                <w:rFonts w:ascii="Arial" w:hAnsi="Arial" w:eastAsia="Arial"/>
+                <w:rFonts w:ascii="Arial" w:hAnsi="Arial" w:eastAsia="Arial" w:cs="Tahoma"/>
+                <w:sz w:val="18"/>
+              </w:rPr>
+            </w:r>
+            <w:r>
+              <w:rPr>
+                <w:rFonts w:ascii="Arial" w:hAnsi="Arial" w:eastAsia="Arial" w:cs="Tahoma"/>
                 <w:sz w:val="18"/>
               </w:rPr>
               <w:t>canUploadAttachment=true สำหรับ SBP DSA; ใช้ allowlist, 5 MB และ scan-status contract</w:t>
@@ -5051,13 +5168,13 @@
             </w:pPr>
             <w:r>
               <w:rPr>
-                <w:rFonts w:ascii="Arial" w:hAnsi="Arial" w:eastAsia="Arial"/>
-                <w:sz w:val="18"/>
-              </w:rPr>
-            </w:r>
-            <w:r>
-              <w:rPr>
-                <w:rFonts w:ascii="Arial" w:hAnsi="Arial" w:eastAsia="Arial"/>
+                <w:rFonts w:ascii="Arial" w:hAnsi="Arial" w:eastAsia="Arial" w:cs="Tahoma"/>
+                <w:sz w:val="18"/>
+              </w:rPr>
+            </w:r>
+            <w:r>
+              <w:rPr>
+                <w:rFonts w:ascii="Arial" w:hAnsi="Arial" w:eastAsia="Arial" w:cs="Tahoma"/>
                 <w:sz w:val="18"/>
               </w:rPr>
               <w:t>ปุ่ม upload ตรง flag, FILE_TOO_LARGE/FILE_SCAN_BLOCKED แสดงที่ attachment section</w:t>
@@ -5081,13 +5198,13 @@
             </w:pPr>
             <w:r>
               <w:rPr>
-                <w:rFonts w:ascii="Arial" w:hAnsi="Arial" w:eastAsia="Arial"/>
-                <w:sz w:val="18"/>
-              </w:rPr>
-            </w:r>
-            <w:r>
-              <w:rPr>
-                <w:rFonts w:ascii="Arial" w:hAnsi="Arial" w:eastAsia="Arial"/>
+                <w:rFonts w:ascii="Arial" w:hAnsi="Arial" w:eastAsia="Arial" w:cs="Tahoma"/>
+                <w:sz w:val="18"/>
+              </w:rPr>
+            </w:r>
+            <w:r>
+              <w:rPr>
+                <w:rFonts w:ascii="Arial" w:hAnsi="Arial" w:eastAsia="Arial" w:cs="Tahoma"/>
                 <w:sz w:val="18"/>
               </w:rPr>
               <w:t>Render exact action set</w:t>
@@ -5106,13 +5223,13 @@
             </w:pPr>
             <w:r>
               <w:rPr>
-                <w:rFonts w:ascii="Arial" w:hAnsi="Arial" w:eastAsia="Arial"/>
-                <w:sz w:val="18"/>
-              </w:rPr>
-            </w:r>
-            <w:r>
-              <w:rPr>
-                <w:rFonts w:ascii="Arial" w:hAnsi="Arial" w:eastAsia="Arial"/>
+                <w:rFonts w:ascii="Arial" w:hAnsi="Arial" w:eastAsia="Arial" w:cs="Tahoma"/>
+                <w:sz w:val="18"/>
+              </w:rPr>
+            </w:r>
+            <w:r>
+              <w:rPr>
+                <w:rFonts w:ascii="Arial" w:hAnsi="Arial" w:eastAsia="Arial" w:cs="Tahoma"/>
                 <w:sz w:val="18"/>
               </w:rPr>
               <w:t>แสดง actionOptions ของ P-06 เท่านั้น: เห็นควรไม่ชดเชย; หยุดชดเชยประกันรายได้; ส่งหน่วยงานส่งเสริมธุรกิจ SBP; ส่งเจ้าหน้าที่ SBP DSA ดำเนินการ; comment rules: เห็นควรไม่ชดเชย: ต้องกรอก comment; หยุดชดเชยประกันรายได้: comment optional; ส่งหน่วยงานส่งเสริมธุรกิจ SBP: comment optional; ส่งเจ้าหน้าที่ SBP DSA ดำเนินการ: comment optional</w:t>
@@ -5131,13 +5248,13 @@
             </w:pPr>
             <w:r>
               <w:rPr>
-                <w:rFonts w:ascii="Arial" w:hAnsi="Arial" w:eastAsia="Arial"/>
-                <w:sz w:val="18"/>
-              </w:rPr>
-            </w:r>
-            <w:r>
-              <w:rPr>
-                <w:rFonts w:ascii="Arial" w:hAnsi="Arial" w:eastAsia="Arial"/>
+                <w:rFonts w:ascii="Arial" w:hAnsi="Arial" w:eastAsia="Arial" w:cs="Tahoma"/>
+                <w:sz w:val="18"/>
+              </w:rPr>
+            </w:r>
+            <w:r>
+              <w:rPr>
+                <w:rFonts w:ascii="Arial" w:hAnsi="Arial" w:eastAsia="Arial" w:cs="Tahoma"/>
                 <w:sz w:val="18"/>
               </w:rPr>
               <w:t>radio label/requireComment มาจาก API และ FE ไม่คำนวณ nextSection</w:t>
@@ -5161,13 +5278,13 @@
             </w:pPr>
             <w:r>
               <w:rPr>
-                <w:rFonts w:ascii="Arial" w:hAnsi="Arial" w:eastAsia="Arial"/>
-                <w:sz w:val="18"/>
-              </w:rPr>
-            </w:r>
-            <w:r>
-              <w:rPr>
-                <w:rFonts w:ascii="Arial" w:hAnsi="Arial" w:eastAsia="Arial"/>
+                <w:rFonts w:ascii="Arial" w:hAnsi="Arial" w:eastAsia="Arial" w:cs="Tahoma"/>
+                <w:sz w:val="18"/>
+              </w:rPr>
+            </w:r>
+            <w:r>
+              <w:rPr>
+                <w:rFonts w:ascii="Arial" w:hAnsi="Arial" w:eastAsia="Arial" w:cs="Tahoma"/>
                 <w:sz w:val="18"/>
               </w:rPr>
               <w:t>Submit and reload</w:t>
@@ -5186,13 +5303,13 @@
             </w:pPr>
             <w:r>
               <w:rPr>
-                <w:rFonts w:ascii="Arial" w:hAnsi="Arial" w:eastAsia="Arial"/>
-                <w:sz w:val="18"/>
-              </w:rPr>
-            </w:r>
-            <w:r>
-              <w:rPr>
-                <w:rFonts w:ascii="Arial" w:hAnsi="Arial" w:eastAsia="Arial"/>
+                <w:rFonts w:ascii="Arial" w:hAnsi="Arial" w:eastAsia="Arial" w:cs="Tahoma"/>
+                <w:sz w:val="18"/>
+              </w:rPr>
+            </w:r>
+            <w:r>
+              <w:rPr>
+                <w:rFonts w:ascii="Arial" w:hAnsi="Arial" w:eastAsia="Arial" w:cs="Tahoma"/>
                 <w:sz w:val="18"/>
               </w:rPr>
               <w:t>ส่ง result/comment สำหรับ P-06 แล้ว invalidate detail, timeline, task/list cache</w:t>
@@ -5211,13 +5328,13 @@
             </w:pPr>
             <w:r>
               <w:rPr>
-                <w:rFonts w:ascii="Arial" w:hAnsi="Arial" w:eastAsia="Arial"/>
-                <w:sz w:val="18"/>
-              </w:rPr>
-            </w:r>
-            <w:r>
-              <w:rPr>
-                <w:rFonts w:ascii="Arial" w:hAnsi="Arial" w:eastAsia="Arial"/>
+                <w:rFonts w:ascii="Arial" w:hAnsi="Arial" w:eastAsia="Arial" w:cs="Tahoma"/>
+                <w:sz w:val="18"/>
+              </w:rPr>
+            </w:r>
+            <w:r>
+              <w:rPr>
+                <w:rFonts w:ascii="Arial" w:hAnsi="Arial" w:eastAsia="Arial" w:cs="Tahoma"/>
                 <w:sz w:val="18"/>
               </w:rPr>
               <w:t>หลัง submit ต้องโหลด status/actionOptions ใหม่และไม่คง action set ของ P-06 เมื่อ workflow เปลี่ยนขั้น</w:t>
@@ -5269,7 +5386,7 @@
             <w:r/>
             <w:r>
               <w:rPr>
-                <w:rFonts w:ascii="Arial" w:hAnsi="Arial" w:eastAsia="Arial"/>
+                <w:rFonts w:ascii="Arial" w:hAnsi="Arial" w:eastAsia="Arial" w:cs="Tahoma"/>
                 <w:b/>
                 <w:sz w:val="18"/>
               </w:rPr>
@@ -5291,7 +5408,7 @@
             <w:r/>
             <w:r>
               <w:rPr>
-                <w:rFonts w:ascii="Arial" w:hAnsi="Arial" w:eastAsia="Arial"/>
+                <w:rFonts w:ascii="Arial" w:hAnsi="Arial" w:eastAsia="Arial" w:cs="Tahoma"/>
                 <w:b/>
                 <w:sz w:val="18"/>
               </w:rPr>
@@ -5313,7 +5430,7 @@
             <w:r/>
             <w:r>
               <w:rPr>
-                <w:rFonts w:ascii="Arial" w:hAnsi="Arial" w:eastAsia="Arial"/>
+                <w:rFonts w:ascii="Arial" w:hAnsi="Arial" w:eastAsia="Arial" w:cs="Tahoma"/>
                 <w:b/>
                 <w:sz w:val="18"/>
               </w:rPr>
@@ -5335,7 +5452,7 @@
             <w:r/>
             <w:r>
               <w:rPr>
-                <w:rFonts w:ascii="Arial" w:hAnsi="Arial" w:eastAsia="Arial"/>
+                <w:rFonts w:ascii="Arial" w:hAnsi="Arial" w:eastAsia="Arial" w:cs="Tahoma"/>
                 <w:b/>
                 <w:sz w:val="18"/>
               </w:rPr>
@@ -5360,13 +5477,13 @@
             </w:pPr>
             <w:r>
               <w:rPr>
-                <w:rFonts w:ascii="Arial" w:hAnsi="Arial" w:eastAsia="Arial"/>
-                <w:sz w:val="18"/>
-              </w:rPr>
-            </w:r>
-            <w:r>
-              <w:rPr>
-                <w:rFonts w:ascii="Arial" w:hAnsi="Arial" w:eastAsia="Arial"/>
+                <w:rFonts w:ascii="Arial" w:hAnsi="Arial" w:eastAsia="Arial" w:cs="Tahoma"/>
+                <w:sz w:val="18"/>
+              </w:rPr>
+            </w:r>
+            <w:r>
+              <w:rPr>
+                <w:rFonts w:ascii="Arial" w:hAnsi="Arial" w:eastAsia="Arial" w:cs="Tahoma"/>
                 <w:sz w:val="18"/>
               </w:rPr>
               <w:t>Load detail</w:t>
@@ -5385,13 +5502,13 @@
             </w:pPr>
             <w:r>
               <w:rPr>
-                <w:rFonts w:ascii="Arial" w:hAnsi="Arial" w:eastAsia="Arial"/>
-                <w:sz w:val="18"/>
-              </w:rPr>
-            </w:r>
-            <w:r>
-              <w:rPr>
-                <w:rFonts w:ascii="Arial" w:hAnsi="Arial" w:eastAsia="Arial"/>
+                <w:rFonts w:ascii="Arial" w:hAnsi="Arial" w:eastAsia="Arial" w:cs="Tahoma"/>
+                <w:sz w:val="18"/>
+              </w:rPr>
+            </w:r>
+            <w:r>
+              <w:rPr>
+                <w:rFonts w:ascii="Arial" w:hAnsi="Arial" w:eastAsia="Arial" w:cs="Tahoma"/>
                 <w:sz w:val="18"/>
               </w:rPr>
               <w:t>เปิดเอกสาร</w:t>
@@ -5410,13 +5527,13 @@
             </w:pPr>
             <w:r>
               <w:rPr>
-                <w:rFonts w:ascii="Arial" w:hAnsi="Arial" w:eastAsia="Arial"/>
-                <w:sz w:val="18"/>
-              </w:rPr>
-            </w:r>
-            <w:r>
-              <w:rPr>
-                <w:rFonts w:ascii="Arial" w:hAnsi="Arial" w:eastAsia="Arial"/>
+                <w:rFonts w:ascii="Arial" w:hAnsi="Arial" w:eastAsia="Arial" w:cs="Tahoma"/>
+                <w:sz w:val="18"/>
+              </w:rPr>
+            </w:r>
+            <w:r>
+              <w:rPr>
+                <w:rFonts w:ascii="Arial" w:hAnsi="Arial" w:eastAsia="Arial" w:cs="Tahoma"/>
                 <w:sz w:val="18"/>
               </w:rPr>
               <w:t>GET /api/v1/documents/{docNo}</w:t>
@@ -5435,13 +5552,13 @@
             </w:pPr>
             <w:r>
               <w:rPr>
-                <w:rFonts w:ascii="Arial" w:hAnsi="Arial" w:eastAsia="Arial"/>
-                <w:sz w:val="18"/>
-              </w:rPr>
-            </w:r>
-            <w:r>
-              <w:rPr>
-                <w:rFonts w:ascii="Arial" w:hAnsi="Arial" w:eastAsia="Arial"/>
+                <w:rFonts w:ascii="Arial" w:hAnsi="Arial" w:eastAsia="Arial" w:cs="Tahoma"/>
+                <w:sz w:val="18"/>
+              </w:rPr>
+            </w:r>
+            <w:r>
+              <w:rPr>
+                <w:rFonts w:ascii="Arial" w:hAnsi="Arial" w:eastAsia="Arial" w:cs="Tahoma"/>
                 <w:sz w:val="18"/>
               </w:rPr>
               <w:t>render role profile</w:t>
@@ -5465,13 +5582,13 @@
             </w:pPr>
             <w:r>
               <w:rPr>
-                <w:rFonts w:ascii="Arial" w:hAnsi="Arial" w:eastAsia="Arial"/>
-                <w:sz w:val="18"/>
-              </w:rPr>
-            </w:r>
-            <w:r>
-              <w:rPr>
-                <w:rFonts w:ascii="Arial" w:hAnsi="Arial" w:eastAsia="Arial"/>
+                <w:rFonts w:ascii="Arial" w:hAnsi="Arial" w:eastAsia="Arial" w:cs="Tahoma"/>
+                <w:sz w:val="18"/>
+              </w:rPr>
+            </w:r>
+            <w:r>
+              <w:rPr>
+                <w:rFonts w:ascii="Arial" w:hAnsi="Arial" w:eastAsia="Arial" w:cs="Tahoma"/>
                 <w:sz w:val="18"/>
               </w:rPr>
               <w:t>Save editable section</w:t>
@@ -5490,13 +5607,13 @@
             </w:pPr>
             <w:r>
               <w:rPr>
-                <w:rFonts w:ascii="Arial" w:hAnsi="Arial" w:eastAsia="Arial"/>
-                <w:sz w:val="18"/>
-              </w:rPr>
-            </w:r>
-            <w:r>
-              <w:rPr>
-                <w:rFonts w:ascii="Arial" w:hAnsi="Arial" w:eastAsia="Arial"/>
+                <w:rFonts w:ascii="Arial" w:hAnsi="Arial" w:eastAsia="Arial" w:cs="Tahoma"/>
+                <w:sz w:val="18"/>
+              </w:rPr>
+            </w:r>
+            <w:r>
+              <w:rPr>
+                <w:rFonts w:ascii="Arial" w:hAnsi="Arial" w:eastAsia="Arial" w:cs="Tahoma"/>
                 <w:sz w:val="18"/>
               </w:rPr>
               <w:t>ปุ่มบันทึก</w:t>
@@ -5515,13 +5632,13 @@
             </w:pPr>
             <w:r>
               <w:rPr>
-                <w:rFonts w:ascii="Arial" w:hAnsi="Arial" w:eastAsia="Arial"/>
-                <w:sz w:val="18"/>
-              </w:rPr>
-            </w:r>
-            <w:r>
-              <w:rPr>
-                <w:rFonts w:ascii="Arial" w:hAnsi="Arial" w:eastAsia="Arial"/>
+                <w:rFonts w:ascii="Arial" w:hAnsi="Arial" w:eastAsia="Arial" w:cs="Tahoma"/>
+                <w:sz w:val="18"/>
+              </w:rPr>
+            </w:r>
+            <w:r>
+              <w:rPr>
+                <w:rFonts w:ascii="Arial" w:hAnsi="Arial" w:eastAsia="Arial" w:cs="Tahoma"/>
                 <w:sz w:val="18"/>
               </w:rPr>
               <w:t>PUT /api/v1/documents/{docNo}</w:t>
@@ -5540,13 +5657,13 @@
             </w:pPr>
             <w:r>
               <w:rPr>
-                <w:rFonts w:ascii="Arial" w:hAnsi="Arial" w:eastAsia="Arial"/>
-                <w:sz w:val="18"/>
-              </w:rPr>
-            </w:r>
-            <w:r>
-              <w:rPr>
-                <w:rFonts w:ascii="Arial" w:hAnsi="Arial" w:eastAsia="Arial"/>
+                <w:rFonts w:ascii="Arial" w:hAnsi="Arial" w:eastAsia="Arial" w:cs="Tahoma"/>
+                <w:sz w:val="18"/>
+              </w:rPr>
+            </w:r>
+            <w:r>
+              <w:rPr>
+                <w:rFonts w:ascii="Arial" w:hAnsi="Arial" w:eastAsia="Arial" w:cs="Tahoma"/>
                 <w:sz w:val="18"/>
               </w:rPr>
               <w:t>ใช้เฉพาะ role ที่มี editableSections</w:t>
@@ -5570,13 +5687,13 @@
             </w:pPr>
             <w:r>
               <w:rPr>
-                <w:rFonts w:ascii="Arial" w:hAnsi="Arial" w:eastAsia="Arial"/>
-                <w:sz w:val="18"/>
-              </w:rPr>
-            </w:r>
-            <w:r>
-              <w:rPr>
-                <w:rFonts w:ascii="Arial" w:hAnsi="Arial" w:eastAsia="Arial"/>
+                <w:rFonts w:ascii="Arial" w:hAnsi="Arial" w:eastAsia="Arial" w:cs="Tahoma"/>
+                <w:sz w:val="18"/>
+              </w:rPr>
+            </w:r>
+            <w:r>
+              <w:rPr>
+                <w:rFonts w:ascii="Arial" w:hAnsi="Arial" w:eastAsia="Arial" w:cs="Tahoma"/>
                 <w:sz w:val="18"/>
               </w:rPr>
               <w:t>Upload attachment</w:t>
@@ -5595,13 +5712,13 @@
             </w:pPr>
             <w:r>
               <w:rPr>
-                <w:rFonts w:ascii="Arial" w:hAnsi="Arial" w:eastAsia="Arial"/>
-                <w:sz w:val="18"/>
-              </w:rPr>
-            </w:r>
-            <w:r>
-              <w:rPr>
-                <w:rFonts w:ascii="Arial" w:hAnsi="Arial" w:eastAsia="Arial"/>
+                <w:rFonts w:ascii="Arial" w:hAnsi="Arial" w:eastAsia="Arial" w:cs="Tahoma"/>
+                <w:sz w:val="18"/>
+              </w:rPr>
+            </w:r>
+            <w:r>
+              <w:rPr>
+                <w:rFonts w:ascii="Arial" w:hAnsi="Arial" w:eastAsia="Arial" w:cs="Tahoma"/>
                 <w:sz w:val="18"/>
               </w:rPr>
               <w:t>เลือกไฟล์</w:t>
@@ -5620,13 +5737,13 @@
             </w:pPr>
             <w:r>
               <w:rPr>
-                <w:rFonts w:ascii="Arial" w:hAnsi="Arial" w:eastAsia="Arial"/>
-                <w:sz w:val="18"/>
-              </w:rPr>
-            </w:r>
-            <w:r>
-              <w:rPr>
-                <w:rFonts w:ascii="Arial" w:hAnsi="Arial" w:eastAsia="Arial"/>
+                <w:rFonts w:ascii="Arial" w:hAnsi="Arial" w:eastAsia="Arial" w:cs="Tahoma"/>
+                <w:sz w:val="18"/>
+              </w:rPr>
+            </w:r>
+            <w:r>
+              <w:rPr>
+                <w:rFonts w:ascii="Arial" w:hAnsi="Arial" w:eastAsia="Arial" w:cs="Tahoma"/>
                 <w:sz w:val="18"/>
               </w:rPr>
               <w:t>POST /api/v1/documents/{docNo}/attachments</w:t>
@@ -5645,13 +5762,13 @@
             </w:pPr>
             <w:r>
               <w:rPr>
-                <w:rFonts w:ascii="Arial" w:hAnsi="Arial" w:eastAsia="Arial"/>
-                <w:sz w:val="18"/>
-              </w:rPr>
-            </w:r>
-            <w:r>
-              <w:rPr>
-                <w:rFonts w:ascii="Arial" w:hAnsi="Arial" w:eastAsia="Arial"/>
+                <w:rFonts w:ascii="Arial" w:hAnsi="Arial" w:eastAsia="Arial" w:cs="Tahoma"/>
+                <w:sz w:val="18"/>
+              </w:rPr>
+            </w:r>
+            <w:r>
+              <w:rPr>
+                <w:rFonts w:ascii="Arial" w:hAnsi="Arial" w:eastAsia="Arial" w:cs="Tahoma"/>
                 <w:sz w:val="18"/>
               </w:rPr>
               <w:t>append attachment when allowed</w:t>
@@ -5675,13 +5792,13 @@
             </w:pPr>
             <w:r>
               <w:rPr>
-                <w:rFonts w:ascii="Arial" w:hAnsi="Arial" w:eastAsia="Arial"/>
-                <w:sz w:val="18"/>
-              </w:rPr>
-            </w:r>
-            <w:r>
-              <w:rPr>
-                <w:rFonts w:ascii="Arial" w:hAnsi="Arial" w:eastAsia="Arial"/>
+                <w:rFonts w:ascii="Arial" w:hAnsi="Arial" w:eastAsia="Arial" w:cs="Tahoma"/>
+                <w:sz w:val="18"/>
+              </w:rPr>
+            </w:r>
+            <w:r>
+              <w:rPr>
+                <w:rFonts w:ascii="Arial" w:hAnsi="Arial" w:eastAsia="Arial" w:cs="Tahoma"/>
                 <w:sz w:val="18"/>
               </w:rPr>
               <w:t>Submit action</w:t>
@@ -5700,13 +5817,13 @@
             </w:pPr>
             <w:r>
               <w:rPr>
-                <w:rFonts w:ascii="Arial" w:hAnsi="Arial" w:eastAsia="Arial"/>
-                <w:sz w:val="18"/>
-              </w:rPr>
-            </w:r>
-            <w:r>
-              <w:rPr>
-                <w:rFonts w:ascii="Arial" w:hAnsi="Arial" w:eastAsia="Arial"/>
+                <w:rFonts w:ascii="Arial" w:hAnsi="Arial" w:eastAsia="Arial" w:cs="Tahoma"/>
+                <w:sz w:val="18"/>
+              </w:rPr>
+            </w:r>
+            <w:r>
+              <w:rPr>
+                <w:rFonts w:ascii="Arial" w:hAnsi="Arial" w:eastAsia="Arial" w:cs="Tahoma"/>
                 <w:sz w:val="18"/>
               </w:rPr>
               <w:t>ปุ่มส่งดำเนินการ</w:t>
@@ -5725,13 +5842,13 @@
             </w:pPr>
             <w:r>
               <w:rPr>
-                <w:rFonts w:ascii="Arial" w:hAnsi="Arial" w:eastAsia="Arial"/>
-                <w:sz w:val="18"/>
-              </w:rPr>
-            </w:r>
-            <w:r>
-              <w:rPr>
-                <w:rFonts w:ascii="Arial" w:hAnsi="Arial" w:eastAsia="Arial"/>
+                <w:rFonts w:ascii="Arial" w:hAnsi="Arial" w:eastAsia="Arial" w:cs="Tahoma"/>
+                <w:sz w:val="18"/>
+              </w:rPr>
+            </w:r>
+            <w:r>
+              <w:rPr>
+                <w:rFonts w:ascii="Arial" w:hAnsi="Arial" w:eastAsia="Arial" w:cs="Tahoma"/>
                 <w:sz w:val="18"/>
               </w:rPr>
               <w:t>POST /api/v1/documents/{docNo}/actions</w:t>
@@ -5750,13 +5867,13 @@
             </w:pPr>
             <w:r>
               <w:rPr>
-                <w:rFonts w:ascii="Arial" w:hAnsi="Arial" w:eastAsia="Arial"/>
-                <w:sz w:val="18"/>
-              </w:rPr>
-            </w:r>
-            <w:r>
-              <w:rPr>
-                <w:rFonts w:ascii="Arial" w:hAnsi="Arial" w:eastAsia="Arial"/>
+                <w:rFonts w:ascii="Arial" w:hAnsi="Arial" w:eastAsia="Arial" w:cs="Tahoma"/>
+                <w:sz w:val="18"/>
+              </w:rPr>
+            </w:r>
+            <w:r>
+              <w:rPr>
+                <w:rFonts w:ascii="Arial" w:hAnsi="Arial" w:eastAsia="Arial" w:cs="Tahoma"/>
                 <w:sz w:val="18"/>
               </w:rPr>
               <w:t>submit selected result</w:t>
@@ -5824,7 +5941,7 @@
             <w:r/>
             <w:r>
               <w:rPr>
-                <w:rFonts w:ascii="Arial" w:hAnsi="Arial" w:eastAsia="Arial"/>
+                <w:rFonts w:ascii="Arial" w:hAnsi="Arial" w:eastAsia="Arial" w:cs="Tahoma"/>
                 <w:b/>
                 <w:sz w:val="18"/>
               </w:rPr>
@@ -5850,7 +5967,7 @@
             <w:r/>
             <w:r>
               <w:rPr>
-                <w:rFonts w:ascii="Courier New" w:hAnsi="Courier New" w:eastAsia="Courier New"/>
+                <w:rFonts w:ascii="Courier New" w:hAnsi="Courier New" w:eastAsia="Courier New" w:cs="Tahoma"/>
                 <w:sz w:val="16"/>
               </w:rPr>
               <w:t>{</w:t>
@@ -5906,7 +6023,7 @@
             <w:r/>
             <w:r>
               <w:rPr>
-                <w:rFonts w:ascii="Arial" w:hAnsi="Arial" w:eastAsia="Arial"/>
+                <w:rFonts w:ascii="Arial" w:hAnsi="Arial" w:eastAsia="Arial" w:cs="Tahoma"/>
                 <w:b/>
                 <w:sz w:val="18"/>
               </w:rPr>
@@ -5928,7 +6045,7 @@
             <w:r/>
             <w:r>
               <w:rPr>
-                <w:rFonts w:ascii="Arial" w:hAnsi="Arial" w:eastAsia="Arial"/>
+                <w:rFonts w:ascii="Arial" w:hAnsi="Arial" w:eastAsia="Arial" w:cs="Tahoma"/>
                 <w:b/>
                 <w:sz w:val="18"/>
               </w:rPr>
@@ -5950,7 +6067,7 @@
             <w:r/>
             <w:r>
               <w:rPr>
-                <w:rFonts w:ascii="Arial" w:hAnsi="Arial" w:eastAsia="Arial"/>
+                <w:rFonts w:ascii="Arial" w:hAnsi="Arial" w:eastAsia="Arial" w:cs="Tahoma"/>
                 <w:b/>
                 <w:sz w:val="18"/>
               </w:rPr>
@@ -5972,7 +6089,7 @@
             <w:r/>
             <w:r>
               <w:rPr>
-                <w:rFonts w:ascii="Arial" w:hAnsi="Arial" w:eastAsia="Arial"/>
+                <w:rFonts w:ascii="Arial" w:hAnsi="Arial" w:eastAsia="Arial" w:cs="Tahoma"/>
                 <w:b/>
                 <w:sz w:val="18"/>
               </w:rPr>
@@ -5997,13 +6114,13 @@
             </w:pPr>
             <w:r>
               <w:rPr>
-                <w:rFonts w:ascii="Arial" w:hAnsi="Arial" w:eastAsia="Arial"/>
-                <w:sz w:val="18"/>
-              </w:rPr>
-            </w:r>
-            <w:r>
-              <w:rPr>
-                <w:rFonts w:ascii="Arial" w:hAnsi="Arial" w:eastAsia="Arial"/>
+                <w:rFonts w:ascii="Arial" w:hAnsi="Arial" w:eastAsia="Arial" w:cs="Tahoma"/>
+                <w:sz w:val="18"/>
+              </w:rPr>
+            </w:r>
+            <w:r>
+              <w:rPr>
+                <w:rFonts w:ascii="Arial" w:hAnsi="Arial" w:eastAsia="Arial" w:cs="Tahoma"/>
                 <w:sz w:val="18"/>
               </w:rPr>
               <w:t>docNo</w:t>
@@ -6022,13 +6139,13 @@
             </w:pPr>
             <w:r>
               <w:rPr>
-                <w:rFonts w:ascii="Arial" w:hAnsi="Arial" w:eastAsia="Arial"/>
-                <w:sz w:val="18"/>
-              </w:rPr>
-            </w:r>
-            <w:r>
-              <w:rPr>
-                <w:rFonts w:ascii="Arial" w:hAnsi="Arial" w:eastAsia="Arial"/>
+                <w:rFonts w:ascii="Arial" w:hAnsi="Arial" w:eastAsia="Arial" w:cs="Tahoma"/>
+                <w:sz w:val="18"/>
+              </w:rPr>
+            </w:r>
+            <w:r>
+              <w:rPr>
+                <w:rFonts w:ascii="Arial" w:hAnsi="Arial" w:eastAsia="Arial" w:cs="Tahoma"/>
                 <w:sz w:val="18"/>
               </w:rPr>
               <w:t>string</w:t>
@@ -6047,13 +6164,13 @@
             </w:pPr>
             <w:r>
               <w:rPr>
-                <w:rFonts w:ascii="Arial" w:hAnsi="Arial" w:eastAsia="Arial"/>
-                <w:sz w:val="18"/>
-              </w:rPr>
-            </w:r>
-            <w:r>
-              <w:rPr>
-                <w:rFonts w:ascii="Arial" w:hAnsi="Arial" w:eastAsia="Arial"/>
+                <w:rFonts w:ascii="Arial" w:hAnsi="Arial" w:eastAsia="Arial" w:cs="Tahoma"/>
+                <w:sz w:val="18"/>
+              </w:rPr>
+            </w:r>
+            <w:r>
+              <w:rPr>
+                <w:rFonts w:ascii="Arial" w:hAnsi="Arial" w:eastAsia="Arial" w:cs="Tahoma"/>
                 <w:sz w:val="18"/>
               </w:rPr>
               <w:t>No</w:t>
@@ -6072,13 +6189,13 @@
             </w:pPr>
             <w:r>
               <w:rPr>
-                <w:rFonts w:ascii="Arial" w:hAnsi="Arial" w:eastAsia="Arial"/>
-                <w:sz w:val="18"/>
-              </w:rPr>
-            </w:r>
-            <w:r>
-              <w:rPr>
-                <w:rFonts w:ascii="Arial" w:hAnsi="Arial" w:eastAsia="Arial"/>
+                <w:rFonts w:ascii="Arial" w:hAnsi="Arial" w:eastAsia="Arial" w:cs="Tahoma"/>
+                <w:sz w:val="18"/>
+              </w:rPr>
+            </w:r>
+            <w:r>
+              <w:rPr>
+                <w:rFonts w:ascii="Arial" w:hAnsi="Arial" w:eastAsia="Arial" w:cs="Tahoma"/>
                 <w:sz w:val="18"/>
               </w:rPr>
               <w:t>ค.ศ. YYYY/xxxxx</w:t>
@@ -6116,7 +6233,7 @@
             <w:r/>
             <w:r>
               <w:rPr>
-                <w:rFonts w:ascii="Arial" w:hAnsi="Arial" w:eastAsia="Arial"/>
+                <w:rFonts w:ascii="Arial" w:hAnsi="Arial" w:eastAsia="Arial" w:cs="Tahoma"/>
                 <w:b/>
                 <w:sz w:val="18"/>
               </w:rPr>
@@ -6142,7 +6259,7 @@
             <w:r/>
             <w:r>
               <w:rPr>
-                <w:rFonts w:ascii="Courier New" w:hAnsi="Courier New" w:eastAsia="Courier New"/>
+                <w:rFonts w:ascii="Courier New" w:hAnsi="Courier New" w:eastAsia="Courier New" w:cs="Tahoma"/>
                 <w:sz w:val="16"/>
               </w:rPr>
               <w:t>{</w:t>
@@ -6274,7 +6391,7 @@
             <w:r/>
             <w:r>
               <w:rPr>
-                <w:rFonts w:ascii="Arial" w:hAnsi="Arial" w:eastAsia="Arial"/>
+                <w:rFonts w:ascii="Arial" w:hAnsi="Arial" w:eastAsia="Arial" w:cs="Tahoma"/>
                 <w:b/>
                 <w:sz w:val="18"/>
               </w:rPr>
@@ -6296,7 +6413,7 @@
             <w:r/>
             <w:r>
               <w:rPr>
-                <w:rFonts w:ascii="Arial" w:hAnsi="Arial" w:eastAsia="Arial"/>
+                <w:rFonts w:ascii="Arial" w:hAnsi="Arial" w:eastAsia="Arial" w:cs="Tahoma"/>
                 <w:b/>
                 <w:sz w:val="18"/>
               </w:rPr>
@@ -6318,7 +6435,7 @@
             <w:r/>
             <w:r>
               <w:rPr>
-                <w:rFonts w:ascii="Arial" w:hAnsi="Arial" w:eastAsia="Arial"/>
+                <w:rFonts w:ascii="Arial" w:hAnsi="Arial" w:eastAsia="Arial" w:cs="Tahoma"/>
                 <w:b/>
                 <w:sz w:val="18"/>
               </w:rPr>
@@ -6340,7 +6457,7 @@
             <w:r/>
             <w:r>
               <w:rPr>
-                <w:rFonts w:ascii="Arial" w:hAnsi="Arial" w:eastAsia="Arial"/>
+                <w:rFonts w:ascii="Arial" w:hAnsi="Arial" w:eastAsia="Arial" w:cs="Tahoma"/>
                 <w:b/>
                 <w:sz w:val="18"/>
               </w:rPr>
@@ -6365,13 +6482,13 @@
             </w:pPr>
             <w:r>
               <w:rPr>
-                <w:rFonts w:ascii="Arial" w:hAnsi="Arial" w:eastAsia="Arial"/>
-                <w:sz w:val="18"/>
-              </w:rPr>
-            </w:r>
-            <w:r>
-              <w:rPr>
-                <w:rFonts w:ascii="Arial" w:hAnsi="Arial" w:eastAsia="Arial"/>
+                <w:rFonts w:ascii="Arial" w:hAnsi="Arial" w:eastAsia="Arial" w:cs="Tahoma"/>
+                <w:sz w:val="18"/>
+              </w:rPr>
+            </w:r>
+            <w:r>
+              <w:rPr>
+                <w:rFonts w:ascii="Arial" w:hAnsi="Arial" w:eastAsia="Arial" w:cs="Tahoma"/>
                 <w:sz w:val="18"/>
               </w:rPr>
               <w:t>docNo</w:t>
@@ -6390,13 +6507,13 @@
             </w:pPr>
             <w:r>
               <w:rPr>
-                <w:rFonts w:ascii="Arial" w:hAnsi="Arial" w:eastAsia="Arial"/>
-                <w:sz w:val="18"/>
-              </w:rPr>
-            </w:r>
-            <w:r>
-              <w:rPr>
-                <w:rFonts w:ascii="Arial" w:hAnsi="Arial" w:eastAsia="Arial"/>
+                <w:rFonts w:ascii="Arial" w:hAnsi="Arial" w:eastAsia="Arial" w:cs="Tahoma"/>
+                <w:sz w:val="18"/>
+              </w:rPr>
+            </w:r>
+            <w:r>
+              <w:rPr>
+                <w:rFonts w:ascii="Arial" w:hAnsi="Arial" w:eastAsia="Arial" w:cs="Tahoma"/>
                 <w:sz w:val="18"/>
               </w:rPr>
               <w:t>string</w:t>
@@ -6415,13 +6532,13 @@
             </w:pPr>
             <w:r>
               <w:rPr>
-                <w:rFonts w:ascii="Arial" w:hAnsi="Arial" w:eastAsia="Arial"/>
-                <w:sz w:val="18"/>
-              </w:rPr>
-            </w:r>
-            <w:r>
-              <w:rPr>
-                <w:rFonts w:ascii="Arial" w:hAnsi="Arial" w:eastAsia="Arial"/>
+                <w:rFonts w:ascii="Arial" w:hAnsi="Arial" w:eastAsia="Arial" w:cs="Tahoma"/>
+                <w:sz w:val="18"/>
+              </w:rPr>
+            </w:r>
+            <w:r>
+              <w:rPr>
+                <w:rFonts w:ascii="Arial" w:hAnsi="Arial" w:eastAsia="Arial" w:cs="Tahoma"/>
                 <w:sz w:val="18"/>
               </w:rPr>
               <w:t>Yes</w:t>
@@ -6440,13 +6557,13 @@
             </w:pPr>
             <w:r>
               <w:rPr>
-                <w:rFonts w:ascii="Arial" w:hAnsi="Arial" w:eastAsia="Arial"/>
-                <w:sz w:val="18"/>
-              </w:rPr>
-            </w:r>
-            <w:r>
-              <w:rPr>
-                <w:rFonts w:ascii="Arial" w:hAnsi="Arial" w:eastAsia="Arial"/>
+                <w:rFonts w:ascii="Arial" w:hAnsi="Arial" w:eastAsia="Arial" w:cs="Tahoma"/>
+                <w:sz w:val="18"/>
+              </w:rPr>
+            </w:r>
+            <w:r>
+              <w:rPr>
+                <w:rFonts w:ascii="Arial" w:hAnsi="Arial" w:eastAsia="Arial" w:cs="Tahoma"/>
                 <w:sz w:val="18"/>
               </w:rPr>
               <w:t>ค.ศ. YYYY/xxxxx</w:t>
@@ -6470,13 +6587,13 @@
             </w:pPr>
             <w:r>
               <w:rPr>
-                <w:rFonts w:ascii="Arial" w:hAnsi="Arial" w:eastAsia="Arial"/>
-                <w:sz w:val="18"/>
-              </w:rPr>
-            </w:r>
-            <w:r>
-              <w:rPr>
-                <w:rFonts w:ascii="Arial" w:hAnsi="Arial" w:eastAsia="Arial"/>
+                <w:rFonts w:ascii="Arial" w:hAnsi="Arial" w:eastAsia="Arial" w:cs="Tahoma"/>
+                <w:sz w:val="18"/>
+              </w:rPr>
+            </w:r>
+            <w:r>
+              <w:rPr>
+                <w:rFonts w:ascii="Arial" w:hAnsi="Arial" w:eastAsia="Arial" w:cs="Tahoma"/>
                 <w:sz w:val="18"/>
               </w:rPr>
               <w:t>statusCode</w:t>
@@ -6495,13 +6612,13 @@
             </w:pPr>
             <w:r>
               <w:rPr>
-                <w:rFonts w:ascii="Arial" w:hAnsi="Arial" w:eastAsia="Arial"/>
-                <w:sz w:val="18"/>
-              </w:rPr>
-            </w:r>
-            <w:r>
-              <w:rPr>
-                <w:rFonts w:ascii="Arial" w:hAnsi="Arial" w:eastAsia="Arial"/>
+                <w:rFonts w:ascii="Arial" w:hAnsi="Arial" w:eastAsia="Arial" w:cs="Tahoma"/>
+                <w:sz w:val="18"/>
+              </w:rPr>
+            </w:r>
+            <w:r>
+              <w:rPr>
+                <w:rFonts w:ascii="Arial" w:hAnsi="Arial" w:eastAsia="Arial" w:cs="Tahoma"/>
                 <w:sz w:val="18"/>
               </w:rPr>
               <w:t>string</w:t>
@@ -6520,13 +6637,13 @@
             </w:pPr>
             <w:r>
               <w:rPr>
-                <w:rFonts w:ascii="Arial" w:hAnsi="Arial" w:eastAsia="Arial"/>
-                <w:sz w:val="18"/>
-              </w:rPr>
-            </w:r>
-            <w:r>
-              <w:rPr>
-                <w:rFonts w:ascii="Arial" w:hAnsi="Arial" w:eastAsia="Arial"/>
+                <w:rFonts w:ascii="Arial" w:hAnsi="Arial" w:eastAsia="Arial" w:cs="Tahoma"/>
+                <w:sz w:val="18"/>
+              </w:rPr>
+            </w:r>
+            <w:r>
+              <w:rPr>
+                <w:rFonts w:ascii="Arial" w:hAnsi="Arial" w:eastAsia="Arial" w:cs="Tahoma"/>
                 <w:sz w:val="18"/>
               </w:rPr>
               <w:t>Yes</w:t>
@@ -6545,13 +6662,13 @@
             </w:pPr>
             <w:r>
               <w:rPr>
-                <w:rFonts w:ascii="Arial" w:hAnsi="Arial" w:eastAsia="Arial"/>
-                <w:sz w:val="18"/>
-              </w:rPr>
-            </w:r>
-            <w:r>
-              <w:rPr>
-                <w:rFonts w:ascii="Arial" w:hAnsi="Arial" w:eastAsia="Arial"/>
+                <w:rFonts w:ascii="Arial" w:hAnsi="Arial" w:eastAsia="Arial" w:cs="Tahoma"/>
+                <w:sz w:val="18"/>
+              </w:rPr>
+            </w:r>
+            <w:r>
+              <w:rPr>
+                <w:rFonts w:ascii="Arial" w:hAnsi="Arial" w:eastAsia="Arial" w:cs="Tahoma"/>
                 <w:sz w:val="18"/>
               </w:rPr>
               <w:t>canonical code; do not replace with display label</w:t>
@@ -6575,13 +6692,13 @@
             </w:pPr>
             <w:r>
               <w:rPr>
-                <w:rFonts w:ascii="Arial" w:hAnsi="Arial" w:eastAsia="Arial"/>
-                <w:sz w:val="18"/>
-              </w:rPr>
-            </w:r>
-            <w:r>
-              <w:rPr>
-                <w:rFonts w:ascii="Arial" w:hAnsi="Arial" w:eastAsia="Arial"/>
+                <w:rFonts w:ascii="Arial" w:hAnsi="Arial" w:eastAsia="Arial" w:cs="Tahoma"/>
+                <w:sz w:val="18"/>
+              </w:rPr>
+            </w:r>
+            <w:r>
+              <w:rPr>
+                <w:rFonts w:ascii="Arial" w:hAnsi="Arial" w:eastAsia="Arial" w:cs="Tahoma"/>
                 <w:sz w:val="18"/>
               </w:rPr>
               <w:t>viewerRbacRoleCode</w:t>
@@ -6600,13 +6717,13 @@
             </w:pPr>
             <w:r>
               <w:rPr>
-                <w:rFonts w:ascii="Arial" w:hAnsi="Arial" w:eastAsia="Arial"/>
-                <w:sz w:val="18"/>
-              </w:rPr>
-            </w:r>
-            <w:r>
-              <w:rPr>
-                <w:rFonts w:ascii="Arial" w:hAnsi="Arial" w:eastAsia="Arial"/>
+                <w:rFonts w:ascii="Arial" w:hAnsi="Arial" w:eastAsia="Arial" w:cs="Tahoma"/>
+                <w:sz w:val="18"/>
+              </w:rPr>
+            </w:r>
+            <w:r>
+              <w:rPr>
+                <w:rFonts w:ascii="Arial" w:hAnsi="Arial" w:eastAsia="Arial" w:cs="Tahoma"/>
                 <w:sz w:val="18"/>
               </w:rPr>
               <w:t>string</w:t>
@@ -6625,13 +6742,13 @@
             </w:pPr>
             <w:r>
               <w:rPr>
-                <w:rFonts w:ascii="Arial" w:hAnsi="Arial" w:eastAsia="Arial"/>
-                <w:sz w:val="18"/>
-              </w:rPr>
-            </w:r>
-            <w:r>
-              <w:rPr>
-                <w:rFonts w:ascii="Arial" w:hAnsi="Arial" w:eastAsia="Arial"/>
+                <w:rFonts w:ascii="Arial" w:hAnsi="Arial" w:eastAsia="Arial" w:cs="Tahoma"/>
+                <w:sz w:val="18"/>
+              </w:rPr>
+            </w:r>
+            <w:r>
+              <w:rPr>
+                <w:rFonts w:ascii="Arial" w:hAnsi="Arial" w:eastAsia="Arial" w:cs="Tahoma"/>
                 <w:sz w:val="18"/>
               </w:rPr>
               <w:t>Yes</w:t>
@@ -6650,13 +6767,13 @@
             </w:pPr>
             <w:r>
               <w:rPr>
-                <w:rFonts w:ascii="Arial" w:hAnsi="Arial" w:eastAsia="Arial"/>
-                <w:sz w:val="18"/>
-              </w:rPr>
-            </w:r>
-            <w:r>
-              <w:rPr>
-                <w:rFonts w:ascii="Arial" w:hAnsi="Arial" w:eastAsia="Arial"/>
+                <w:rFonts w:ascii="Arial" w:hAnsi="Arial" w:eastAsia="Arial" w:cs="Tahoma"/>
+                <w:sz w:val="18"/>
+              </w:rPr>
+            </w:r>
+            <w:r>
+              <w:rPr>
+                <w:rFonts w:ascii="Arial" w:hAnsi="Arial" w:eastAsia="Arial" w:cs="Tahoma"/>
                 <w:sz w:val="18"/>
               </w:rPr>
               <w:t>UTF-8; use value domain described by endpoint purpose</w:t>
@@ -6680,13 +6797,13 @@
             </w:pPr>
             <w:r>
               <w:rPr>
-                <w:rFonts w:ascii="Arial" w:hAnsi="Arial" w:eastAsia="Arial"/>
-                <w:sz w:val="18"/>
-              </w:rPr>
-            </w:r>
-            <w:r>
-              <w:rPr>
-                <w:rFonts w:ascii="Arial" w:hAnsi="Arial" w:eastAsia="Arial"/>
+                <w:rFonts w:ascii="Arial" w:hAnsi="Arial" w:eastAsia="Arial" w:cs="Tahoma"/>
+                <w:sz w:val="18"/>
+              </w:rPr>
+            </w:r>
+            <w:r>
+              <w:rPr>
+                <w:rFonts w:ascii="Arial" w:hAnsi="Arial" w:eastAsia="Arial" w:cs="Tahoma"/>
                 <w:sz w:val="18"/>
               </w:rPr>
               <w:t>roleProfileCode</w:t>
@@ -6705,13 +6822,13 @@
             </w:pPr>
             <w:r>
               <w:rPr>
-                <w:rFonts w:ascii="Arial" w:hAnsi="Arial" w:eastAsia="Arial"/>
-                <w:sz w:val="18"/>
-              </w:rPr>
-            </w:r>
-            <w:r>
-              <w:rPr>
-                <w:rFonts w:ascii="Arial" w:hAnsi="Arial" w:eastAsia="Arial"/>
+                <w:rFonts w:ascii="Arial" w:hAnsi="Arial" w:eastAsia="Arial" w:cs="Tahoma"/>
+                <w:sz w:val="18"/>
+              </w:rPr>
+            </w:r>
+            <w:r>
+              <w:rPr>
+                <w:rFonts w:ascii="Arial" w:hAnsi="Arial" w:eastAsia="Arial" w:cs="Tahoma"/>
                 <w:sz w:val="18"/>
               </w:rPr>
               <w:t>string</w:t>
@@ -6730,13 +6847,13 @@
             </w:pPr>
             <w:r>
               <w:rPr>
-                <w:rFonts w:ascii="Arial" w:hAnsi="Arial" w:eastAsia="Arial"/>
-                <w:sz w:val="18"/>
-              </w:rPr>
-            </w:r>
-            <w:r>
-              <w:rPr>
-                <w:rFonts w:ascii="Arial" w:hAnsi="Arial" w:eastAsia="Arial"/>
+                <w:rFonts w:ascii="Arial" w:hAnsi="Arial" w:eastAsia="Arial" w:cs="Tahoma"/>
+                <w:sz w:val="18"/>
+              </w:rPr>
+            </w:r>
+            <w:r>
+              <w:rPr>
+                <w:rFonts w:ascii="Arial" w:hAnsi="Arial" w:eastAsia="Arial" w:cs="Tahoma"/>
                 <w:sz w:val="18"/>
               </w:rPr>
               <w:t>Yes</w:t>
@@ -6755,13 +6872,13 @@
             </w:pPr>
             <w:r>
               <w:rPr>
-                <w:rFonts w:ascii="Arial" w:hAnsi="Arial" w:eastAsia="Arial"/>
-                <w:sz w:val="18"/>
-              </w:rPr>
-            </w:r>
-            <w:r>
-              <w:rPr>
-                <w:rFonts w:ascii="Arial" w:hAnsi="Arial" w:eastAsia="Arial"/>
+                <w:rFonts w:ascii="Arial" w:hAnsi="Arial" w:eastAsia="Arial" w:cs="Tahoma"/>
+                <w:sz w:val="18"/>
+              </w:rPr>
+            </w:r>
+            <w:r>
+              <w:rPr>
+                <w:rFonts w:ascii="Arial" w:hAnsi="Arial" w:eastAsia="Arial" w:cs="Tahoma"/>
                 <w:sz w:val="18"/>
               </w:rPr>
               <w:t>UTF-8; use value domain described by endpoint purpose</w:t>
@@ -6785,13 +6902,13 @@
             </w:pPr>
             <w:r>
               <w:rPr>
-                <w:rFonts w:ascii="Arial" w:hAnsi="Arial" w:eastAsia="Arial"/>
-                <w:sz w:val="18"/>
-              </w:rPr>
-            </w:r>
-            <w:r>
-              <w:rPr>
-                <w:rFonts w:ascii="Arial" w:hAnsi="Arial" w:eastAsia="Arial"/>
+                <w:rFonts w:ascii="Arial" w:hAnsi="Arial" w:eastAsia="Arial" w:cs="Tahoma"/>
+                <w:sz w:val="18"/>
+              </w:rPr>
+            </w:r>
+            <w:r>
+              <w:rPr>
+                <w:rFonts w:ascii="Arial" w:hAnsi="Arial" w:eastAsia="Arial" w:cs="Tahoma"/>
                 <w:sz w:val="18"/>
               </w:rPr>
               <w:t>visibleSections</w:t>
@@ -6810,13 +6927,13 @@
             </w:pPr>
             <w:r>
               <w:rPr>
-                <w:rFonts w:ascii="Arial" w:hAnsi="Arial" w:eastAsia="Arial"/>
-                <w:sz w:val="18"/>
-              </w:rPr>
-            </w:r>
-            <w:r>
-              <w:rPr>
-                <w:rFonts w:ascii="Arial" w:hAnsi="Arial" w:eastAsia="Arial"/>
+                <w:rFonts w:ascii="Arial" w:hAnsi="Arial" w:eastAsia="Arial" w:cs="Tahoma"/>
+                <w:sz w:val="18"/>
+              </w:rPr>
+            </w:r>
+            <w:r>
+              <w:rPr>
+                <w:rFonts w:ascii="Arial" w:hAnsi="Arial" w:eastAsia="Arial" w:cs="Tahoma"/>
                 <w:sz w:val="18"/>
               </w:rPr>
               <w:t>array&lt;string&gt;</w:t>
@@ -6835,13 +6952,13 @@
             </w:pPr>
             <w:r>
               <w:rPr>
-                <w:rFonts w:ascii="Arial" w:hAnsi="Arial" w:eastAsia="Arial"/>
-                <w:sz w:val="18"/>
-              </w:rPr>
-            </w:r>
-            <w:r>
-              <w:rPr>
-                <w:rFonts w:ascii="Arial" w:hAnsi="Arial" w:eastAsia="Arial"/>
+                <w:rFonts w:ascii="Arial" w:hAnsi="Arial" w:eastAsia="Arial" w:cs="Tahoma"/>
+                <w:sz w:val="18"/>
+              </w:rPr>
+            </w:r>
+            <w:r>
+              <w:rPr>
+                <w:rFonts w:ascii="Arial" w:hAnsi="Arial" w:eastAsia="Arial" w:cs="Tahoma"/>
                 <w:sz w:val="18"/>
               </w:rPr>
               <w:t>Yes</w:t>
@@ -6860,13 +6977,13 @@
             </w:pPr>
             <w:r>
               <w:rPr>
-                <w:rFonts w:ascii="Arial" w:hAnsi="Arial" w:eastAsia="Arial"/>
-                <w:sz w:val="18"/>
-              </w:rPr>
-            </w:r>
-            <w:r>
-              <w:rPr>
-                <w:rFonts w:ascii="Arial" w:hAnsi="Arial" w:eastAsia="Arial"/>
+                <w:rFonts w:ascii="Arial" w:hAnsi="Arial" w:eastAsia="Arial" w:cs="Tahoma"/>
+                <w:sz w:val="18"/>
+              </w:rPr>
+            </w:r>
+            <w:r>
+              <w:rPr>
+                <w:rFonts w:ascii="Arial" w:hAnsi="Arial" w:eastAsia="Arial" w:cs="Tahoma"/>
                 <w:sz w:val="18"/>
               </w:rPr>
               <w:t>JSON array; element type shown in Type column</w:t>
@@ -6890,13 +7007,13 @@
             </w:pPr>
             <w:r>
               <w:rPr>
-                <w:rFonts w:ascii="Arial" w:hAnsi="Arial" w:eastAsia="Arial"/>
-                <w:sz w:val="18"/>
-              </w:rPr>
-            </w:r>
-            <w:r>
-              <w:rPr>
-                <w:rFonts w:ascii="Arial" w:hAnsi="Arial" w:eastAsia="Arial"/>
+                <w:rFonts w:ascii="Arial" w:hAnsi="Arial" w:eastAsia="Arial" w:cs="Tahoma"/>
+                <w:sz w:val="18"/>
+              </w:rPr>
+            </w:r>
+            <w:r>
+              <w:rPr>
+                <w:rFonts w:ascii="Arial" w:hAnsi="Arial" w:eastAsia="Arial" w:cs="Tahoma"/>
                 <w:sz w:val="18"/>
               </w:rPr>
               <w:t>editableSections</w:t>
@@ -6915,13 +7032,13 @@
             </w:pPr>
             <w:r>
               <w:rPr>
-                <w:rFonts w:ascii="Arial" w:hAnsi="Arial" w:eastAsia="Arial"/>
-                <w:sz w:val="18"/>
-              </w:rPr>
-            </w:r>
-            <w:r>
-              <w:rPr>
-                <w:rFonts w:ascii="Arial" w:hAnsi="Arial" w:eastAsia="Arial"/>
+                <w:rFonts w:ascii="Arial" w:hAnsi="Arial" w:eastAsia="Arial" w:cs="Tahoma"/>
+                <w:sz w:val="18"/>
+              </w:rPr>
+            </w:r>
+            <w:r>
+              <w:rPr>
+                <w:rFonts w:ascii="Arial" w:hAnsi="Arial" w:eastAsia="Arial" w:cs="Tahoma"/>
                 <w:sz w:val="18"/>
               </w:rPr>
               <w:t>array&lt;object&gt;</w:t>
@@ -6940,13 +7057,13 @@
             </w:pPr>
             <w:r>
               <w:rPr>
-                <w:rFonts w:ascii="Arial" w:hAnsi="Arial" w:eastAsia="Arial"/>
-                <w:sz w:val="18"/>
-              </w:rPr>
-            </w:r>
-            <w:r>
-              <w:rPr>
-                <w:rFonts w:ascii="Arial" w:hAnsi="Arial" w:eastAsia="Arial"/>
+                <w:rFonts w:ascii="Arial" w:hAnsi="Arial" w:eastAsia="Arial" w:cs="Tahoma"/>
+                <w:sz w:val="18"/>
+              </w:rPr>
+            </w:r>
+            <w:r>
+              <w:rPr>
+                <w:rFonts w:ascii="Arial" w:hAnsi="Arial" w:eastAsia="Arial" w:cs="Tahoma"/>
                 <w:sz w:val="18"/>
               </w:rPr>
               <w:t>Yes</w:t>
@@ -6965,13 +7082,13 @@
             </w:pPr>
             <w:r>
               <w:rPr>
-                <w:rFonts w:ascii="Arial" w:hAnsi="Arial" w:eastAsia="Arial"/>
-                <w:sz w:val="18"/>
-              </w:rPr>
-            </w:r>
-            <w:r>
-              <w:rPr>
-                <w:rFonts w:ascii="Arial" w:hAnsi="Arial" w:eastAsia="Arial"/>
+                <w:rFonts w:ascii="Arial" w:hAnsi="Arial" w:eastAsia="Arial" w:cs="Tahoma"/>
+                <w:sz w:val="18"/>
+              </w:rPr>
+            </w:r>
+            <w:r>
+              <w:rPr>
+                <w:rFonts w:ascii="Arial" w:hAnsi="Arial" w:eastAsia="Arial" w:cs="Tahoma"/>
                 <w:sz w:val="18"/>
               </w:rPr>
               <w:t>JSON array; element type shown in Type column</w:t>
@@ -6995,13 +7112,13 @@
             </w:pPr>
             <w:r>
               <w:rPr>
-                <w:rFonts w:ascii="Arial" w:hAnsi="Arial" w:eastAsia="Arial"/>
-                <w:sz w:val="18"/>
-              </w:rPr>
-            </w:r>
-            <w:r>
-              <w:rPr>
-                <w:rFonts w:ascii="Arial" w:hAnsi="Arial" w:eastAsia="Arial"/>
+                <w:rFonts w:ascii="Arial" w:hAnsi="Arial" w:eastAsia="Arial" w:cs="Tahoma"/>
+                <w:sz w:val="18"/>
+              </w:rPr>
+            </w:r>
+            <w:r>
+              <w:rPr>
+                <w:rFonts w:ascii="Arial" w:hAnsi="Arial" w:eastAsia="Arial" w:cs="Tahoma"/>
                 <w:sz w:val="18"/>
               </w:rPr>
               <w:t>actionOptions</w:t>
@@ -7020,13 +7137,13 @@
             </w:pPr>
             <w:r>
               <w:rPr>
-                <w:rFonts w:ascii="Arial" w:hAnsi="Arial" w:eastAsia="Arial"/>
-                <w:sz w:val="18"/>
-              </w:rPr>
-            </w:r>
-            <w:r>
-              <w:rPr>
-                <w:rFonts w:ascii="Arial" w:hAnsi="Arial" w:eastAsia="Arial"/>
+                <w:rFonts w:ascii="Arial" w:hAnsi="Arial" w:eastAsia="Arial" w:cs="Tahoma"/>
+                <w:sz w:val="18"/>
+              </w:rPr>
+            </w:r>
+            <w:r>
+              <w:rPr>
+                <w:rFonts w:ascii="Arial" w:hAnsi="Arial" w:eastAsia="Arial" w:cs="Tahoma"/>
                 <w:sz w:val="18"/>
               </w:rPr>
               <w:t>array&lt;object&gt;</w:t>
@@ -7045,13 +7162,13 @@
             </w:pPr>
             <w:r>
               <w:rPr>
-                <w:rFonts w:ascii="Arial" w:hAnsi="Arial" w:eastAsia="Arial"/>
-                <w:sz w:val="18"/>
-              </w:rPr>
-            </w:r>
-            <w:r>
-              <w:rPr>
-                <w:rFonts w:ascii="Arial" w:hAnsi="Arial" w:eastAsia="Arial"/>
+                <w:rFonts w:ascii="Arial" w:hAnsi="Arial" w:eastAsia="Arial" w:cs="Tahoma"/>
+                <w:sz w:val="18"/>
+              </w:rPr>
+            </w:r>
+            <w:r>
+              <w:rPr>
+                <w:rFonts w:ascii="Arial" w:hAnsi="Arial" w:eastAsia="Arial" w:cs="Tahoma"/>
                 <w:sz w:val="18"/>
               </w:rPr>
               <w:t>Yes</w:t>
@@ -7070,13 +7187,13 @@
             </w:pPr>
             <w:r>
               <w:rPr>
-                <w:rFonts w:ascii="Arial" w:hAnsi="Arial" w:eastAsia="Arial"/>
-                <w:sz w:val="18"/>
-              </w:rPr>
-            </w:r>
-            <w:r>
-              <w:rPr>
-                <w:rFonts w:ascii="Arial" w:hAnsi="Arial" w:eastAsia="Arial"/>
+                <w:rFonts w:ascii="Arial" w:hAnsi="Arial" w:eastAsia="Arial" w:cs="Tahoma"/>
+                <w:sz w:val="18"/>
+              </w:rPr>
+            </w:r>
+            <w:r>
+              <w:rPr>
+                <w:rFonts w:ascii="Arial" w:hAnsi="Arial" w:eastAsia="Arial" w:cs="Tahoma"/>
                 <w:sz w:val="18"/>
               </w:rPr>
               <w:t>JSON array; element type shown in Type column</w:t>
@@ -7100,13 +7217,13 @@
             </w:pPr>
             <w:r>
               <w:rPr>
-                <w:rFonts w:ascii="Arial" w:hAnsi="Arial" w:eastAsia="Arial"/>
-                <w:sz w:val="18"/>
-              </w:rPr>
-            </w:r>
-            <w:r>
-              <w:rPr>
-                <w:rFonts w:ascii="Arial" w:hAnsi="Arial" w:eastAsia="Arial"/>
+                <w:rFonts w:ascii="Arial" w:hAnsi="Arial" w:eastAsia="Arial" w:cs="Tahoma"/>
+                <w:sz w:val="18"/>
+              </w:rPr>
+            </w:r>
+            <w:r>
+              <w:rPr>
+                <w:rFonts w:ascii="Arial" w:hAnsi="Arial" w:eastAsia="Arial" w:cs="Tahoma"/>
                 <w:sz w:val="18"/>
               </w:rPr>
               <w:t>actionOptions[].value</w:t>
@@ -7125,13 +7242,13 @@
             </w:pPr>
             <w:r>
               <w:rPr>
-                <w:rFonts w:ascii="Arial" w:hAnsi="Arial" w:eastAsia="Arial"/>
-                <w:sz w:val="18"/>
-              </w:rPr>
-            </w:r>
-            <w:r>
-              <w:rPr>
-                <w:rFonts w:ascii="Arial" w:hAnsi="Arial" w:eastAsia="Arial"/>
+                <w:rFonts w:ascii="Arial" w:hAnsi="Arial" w:eastAsia="Arial" w:cs="Tahoma"/>
+                <w:sz w:val="18"/>
+              </w:rPr>
+            </w:r>
+            <w:r>
+              <w:rPr>
+                <w:rFonts w:ascii="Arial" w:hAnsi="Arial" w:eastAsia="Arial" w:cs="Tahoma"/>
                 <w:sz w:val="18"/>
               </w:rPr>
               <w:t>string</w:t>
@@ -7150,13 +7267,13 @@
             </w:pPr>
             <w:r>
               <w:rPr>
-                <w:rFonts w:ascii="Arial" w:hAnsi="Arial" w:eastAsia="Arial"/>
-                <w:sz w:val="18"/>
-              </w:rPr>
-            </w:r>
-            <w:r>
-              <w:rPr>
-                <w:rFonts w:ascii="Arial" w:hAnsi="Arial" w:eastAsia="Arial"/>
+                <w:rFonts w:ascii="Arial" w:hAnsi="Arial" w:eastAsia="Arial" w:cs="Tahoma"/>
+                <w:sz w:val="18"/>
+              </w:rPr>
+            </w:r>
+            <w:r>
+              <w:rPr>
+                <w:rFonts w:ascii="Arial" w:hAnsi="Arial" w:eastAsia="Arial" w:cs="Tahoma"/>
                 <w:sz w:val="18"/>
               </w:rPr>
               <w:t>Yes</w:t>
@@ -7175,13 +7292,13 @@
             </w:pPr>
             <w:r>
               <w:rPr>
-                <w:rFonts w:ascii="Arial" w:hAnsi="Arial" w:eastAsia="Arial"/>
-                <w:sz w:val="18"/>
-              </w:rPr>
-            </w:r>
-            <w:r>
-              <w:rPr>
-                <w:rFonts w:ascii="Arial" w:hAnsi="Arial" w:eastAsia="Arial"/>
+                <w:rFonts w:ascii="Arial" w:hAnsi="Arial" w:eastAsia="Arial" w:cs="Tahoma"/>
+                <w:sz w:val="18"/>
+              </w:rPr>
+            </w:r>
+            <w:r>
+              <w:rPr>
+                <w:rFonts w:ascii="Arial" w:hAnsi="Arial" w:eastAsia="Arial" w:cs="Tahoma"/>
                 <w:sz w:val="18"/>
               </w:rPr>
               <w:t>UTF-8; use value domain described by endpoint purpose</w:t>
@@ -7205,13 +7322,13 @@
             </w:pPr>
             <w:r>
               <w:rPr>
-                <w:rFonts w:ascii="Arial" w:hAnsi="Arial" w:eastAsia="Arial"/>
-                <w:sz w:val="18"/>
-              </w:rPr>
-            </w:r>
-            <w:r>
-              <w:rPr>
-                <w:rFonts w:ascii="Arial" w:hAnsi="Arial" w:eastAsia="Arial"/>
+                <w:rFonts w:ascii="Arial" w:hAnsi="Arial" w:eastAsia="Arial" w:cs="Tahoma"/>
+                <w:sz w:val="18"/>
+              </w:rPr>
+            </w:r>
+            <w:r>
+              <w:rPr>
+                <w:rFonts w:ascii="Arial" w:hAnsi="Arial" w:eastAsia="Arial" w:cs="Tahoma"/>
                 <w:sz w:val="18"/>
               </w:rPr>
               <w:t>actionOptions[].label</w:t>
@@ -7230,13 +7347,13 @@
             </w:pPr>
             <w:r>
               <w:rPr>
-                <w:rFonts w:ascii="Arial" w:hAnsi="Arial" w:eastAsia="Arial"/>
-                <w:sz w:val="18"/>
-              </w:rPr>
-            </w:r>
-            <w:r>
-              <w:rPr>
-                <w:rFonts w:ascii="Arial" w:hAnsi="Arial" w:eastAsia="Arial"/>
+                <w:rFonts w:ascii="Arial" w:hAnsi="Arial" w:eastAsia="Arial" w:cs="Tahoma"/>
+                <w:sz w:val="18"/>
+              </w:rPr>
+            </w:r>
+            <w:r>
+              <w:rPr>
+                <w:rFonts w:ascii="Arial" w:hAnsi="Arial" w:eastAsia="Arial" w:cs="Tahoma"/>
                 <w:sz w:val="18"/>
               </w:rPr>
               <w:t>string</w:t>
@@ -7255,13 +7372,13 @@
             </w:pPr>
             <w:r>
               <w:rPr>
-                <w:rFonts w:ascii="Arial" w:hAnsi="Arial" w:eastAsia="Arial"/>
-                <w:sz w:val="18"/>
-              </w:rPr>
-            </w:r>
-            <w:r>
-              <w:rPr>
-                <w:rFonts w:ascii="Arial" w:hAnsi="Arial" w:eastAsia="Arial"/>
+                <w:rFonts w:ascii="Arial" w:hAnsi="Arial" w:eastAsia="Arial" w:cs="Tahoma"/>
+                <w:sz w:val="18"/>
+              </w:rPr>
+            </w:r>
+            <w:r>
+              <w:rPr>
+                <w:rFonts w:ascii="Arial" w:hAnsi="Arial" w:eastAsia="Arial" w:cs="Tahoma"/>
                 <w:sz w:val="18"/>
               </w:rPr>
               <w:t>Yes</w:t>
@@ -7280,13 +7397,13 @@
             </w:pPr>
             <w:r>
               <w:rPr>
-                <w:rFonts w:ascii="Arial" w:hAnsi="Arial" w:eastAsia="Arial"/>
-                <w:sz w:val="18"/>
-              </w:rPr>
-            </w:r>
-            <w:r>
-              <w:rPr>
-                <w:rFonts w:ascii="Arial" w:hAnsi="Arial" w:eastAsia="Arial"/>
+                <w:rFonts w:ascii="Arial" w:hAnsi="Arial" w:eastAsia="Arial" w:cs="Tahoma"/>
+                <w:sz w:val="18"/>
+              </w:rPr>
+            </w:r>
+            <w:r>
+              <w:rPr>
+                <w:rFonts w:ascii="Arial" w:hAnsi="Arial" w:eastAsia="Arial" w:cs="Tahoma"/>
                 <w:sz w:val="18"/>
               </w:rPr>
               <w:t>UTF-8; use value domain described by endpoint purpose</w:t>
@@ -7310,13 +7427,13 @@
             </w:pPr>
             <w:r>
               <w:rPr>
-                <w:rFonts w:ascii="Arial" w:hAnsi="Arial" w:eastAsia="Arial"/>
-                <w:sz w:val="18"/>
-              </w:rPr>
-            </w:r>
-            <w:r>
-              <w:rPr>
-                <w:rFonts w:ascii="Arial" w:hAnsi="Arial" w:eastAsia="Arial"/>
+                <w:rFonts w:ascii="Arial" w:hAnsi="Arial" w:eastAsia="Arial" w:cs="Tahoma"/>
+                <w:sz w:val="18"/>
+              </w:rPr>
+            </w:r>
+            <w:r>
+              <w:rPr>
+                <w:rFonts w:ascii="Arial" w:hAnsi="Arial" w:eastAsia="Arial" w:cs="Tahoma"/>
                 <w:sz w:val="18"/>
               </w:rPr>
               <w:t>actionOptions[].requireComment</w:t>
@@ -7335,13 +7452,13 @@
             </w:pPr>
             <w:r>
               <w:rPr>
-                <w:rFonts w:ascii="Arial" w:hAnsi="Arial" w:eastAsia="Arial"/>
-                <w:sz w:val="18"/>
-              </w:rPr>
-            </w:r>
-            <w:r>
-              <w:rPr>
-                <w:rFonts w:ascii="Arial" w:hAnsi="Arial" w:eastAsia="Arial"/>
+                <w:rFonts w:ascii="Arial" w:hAnsi="Arial" w:eastAsia="Arial" w:cs="Tahoma"/>
+                <w:sz w:val="18"/>
+              </w:rPr>
+            </w:r>
+            <w:r>
+              <w:rPr>
+                <w:rFonts w:ascii="Arial" w:hAnsi="Arial" w:eastAsia="Arial" w:cs="Tahoma"/>
                 <w:sz w:val="18"/>
               </w:rPr>
               <w:t>boolean</w:t>
@@ -7360,13 +7477,13 @@
             </w:pPr>
             <w:r>
               <w:rPr>
-                <w:rFonts w:ascii="Arial" w:hAnsi="Arial" w:eastAsia="Arial"/>
-                <w:sz w:val="18"/>
-              </w:rPr>
-            </w:r>
-            <w:r>
-              <w:rPr>
-                <w:rFonts w:ascii="Arial" w:hAnsi="Arial" w:eastAsia="Arial"/>
+                <w:rFonts w:ascii="Arial" w:hAnsi="Arial" w:eastAsia="Arial" w:cs="Tahoma"/>
+                <w:sz w:val="18"/>
+              </w:rPr>
+            </w:r>
+            <w:r>
+              <w:rPr>
+                <w:rFonts w:ascii="Arial" w:hAnsi="Arial" w:eastAsia="Arial" w:cs="Tahoma"/>
                 <w:sz w:val="18"/>
               </w:rPr>
               <w:t>Yes</w:t>
@@ -7385,13 +7502,13 @@
             </w:pPr>
             <w:r>
               <w:rPr>
-                <w:rFonts w:ascii="Arial" w:hAnsi="Arial" w:eastAsia="Arial"/>
-                <w:sz w:val="18"/>
-              </w:rPr>
-            </w:r>
-            <w:r>
-              <w:rPr>
-                <w:rFonts w:ascii="Arial" w:hAnsi="Arial" w:eastAsia="Arial"/>
+                <w:rFonts w:ascii="Arial" w:hAnsi="Arial" w:eastAsia="Arial" w:cs="Tahoma"/>
+                <w:sz w:val="18"/>
+              </w:rPr>
+            </w:r>
+            <w:r>
+              <w:rPr>
+                <w:rFonts w:ascii="Arial" w:hAnsi="Arial" w:eastAsia="Arial" w:cs="Tahoma"/>
                 <w:sz w:val="18"/>
               </w:rPr>
               <w:t>UTF-8; use value domain described by endpoint purpose</w:t>
@@ -7417,7 +7534,7 @@
         <w:keepNext w:val="0"/>
       </w:pPr>
       <w:r>
-        <w:t>ตัวอย่าง positive-path จาก section 06; Section 02 ส่งต่อ AVP (03) เมื่อยอดรวม 50,001-300,000 บาท และจบที่ GM เมื่อ &lt;= 50,000 บาท (SDD GI)</w:t>
+        <w:t>ตัวอย่าง positive-path จาก section 06; Section 02 ส่งต่อ AVP (03) เมื่อยอดรวม ≥ 100,000 บาท และจบที่ GM เมื่อ &lt; 100,000 บาท (มติ 2026-08-18)</w:t>
       </w:r>
     </w:p>
     <w:tbl>
@@ -7448,7 +7565,7 @@
             <w:r/>
             <w:r>
               <w:rPr>
-                <w:rFonts w:ascii="Arial" w:hAnsi="Arial" w:eastAsia="Arial"/>
+                <w:rFonts w:ascii="Arial" w:hAnsi="Arial" w:eastAsia="Arial" w:cs="Tahoma"/>
                 <w:b/>
                 <w:sz w:val="18"/>
               </w:rPr>
@@ -7474,7 +7591,7 @@
             <w:r/>
             <w:r>
               <w:rPr>
-                <w:rFonts w:ascii="Courier New" w:hAnsi="Courier New" w:eastAsia="Courier New"/>
+                <w:rFonts w:ascii="Courier New" w:hAnsi="Courier New" w:eastAsia="Courier New" w:cs="Tahoma"/>
                 <w:sz w:val="16"/>
               </w:rPr>
               <w:t>{</w:t>
@@ -7532,7 +7649,7 @@
             <w:r/>
             <w:r>
               <w:rPr>
-                <w:rFonts w:ascii="Arial" w:hAnsi="Arial" w:eastAsia="Arial"/>
+                <w:rFonts w:ascii="Arial" w:hAnsi="Arial" w:eastAsia="Arial" w:cs="Tahoma"/>
                 <w:b/>
                 <w:sz w:val="18"/>
               </w:rPr>
@@ -7554,7 +7671,7 @@
             <w:r/>
             <w:r>
               <w:rPr>
-                <w:rFonts w:ascii="Arial" w:hAnsi="Arial" w:eastAsia="Arial"/>
+                <w:rFonts w:ascii="Arial" w:hAnsi="Arial" w:eastAsia="Arial" w:cs="Tahoma"/>
                 <w:b/>
                 <w:sz w:val="18"/>
               </w:rPr>
@@ -7576,7 +7693,7 @@
             <w:r/>
             <w:r>
               <w:rPr>
-                <w:rFonts w:ascii="Arial" w:hAnsi="Arial" w:eastAsia="Arial"/>
+                <w:rFonts w:ascii="Arial" w:hAnsi="Arial" w:eastAsia="Arial" w:cs="Tahoma"/>
                 <w:b/>
                 <w:sz w:val="18"/>
               </w:rPr>
@@ -7598,7 +7715,7 @@
             <w:r/>
             <w:r>
               <w:rPr>
-                <w:rFonts w:ascii="Arial" w:hAnsi="Arial" w:eastAsia="Arial"/>
+                <w:rFonts w:ascii="Arial" w:hAnsi="Arial" w:eastAsia="Arial" w:cs="Tahoma"/>
                 <w:b/>
                 <w:sz w:val="18"/>
               </w:rPr>
@@ -7623,13 +7740,13 @@
             </w:pPr>
             <w:r>
               <w:rPr>
-                <w:rFonts w:ascii="Arial" w:hAnsi="Arial" w:eastAsia="Arial"/>
-                <w:sz w:val="18"/>
-              </w:rPr>
-            </w:r>
-            <w:r>
-              <w:rPr>
-                <w:rFonts w:ascii="Arial" w:hAnsi="Arial" w:eastAsia="Arial"/>
+                <w:rFonts w:ascii="Arial" w:hAnsi="Arial" w:eastAsia="Arial" w:cs="Tahoma"/>
+                <w:sz w:val="18"/>
+              </w:rPr>
+            </w:r>
+            <w:r>
+              <w:rPr>
+                <w:rFonts w:ascii="Arial" w:hAnsi="Arial" w:eastAsia="Arial" w:cs="Tahoma"/>
                 <w:sz w:val="18"/>
               </w:rPr>
               <w:t>result</w:t>
@@ -7648,13 +7765,13 @@
             </w:pPr>
             <w:r>
               <w:rPr>
-                <w:rFonts w:ascii="Arial" w:hAnsi="Arial" w:eastAsia="Arial"/>
-                <w:sz w:val="18"/>
-              </w:rPr>
-            </w:r>
-            <w:r>
-              <w:rPr>
-                <w:rFonts w:ascii="Arial" w:hAnsi="Arial" w:eastAsia="Arial"/>
+                <w:rFonts w:ascii="Arial" w:hAnsi="Arial" w:eastAsia="Arial" w:cs="Tahoma"/>
+                <w:sz w:val="18"/>
+              </w:rPr>
+            </w:r>
+            <w:r>
+              <w:rPr>
+                <w:rFonts w:ascii="Arial" w:hAnsi="Arial" w:eastAsia="Arial" w:cs="Tahoma"/>
                 <w:sz w:val="18"/>
               </w:rPr>
               <w:t>string</w:t>
@@ -7673,13 +7790,13 @@
             </w:pPr>
             <w:r>
               <w:rPr>
-                <w:rFonts w:ascii="Arial" w:hAnsi="Arial" w:eastAsia="Arial"/>
-                <w:sz w:val="18"/>
-              </w:rPr>
-            </w:r>
-            <w:r>
-              <w:rPr>
-                <w:rFonts w:ascii="Arial" w:hAnsi="Arial" w:eastAsia="Arial"/>
+                <w:rFonts w:ascii="Arial" w:hAnsi="Arial" w:eastAsia="Arial" w:cs="Tahoma"/>
+                <w:sz w:val="18"/>
+              </w:rPr>
+            </w:r>
+            <w:r>
+              <w:rPr>
+                <w:rFonts w:ascii="Arial" w:hAnsi="Arial" w:eastAsia="Arial" w:cs="Tahoma"/>
                 <w:sz w:val="18"/>
               </w:rPr>
               <w:t>Yes</w:t>
@@ -7698,13 +7815,13 @@
             </w:pPr>
             <w:r>
               <w:rPr>
-                <w:rFonts w:ascii="Arial" w:hAnsi="Arial" w:eastAsia="Arial"/>
-                <w:sz w:val="18"/>
-              </w:rPr>
-            </w:r>
-            <w:r>
-              <w:rPr>
-                <w:rFonts w:ascii="Arial" w:hAnsi="Arial" w:eastAsia="Arial"/>
+                <w:rFonts w:ascii="Arial" w:hAnsi="Arial" w:eastAsia="Arial" w:cs="Tahoma"/>
+                <w:sz w:val="18"/>
+              </w:rPr>
+            </w:r>
+            <w:r>
+              <w:rPr>
+                <w:rFonts w:ascii="Arial" w:hAnsi="Arial" w:eastAsia="Arial" w:cs="Tahoma"/>
                 <w:sz w:val="18"/>
               </w:rPr>
               <w:t>UTF-8; use value domain described by endpoint purpose</w:t>
@@ -7728,13 +7845,13 @@
             </w:pPr>
             <w:r>
               <w:rPr>
-                <w:rFonts w:ascii="Arial" w:hAnsi="Arial" w:eastAsia="Arial"/>
-                <w:sz w:val="18"/>
-              </w:rPr>
-            </w:r>
-            <w:r>
-              <w:rPr>
-                <w:rFonts w:ascii="Arial" w:hAnsi="Arial" w:eastAsia="Arial"/>
+                <w:rFonts w:ascii="Arial" w:hAnsi="Arial" w:eastAsia="Arial" w:cs="Tahoma"/>
+                <w:sz w:val="18"/>
+              </w:rPr>
+            </w:r>
+            <w:r>
+              <w:rPr>
+                <w:rFonts w:ascii="Arial" w:hAnsi="Arial" w:eastAsia="Arial" w:cs="Tahoma"/>
                 <w:sz w:val="18"/>
               </w:rPr>
               <w:t>comment</w:t>
@@ -7753,13 +7870,13 @@
             </w:pPr>
             <w:r>
               <w:rPr>
-                <w:rFonts w:ascii="Arial" w:hAnsi="Arial" w:eastAsia="Arial"/>
-                <w:sz w:val="18"/>
-              </w:rPr>
-            </w:r>
-            <w:r>
-              <w:rPr>
-                <w:rFonts w:ascii="Arial" w:hAnsi="Arial" w:eastAsia="Arial"/>
+                <w:rFonts w:ascii="Arial" w:hAnsi="Arial" w:eastAsia="Arial" w:cs="Tahoma"/>
+                <w:sz w:val="18"/>
+              </w:rPr>
+            </w:r>
+            <w:r>
+              <w:rPr>
+                <w:rFonts w:ascii="Arial" w:hAnsi="Arial" w:eastAsia="Arial" w:cs="Tahoma"/>
                 <w:sz w:val="18"/>
               </w:rPr>
               <w:t>string</w:t>
@@ -7778,13 +7895,13 @@
             </w:pPr>
             <w:r>
               <w:rPr>
-                <w:rFonts w:ascii="Arial" w:hAnsi="Arial" w:eastAsia="Arial"/>
-                <w:sz w:val="18"/>
-              </w:rPr>
-            </w:r>
-            <w:r>
-              <w:rPr>
-                <w:rFonts w:ascii="Arial" w:hAnsi="Arial" w:eastAsia="Arial"/>
+                <w:rFonts w:ascii="Arial" w:hAnsi="Arial" w:eastAsia="Arial" w:cs="Tahoma"/>
+                <w:sz w:val="18"/>
+              </w:rPr>
+            </w:r>
+            <w:r>
+              <w:rPr>
+                <w:rFonts w:ascii="Arial" w:hAnsi="Arial" w:eastAsia="Arial" w:cs="Tahoma"/>
                 <w:sz w:val="18"/>
               </w:rPr>
               <w:t>Yes</w:t>
@@ -7803,13 +7920,13 @@
             </w:pPr>
             <w:r>
               <w:rPr>
-                <w:rFonts w:ascii="Arial" w:hAnsi="Arial" w:eastAsia="Arial"/>
-                <w:sz w:val="18"/>
-              </w:rPr>
-            </w:r>
-            <w:r>
-              <w:rPr>
-                <w:rFonts w:ascii="Arial" w:hAnsi="Arial" w:eastAsia="Arial"/>
+                <w:rFonts w:ascii="Arial" w:hAnsi="Arial" w:eastAsia="Arial" w:cs="Tahoma"/>
+                <w:sz w:val="18"/>
+              </w:rPr>
+            </w:r>
+            <w:r>
+              <w:rPr>
+                <w:rFonts w:ascii="Arial" w:hAnsi="Arial" w:eastAsia="Arial" w:cs="Tahoma"/>
                 <w:sz w:val="18"/>
               </w:rPr>
               <w:t>trimmed UTF-8 Thai text; required by operation/business rule</w:t>
@@ -7847,7 +7964,7 @@
             <w:r/>
             <w:r>
               <w:rPr>
-                <w:rFonts w:ascii="Arial" w:hAnsi="Arial" w:eastAsia="Arial"/>
+                <w:rFonts w:ascii="Arial" w:hAnsi="Arial" w:eastAsia="Arial" w:cs="Tahoma"/>
                 <w:b/>
                 <w:sz w:val="18"/>
               </w:rPr>
@@ -7873,7 +7990,7 @@
             <w:r/>
             <w:r>
               <w:rPr>
-                <w:rFonts w:ascii="Courier New" w:hAnsi="Courier New" w:eastAsia="Courier New"/>
+                <w:rFonts w:ascii="Courier New" w:hAnsi="Courier New" w:eastAsia="Courier New" w:cs="Tahoma"/>
                 <w:sz w:val="16"/>
               </w:rPr>
               <w:t>{</w:t>
@@ -7933,7 +8050,7 @@
             <w:r/>
             <w:r>
               <w:rPr>
-                <w:rFonts w:ascii="Arial" w:hAnsi="Arial" w:eastAsia="Arial"/>
+                <w:rFonts w:ascii="Arial" w:hAnsi="Arial" w:eastAsia="Arial" w:cs="Tahoma"/>
                 <w:b/>
                 <w:sz w:val="18"/>
               </w:rPr>
@@ -7955,7 +8072,7 @@
             <w:r/>
             <w:r>
               <w:rPr>
-                <w:rFonts w:ascii="Arial" w:hAnsi="Arial" w:eastAsia="Arial"/>
+                <w:rFonts w:ascii="Arial" w:hAnsi="Arial" w:eastAsia="Arial" w:cs="Tahoma"/>
                 <w:b/>
                 <w:sz w:val="18"/>
               </w:rPr>
@@ -7977,7 +8094,7 @@
             <w:r/>
             <w:r>
               <w:rPr>
-                <w:rFonts w:ascii="Arial" w:hAnsi="Arial" w:eastAsia="Arial"/>
+                <w:rFonts w:ascii="Arial" w:hAnsi="Arial" w:eastAsia="Arial" w:cs="Tahoma"/>
                 <w:b/>
                 <w:sz w:val="18"/>
               </w:rPr>
@@ -7999,7 +8116,7 @@
             <w:r/>
             <w:r>
               <w:rPr>
-                <w:rFonts w:ascii="Arial" w:hAnsi="Arial" w:eastAsia="Arial"/>
+                <w:rFonts w:ascii="Arial" w:hAnsi="Arial" w:eastAsia="Arial" w:cs="Tahoma"/>
                 <w:b/>
                 <w:sz w:val="18"/>
               </w:rPr>
@@ -8024,13 +8141,13 @@
             </w:pPr>
             <w:r>
               <w:rPr>
-                <w:rFonts w:ascii="Arial" w:hAnsi="Arial" w:eastAsia="Arial"/>
-                <w:sz w:val="18"/>
-              </w:rPr>
-            </w:r>
-            <w:r>
-              <w:rPr>
-                <w:rFonts w:ascii="Arial" w:hAnsi="Arial" w:eastAsia="Arial"/>
+                <w:rFonts w:ascii="Arial" w:hAnsi="Arial" w:eastAsia="Arial" w:cs="Tahoma"/>
+                <w:sz w:val="18"/>
+              </w:rPr>
+            </w:r>
+            <w:r>
+              <w:rPr>
+                <w:rFonts w:ascii="Arial" w:hAnsi="Arial" w:eastAsia="Arial" w:cs="Tahoma"/>
                 <w:sz w:val="18"/>
               </w:rPr>
               <w:t>statusCode</w:t>
@@ -8049,13 +8166,13 @@
             </w:pPr>
             <w:r>
               <w:rPr>
-                <w:rFonts w:ascii="Arial" w:hAnsi="Arial" w:eastAsia="Arial"/>
-                <w:sz w:val="18"/>
-              </w:rPr>
-            </w:r>
-            <w:r>
-              <w:rPr>
-                <w:rFonts w:ascii="Arial" w:hAnsi="Arial" w:eastAsia="Arial"/>
+                <w:rFonts w:ascii="Arial" w:hAnsi="Arial" w:eastAsia="Arial" w:cs="Tahoma"/>
+                <w:sz w:val="18"/>
+              </w:rPr>
+            </w:r>
+            <w:r>
+              <w:rPr>
+                <w:rFonts w:ascii="Arial" w:hAnsi="Arial" w:eastAsia="Arial" w:cs="Tahoma"/>
                 <w:sz w:val="18"/>
               </w:rPr>
               <w:t>string</w:t>
@@ -8074,13 +8191,13 @@
             </w:pPr>
             <w:r>
               <w:rPr>
-                <w:rFonts w:ascii="Arial" w:hAnsi="Arial" w:eastAsia="Arial"/>
-                <w:sz w:val="18"/>
-              </w:rPr>
-            </w:r>
-            <w:r>
-              <w:rPr>
-                <w:rFonts w:ascii="Arial" w:hAnsi="Arial" w:eastAsia="Arial"/>
+                <w:rFonts w:ascii="Arial" w:hAnsi="Arial" w:eastAsia="Arial" w:cs="Tahoma"/>
+                <w:sz w:val="18"/>
+              </w:rPr>
+            </w:r>
+            <w:r>
+              <w:rPr>
+                <w:rFonts w:ascii="Arial" w:hAnsi="Arial" w:eastAsia="Arial" w:cs="Tahoma"/>
                 <w:sz w:val="18"/>
               </w:rPr>
               <w:t>Yes</w:t>
@@ -8099,13 +8216,13 @@
             </w:pPr>
             <w:r>
               <w:rPr>
-                <w:rFonts w:ascii="Arial" w:hAnsi="Arial" w:eastAsia="Arial"/>
-                <w:sz w:val="18"/>
-              </w:rPr>
-            </w:r>
-            <w:r>
-              <w:rPr>
-                <w:rFonts w:ascii="Arial" w:hAnsi="Arial" w:eastAsia="Arial"/>
+                <w:rFonts w:ascii="Arial" w:hAnsi="Arial" w:eastAsia="Arial" w:cs="Tahoma"/>
+                <w:sz w:val="18"/>
+              </w:rPr>
+            </w:r>
+            <w:r>
+              <w:rPr>
+                <w:rFonts w:ascii="Arial" w:hAnsi="Arial" w:eastAsia="Arial" w:cs="Tahoma"/>
                 <w:sz w:val="18"/>
               </w:rPr>
               <w:t>canonical code; do not replace with display label</w:t>
@@ -8129,13 +8246,13 @@
             </w:pPr>
             <w:r>
               <w:rPr>
-                <w:rFonts w:ascii="Arial" w:hAnsi="Arial" w:eastAsia="Arial"/>
-                <w:sz w:val="18"/>
-              </w:rPr>
-            </w:r>
-            <w:r>
-              <w:rPr>
-                <w:rFonts w:ascii="Arial" w:hAnsi="Arial" w:eastAsia="Arial"/>
+                <w:rFonts w:ascii="Arial" w:hAnsi="Arial" w:eastAsia="Arial" w:cs="Tahoma"/>
+                <w:sz w:val="18"/>
+              </w:rPr>
+            </w:r>
+            <w:r>
+              <w:rPr>
+                <w:rFonts w:ascii="Arial" w:hAnsi="Arial" w:eastAsia="Arial" w:cs="Tahoma"/>
                 <w:sz w:val="18"/>
               </w:rPr>
               <w:t>nextSection</w:t>
@@ -8154,13 +8271,13 @@
             </w:pPr>
             <w:r>
               <w:rPr>
-                <w:rFonts w:ascii="Arial" w:hAnsi="Arial" w:eastAsia="Arial"/>
-                <w:sz w:val="18"/>
-              </w:rPr>
-            </w:r>
-            <w:r>
-              <w:rPr>
-                <w:rFonts w:ascii="Arial" w:hAnsi="Arial" w:eastAsia="Arial"/>
+                <w:rFonts w:ascii="Arial" w:hAnsi="Arial" w:eastAsia="Arial" w:cs="Tahoma"/>
+                <w:sz w:val="18"/>
+              </w:rPr>
+            </w:r>
+            <w:r>
+              <w:rPr>
+                <w:rFonts w:ascii="Arial" w:hAnsi="Arial" w:eastAsia="Arial" w:cs="Tahoma"/>
                 <w:sz w:val="18"/>
               </w:rPr>
               <w:t>string</w:t>
@@ -8179,13 +8296,13 @@
             </w:pPr>
             <w:r>
               <w:rPr>
-                <w:rFonts w:ascii="Arial" w:hAnsi="Arial" w:eastAsia="Arial"/>
-                <w:sz w:val="18"/>
-              </w:rPr>
-            </w:r>
-            <w:r>
-              <w:rPr>
-                <w:rFonts w:ascii="Arial" w:hAnsi="Arial" w:eastAsia="Arial"/>
+                <w:rFonts w:ascii="Arial" w:hAnsi="Arial" w:eastAsia="Arial" w:cs="Tahoma"/>
+                <w:sz w:val="18"/>
+              </w:rPr>
+            </w:r>
+            <w:r>
+              <w:rPr>
+                <w:rFonts w:ascii="Arial" w:hAnsi="Arial" w:eastAsia="Arial" w:cs="Tahoma"/>
                 <w:sz w:val="18"/>
               </w:rPr>
               <w:t>Yes</w:t>
@@ -8204,13 +8321,13 @@
             </w:pPr>
             <w:r>
               <w:rPr>
-                <w:rFonts w:ascii="Arial" w:hAnsi="Arial" w:eastAsia="Arial"/>
-                <w:sz w:val="18"/>
-              </w:rPr>
-            </w:r>
-            <w:r>
-              <w:rPr>
-                <w:rFonts w:ascii="Arial" w:hAnsi="Arial" w:eastAsia="Arial"/>
+                <w:rFonts w:ascii="Arial" w:hAnsi="Arial" w:eastAsia="Arial" w:cs="Tahoma"/>
+                <w:sz w:val="18"/>
+              </w:rPr>
+            </w:r>
+            <w:r>
+              <w:rPr>
+                <w:rFonts w:ascii="Arial" w:hAnsi="Arial" w:eastAsia="Arial" w:cs="Tahoma"/>
                 <w:sz w:val="18"/>
               </w:rPr>
               <w:t>canonical code; do not replace with display label</w:t>
@@ -8234,13 +8351,13 @@
             </w:pPr>
             <w:r>
               <w:rPr>
-                <w:rFonts w:ascii="Arial" w:hAnsi="Arial" w:eastAsia="Arial"/>
-                <w:sz w:val="18"/>
-              </w:rPr>
-            </w:r>
-            <w:r>
-              <w:rPr>
-                <w:rFonts w:ascii="Arial" w:hAnsi="Arial" w:eastAsia="Arial"/>
+                <w:rFonts w:ascii="Arial" w:hAnsi="Arial" w:eastAsia="Arial" w:cs="Tahoma"/>
+                <w:sz w:val="18"/>
+              </w:rPr>
+            </w:r>
+            <w:r>
+              <w:rPr>
+                <w:rFonts w:ascii="Arial" w:hAnsi="Arial" w:eastAsia="Arial" w:cs="Tahoma"/>
                 <w:sz w:val="18"/>
               </w:rPr>
               <w:t>message</w:t>
@@ -8259,13 +8376,13 @@
             </w:pPr>
             <w:r>
               <w:rPr>
-                <w:rFonts w:ascii="Arial" w:hAnsi="Arial" w:eastAsia="Arial"/>
-                <w:sz w:val="18"/>
-              </w:rPr>
-            </w:r>
-            <w:r>
-              <w:rPr>
-                <w:rFonts w:ascii="Arial" w:hAnsi="Arial" w:eastAsia="Arial"/>
+                <w:rFonts w:ascii="Arial" w:hAnsi="Arial" w:eastAsia="Arial" w:cs="Tahoma"/>
+                <w:sz w:val="18"/>
+              </w:rPr>
+            </w:r>
+            <w:r>
+              <w:rPr>
+                <w:rFonts w:ascii="Arial" w:hAnsi="Arial" w:eastAsia="Arial" w:cs="Tahoma"/>
                 <w:sz w:val="18"/>
               </w:rPr>
               <w:t>string</w:t>
@@ -8284,13 +8401,13 @@
             </w:pPr>
             <w:r>
               <w:rPr>
-                <w:rFonts w:ascii="Arial" w:hAnsi="Arial" w:eastAsia="Arial"/>
-                <w:sz w:val="18"/>
-              </w:rPr>
-            </w:r>
-            <w:r>
-              <w:rPr>
-                <w:rFonts w:ascii="Arial" w:hAnsi="Arial" w:eastAsia="Arial"/>
+                <w:rFonts w:ascii="Arial" w:hAnsi="Arial" w:eastAsia="Arial" w:cs="Tahoma"/>
+                <w:sz w:val="18"/>
+              </w:rPr>
+            </w:r>
+            <w:r>
+              <w:rPr>
+                <w:rFonts w:ascii="Arial" w:hAnsi="Arial" w:eastAsia="Arial" w:cs="Tahoma"/>
                 <w:sz w:val="18"/>
               </w:rPr>
               <w:t>Yes</w:t>
@@ -8309,13 +8426,13 @@
             </w:pPr>
             <w:r>
               <w:rPr>
-                <w:rFonts w:ascii="Arial" w:hAnsi="Arial" w:eastAsia="Arial"/>
-                <w:sz w:val="18"/>
-              </w:rPr>
-            </w:r>
-            <w:r>
-              <w:rPr>
-                <w:rFonts w:ascii="Arial" w:hAnsi="Arial" w:eastAsia="Arial"/>
+                <w:rFonts w:ascii="Arial" w:hAnsi="Arial" w:eastAsia="Arial" w:cs="Tahoma"/>
+                <w:sz w:val="18"/>
+              </w:rPr>
+            </w:r>
+            <w:r>
+              <w:rPr>
+                <w:rFonts w:ascii="Arial" w:hAnsi="Arial" w:eastAsia="Arial" w:cs="Tahoma"/>
                 <w:sz w:val="18"/>
               </w:rPr>
               <w:t>UTF-8; use value domain described by endpoint purpose</w:t>
@@ -8345,7 +8462,7 @@
       </w:r>
       <w:r>
         <w:rPr>
-          <w:rFonts w:ascii="Courier New" w:hAnsi="Courier New"/>
+          <w:rFonts w:ascii="Courier New" w:hAnsi="Courier New" w:eastAsia="Courier New" w:cs="Tahoma"/>
         </w:rPr>
         <w:t>srm-sps-spsap-web-frontend</w:t>
       </w:r>
@@ -8354,7 +8471,7 @@
       </w:r>
       <w:r>
         <w:rPr>
-          <w:rFonts w:ascii="Courier New" w:hAnsi="Courier New"/>
+          <w:rFonts w:ascii="Courier New" w:hAnsi="Courier New" w:eastAsia="Courier New" w:cs="Tahoma"/>
         </w:rPr>
         <w:t>sbpm</w:t>
       </w:r>
@@ -8363,7 +8480,7 @@
       </w:r>
       <w:r>
         <w:rPr>
-          <w:rFonts w:ascii="Courier New" w:hAnsi="Courier New"/>
+          <w:rFonts w:ascii="Courier New" w:hAnsi="Courier New" w:eastAsia="Courier New" w:cs="Tahoma"/>
         </w:rPr>
         <w:t>'use client'</w:t>
       </w:r>
@@ -8372,7 +8489,7 @@
       </w:r>
       <w:r>
         <w:rPr>
-          <w:rFonts w:ascii="Courier New" w:hAnsi="Courier New"/>
+          <w:rFonts w:ascii="Courier New" w:hAnsi="Courier New" w:eastAsia="Courier New" w:cs="Tahoma"/>
         </w:rPr>
         <w:t>@/components/Form</w:t>
       </w:r>
@@ -8381,7 +8498,7 @@
       </w:r>
       <w:r>
         <w:rPr>
-          <w:rFonts w:ascii="Courier New" w:hAnsi="Courier New"/>
+          <w:rFonts w:ascii="Courier New" w:hAnsi="Courier New" w:eastAsia="Courier New" w:cs="Tahoma"/>
         </w:rPr>
         <w:t>@/components/Table</w:t>
       </w:r>
@@ -8390,7 +8507,7 @@
       </w:r>
       <w:r>
         <w:rPr>
-          <w:rFonts w:ascii="Courier New" w:hAnsi="Courier New"/>
+          <w:rFonts w:ascii="Courier New" w:hAnsi="Courier New" w:eastAsia="Courier New" w:cs="Tahoma"/>
         </w:rPr>
         <w:t>permissionStore</w:t>
       </w:r>
@@ -8399,7 +8516,7 @@
       </w:r>
       <w:r>
         <w:rPr>
-          <w:rFonts w:ascii="Courier New" w:hAnsi="Courier New"/>
+          <w:rFonts w:ascii="Courier New" w:hAnsi="Courier New" w:eastAsia="Courier New" w:cs="Tahoma"/>
         </w:rPr>
         <w:t>@/lib/apiClient</w:t>
       </w:r>
@@ -8417,7 +8534,7 @@
       </w:r>
       <w:r>
         <w:rPr>
-          <w:rFonts w:ascii="Courier New" w:hAnsi="Courier New"/>
+          <w:rFonts w:ascii="Courier New" w:hAnsi="Courier New" w:eastAsia="Courier New" w:cs="Tahoma"/>
         </w:rPr>
         <w:t>TODO:</w:t>
       </w:r>
@@ -8442,7 +8559,7 @@
       </w:r>
       <w:r>
         <w:rPr>
-          <w:rFonts w:ascii="Courier New" w:hAnsi="Courier New"/>
+          <w:rFonts w:ascii="Courier New" w:hAnsi="Courier New" w:eastAsia="Courier New" w:cs="Tahoma"/>
         </w:rPr>
         <w:t>srm-sps-spsap-web-frontend</w:t>
       </w:r>
@@ -8451,7 +8568,7 @@
       </w:r>
       <w:r>
         <w:rPr>
-          <w:rFonts w:ascii="Courier New" w:hAnsi="Courier New"/>
+          <w:rFonts w:ascii="Courier New" w:hAnsi="Courier New" w:eastAsia="Courier New" w:cs="Tahoma"/>
         </w:rPr>
         <w:t>sbpm</w:t>
       </w:r>
@@ -8460,7 +8577,7 @@
       </w:r>
       <w:r>
         <w:rPr>
-          <w:rFonts w:ascii="Courier New" w:hAnsi="Courier New"/>
+          <w:rFonts w:ascii="Courier New" w:hAnsi="Courier New" w:eastAsia="Courier New" w:cs="Tahoma"/>
         </w:rPr>
         <w:t>src/app/(main)/sbpgi/*</w:t>
       </w:r>
@@ -8469,7 +8586,7 @@
       </w:r>
       <w:r>
         <w:rPr>
-          <w:rFonts w:ascii="Courier New" w:hAnsi="Courier New"/>
+          <w:rFonts w:ascii="Courier New" w:hAnsi="Courier New" w:eastAsia="Courier New" w:cs="Tahoma"/>
         </w:rPr>
         <w:t>@/*</w:t>
       </w:r>
@@ -8506,7 +8623,7 @@
             <w:r/>
             <w:r>
               <w:rPr>
-                <w:rFonts w:ascii="Arial" w:hAnsi="Arial" w:eastAsia="Arial"/>
+                <w:rFonts w:ascii="Arial" w:hAnsi="Arial" w:eastAsia="Arial" w:cs="Tahoma"/>
                 <w:b/>
                 <w:sz w:val="18"/>
               </w:rPr>
@@ -8528,7 +8645,7 @@
             <w:r/>
             <w:r>
               <w:rPr>
-                <w:rFonts w:ascii="Arial" w:hAnsi="Arial" w:eastAsia="Arial"/>
+                <w:rFonts w:ascii="Arial" w:hAnsi="Arial" w:eastAsia="Arial" w:cs="Tahoma"/>
                 <w:b/>
                 <w:sz w:val="18"/>
               </w:rPr>
@@ -8553,13 +8670,13 @@
             </w:pPr>
             <w:r>
               <w:rPr>
-                <w:rFonts w:ascii="Arial" w:hAnsi="Arial" w:eastAsia="Arial"/>
-                <w:sz w:val="18"/>
-              </w:rPr>
-            </w:r>
-            <w:r>
-              <w:rPr>
-                <w:rFonts w:ascii="Arial" w:hAnsi="Arial" w:eastAsia="Arial"/>
+                <w:rFonts w:ascii="Arial" w:hAnsi="Arial" w:eastAsia="Arial" w:cs="Tahoma"/>
+                <w:sz w:val="18"/>
+              </w:rPr>
+            </w:r>
+            <w:r>
+              <w:rPr>
+                <w:rFonts w:ascii="Arial" w:hAnsi="Arial" w:eastAsia="Arial" w:cs="Tahoma"/>
                 <w:sz w:val="18"/>
               </w:rPr>
               <w:t>src/app/(main)/sbpgi/documents/[docNo]/page.tsx</w:t>
@@ -8578,13 +8695,13 @@
             </w:pPr>
             <w:r>
               <w:rPr>
-                <w:rFonts w:ascii="Arial" w:hAnsi="Arial" w:eastAsia="Arial"/>
-                <w:sz w:val="18"/>
-              </w:rPr>
-            </w:r>
-            <w:r>
-              <w:rPr>
-                <w:rFonts w:ascii="Arial" w:hAnsi="Arial" w:eastAsia="Arial"/>
+                <w:rFonts w:ascii="Arial" w:hAnsi="Arial" w:eastAsia="Arial" w:cs="Tahoma"/>
+                <w:sz w:val="18"/>
+              </w:rPr>
+            </w:r>
+            <w:r>
+              <w:rPr>
+                <w:rFonts w:ascii="Arial" w:hAnsi="Arial" w:eastAsia="Arial" w:cs="Tahoma"/>
                 <w:sz w:val="18"/>
               </w:rPr>
               <w:t>route page — ใช้ร่วมกับหน้า detail — view ของ workflow section 06</w:t>
@@ -8608,13 +8725,13 @@
             </w:pPr>
             <w:r>
               <w:rPr>
-                <w:rFonts w:ascii="Arial" w:hAnsi="Arial" w:eastAsia="Arial"/>
-                <w:sz w:val="18"/>
-              </w:rPr>
-            </w:r>
-            <w:r>
-              <w:rPr>
-                <w:rFonts w:ascii="Arial" w:hAnsi="Arial" w:eastAsia="Arial"/>
+                <w:rFonts w:ascii="Arial" w:hAnsi="Arial" w:eastAsia="Arial" w:cs="Tahoma"/>
+                <w:sz w:val="18"/>
+              </w:rPr>
+            </w:r>
+            <w:r>
+              <w:rPr>
+                <w:rFonts w:ascii="Arial" w:hAnsi="Arial" w:eastAsia="Arial" w:cs="Tahoma"/>
                 <w:sz w:val="18"/>
               </w:rPr>
               <w:t>src/components/sbpgi/document-detail/RoleView06.tsx</w:t>
@@ -8633,13 +8750,13 @@
             </w:pPr>
             <w:r>
               <w:rPr>
-                <w:rFonts w:ascii="Arial" w:hAnsi="Arial" w:eastAsia="Arial"/>
-                <w:sz w:val="18"/>
-              </w:rPr>
-            </w:r>
-            <w:r>
-              <w:rPr>
-                <w:rFonts w:ascii="Arial" w:hAnsi="Arial" w:eastAsia="Arial"/>
+                <w:rFonts w:ascii="Arial" w:hAnsi="Arial" w:eastAsia="Arial" w:cs="Tahoma"/>
+                <w:sz w:val="18"/>
+              </w:rPr>
+            </w:r>
+            <w:r>
+              <w:rPr>
+                <w:rFonts w:ascii="Arial" w:hAnsi="Arial" w:eastAsia="Arial" w:cs="Tahoma"/>
                 <w:sz w:val="18"/>
               </w:rPr>
               <w:t>component — view เฉพาะ workflow section 06 (อ่าน visibleSections/editableSections จาก API)</w:t>
@@ -8663,13 +8780,13 @@
             </w:pPr>
             <w:r>
               <w:rPr>
-                <w:rFonts w:ascii="Arial" w:hAnsi="Arial" w:eastAsia="Arial"/>
-                <w:sz w:val="18"/>
-              </w:rPr>
-            </w:r>
-            <w:r>
-              <w:rPr>
-                <w:rFonts w:ascii="Arial" w:hAnsi="Arial" w:eastAsia="Arial"/>
+                <w:rFonts w:ascii="Arial" w:hAnsi="Arial" w:eastAsia="Arial" w:cs="Tahoma"/>
+                <w:sz w:val="18"/>
+              </w:rPr>
+            </w:r>
+            <w:r>
+              <w:rPr>
+                <w:rFonts w:ascii="Arial" w:hAnsi="Arial" w:eastAsia="Arial" w:cs="Tahoma"/>
                 <w:sz w:val="18"/>
               </w:rPr>
               <w:t>src/components/sbpgi/document-detail/ActionForm06.tsx</w:t>
@@ -8688,13 +8805,13 @@
             </w:pPr>
             <w:r>
               <w:rPr>
-                <w:rFonts w:ascii="Arial" w:hAnsi="Arial" w:eastAsia="Arial"/>
-                <w:sz w:val="18"/>
-              </w:rPr>
-            </w:r>
-            <w:r>
-              <w:rPr>
-                <w:rFonts w:ascii="Arial" w:hAnsi="Arial" w:eastAsia="Arial"/>
+                <w:rFonts w:ascii="Arial" w:hAnsi="Arial" w:eastAsia="Arial" w:cs="Tahoma"/>
+                <w:sz w:val="18"/>
+              </w:rPr>
+            </w:r>
+            <w:r>
+              <w:rPr>
+                <w:rFonts w:ascii="Arial" w:hAnsi="Arial" w:eastAsia="Arial" w:cs="Tahoma"/>
                 <w:sz w:val="18"/>
               </w:rPr>
               <w:t>component — ฟอร์มผลการพิจารณา (result + comment) ของ section นี้</w:t>
@@ -8718,13 +8835,13 @@
             </w:pPr>
             <w:r>
               <w:rPr>
-                <w:rFonts w:ascii="Arial" w:hAnsi="Arial" w:eastAsia="Arial"/>
-                <w:sz w:val="18"/>
-              </w:rPr>
-            </w:r>
-            <w:r>
-              <w:rPr>
-                <w:rFonts w:ascii="Arial" w:hAnsi="Arial" w:eastAsia="Arial"/>
+                <w:rFonts w:ascii="Arial" w:hAnsi="Arial" w:eastAsia="Arial" w:cs="Tahoma"/>
+                <w:sz w:val="18"/>
+              </w:rPr>
+            </w:r>
+            <w:r>
+              <w:rPr>
+                <w:rFonts w:ascii="Arial" w:hAnsi="Arial" w:eastAsia="Arial" w:cs="Tahoma"/>
                 <w:sz w:val="18"/>
               </w:rPr>
               <w:t>src/components/sbpgi/document-detail/DocumentSection.tsx</w:t>
@@ -8743,13 +8860,13 @@
             </w:pPr>
             <w:r>
               <w:rPr>
-                <w:rFonts w:ascii="Arial" w:hAnsi="Arial" w:eastAsia="Arial"/>
-                <w:sz w:val="18"/>
-              </w:rPr>
-            </w:r>
-            <w:r>
-              <w:rPr>
-                <w:rFonts w:ascii="Arial" w:hAnsi="Arial" w:eastAsia="Arial"/>
+                <w:rFonts w:ascii="Arial" w:hAnsi="Arial" w:eastAsia="Arial" w:cs="Tahoma"/>
+                <w:sz w:val="18"/>
+              </w:rPr>
+            </w:r>
+            <w:r>
+              <w:rPr>
+                <w:rFonts w:ascii="Arial" w:hAnsi="Arial" w:eastAsia="Arial" w:cs="Tahoma"/>
                 <w:sz w:val="18"/>
               </w:rPr>
               <w:t>component ร่วม — render 1 section ตาม sectionKey (ประกาศครั้งเดียวที่ LLDD-FE-Document-Detail.pdf)</w:t>
@@ -8773,13 +8890,13 @@
             </w:pPr>
             <w:r>
               <w:rPr>
-                <w:rFonts w:ascii="Arial" w:hAnsi="Arial" w:eastAsia="Arial"/>
-                <w:sz w:val="18"/>
-              </w:rPr>
-            </w:r>
-            <w:r>
-              <w:rPr>
-                <w:rFonts w:ascii="Arial" w:hAnsi="Arial" w:eastAsia="Arial"/>
+                <w:rFonts w:ascii="Arial" w:hAnsi="Arial" w:eastAsia="Arial" w:cs="Tahoma"/>
+                <w:sz w:val="18"/>
+              </w:rPr>
+            </w:r>
+            <w:r>
+              <w:rPr>
+                <w:rFonts w:ascii="Arial" w:hAnsi="Arial" w:eastAsia="Arial" w:cs="Tahoma"/>
                 <w:sz w:val="18"/>
               </w:rPr>
               <w:t>src/components/sbpgi/document-detail/ActionPanel.tsx</w:t>
@@ -8798,13 +8915,13 @@
             </w:pPr>
             <w:r>
               <w:rPr>
-                <w:rFonts w:ascii="Arial" w:hAnsi="Arial" w:eastAsia="Arial"/>
-                <w:sz w:val="18"/>
-              </w:rPr>
-            </w:r>
-            <w:r>
-              <w:rPr>
-                <w:rFonts w:ascii="Arial" w:hAnsi="Arial" w:eastAsia="Arial"/>
+                <w:rFonts w:ascii="Arial" w:hAnsi="Arial" w:eastAsia="Arial" w:cs="Tahoma"/>
+                <w:sz w:val="18"/>
+              </w:rPr>
+            </w:r>
+            <w:r>
+              <w:rPr>
+                <w:rFonts w:ascii="Arial" w:hAnsi="Arial" w:eastAsia="Arial" w:cs="Tahoma"/>
                 <w:sz w:val="18"/>
               </w:rPr>
               <w:t>component ร่วม — กล่อง action ของหน้า detail (ประกาศครั้งเดียวที่ LLDD-FE-Document-Detail.pdf)</w:t>
@@ -8828,13 +8945,13 @@
             </w:pPr>
             <w:r>
               <w:rPr>
-                <w:rFonts w:ascii="Arial" w:hAnsi="Arial" w:eastAsia="Arial"/>
-                <w:sz w:val="18"/>
-              </w:rPr>
-            </w:r>
-            <w:r>
-              <w:rPr>
-                <w:rFonts w:ascii="Arial" w:hAnsi="Arial" w:eastAsia="Arial"/>
+                <w:rFonts w:ascii="Arial" w:hAnsi="Arial" w:eastAsia="Arial" w:cs="Tahoma"/>
+                <w:sz w:val="18"/>
+              </w:rPr>
+            </w:r>
+            <w:r>
+              <w:rPr>
+                <w:rFonts w:ascii="Arial" w:hAnsi="Arial" w:eastAsia="Arial" w:cs="Tahoma"/>
                 <w:sz w:val="18"/>
               </w:rPr>
               <w:t>src/services/sbpgi/document.service.ts</w:t>
@@ -8853,13 +8970,13 @@
             </w:pPr>
             <w:r>
               <w:rPr>
-                <w:rFonts w:ascii="Arial" w:hAnsi="Arial" w:eastAsia="Arial"/>
-                <w:sz w:val="18"/>
-              </w:rPr>
-            </w:r>
-            <w:r>
-              <w:rPr>
-                <w:rFonts w:ascii="Arial" w:hAnsi="Arial" w:eastAsia="Arial"/>
+                <w:rFonts w:ascii="Arial" w:hAnsi="Arial" w:eastAsia="Arial" w:cs="Tahoma"/>
+                <w:sz w:val="18"/>
+              </w:rPr>
+            </w:r>
+            <w:r>
+              <w:rPr>
+                <w:rFonts w:ascii="Arial" w:hAnsi="Arial" w:eastAsia="Arial" w:cs="Tahoma"/>
                 <w:sz w:val="18"/>
               </w:rPr>
               <w:t>service — เรียก BFF ผ่าน apiClient (GET, POST)</w:t>
@@ -8883,13 +9000,13 @@
             </w:pPr>
             <w:r>
               <w:rPr>
-                <w:rFonts w:ascii="Arial" w:hAnsi="Arial" w:eastAsia="Arial"/>
-                <w:sz w:val="18"/>
-              </w:rPr>
-            </w:r>
-            <w:r>
-              <w:rPr>
-                <w:rFonts w:ascii="Arial" w:hAnsi="Arial" w:eastAsia="Arial"/>
+                <w:rFonts w:ascii="Arial" w:hAnsi="Arial" w:eastAsia="Arial" w:cs="Tahoma"/>
+                <w:sz w:val="18"/>
+              </w:rPr>
+            </w:r>
+            <w:r>
+              <w:rPr>
+                <w:rFonts w:ascii="Arial" w:hAnsi="Arial" w:eastAsia="Arial" w:cs="Tahoma"/>
                 <w:sz w:val="18"/>
               </w:rPr>
               <w:t>src/hooks/sbpgi/document.query.ts</w:t>
@@ -8908,13 +9025,13 @@
             </w:pPr>
             <w:r>
               <w:rPr>
-                <w:rFonts w:ascii="Arial" w:hAnsi="Arial" w:eastAsia="Arial"/>
-                <w:sz w:val="18"/>
-              </w:rPr>
-            </w:r>
-            <w:r>
-              <w:rPr>
-                <w:rFonts w:ascii="Arial" w:hAnsi="Arial" w:eastAsia="Arial"/>
+                <w:rFonts w:ascii="Arial" w:hAnsi="Arial" w:eastAsia="Arial" w:cs="Tahoma"/>
+                <w:sz w:val="18"/>
+              </w:rPr>
+            </w:r>
+            <w:r>
+              <w:rPr>
+                <w:rFonts w:ascii="Arial" w:hAnsi="Arial" w:eastAsia="Arial" w:cs="Tahoma"/>
                 <w:sz w:val="18"/>
               </w:rPr>
               <w:t>hook — query key factory + useQuery/useMutation + invalidate</w:t>
@@ -8938,13 +9055,13 @@
             </w:pPr>
             <w:r>
               <w:rPr>
-                <w:rFonts w:ascii="Arial" w:hAnsi="Arial" w:eastAsia="Arial"/>
-                <w:sz w:val="18"/>
-              </w:rPr>
-            </w:r>
-            <w:r>
-              <w:rPr>
-                <w:rFonts w:ascii="Arial" w:hAnsi="Arial" w:eastAsia="Arial"/>
+                <w:rFonts w:ascii="Arial" w:hAnsi="Arial" w:eastAsia="Arial" w:cs="Tahoma"/>
+                <w:sz w:val="18"/>
+              </w:rPr>
+            </w:r>
+            <w:r>
+              <w:rPr>
+                <w:rFonts w:ascii="Arial" w:hAnsi="Arial" w:eastAsia="Arial" w:cs="Tahoma"/>
                 <w:sz w:val="18"/>
               </w:rPr>
               <w:t>src/types/sbpgi/document.ts</w:t>
@@ -8963,13 +9080,13 @@
             </w:pPr>
             <w:r>
               <w:rPr>
-                <w:rFonts w:ascii="Arial" w:hAnsi="Arial" w:eastAsia="Arial"/>
-                <w:sz w:val="18"/>
-              </w:rPr>
-            </w:r>
-            <w:r>
-              <w:rPr>
-                <w:rFonts w:ascii="Arial" w:hAnsi="Arial" w:eastAsia="Arial"/>
+                <w:rFonts w:ascii="Arial" w:hAnsi="Arial" w:eastAsia="Arial" w:cs="Tahoma"/>
+                <w:sz w:val="18"/>
+              </w:rPr>
+            </w:r>
+            <w:r>
+              <w:rPr>
+                <w:rFonts w:ascii="Arial" w:hAnsi="Arial" w:eastAsia="Arial" w:cs="Tahoma"/>
                 <w:sz w:val="18"/>
               </w:rPr>
               <w:t>types — request/response ตาม API contract ของเอกสารนี้</w:t>
@@ -8997,7 +9114,7 @@
       </w:pPr>
       <w:r>
         <w:rPr>
-          <w:rFonts w:ascii="Courier New" w:hAnsi="Courier New"/>
+          <w:rFonts w:ascii="Courier New" w:hAnsi="Courier New" w:eastAsia="Courier New" w:cs="Tahoma"/>
           <w:sz w:val="16"/>
         </w:rPr>
         <w:t>'use client';</w:t>
@@ -9103,7 +9220,7 @@
       </w:r>
       <w:r>
         <w:rPr>
-          <w:rFonts w:ascii="Courier New" w:hAnsi="Courier New"/>
+          <w:rFonts w:ascii="Courier New" w:hAnsi="Courier New" w:eastAsia="Courier New" w:cs="Tahoma"/>
         </w:rPr>
         <w:t>src/services/sbpgi/document.service.ts</w:t>
       </w:r>
@@ -9121,7 +9238,7 @@
       </w:r>
       <w:r>
         <w:rPr>
-          <w:rFonts w:ascii="Courier New" w:hAnsi="Courier New"/>
+          <w:rFonts w:ascii="Courier New" w:hAnsi="Courier New" w:eastAsia="Courier New" w:cs="Tahoma"/>
         </w:rPr>
         <w:t>document</w:t>
       </w:r>
@@ -9145,7 +9262,7 @@
       </w:pPr>
       <w:r>
         <w:rPr>
-          <w:rFonts w:ascii="Courier New" w:hAnsi="Courier New"/>
+          <w:rFonts w:ascii="Courier New" w:hAnsi="Courier New" w:eastAsia="Courier New" w:cs="Tahoma"/>
           <w:sz w:val="16"/>
         </w:rPr>
         <w:t>// src/services/sbpgi/document.service.ts</w:t>
@@ -9173,7 +9290,7 @@
         <w:t>}</w:t>
         <w:br/>
         <w:br/>
-        <w:t>/** POST /api/v1/documents/{docNo}/actions — ตัวอย่าง positive-path จาก section 06; Section 02 ส่งต่อ AVP (03) เมื่อยอดรวม 50,001-300,000 บาท และจบที่ GM เมื่อ &lt;= 50,000 บาท (SDD GI) */</w:t>
+        <w:t>/** POST /api/v1/documents/{docNo}/actions — ตัวอย่าง positive-path จาก section 06; Section 02 ส่งต่อ AVP (03) เมื่อยอดรวม ≥ 100,000 บาท และจบที่ GM เมื่อ &lt; 100,000 บาท (มติ 2026-08-18) */</w:t>
         <w:br/>
         <w:t>export async function createDocumentsActions(docNo: string, body: T.CreateDocumentsActionsRequest): Promise&lt;T.CreateDocumentsActionsResponse&gt; {</w:t>
         <w:br/>
@@ -9207,7 +9324,7 @@
       </w:r>
       <w:r>
         <w:rPr>
-          <w:rFonts w:ascii="Courier New" w:hAnsi="Courier New"/>
+          <w:rFonts w:ascii="Courier New" w:hAnsi="Courier New" w:eastAsia="Courier New" w:cs="Tahoma"/>
         </w:rPr>
         <w:t>src/types/sbpgi/document.ts</w:t>
       </w:r>
@@ -9225,7 +9342,7 @@
       </w:r>
       <w:r>
         <w:rPr>
-          <w:rFonts w:ascii="Courier New" w:hAnsi="Courier New"/>
+          <w:rFonts w:ascii="Courier New" w:hAnsi="Courier New" w:eastAsia="Courier New" w:cs="Tahoma"/>
         </w:rPr>
         <w:t>document</w:t>
       </w:r>
@@ -9249,7 +9366,7 @@
       </w:pPr>
       <w:r>
         <w:rPr>
-          <w:rFonts w:ascii="Courier New" w:hAnsi="Courier New"/>
+          <w:rFonts w:ascii="Courier New" w:hAnsi="Courier New" w:eastAsia="Courier New" w:cs="Tahoma"/>
           <w:sz w:val="16"/>
         </w:rPr>
         <w:t>// src/types/sbpgi/document.ts — ตรงกับตาราง API ในเอกสารนี้</w:t>
@@ -9333,7 +9450,7 @@
       </w:r>
       <w:r>
         <w:rPr>
-          <w:rFonts w:ascii="Courier New" w:hAnsi="Courier New"/>
+          <w:rFonts w:ascii="Courier New" w:hAnsi="Courier New" w:eastAsia="Courier New" w:cs="Tahoma"/>
         </w:rPr>
         <w:t>src/hooks/sbpgi/document.query.ts</w:t>
       </w:r>
@@ -9351,7 +9468,7 @@
       </w:r>
       <w:r>
         <w:rPr>
-          <w:rFonts w:ascii="Courier New" w:hAnsi="Courier New"/>
+          <w:rFonts w:ascii="Courier New" w:hAnsi="Courier New" w:eastAsia="Courier New" w:cs="Tahoma"/>
         </w:rPr>
         <w:t>document</w:t>
       </w:r>
@@ -9375,7 +9492,7 @@
       </w:pPr>
       <w:r>
         <w:rPr>
-          <w:rFonts w:ascii="Courier New" w:hAnsi="Courier New"/>
+          <w:rFonts w:ascii="Courier New" w:hAnsi="Courier New" w:eastAsia="Courier New" w:cs="Tahoma"/>
           <w:sz w:val="16"/>
         </w:rPr>
         <w:t>// src/hooks/sbpgi/document.query.ts</w:t>
@@ -9463,7 +9580,7 @@
       </w:r>
       <w:r>
         <w:rPr>
-          <w:rFonts w:ascii="Courier New" w:hAnsi="Courier New"/>
+          <w:rFonts w:ascii="Courier New" w:hAnsi="Courier New" w:eastAsia="Courier New" w:cs="Tahoma"/>
         </w:rPr>
         <w:t>POST /api/v1/documents/{docNo}/actions</w:t>
       </w:r>
@@ -9472,7 +9589,7 @@
       </w:r>
       <w:r>
         <w:rPr>
-          <w:rFonts w:ascii="Courier New" w:hAnsi="Courier New"/>
+          <w:rFonts w:ascii="Courier New" w:hAnsi="Courier New" w:eastAsia="Courier New" w:cs="Tahoma"/>
         </w:rPr>
         <w:t>result</w:t>
       </w:r>
@@ -9481,7 +9598,7 @@
       </w:r>
       <w:r>
         <w:rPr>
-          <w:rFonts w:ascii="Courier New" w:hAnsi="Courier New"/>
+          <w:rFonts w:ascii="Courier New" w:hAnsi="Courier New" w:eastAsia="Courier New" w:cs="Tahoma"/>
         </w:rPr>
         <w:t>comment</w:t>
       </w:r>
@@ -9493,7 +9610,7 @@
       </w:pPr>
       <w:r>
         <w:rPr>
-          <w:rFonts w:ascii="Courier New" w:hAnsi="Courier New"/>
+          <w:rFonts w:ascii="Courier New" w:hAnsi="Courier New" w:eastAsia="Courier New" w:cs="Tahoma"/>
           <w:sz w:val="16"/>
         </w:rPr>
         <w:t>'use client';</w:t>
@@ -9667,7 +9784,7 @@
       </w:r>
       <w:r>
         <w:rPr>
-          <w:rFonts w:ascii="Courier New" w:hAnsi="Courier New"/>
+          <w:rFonts w:ascii="Courier New" w:hAnsi="Courier New" w:eastAsia="Courier New" w:cs="Tahoma"/>
         </w:rPr>
         <w:t>permissionStore.hasPermission(url, 'canView'|'canManage'|'canExport'|'canOther')</w:t>
       </w:r>
@@ -9676,7 +9793,7 @@
       </w:r>
       <w:r>
         <w:rPr>
-          <w:rFonts w:ascii="Courier New" w:hAnsi="Courier New"/>
+          <w:rFonts w:ascii="Courier New" w:hAnsi="Courier New" w:eastAsia="Courier New" w:cs="Tahoma"/>
         </w:rPr>
         <w:t>&lt;AccessDenied /&gt;</w:t>
       </w:r>
@@ -9694,7 +9811,7 @@
       </w:r>
       <w:r>
         <w:rPr>
-          <w:rFonts w:ascii="Courier New" w:hAnsi="Courier New"/>
+          <w:rFonts w:ascii="Courier New" w:hAnsi="Courier New" w:eastAsia="Courier New" w:cs="Tahoma"/>
         </w:rPr>
         <w:t>GET /menus</w:t>
       </w:r>
@@ -9703,7 +9820,7 @@
       </w:r>
       <w:r>
         <w:rPr>
-          <w:rFonts w:ascii="Courier New" w:hAnsi="Courier New"/>
+          <w:rFonts w:ascii="Courier New" w:hAnsi="Courier New" w:eastAsia="Courier New" w:cs="Tahoma"/>
         </w:rPr>
         <w:t>GET /groups/current-user/permissions</w:t>
       </w:r>
@@ -9721,7 +9838,7 @@
       </w:r>
       <w:r>
         <w:rPr>
-          <w:rFonts w:ascii="Courier New" w:hAnsi="Courier New"/>
+          <w:rFonts w:ascii="Courier New" w:hAnsi="Courier New" w:eastAsia="Courier New" w:cs="Tahoma"/>
         </w:rPr>
         <w:t>withCredentials: true</w:t>
       </w:r>
@@ -9748,7 +9865,7 @@
       </w:r>
       <w:r>
         <w:rPr>
-          <w:rFonts w:ascii="Courier New" w:hAnsi="Courier New"/>
+          <w:rFonts w:ascii="Courier New" w:hAnsi="Courier New" w:eastAsia="Courier New" w:cs="Tahoma"/>
         </w:rPr>
         <w:t>error.message</w:t>
       </w:r>
@@ -9796,7 +9913,7 @@
             <w:r/>
             <w:r>
               <w:rPr>
-                <w:rFonts w:ascii="Arial" w:hAnsi="Arial" w:eastAsia="Arial"/>
+                <w:rFonts w:ascii="Arial" w:hAnsi="Arial" w:eastAsia="Arial" w:cs="Tahoma"/>
                 <w:b/>
                 <w:sz w:val="18"/>
               </w:rPr>
@@ -9818,7 +9935,7 @@
             <w:r/>
             <w:r>
               <w:rPr>
-                <w:rFonts w:ascii="Arial" w:hAnsi="Arial" w:eastAsia="Arial"/>
+                <w:rFonts w:ascii="Arial" w:hAnsi="Arial" w:eastAsia="Arial" w:cs="Tahoma"/>
                 <w:b/>
                 <w:sz w:val="18"/>
               </w:rPr>
@@ -9843,13 +9960,13 @@
             </w:pPr>
             <w:r>
               <w:rPr>
-                <w:rFonts w:ascii="Arial" w:hAnsi="Arial" w:eastAsia="Arial"/>
-                <w:sz w:val="18"/>
-              </w:rPr>
-            </w:r>
-            <w:r>
-              <w:rPr>
-                <w:rFonts w:ascii="Arial" w:hAnsi="Arial" w:eastAsia="Arial"/>
+                <w:rFonts w:ascii="Arial" w:hAnsi="Arial" w:eastAsia="Arial" w:cs="Tahoma"/>
+                <w:sz w:val="18"/>
+              </w:rPr>
+            </w:r>
+            <w:r>
+              <w:rPr>
+                <w:rFonts w:ascii="Arial" w:hAnsi="Arial" w:eastAsia="Arial" w:cs="Tahoma"/>
                 <w:sz w:val="18"/>
               </w:rPr>
               <w:t>1</w:t>
@@ -9868,13 +9985,13 @@
             </w:pPr>
             <w:r>
               <w:rPr>
-                <w:rFonts w:ascii="Arial" w:hAnsi="Arial" w:eastAsia="Arial"/>
-                <w:sz w:val="18"/>
-              </w:rPr>
-            </w:r>
-            <w:r>
-              <w:rPr>
-                <w:rFonts w:ascii="Arial" w:hAnsi="Arial" w:eastAsia="Arial"/>
+                <w:rFonts w:ascii="Arial" w:hAnsi="Arial" w:eastAsia="Arial" w:cs="Tahoma"/>
+                <w:sz w:val="18"/>
+              </w:rPr>
+            </w:r>
+            <w:r>
+              <w:rPr>
+                <w:rFonts w:ascii="Arial" w:hAnsi="Arial" w:eastAsia="Arial" w:cs="Tahoma"/>
                 <w:sz w:val="18"/>
               </w:rPr>
               <w:t>Load document detail</w:t>
@@ -9898,13 +10015,13 @@
             </w:pPr>
             <w:r>
               <w:rPr>
-                <w:rFonts w:ascii="Arial" w:hAnsi="Arial" w:eastAsia="Arial"/>
-                <w:sz w:val="18"/>
-              </w:rPr>
-            </w:r>
-            <w:r>
-              <w:rPr>
-                <w:rFonts w:ascii="Arial" w:hAnsi="Arial" w:eastAsia="Arial"/>
+                <w:rFonts w:ascii="Arial" w:hAnsi="Arial" w:eastAsia="Arial" w:cs="Tahoma"/>
+                <w:sz w:val="18"/>
+              </w:rPr>
+            </w:r>
+            <w:r>
+              <w:rPr>
+                <w:rFonts w:ascii="Arial" w:hAnsi="Arial" w:eastAsia="Arial" w:cs="Tahoma"/>
                 <w:sz w:val="18"/>
               </w:rPr>
               <w:t>2</w:t>
@@ -9923,13 +10040,13 @@
             </w:pPr>
             <w:r>
               <w:rPr>
-                <w:rFonts w:ascii="Arial" w:hAnsi="Arial" w:eastAsia="Arial"/>
-                <w:sz w:val="18"/>
-              </w:rPr>
-            </w:r>
-            <w:r>
-              <w:rPr>
-                <w:rFonts w:ascii="Arial" w:hAnsi="Arial" w:eastAsia="Arial"/>
+                <w:rFonts w:ascii="Arial" w:hAnsi="Arial" w:eastAsia="Arial" w:cs="Tahoma"/>
+                <w:sz w:val="18"/>
+              </w:rPr>
+            </w:r>
+            <w:r>
+              <w:rPr>
+                <w:rFonts w:ascii="Arial" w:hAnsi="Arial" w:eastAsia="Arial" w:cs="Tahoma"/>
                 <w:sz w:val="18"/>
               </w:rPr>
               <w:t>Apply visibleSections and editableSections</w:t>
@@ -9953,13 +10070,13 @@
             </w:pPr>
             <w:r>
               <w:rPr>
-                <w:rFonts w:ascii="Arial" w:hAnsi="Arial" w:eastAsia="Arial"/>
-                <w:sz w:val="18"/>
-              </w:rPr>
-            </w:r>
-            <w:r>
-              <w:rPr>
-                <w:rFonts w:ascii="Arial" w:hAnsi="Arial" w:eastAsia="Arial"/>
+                <w:rFonts w:ascii="Arial" w:hAnsi="Arial" w:eastAsia="Arial" w:cs="Tahoma"/>
+                <w:sz w:val="18"/>
+              </w:rPr>
+            </w:r>
+            <w:r>
+              <w:rPr>
+                <w:rFonts w:ascii="Arial" w:hAnsi="Arial" w:eastAsia="Arial" w:cs="Tahoma"/>
                 <w:sz w:val="18"/>
               </w:rPr>
               <w:t>3</w:t>
@@ -9978,13 +10095,13 @@
             </w:pPr>
             <w:r>
               <w:rPr>
-                <w:rFonts w:ascii="Arial" w:hAnsi="Arial" w:eastAsia="Arial"/>
-                <w:sz w:val="18"/>
-              </w:rPr>
-            </w:r>
-            <w:r>
-              <w:rPr>
-                <w:rFonts w:ascii="Arial" w:hAnsi="Arial" w:eastAsia="Arial"/>
+                <w:rFonts w:ascii="Arial" w:hAnsi="Arial" w:eastAsia="Arial" w:cs="Tahoma"/>
+                <w:sz w:val="18"/>
+              </w:rPr>
+            </w:r>
+            <w:r>
+              <w:rPr>
+                <w:rFonts w:ascii="Arial" w:hAnsi="Arial" w:eastAsia="Arial" w:cs="Tahoma"/>
                 <w:sz w:val="18"/>
               </w:rPr>
               <w:t>Render fields/actions for this role only</w:t>
@@ -10008,13 +10125,13 @@
             </w:pPr>
             <w:r>
               <w:rPr>
-                <w:rFonts w:ascii="Arial" w:hAnsi="Arial" w:eastAsia="Arial"/>
-                <w:sz w:val="18"/>
-              </w:rPr>
-            </w:r>
-            <w:r>
-              <w:rPr>
-                <w:rFonts w:ascii="Arial" w:hAnsi="Arial" w:eastAsia="Arial"/>
+                <w:rFonts w:ascii="Arial" w:hAnsi="Arial" w:eastAsia="Arial" w:cs="Tahoma"/>
+                <w:sz w:val="18"/>
+              </w:rPr>
+            </w:r>
+            <w:r>
+              <w:rPr>
+                <w:rFonts w:ascii="Arial" w:hAnsi="Arial" w:eastAsia="Arial" w:cs="Tahoma"/>
                 <w:sz w:val="18"/>
               </w:rPr>
               <w:t>4</w:t>
@@ -10033,13 +10150,13 @@
             </w:pPr>
             <w:r>
               <w:rPr>
-                <w:rFonts w:ascii="Arial" w:hAnsi="Arial" w:eastAsia="Arial"/>
-                <w:sz w:val="18"/>
-              </w:rPr>
-            </w:r>
-            <w:r>
-              <w:rPr>
-                <w:rFonts w:ascii="Arial" w:hAnsi="Arial" w:eastAsia="Arial"/>
+                <w:rFonts w:ascii="Arial" w:hAnsi="Arial" w:eastAsia="Arial" w:cs="Tahoma"/>
+                <w:sz w:val="18"/>
+              </w:rPr>
+            </w:r>
+            <w:r>
+              <w:rPr>
+                <w:rFonts w:ascii="Arial" w:hAnsi="Arial" w:eastAsia="Arial" w:cs="Tahoma"/>
                 <w:sz w:val="18"/>
               </w:rPr>
               <w:t>Validate popup text</w:t>
@@ -10063,13 +10180,13 @@
             </w:pPr>
             <w:r>
               <w:rPr>
-                <w:rFonts w:ascii="Arial" w:hAnsi="Arial" w:eastAsia="Arial"/>
-                <w:sz w:val="18"/>
-              </w:rPr>
-            </w:r>
-            <w:r>
-              <w:rPr>
-                <w:rFonts w:ascii="Arial" w:hAnsi="Arial" w:eastAsia="Arial"/>
+                <w:rFonts w:ascii="Arial" w:hAnsi="Arial" w:eastAsia="Arial" w:cs="Tahoma"/>
+                <w:sz w:val="18"/>
+              </w:rPr>
+            </w:r>
+            <w:r>
+              <w:rPr>
+                <w:rFonts w:ascii="Arial" w:hAnsi="Arial" w:eastAsia="Arial" w:cs="Tahoma"/>
                 <w:sz w:val="18"/>
               </w:rPr>
               <w:t>5</w:t>
@@ -10088,13 +10205,13 @@
             </w:pPr>
             <w:r>
               <w:rPr>
-                <w:rFonts w:ascii="Arial" w:hAnsi="Arial" w:eastAsia="Arial"/>
-                <w:sz w:val="18"/>
-              </w:rPr>
-            </w:r>
-            <w:r>
-              <w:rPr>
-                <w:rFonts w:ascii="Arial" w:hAnsi="Arial" w:eastAsia="Arial"/>
+                <w:rFonts w:ascii="Arial" w:hAnsi="Arial" w:eastAsia="Arial" w:cs="Tahoma"/>
+                <w:sz w:val="18"/>
+              </w:rPr>
+            </w:r>
+            <w:r>
+              <w:rPr>
+                <w:rFonts w:ascii="Arial" w:hAnsi="Arial" w:eastAsia="Arial" w:cs="Tahoma"/>
                 <w:sz w:val="18"/>
               </w:rPr>
               <w:t>Submit action or save allowed section</w:t>
@@ -10118,13 +10235,13 @@
             </w:pPr>
             <w:r>
               <w:rPr>
-                <w:rFonts w:ascii="Arial" w:hAnsi="Arial" w:eastAsia="Arial"/>
-                <w:sz w:val="18"/>
-              </w:rPr>
-            </w:r>
-            <w:r>
-              <w:rPr>
-                <w:rFonts w:ascii="Arial" w:hAnsi="Arial" w:eastAsia="Arial"/>
+                <w:rFonts w:ascii="Arial" w:hAnsi="Arial" w:eastAsia="Arial" w:cs="Tahoma"/>
+                <w:sz w:val="18"/>
+              </w:rPr>
+            </w:r>
+            <w:r>
+              <w:rPr>
+                <w:rFonts w:ascii="Arial" w:hAnsi="Arial" w:eastAsia="Arial" w:cs="Tahoma"/>
                 <w:sz w:val="18"/>
               </w:rPr>
               <w:t>6</w:t>
@@ -10143,13 +10260,13 @@
             </w:pPr>
             <w:r>
               <w:rPr>
-                <w:rFonts w:ascii="Arial" w:hAnsi="Arial" w:eastAsia="Arial"/>
-                <w:sz w:val="18"/>
-              </w:rPr>
-            </w:r>
-            <w:r>
-              <w:rPr>
-                <w:rFonts w:ascii="Arial" w:hAnsi="Arial" w:eastAsia="Arial"/>
+                <w:rFonts w:ascii="Arial" w:hAnsi="Arial" w:eastAsia="Arial" w:cs="Tahoma"/>
+                <w:sz w:val="18"/>
+              </w:rPr>
+            </w:r>
+            <w:r>
+              <w:rPr>
+                <w:rFonts w:ascii="Arial" w:hAnsi="Arial" w:eastAsia="Arial" w:cs="Tahoma"/>
                 <w:sz w:val="18"/>
               </w:rPr>
               <w:t>Reload detail/timeline/status</w:t>
@@ -10246,7 +10363,7 @@
             <w:r/>
             <w:r>
               <w:rPr>
-                <w:rFonts w:ascii="Arial" w:hAnsi="Arial" w:eastAsia="Arial"/>
+                <w:rFonts w:ascii="Arial" w:hAnsi="Arial" w:eastAsia="Arial" w:cs="Tahoma"/>
                 <w:b/>
                 <w:sz w:val="18"/>
               </w:rPr>
@@ -10268,7 +10385,7 @@
             <w:r/>
             <w:r>
               <w:rPr>
-                <w:rFonts w:ascii="Arial" w:hAnsi="Arial" w:eastAsia="Arial"/>
+                <w:rFonts w:ascii="Arial" w:hAnsi="Arial" w:eastAsia="Arial" w:cs="Tahoma"/>
                 <w:b/>
                 <w:sz w:val="18"/>
               </w:rPr>
@@ -10293,13 +10410,13 @@
             </w:pPr>
             <w:r>
               <w:rPr>
-                <w:rFonts w:ascii="Arial" w:hAnsi="Arial" w:eastAsia="Arial"/>
-                <w:sz w:val="18"/>
-              </w:rPr>
-            </w:r>
-            <w:r>
-              <w:rPr>
-                <w:rFonts w:ascii="Arial" w:hAnsi="Arial" w:eastAsia="Arial"/>
+                <w:rFonts w:ascii="Arial" w:hAnsi="Arial" w:eastAsia="Arial" w:cs="Tahoma"/>
+                <w:sz w:val="18"/>
+              </w:rPr>
+            </w:r>
+            <w:r>
+              <w:rPr>
+                <w:rFonts w:ascii="Arial" w:hAnsi="Arial" w:eastAsia="Arial" w:cs="Tahoma"/>
                 <w:sz w:val="18"/>
               </w:rPr>
               <w:t>1</w:t>
@@ -10318,13 +10435,13 @@
             </w:pPr>
             <w:r>
               <w:rPr>
-                <w:rFonts w:ascii="Arial" w:hAnsi="Arial" w:eastAsia="Arial"/>
-                <w:sz w:val="18"/>
-              </w:rPr>
-            </w:r>
-            <w:r>
-              <w:rPr>
-                <w:rFonts w:ascii="Arial" w:hAnsi="Arial" w:eastAsia="Arial"/>
+                <w:rFonts w:ascii="Arial" w:hAnsi="Arial" w:eastAsia="Arial" w:cs="Tahoma"/>
+                <w:sz w:val="18"/>
+              </w:rPr>
+            </w:r>
+            <w:r>
+              <w:rPr>
+                <w:rFonts w:ascii="Arial" w:hAnsi="Arial" w:eastAsia="Arial" w:cs="Tahoma"/>
                 <w:sz w:val="18"/>
               </w:rPr>
               <w:t>เปิดด้วย roleProfileCode=P-06 แล้ว sec-calc ต้องไม่ render</w:t>
@@ -10348,13 +10465,13 @@
             </w:pPr>
             <w:r>
               <w:rPr>
-                <w:rFonts w:ascii="Arial" w:hAnsi="Arial" w:eastAsia="Arial"/>
-                <w:sz w:val="18"/>
-              </w:rPr>
-            </w:r>
-            <w:r>
-              <w:rPr>
-                <w:rFonts w:ascii="Arial" w:hAnsi="Arial" w:eastAsia="Arial"/>
+                <w:rFonts w:ascii="Arial" w:hAnsi="Arial" w:eastAsia="Arial" w:cs="Tahoma"/>
+                <w:sz w:val="18"/>
+              </w:rPr>
+            </w:r>
+            <w:r>
+              <w:rPr>
+                <w:rFonts w:ascii="Arial" w:hAnsi="Arial" w:eastAsia="Arial" w:cs="Tahoma"/>
                 <w:sz w:val="18"/>
               </w:rPr>
               <w:t>2</w:t>
@@ -10373,13 +10490,13 @@
             </w:pPr>
             <w:r>
               <w:rPr>
-                <w:rFonts w:ascii="Arial" w:hAnsi="Arial" w:eastAsia="Arial"/>
-                <w:sz w:val="18"/>
-              </w:rPr>
-            </w:r>
-            <w:r>
-              <w:rPr>
-                <w:rFonts w:ascii="Arial" w:hAnsi="Arial" w:eastAsia="Arial"/>
+                <w:rFonts w:ascii="Arial" w:hAnsi="Arial" w:eastAsia="Arial" w:cs="Tahoma"/>
+                <w:sz w:val="18"/>
+              </w:rPr>
+            </w:r>
+            <w:r>
+              <w:rPr>
+                <w:rFonts w:ascii="Arial" w:hAnsi="Arial" w:eastAsia="Arial" w:cs="Tahoma"/>
                 <w:sz w:val="18"/>
               </w:rPr>
               <w:t>section ร้านเปิดใหม่/คู่แข่ง/ปัจจัยต้องไม่มี input/edit/delete/save</w:t>
@@ -10403,13 +10520,13 @@
             </w:pPr>
             <w:r>
               <w:rPr>
-                <w:rFonts w:ascii="Arial" w:hAnsi="Arial" w:eastAsia="Arial"/>
-                <w:sz w:val="18"/>
-              </w:rPr>
-            </w:r>
-            <w:r>
-              <w:rPr>
-                <w:rFonts w:ascii="Arial" w:hAnsi="Arial" w:eastAsia="Arial"/>
+                <w:rFonts w:ascii="Arial" w:hAnsi="Arial" w:eastAsia="Arial" w:cs="Tahoma"/>
+                <w:sz w:val="18"/>
+              </w:rPr>
+            </w:r>
+            <w:r>
+              <w:rPr>
+                <w:rFonts w:ascii="Arial" w:hAnsi="Arial" w:eastAsia="Arial" w:cs="Tahoma"/>
                 <w:sz w:val="18"/>
               </w:rPr>
               <w:t>3</w:t>
@@ -10428,13 +10545,13 @@
             </w:pPr>
             <w:r>
               <w:rPr>
-                <w:rFonts w:ascii="Arial" w:hAnsi="Arial" w:eastAsia="Arial"/>
-                <w:sz w:val="18"/>
-              </w:rPr>
-            </w:r>
-            <w:r>
-              <w:rPr>
-                <w:rFonts w:ascii="Arial" w:hAnsi="Arial" w:eastAsia="Arial"/>
+                <w:rFonts w:ascii="Arial" w:hAnsi="Arial" w:eastAsia="Arial" w:cs="Tahoma"/>
+                <w:sz w:val="18"/>
+              </w:rPr>
+            </w:r>
+            <w:r>
+              <w:rPr>
+                <w:rFonts w:ascii="Arial" w:hAnsi="Arial" w:eastAsia="Arial" w:cs="Tahoma"/>
                 <w:sz w:val="18"/>
               </w:rPr>
               <w:t>ไม่เลือก result แล้วกดส่ง ต้องแสดง popup verbatim</w:t>
@@ -10458,13 +10575,13 @@
             </w:pPr>
             <w:r>
               <w:rPr>
-                <w:rFonts w:ascii="Arial" w:hAnsi="Arial" w:eastAsia="Arial"/>
-                <w:sz w:val="18"/>
-              </w:rPr>
-            </w:r>
-            <w:r>
-              <w:rPr>
-                <w:rFonts w:ascii="Arial" w:hAnsi="Arial" w:eastAsia="Arial"/>
+                <w:rFonts w:ascii="Arial" w:hAnsi="Arial" w:eastAsia="Arial" w:cs="Tahoma"/>
+                <w:sz w:val="18"/>
+              </w:rPr>
+            </w:r>
+            <w:r>
+              <w:rPr>
+                <w:rFonts w:ascii="Arial" w:hAnsi="Arial" w:eastAsia="Arial" w:cs="Tahoma"/>
                 <w:sz w:val="18"/>
               </w:rPr>
               <w:t>4</w:t>
@@ -10483,13 +10600,13 @@
             </w:pPr>
             <w:r>
               <w:rPr>
-                <w:rFonts w:ascii="Arial" w:hAnsi="Arial" w:eastAsia="Arial"/>
-                <w:sz w:val="18"/>
-              </w:rPr>
-            </w:r>
-            <w:r>
-              <w:rPr>
-                <w:rFonts w:ascii="Arial" w:hAnsi="Arial" w:eastAsia="Arial"/>
+                <w:rFonts w:ascii="Arial" w:hAnsi="Arial" w:eastAsia="Arial" w:cs="Tahoma"/>
+                <w:sz w:val="18"/>
+              </w:rPr>
+            </w:r>
+            <w:r>
+              <w:rPr>
+                <w:rFonts w:ascii="Arial" w:hAnsi="Arial" w:eastAsia="Arial" w:cs="Tahoma"/>
                 <w:sz w:val="18"/>
               </w:rPr>
               <w:t>เลือก เห็นควรไม่ชดเชย โดยไม่กรอก comment ต้อง error ACTION_COMMENT_REQUIRED</w:t>
@@ -10513,13 +10630,13 @@
             </w:pPr>
             <w:r>
               <w:rPr>
-                <w:rFonts w:ascii="Arial" w:hAnsi="Arial" w:eastAsia="Arial"/>
-                <w:sz w:val="18"/>
-              </w:rPr>
-            </w:r>
-            <w:r>
-              <w:rPr>
-                <w:rFonts w:ascii="Arial" w:hAnsi="Arial" w:eastAsia="Arial"/>
+                <w:rFonts w:ascii="Arial" w:hAnsi="Arial" w:eastAsia="Arial" w:cs="Tahoma"/>
+                <w:sz w:val="18"/>
+              </w:rPr>
+            </w:r>
+            <w:r>
+              <w:rPr>
+                <w:rFonts w:ascii="Arial" w:hAnsi="Arial" w:eastAsia="Arial" w:cs="Tahoma"/>
                 <w:sz w:val="18"/>
               </w:rPr>
               <w:t>5</w:t>
@@ -10538,13 +10655,13 @@
             </w:pPr>
             <w:r>
               <w:rPr>
-                <w:rFonts w:ascii="Arial" w:hAnsi="Arial" w:eastAsia="Arial"/>
-                <w:sz w:val="18"/>
-              </w:rPr>
-            </w:r>
-            <w:r>
-              <w:rPr>
-                <w:rFonts w:ascii="Arial" w:hAnsi="Arial" w:eastAsia="Arial"/>
+                <w:rFonts w:ascii="Arial" w:hAnsi="Arial" w:eastAsia="Arial" w:cs="Tahoma"/>
+                <w:sz w:val="18"/>
+              </w:rPr>
+            </w:r>
+            <w:r>
+              <w:rPr>
+                <w:rFonts w:ascii="Arial" w:hAnsi="Arial" w:eastAsia="Arial" w:cs="Tahoma"/>
                 <w:sz w:val="18"/>
               </w:rPr>
               <w:t>upload ไฟล์เกิน 5 MB ต้อง error FILE_TOO_LARGE</w:t>
@@ -10553,6 +10670,1278 @@
         </w:tc>
       </w:tr>
     </w:tbl>
+    <w:p/>
+    <w:p>
+      <w:pPr>
+        <w:pStyle w:val="Heading1"/>
+        <w:keepNext/>
+        <w:keepLines/>
+        <w:pageBreakBefore w:val="0"/>
+      </w:pPr>
+      <w:r>
+        <w:t>12. Unit Test Scope</w:t>
+      </w:r>
+    </w:p>
+    <w:p>
+      <w:pPr>
+        <w:keepNext w:val="0"/>
+      </w:pPr>
+      <w:r>
+        <w:rPr>
+          <w:b/>
+        </w:rPr>
+        <w:t>3 ชั่วโมง</w:t>
+      </w:r>
+      <w:r>
+        <w:t xml:space="preserve"> (25% ของ implementation 10 ชั่วโมง) · เครื่องมือ: Jest + React Testing Library + msw (mock API layer)</w:t>
+      </w:r>
+    </w:p>
+    <w:p>
+      <w:r>
+        <w:t xml:space="preserve">หัวข้อนี้คือ </w:t>
+      </w:r>
+      <w:r>
+        <w:rPr>
+          <w:b/>
+        </w:rPr>
+        <w:t>unit test</w:t>
+      </w:r>
+      <w:r>
+        <w:t xml:space="preserve"> ที่ต้องเขียนคู่กับโค้ด — ต่างจาก *Developer Test Checklist* ซึ่งเป็น scenario ระดับ end-to-end/manual ที่ใช้ตอนตรวจรับ · รายการด้านล่าง derive จาก field/validation, acceptance criteria, endpoint และตารางที่เอกสารนี้เขียน</w:t>
+      </w:r>
+    </w:p>
+    <w:tbl>
+      <w:tblPr>
+        <w:tblStyle w:val="TableGrid"/>
+        <w:tblW w:type="auto" w:w="0"/>
+        <w:jc w:val="center"/>
+        <w:tblLook w:firstColumn="1" w:firstRow="1" w:lastColumn="0" w:lastRow="0" w:noHBand="0" w:noVBand="1" w:val="04A0"/>
+      </w:tblPr>
+      <w:tblGrid>
+        <w:gridCol w:w="3360"/>
+        <w:gridCol w:w="3360"/>
+        <w:gridCol w:w="3360"/>
+      </w:tblGrid>
+      <w:tr>
+        <w:trPr>
+          <w:cantSplit/>
+        </w:trPr>
+        <w:tc>
+          <w:tcPr>
+            <w:tcW w:type="dxa" w:w="3360"/>
+            <w:vAlign w:val="center"/>
+            <w:shd w:fill="E8EEF5"/>
+          </w:tcPr>
+          <w:p>
+            <w:pPr>
+              <w:keepLines/>
+              <w:spacing w:after="0"/>
+            </w:pPr>
+            <w:r/>
+            <w:r>
+              <w:rPr>
+                <w:rFonts w:ascii="Arial" w:hAnsi="Arial" w:eastAsia="Arial" w:cs="Tahoma"/>
+                <w:b/>
+                <w:sz w:val="18"/>
+              </w:rPr>
+              <w:t>สิ่งที่ทดสอบ</w:t>
+            </w:r>
+          </w:p>
+        </w:tc>
+        <w:tc>
+          <w:tcPr>
+            <w:tcW w:type="dxa" w:w="3360"/>
+            <w:vAlign w:val="center"/>
+            <w:shd w:fill="E8EEF5"/>
+          </w:tcPr>
+          <w:p>
+            <w:pPr>
+              <w:keepLines/>
+              <w:spacing w:after="0"/>
+            </w:pPr>
+            <w:r/>
+            <w:r>
+              <w:rPr>
+                <w:rFonts w:ascii="Arial" w:hAnsi="Arial" w:eastAsia="Arial" w:cs="Tahoma"/>
+                <w:b/>
+                <w:sz w:val="18"/>
+              </w:rPr>
+              <w:t>ประเภท</w:t>
+            </w:r>
+          </w:p>
+        </w:tc>
+        <w:tc>
+          <w:tcPr>
+            <w:tcW w:type="dxa" w:w="3360"/>
+            <w:vAlign w:val="center"/>
+            <w:shd w:fill="E8EEF5"/>
+          </w:tcPr>
+          <w:p>
+            <w:pPr>
+              <w:keepLines/>
+              <w:spacing w:after="0"/>
+            </w:pPr>
+            <w:r/>
+            <w:r>
+              <w:rPr>
+                <w:rFonts w:ascii="Arial" w:hAnsi="Arial" w:eastAsia="Arial" w:cs="Tahoma"/>
+                <w:b/>
+                <w:sz w:val="18"/>
+              </w:rPr>
+              <w:t>เกณฑ์ผ่าน</w:t>
+            </w:r>
+          </w:p>
+        </w:tc>
+      </w:tr>
+      <w:tr>
+        <w:trPr>
+          <w:cantSplit/>
+        </w:trPr>
+        <w:tc>
+          <w:tcPr>
+            <w:tcW w:type="dxa" w:w="3360"/>
+            <w:vAlign w:val="center"/>
+          </w:tcPr>
+          <w:p>
+            <w:pPr>
+              <w:keepLines/>
+              <w:spacing w:after="0"/>
+            </w:pPr>
+            <w:r>
+              <w:rPr>
+                <w:rFonts w:ascii="Arial" w:hAnsi="Arial" w:eastAsia="Arial" w:cs="Tahoma"/>
+                <w:sz w:val="18"/>
+              </w:rPr>
+            </w:r>
+            <w:r>
+              <w:rPr>
+                <w:rFonts w:ascii="Courier New" w:hAnsi="Courier New" w:eastAsia="Courier New" w:cs="Tahoma"/>
+                <w:sz w:val="18"/>
+              </w:rPr>
+              <w:t>roleProfileCode</w:t>
+            </w:r>
+          </w:p>
+        </w:tc>
+        <w:tc>
+          <w:tcPr>
+            <w:tcW w:type="dxa" w:w="3360"/>
+            <w:vAlign w:val="center"/>
+          </w:tcPr>
+          <w:p>
+            <w:pPr>
+              <w:keepLines/>
+              <w:spacing w:after="0"/>
+            </w:pPr>
+            <w:r>
+              <w:rPr>
+                <w:rFonts w:ascii="Arial" w:hAnsi="Arial" w:eastAsia="Arial" w:cs="Tahoma"/>
+                <w:sz w:val="18"/>
+              </w:rPr>
+            </w:r>
+            <w:r>
+              <w:rPr>
+                <w:rFonts w:ascii="Arial" w:hAnsi="Arial" w:eastAsia="Arial" w:cs="Tahoma"/>
+                <w:sz w:val="18"/>
+              </w:rPr>
+              <w:t>validation</w:t>
+            </w:r>
+          </w:p>
+        </w:tc>
+        <w:tc>
+          <w:tcPr>
+            <w:tcW w:type="dxa" w:w="3360"/>
+            <w:vAlign w:val="center"/>
+          </w:tcPr>
+          <w:p>
+            <w:pPr>
+              <w:keepLines/>
+              <w:spacing w:after="0"/>
+            </w:pPr>
+            <w:r>
+              <w:rPr>
+                <w:rFonts w:ascii="Arial" w:hAnsi="Arial" w:eastAsia="Arial" w:cs="Tahoma"/>
+                <w:sz w:val="18"/>
+              </w:rPr>
+            </w:r>
+            <w:r>
+              <w:rPr>
+                <w:rFonts w:ascii="Arial" w:hAnsi="Arial" w:eastAsia="Arial" w:cs="Tahoma"/>
+                <w:sz w:val="18"/>
+              </w:rPr>
+              <w:t>ผ่านเมื่อถูกกฎ / โยน error เมื่อผิด — กฎ: must match API response · รูปแบบ: P-06</w:t>
+            </w:r>
+          </w:p>
+        </w:tc>
+      </w:tr>
+      <w:tr>
+        <w:trPr>
+          <w:cantSplit/>
+        </w:trPr>
+        <w:tc>
+          <w:tcPr>
+            <w:tcW w:type="dxa" w:w="3360"/>
+            <w:vAlign w:val="center"/>
+          </w:tcPr>
+          <w:p>
+            <w:pPr>
+              <w:keepLines/>
+              <w:spacing w:after="0"/>
+            </w:pPr>
+            <w:r>
+              <w:rPr>
+                <w:rFonts w:ascii="Arial" w:hAnsi="Arial" w:eastAsia="Arial" w:cs="Tahoma"/>
+                <w:sz w:val="18"/>
+              </w:rPr>
+            </w:r>
+            <w:r>
+              <w:rPr>
+                <w:rFonts w:ascii="Courier New" w:hAnsi="Courier New" w:eastAsia="Courier New" w:cs="Tahoma"/>
+                <w:sz w:val="18"/>
+              </w:rPr>
+              <w:t>statusCode</w:t>
+            </w:r>
+          </w:p>
+        </w:tc>
+        <w:tc>
+          <w:tcPr>
+            <w:tcW w:type="dxa" w:w="3360"/>
+            <w:vAlign w:val="center"/>
+          </w:tcPr>
+          <w:p>
+            <w:pPr>
+              <w:keepLines/>
+              <w:spacing w:after="0"/>
+            </w:pPr>
+            <w:r>
+              <w:rPr>
+                <w:rFonts w:ascii="Arial" w:hAnsi="Arial" w:eastAsia="Arial" w:cs="Tahoma"/>
+                <w:sz w:val="18"/>
+              </w:rPr>
+            </w:r>
+            <w:r>
+              <w:rPr>
+                <w:rFonts w:ascii="Arial" w:hAnsi="Arial" w:eastAsia="Arial" w:cs="Tahoma"/>
+                <w:sz w:val="18"/>
+              </w:rPr>
+              <w:t>validation</w:t>
+            </w:r>
+          </w:p>
+        </w:tc>
+        <w:tc>
+          <w:tcPr>
+            <w:tcW w:type="dxa" w:w="3360"/>
+            <w:vAlign w:val="center"/>
+          </w:tcPr>
+          <w:p>
+            <w:pPr>
+              <w:keepLines/>
+              <w:spacing w:after="0"/>
+            </w:pPr>
+            <w:r>
+              <w:rPr>
+                <w:rFonts w:ascii="Arial" w:hAnsi="Arial" w:eastAsia="Arial" w:cs="Tahoma"/>
+                <w:sz w:val="18"/>
+              </w:rPr>
+            </w:r>
+            <w:r>
+              <w:rPr>
+                <w:rFonts w:ascii="Arial" w:hAnsi="Arial" w:eastAsia="Arial" w:cs="Tahoma"/>
+                <w:sz w:val="18"/>
+              </w:rPr>
+              <w:t>ผ่านเมื่อถูกกฎ / โยน error เมื่อผิด — กฎ: from API · รูปแบบ: 06</w:t>
+            </w:r>
+          </w:p>
+        </w:tc>
+      </w:tr>
+      <w:tr>
+        <w:trPr>
+          <w:cantSplit/>
+        </w:trPr>
+        <w:tc>
+          <w:tcPr>
+            <w:tcW w:type="dxa" w:w="3360"/>
+            <w:vAlign w:val="center"/>
+          </w:tcPr>
+          <w:p>
+            <w:pPr>
+              <w:keepLines/>
+              <w:spacing w:after="0"/>
+            </w:pPr>
+            <w:r>
+              <w:rPr>
+                <w:rFonts w:ascii="Arial" w:hAnsi="Arial" w:eastAsia="Arial" w:cs="Tahoma"/>
+                <w:sz w:val="18"/>
+              </w:rPr>
+            </w:r>
+            <w:r>
+              <w:rPr>
+                <w:rFonts w:ascii="Courier New" w:hAnsi="Courier New" w:eastAsia="Courier New" w:cs="Tahoma"/>
+                <w:sz w:val="18"/>
+              </w:rPr>
+              <w:t>visibleSections</w:t>
+            </w:r>
+          </w:p>
+        </w:tc>
+        <w:tc>
+          <w:tcPr>
+            <w:tcW w:type="dxa" w:w="3360"/>
+            <w:vAlign w:val="center"/>
+          </w:tcPr>
+          <w:p>
+            <w:pPr>
+              <w:keepLines/>
+              <w:spacing w:after="0"/>
+            </w:pPr>
+            <w:r>
+              <w:rPr>
+                <w:rFonts w:ascii="Arial" w:hAnsi="Arial" w:eastAsia="Arial" w:cs="Tahoma"/>
+                <w:sz w:val="18"/>
+              </w:rPr>
+            </w:r>
+            <w:r>
+              <w:rPr>
+                <w:rFonts w:ascii="Arial" w:hAnsi="Arial" w:eastAsia="Arial" w:cs="Tahoma"/>
+                <w:sz w:val="18"/>
+              </w:rPr>
+              <w:t>validation</w:t>
+            </w:r>
+          </w:p>
+        </w:tc>
+        <w:tc>
+          <w:tcPr>
+            <w:tcW w:type="dxa" w:w="3360"/>
+            <w:vAlign w:val="center"/>
+          </w:tcPr>
+          <w:p>
+            <w:pPr>
+              <w:keepLines/>
+              <w:spacing w:after="0"/>
+            </w:pPr>
+            <w:r>
+              <w:rPr>
+                <w:rFonts w:ascii="Arial" w:hAnsi="Arial" w:eastAsia="Arial" w:cs="Tahoma"/>
+                <w:sz w:val="18"/>
+              </w:rPr>
+            </w:r>
+            <w:r>
+              <w:rPr>
+                <w:rFonts w:ascii="Arial" w:hAnsi="Arial" w:eastAsia="Arial" w:cs="Tahoma"/>
+                <w:sz w:val="18"/>
+              </w:rPr>
+              <w:t>ผ่านเมื่อถูกกฎ / โยน error เมื่อผิด — กฎ: from API · รูปแบบ: string[]</w:t>
+            </w:r>
+          </w:p>
+        </w:tc>
+      </w:tr>
+      <w:tr>
+        <w:trPr>
+          <w:cantSplit/>
+        </w:trPr>
+        <w:tc>
+          <w:tcPr>
+            <w:tcW w:type="dxa" w:w="3360"/>
+            <w:vAlign w:val="center"/>
+          </w:tcPr>
+          <w:p>
+            <w:pPr>
+              <w:keepLines/>
+              <w:spacing w:after="0"/>
+            </w:pPr>
+            <w:r>
+              <w:rPr>
+                <w:rFonts w:ascii="Arial" w:hAnsi="Arial" w:eastAsia="Arial" w:cs="Tahoma"/>
+                <w:sz w:val="18"/>
+              </w:rPr>
+            </w:r>
+            <w:r>
+              <w:rPr>
+                <w:rFonts w:ascii="Courier New" w:hAnsi="Courier New" w:eastAsia="Courier New" w:cs="Tahoma"/>
+                <w:sz w:val="18"/>
+              </w:rPr>
+              <w:t>editableSections</w:t>
+            </w:r>
+          </w:p>
+        </w:tc>
+        <w:tc>
+          <w:tcPr>
+            <w:tcW w:type="dxa" w:w="3360"/>
+            <w:vAlign w:val="center"/>
+          </w:tcPr>
+          <w:p>
+            <w:pPr>
+              <w:keepLines/>
+              <w:spacing w:after="0"/>
+            </w:pPr>
+            <w:r>
+              <w:rPr>
+                <w:rFonts w:ascii="Arial" w:hAnsi="Arial" w:eastAsia="Arial" w:cs="Tahoma"/>
+                <w:sz w:val="18"/>
+              </w:rPr>
+            </w:r>
+            <w:r>
+              <w:rPr>
+                <w:rFonts w:ascii="Arial" w:hAnsi="Arial" w:eastAsia="Arial" w:cs="Tahoma"/>
+                <w:sz w:val="18"/>
+              </w:rPr>
+              <w:t>validation</w:t>
+            </w:r>
+          </w:p>
+        </w:tc>
+        <w:tc>
+          <w:tcPr>
+            <w:tcW w:type="dxa" w:w="3360"/>
+            <w:vAlign w:val="center"/>
+          </w:tcPr>
+          <w:p>
+            <w:pPr>
+              <w:keepLines/>
+              <w:spacing w:after="0"/>
+            </w:pPr>
+            <w:r>
+              <w:rPr>
+                <w:rFonts w:ascii="Arial" w:hAnsi="Arial" w:eastAsia="Arial" w:cs="Tahoma"/>
+                <w:sz w:val="18"/>
+              </w:rPr>
+            </w:r>
+            <w:r>
+              <w:rPr>
+                <w:rFonts w:ascii="Arial" w:hAnsi="Arial" w:eastAsia="Arial" w:cs="Tahoma"/>
+                <w:sz w:val="18"/>
+              </w:rPr>
+              <w:t>ผ่านเมื่อถูกกฎ / โยน error เมื่อผิด — กฎ: from API · รูปแบบ: string[]</w:t>
+            </w:r>
+          </w:p>
+        </w:tc>
+      </w:tr>
+      <w:tr>
+        <w:trPr>
+          <w:cantSplit/>
+        </w:trPr>
+        <w:tc>
+          <w:tcPr>
+            <w:tcW w:type="dxa" w:w="3360"/>
+            <w:vAlign w:val="center"/>
+          </w:tcPr>
+          <w:p>
+            <w:pPr>
+              <w:keepLines/>
+              <w:spacing w:after="0"/>
+            </w:pPr>
+            <w:r>
+              <w:rPr>
+                <w:rFonts w:ascii="Arial" w:hAnsi="Arial" w:eastAsia="Arial" w:cs="Tahoma"/>
+                <w:sz w:val="18"/>
+              </w:rPr>
+            </w:r>
+            <w:r>
+              <w:rPr>
+                <w:rFonts w:ascii="Courier New" w:hAnsi="Courier New" w:eastAsia="Courier New" w:cs="Tahoma"/>
+                <w:sz w:val="18"/>
+              </w:rPr>
+              <w:t>actionOptions</w:t>
+            </w:r>
+          </w:p>
+        </w:tc>
+        <w:tc>
+          <w:tcPr>
+            <w:tcW w:type="dxa" w:w="3360"/>
+            <w:vAlign w:val="center"/>
+          </w:tcPr>
+          <w:p>
+            <w:pPr>
+              <w:keepLines/>
+              <w:spacing w:after="0"/>
+            </w:pPr>
+            <w:r>
+              <w:rPr>
+                <w:rFonts w:ascii="Arial" w:hAnsi="Arial" w:eastAsia="Arial" w:cs="Tahoma"/>
+                <w:sz w:val="18"/>
+              </w:rPr>
+            </w:r>
+            <w:r>
+              <w:rPr>
+                <w:rFonts w:ascii="Arial" w:hAnsi="Arial" w:eastAsia="Arial" w:cs="Tahoma"/>
+                <w:sz w:val="18"/>
+              </w:rPr>
+              <w:t>validation</w:t>
+            </w:r>
+          </w:p>
+        </w:tc>
+        <w:tc>
+          <w:tcPr>
+            <w:tcW w:type="dxa" w:w="3360"/>
+            <w:vAlign w:val="center"/>
+          </w:tcPr>
+          <w:p>
+            <w:pPr>
+              <w:keepLines/>
+              <w:spacing w:after="0"/>
+            </w:pPr>
+            <w:r>
+              <w:rPr>
+                <w:rFonts w:ascii="Arial" w:hAnsi="Arial" w:eastAsia="Arial" w:cs="Tahoma"/>
+                <w:sz w:val="18"/>
+              </w:rPr>
+            </w:r>
+            <w:r>
+              <w:rPr>
+                <w:rFonts w:ascii="Arial" w:hAnsi="Arial" w:eastAsia="Arial" w:cs="Tahoma"/>
+                <w:sz w:val="18"/>
+              </w:rPr>
+              <w:t>ผ่านเมื่อถูกกฎ / โยน error เมื่อผิด — กฎ: from API · รูปแบบ: array</w:t>
+            </w:r>
+          </w:p>
+        </w:tc>
+      </w:tr>
+      <w:tr>
+        <w:trPr>
+          <w:cantSplit/>
+        </w:trPr>
+        <w:tc>
+          <w:tcPr>
+            <w:tcW w:type="dxa" w:w="3360"/>
+            <w:vAlign w:val="center"/>
+          </w:tcPr>
+          <w:p>
+            <w:pPr>
+              <w:keepLines/>
+              <w:spacing w:after="0"/>
+            </w:pPr>
+            <w:r>
+              <w:rPr>
+                <w:rFonts w:ascii="Arial" w:hAnsi="Arial" w:eastAsia="Arial" w:cs="Tahoma"/>
+                <w:sz w:val="18"/>
+              </w:rPr>
+            </w:r>
+            <w:r>
+              <w:rPr>
+                <w:rFonts w:ascii="Arial" w:hAnsi="Arial" w:eastAsia="Arial" w:cs="Tahoma"/>
+                <w:sz w:val="18"/>
+              </w:rPr>
+              <w:t>business rule</w:t>
+            </w:r>
+          </w:p>
+        </w:tc>
+        <w:tc>
+          <w:tcPr>
+            <w:tcW w:type="dxa" w:w="3360"/>
+            <w:vAlign w:val="center"/>
+          </w:tcPr>
+          <w:p>
+            <w:pPr>
+              <w:keepLines/>
+              <w:spacing w:after="0"/>
+            </w:pPr>
+            <w:r>
+              <w:rPr>
+                <w:rFonts w:ascii="Arial" w:hAnsi="Arial" w:eastAsia="Arial" w:cs="Tahoma"/>
+                <w:sz w:val="18"/>
+              </w:rPr>
+            </w:r>
+            <w:r>
+              <w:rPr>
+                <w:rFonts w:ascii="Arial" w:hAnsi="Arial" w:eastAsia="Arial" w:cs="Tahoma"/>
+                <w:sz w:val="18"/>
+              </w:rPr>
+              <w:t>logic</w:t>
+            </w:r>
+          </w:p>
+        </w:tc>
+        <w:tc>
+          <w:tcPr>
+            <w:tcW w:type="dxa" w:w="3360"/>
+            <w:vAlign w:val="center"/>
+          </w:tcPr>
+          <w:p>
+            <w:pPr>
+              <w:keepLines/>
+              <w:spacing w:after="0"/>
+            </w:pPr>
+            <w:r>
+              <w:rPr>
+                <w:rFonts w:ascii="Arial" w:hAnsi="Arial" w:eastAsia="Arial" w:cs="Tahoma"/>
+                <w:sz w:val="18"/>
+              </w:rPr>
+            </w:r>
+            <w:r>
+              <w:rPr>
+                <w:rFonts w:ascii="Arial" w:hAnsi="Arial" w:eastAsia="Arial" w:cs="Tahoma"/>
+                <w:sz w:val="18"/>
+              </w:rPr>
+              <w:t>ไม่แสดง role switcher ใน production</w:t>
+            </w:r>
+          </w:p>
+        </w:tc>
+      </w:tr>
+      <w:tr>
+        <w:trPr>
+          <w:cantSplit/>
+        </w:trPr>
+        <w:tc>
+          <w:tcPr>
+            <w:tcW w:type="dxa" w:w="3360"/>
+            <w:vAlign w:val="center"/>
+          </w:tcPr>
+          <w:p>
+            <w:pPr>
+              <w:keepLines/>
+              <w:spacing w:after="0"/>
+            </w:pPr>
+            <w:r>
+              <w:rPr>
+                <w:rFonts w:ascii="Arial" w:hAnsi="Arial" w:eastAsia="Arial" w:cs="Tahoma"/>
+                <w:sz w:val="18"/>
+              </w:rPr>
+            </w:r>
+            <w:r>
+              <w:rPr>
+                <w:rFonts w:ascii="Arial" w:hAnsi="Arial" w:eastAsia="Arial" w:cs="Tahoma"/>
+                <w:sz w:val="18"/>
+              </w:rPr>
+              <w:t>business rule</w:t>
+            </w:r>
+          </w:p>
+        </w:tc>
+        <w:tc>
+          <w:tcPr>
+            <w:tcW w:type="dxa" w:w="3360"/>
+            <w:vAlign w:val="center"/>
+          </w:tcPr>
+          <w:p>
+            <w:pPr>
+              <w:keepLines/>
+              <w:spacing w:after="0"/>
+            </w:pPr>
+            <w:r>
+              <w:rPr>
+                <w:rFonts w:ascii="Arial" w:hAnsi="Arial" w:eastAsia="Arial" w:cs="Tahoma"/>
+                <w:sz w:val="18"/>
+              </w:rPr>
+            </w:r>
+            <w:r>
+              <w:rPr>
+                <w:rFonts w:ascii="Arial" w:hAnsi="Arial" w:eastAsia="Arial" w:cs="Tahoma"/>
+                <w:sz w:val="18"/>
+              </w:rPr>
+              <w:t>logic</w:t>
+            </w:r>
+          </w:p>
+        </w:tc>
+        <w:tc>
+          <w:tcPr>
+            <w:tcW w:type="dxa" w:w="3360"/>
+            <w:vAlign w:val="center"/>
+          </w:tcPr>
+          <w:p>
+            <w:pPr>
+              <w:keepLines/>
+              <w:spacing w:after="0"/>
+            </w:pPr>
+            <w:r>
+              <w:rPr>
+                <w:rFonts w:ascii="Arial" w:hAnsi="Arial" w:eastAsia="Arial" w:cs="Tahoma"/>
+                <w:sz w:val="18"/>
+              </w:rPr>
+            </w:r>
+            <w:r>
+              <w:rPr>
+                <w:rFonts w:ascii="Arial" w:hAnsi="Arial" w:eastAsia="Arial" w:cs="Tahoma"/>
+                <w:sz w:val="18"/>
+              </w:rPr>
+              <w:t>section ที่ hidden ต้องไม่ render</w:t>
+            </w:r>
+          </w:p>
+        </w:tc>
+      </w:tr>
+      <w:tr>
+        <w:trPr>
+          <w:cantSplit/>
+        </w:trPr>
+        <w:tc>
+          <w:tcPr>
+            <w:tcW w:type="dxa" w:w="3360"/>
+            <w:vAlign w:val="center"/>
+          </w:tcPr>
+          <w:p>
+            <w:pPr>
+              <w:keepLines/>
+              <w:spacing w:after="0"/>
+            </w:pPr>
+            <w:r>
+              <w:rPr>
+                <w:rFonts w:ascii="Arial" w:hAnsi="Arial" w:eastAsia="Arial" w:cs="Tahoma"/>
+                <w:sz w:val="18"/>
+              </w:rPr>
+            </w:r>
+            <w:r>
+              <w:rPr>
+                <w:rFonts w:ascii="Arial" w:hAnsi="Arial" w:eastAsia="Arial" w:cs="Tahoma"/>
+                <w:sz w:val="18"/>
+              </w:rPr>
+              <w:t>business rule</w:t>
+            </w:r>
+          </w:p>
+        </w:tc>
+        <w:tc>
+          <w:tcPr>
+            <w:tcW w:type="dxa" w:w="3360"/>
+            <w:vAlign w:val="center"/>
+          </w:tcPr>
+          <w:p>
+            <w:pPr>
+              <w:keepLines/>
+              <w:spacing w:after="0"/>
+            </w:pPr>
+            <w:r>
+              <w:rPr>
+                <w:rFonts w:ascii="Arial" w:hAnsi="Arial" w:eastAsia="Arial" w:cs="Tahoma"/>
+                <w:sz w:val="18"/>
+              </w:rPr>
+            </w:r>
+            <w:r>
+              <w:rPr>
+                <w:rFonts w:ascii="Arial" w:hAnsi="Arial" w:eastAsia="Arial" w:cs="Tahoma"/>
+                <w:sz w:val="18"/>
+              </w:rPr>
+              <w:t>logic</w:t>
+            </w:r>
+          </w:p>
+        </w:tc>
+        <w:tc>
+          <w:tcPr>
+            <w:tcW w:type="dxa" w:w="3360"/>
+            <w:vAlign w:val="center"/>
+          </w:tcPr>
+          <w:p>
+            <w:pPr>
+              <w:keepLines/>
+              <w:spacing w:after="0"/>
+            </w:pPr>
+            <w:r>
+              <w:rPr>
+                <w:rFonts w:ascii="Arial" w:hAnsi="Arial" w:eastAsia="Arial" w:cs="Tahoma"/>
+                <w:sz w:val="18"/>
+              </w:rPr>
+            </w:r>
+            <w:r>
+              <w:rPr>
+                <w:rFonts w:ascii="Arial" w:hAnsi="Arial" w:eastAsia="Arial" w:cs="Tahoma"/>
+                <w:sz w:val="18"/>
+              </w:rPr>
+              <w:t>section ที่ read-only ต้องไม่มี editable control</w:t>
+            </w:r>
+          </w:p>
+        </w:tc>
+      </w:tr>
+      <w:tr>
+        <w:trPr>
+          <w:cantSplit/>
+        </w:trPr>
+        <w:tc>
+          <w:tcPr>
+            <w:tcW w:type="dxa" w:w="3360"/>
+            <w:vAlign w:val="center"/>
+          </w:tcPr>
+          <w:p>
+            <w:pPr>
+              <w:keepLines/>
+              <w:spacing w:after="0"/>
+            </w:pPr>
+            <w:r>
+              <w:rPr>
+                <w:rFonts w:ascii="Arial" w:hAnsi="Arial" w:eastAsia="Arial" w:cs="Tahoma"/>
+                <w:sz w:val="18"/>
+              </w:rPr>
+            </w:r>
+            <w:r>
+              <w:rPr>
+                <w:rFonts w:ascii="Arial" w:hAnsi="Arial" w:eastAsia="Arial" w:cs="Tahoma"/>
+                <w:sz w:val="18"/>
+              </w:rPr>
+              <w:t>business rule</w:t>
+            </w:r>
+          </w:p>
+        </w:tc>
+        <w:tc>
+          <w:tcPr>
+            <w:tcW w:type="dxa" w:w="3360"/>
+            <w:vAlign w:val="center"/>
+          </w:tcPr>
+          <w:p>
+            <w:pPr>
+              <w:keepLines/>
+              <w:spacing w:after="0"/>
+            </w:pPr>
+            <w:r>
+              <w:rPr>
+                <w:rFonts w:ascii="Arial" w:hAnsi="Arial" w:eastAsia="Arial" w:cs="Tahoma"/>
+                <w:sz w:val="18"/>
+              </w:rPr>
+            </w:r>
+            <w:r>
+              <w:rPr>
+                <w:rFonts w:ascii="Arial" w:hAnsi="Arial" w:eastAsia="Arial" w:cs="Tahoma"/>
+                <w:sz w:val="18"/>
+              </w:rPr>
+              <w:t>logic</w:t>
+            </w:r>
+          </w:p>
+        </w:tc>
+        <w:tc>
+          <w:tcPr>
+            <w:tcW w:type="dxa" w:w="3360"/>
+            <w:vAlign w:val="center"/>
+          </w:tcPr>
+          <w:p>
+            <w:pPr>
+              <w:keepLines/>
+              <w:spacing w:after="0"/>
+            </w:pPr>
+            <w:r>
+              <w:rPr>
+                <w:rFonts w:ascii="Arial" w:hAnsi="Arial" w:eastAsia="Arial" w:cs="Tahoma"/>
+                <w:sz w:val="18"/>
+              </w:rPr>
+            </w:r>
+            <w:r>
+              <w:rPr>
+                <w:rFonts w:ascii="Arial" w:hAnsi="Arial" w:eastAsia="Arial" w:cs="Tahoma"/>
+                <w:sz w:val="18"/>
+              </w:rPr>
+              <w:t>action panel ตรงกับ actionOptions จาก API</w:t>
+            </w:r>
+          </w:p>
+        </w:tc>
+      </w:tr>
+      <w:tr>
+        <w:trPr>
+          <w:cantSplit/>
+        </w:trPr>
+        <w:tc>
+          <w:tcPr>
+            <w:tcW w:type="dxa" w:w="3360"/>
+            <w:vAlign w:val="center"/>
+          </w:tcPr>
+          <w:p>
+            <w:pPr>
+              <w:keepLines/>
+              <w:spacing w:after="0"/>
+            </w:pPr>
+            <w:r>
+              <w:rPr>
+                <w:rFonts w:ascii="Arial" w:hAnsi="Arial" w:eastAsia="Arial" w:cs="Tahoma"/>
+                <w:sz w:val="18"/>
+              </w:rPr>
+            </w:r>
+            <w:r>
+              <w:rPr>
+                <w:rFonts w:ascii="Courier New" w:hAnsi="Courier New" w:eastAsia="Courier New" w:cs="Tahoma"/>
+                <w:sz w:val="18"/>
+              </w:rPr>
+              <w:t>GET /api/v1/documents/{docNo}</w:t>
+            </w:r>
+          </w:p>
+        </w:tc>
+        <w:tc>
+          <w:tcPr>
+            <w:tcW w:type="dxa" w:w="3360"/>
+            <w:vAlign w:val="center"/>
+          </w:tcPr>
+          <w:p>
+            <w:pPr>
+              <w:keepLines/>
+              <w:spacing w:after="0"/>
+            </w:pPr>
+            <w:r>
+              <w:rPr>
+                <w:rFonts w:ascii="Arial" w:hAnsi="Arial" w:eastAsia="Arial" w:cs="Tahoma"/>
+                <w:sz w:val="18"/>
+              </w:rPr>
+            </w:r>
+            <w:r>
+              <w:rPr>
+                <w:rFonts w:ascii="Arial" w:hAnsi="Arial" w:eastAsia="Arial" w:cs="Tahoma"/>
+                <w:sz w:val="18"/>
+              </w:rPr>
+              <w:t>api client</w:t>
+            </w:r>
+          </w:p>
+        </w:tc>
+        <w:tc>
+          <w:tcPr>
+            <w:tcW w:type="dxa" w:w="3360"/>
+            <w:vAlign w:val="center"/>
+          </w:tcPr>
+          <w:p>
+            <w:pPr>
+              <w:keepLines/>
+              <w:spacing w:after="0"/>
+            </w:pPr>
+            <w:r>
+              <w:rPr>
+                <w:rFonts w:ascii="Arial" w:hAnsi="Arial" w:eastAsia="Arial" w:cs="Tahoma"/>
+                <w:sz w:val="18"/>
+              </w:rPr>
+            </w:r>
+            <w:r>
+              <w:rPr>
+                <w:rFonts w:ascii="Arial" w:hAnsi="Arial" w:eastAsia="Arial" w:cs="Tahoma"/>
+                <w:sz w:val="18"/>
+              </w:rPr>
+              <w:t>hook/service เรียกเส้นนี้ด้วยพารามิเตอร์ถูกต้อง · map {success:true,data} เป็น state ที่หน้าจอใช้ · เจอ {success:false,error} แล้วแสดงข้อความไทย verbatim (mock ด้วย msw)</w:t>
+            </w:r>
+          </w:p>
+        </w:tc>
+      </w:tr>
+      <w:tr>
+        <w:trPr>
+          <w:cantSplit/>
+        </w:trPr>
+        <w:tc>
+          <w:tcPr>
+            <w:tcW w:type="dxa" w:w="3360"/>
+            <w:vAlign w:val="center"/>
+          </w:tcPr>
+          <w:p>
+            <w:pPr>
+              <w:keepLines/>
+              <w:spacing w:after="0"/>
+            </w:pPr>
+            <w:r>
+              <w:rPr>
+                <w:rFonts w:ascii="Arial" w:hAnsi="Arial" w:eastAsia="Arial" w:cs="Tahoma"/>
+                <w:sz w:val="18"/>
+              </w:rPr>
+            </w:r>
+            <w:r>
+              <w:rPr>
+                <w:rFonts w:ascii="Courier New" w:hAnsi="Courier New" w:eastAsia="Courier New" w:cs="Tahoma"/>
+                <w:sz w:val="18"/>
+              </w:rPr>
+              <w:t>POST /api/v1/documents/{docNo}/actions</w:t>
+            </w:r>
+          </w:p>
+        </w:tc>
+        <w:tc>
+          <w:tcPr>
+            <w:tcW w:type="dxa" w:w="3360"/>
+            <w:vAlign w:val="center"/>
+          </w:tcPr>
+          <w:p>
+            <w:pPr>
+              <w:keepLines/>
+              <w:spacing w:after="0"/>
+            </w:pPr>
+            <w:r>
+              <w:rPr>
+                <w:rFonts w:ascii="Arial" w:hAnsi="Arial" w:eastAsia="Arial" w:cs="Tahoma"/>
+                <w:sz w:val="18"/>
+              </w:rPr>
+            </w:r>
+            <w:r>
+              <w:rPr>
+                <w:rFonts w:ascii="Arial" w:hAnsi="Arial" w:eastAsia="Arial" w:cs="Tahoma"/>
+                <w:sz w:val="18"/>
+              </w:rPr>
+              <w:t>api client</w:t>
+            </w:r>
+          </w:p>
+        </w:tc>
+        <w:tc>
+          <w:tcPr>
+            <w:tcW w:type="dxa" w:w="3360"/>
+            <w:vAlign w:val="center"/>
+          </w:tcPr>
+          <w:p>
+            <w:pPr>
+              <w:keepLines/>
+              <w:spacing w:after="0"/>
+            </w:pPr>
+            <w:r>
+              <w:rPr>
+                <w:rFonts w:ascii="Arial" w:hAnsi="Arial" w:eastAsia="Arial" w:cs="Tahoma"/>
+                <w:sz w:val="18"/>
+              </w:rPr>
+            </w:r>
+            <w:r>
+              <w:rPr>
+                <w:rFonts w:ascii="Arial" w:hAnsi="Arial" w:eastAsia="Arial" w:cs="Tahoma"/>
+                <w:sz w:val="18"/>
+              </w:rPr>
+              <w:t>hook/service เรียกเส้นนี้ด้วยพารามิเตอร์ถูกต้อง · map {success:true,data} เป็น state ที่หน้าจอใช้ · เจอ {success:false,error} แล้วแสดงข้อความไทย verbatim (mock ด้วย msw)</w:t>
+            </w:r>
+          </w:p>
+        </w:tc>
+      </w:tr>
+      <w:tr>
+        <w:trPr>
+          <w:cantSplit/>
+        </w:trPr>
+        <w:tc>
+          <w:tcPr>
+            <w:tcW w:type="dxa" w:w="3360"/>
+            <w:vAlign w:val="center"/>
+          </w:tcPr>
+          <w:p>
+            <w:pPr>
+              <w:keepLines/>
+              <w:spacing w:after="0"/>
+            </w:pPr>
+            <w:r>
+              <w:rPr>
+                <w:rFonts w:ascii="Arial" w:hAnsi="Arial" w:eastAsia="Arial" w:cs="Tahoma"/>
+                <w:sz w:val="18"/>
+              </w:rPr>
+            </w:r>
+            <w:r>
+              <w:rPr>
+                <w:rFonts w:ascii="Arial" w:hAnsi="Arial" w:eastAsia="Arial" w:cs="Tahoma"/>
+                <w:sz w:val="18"/>
+              </w:rPr>
+              <w:t>component</w:t>
+            </w:r>
+          </w:p>
+        </w:tc>
+        <w:tc>
+          <w:tcPr>
+            <w:tcW w:type="dxa" w:w="3360"/>
+            <w:vAlign w:val="center"/>
+          </w:tcPr>
+          <w:p>
+            <w:pPr>
+              <w:keepLines/>
+              <w:spacing w:after="0"/>
+            </w:pPr>
+            <w:r>
+              <w:rPr>
+                <w:rFonts w:ascii="Arial" w:hAnsi="Arial" w:eastAsia="Arial" w:cs="Tahoma"/>
+                <w:sz w:val="18"/>
+              </w:rPr>
+            </w:r>
+            <w:r>
+              <w:rPr>
+                <w:rFonts w:ascii="Arial" w:hAnsi="Arial" w:eastAsia="Arial" w:cs="Tahoma"/>
+                <w:sz w:val="18"/>
+              </w:rPr>
+              <w:t>render</w:t>
+            </w:r>
+          </w:p>
+        </w:tc>
+        <w:tc>
+          <w:tcPr>
+            <w:tcW w:type="dxa" w:w="3360"/>
+            <w:vAlign w:val="center"/>
+          </w:tcPr>
+          <w:p>
+            <w:pPr>
+              <w:keepLines/>
+              <w:spacing w:after="0"/>
+            </w:pPr>
+            <w:r>
+              <w:rPr>
+                <w:rFonts w:ascii="Arial" w:hAnsi="Arial" w:eastAsia="Arial" w:cs="Tahoma"/>
+                <w:sz w:val="18"/>
+              </w:rPr>
+            </w:r>
+            <w:r>
+              <w:rPr>
+                <w:rFonts w:ascii="Arial" w:hAnsi="Arial" w:eastAsia="Arial" w:cs="Tahoma"/>
+                <w:sz w:val="18"/>
+              </w:rPr>
+              <w:t>render ด้วย React Testing Library แล้วเห็น element ตาม field/action contract ของเอกสารนี้</w:t>
+            </w:r>
+          </w:p>
+        </w:tc>
+      </w:tr>
+      <w:tr>
+        <w:trPr>
+          <w:cantSplit/>
+        </w:trPr>
+        <w:tc>
+          <w:tcPr>
+            <w:tcW w:type="dxa" w:w="3360"/>
+            <w:vAlign w:val="center"/>
+          </w:tcPr>
+          <w:p>
+            <w:pPr>
+              <w:keepLines/>
+              <w:spacing w:after="0"/>
+            </w:pPr>
+            <w:r>
+              <w:rPr>
+                <w:rFonts w:ascii="Arial" w:hAnsi="Arial" w:eastAsia="Arial" w:cs="Tahoma"/>
+                <w:sz w:val="18"/>
+              </w:rPr>
+            </w:r>
+            <w:r>
+              <w:rPr>
+                <w:rFonts w:ascii="Arial" w:hAnsi="Arial" w:eastAsia="Arial" w:cs="Tahoma"/>
+                <w:sz w:val="18"/>
+              </w:rPr>
+              <w:t>hook/state</w:t>
+            </w:r>
+          </w:p>
+        </w:tc>
+        <w:tc>
+          <w:tcPr>
+            <w:tcW w:type="dxa" w:w="3360"/>
+            <w:vAlign w:val="center"/>
+          </w:tcPr>
+          <w:p>
+            <w:pPr>
+              <w:keepLines/>
+              <w:spacing w:after="0"/>
+            </w:pPr>
+            <w:r>
+              <w:rPr>
+                <w:rFonts w:ascii="Arial" w:hAnsi="Arial" w:eastAsia="Arial" w:cs="Tahoma"/>
+                <w:sz w:val="18"/>
+              </w:rPr>
+            </w:r>
+            <w:r>
+              <w:rPr>
+                <w:rFonts w:ascii="Arial" w:hAnsi="Arial" w:eastAsia="Arial" w:cs="Tahoma"/>
+                <w:sz w:val="18"/>
+              </w:rPr>
+              <w:t>interaction</w:t>
+            </w:r>
+          </w:p>
+        </w:tc>
+        <w:tc>
+          <w:tcPr>
+            <w:tcW w:type="dxa" w:w="3360"/>
+            <w:vAlign w:val="center"/>
+          </w:tcPr>
+          <w:p>
+            <w:pPr>
+              <w:keepLines/>
+              <w:spacing w:after="0"/>
+            </w:pPr>
+            <w:r>
+              <w:rPr>
+                <w:rFonts w:ascii="Arial" w:hAnsi="Arial" w:eastAsia="Arial" w:cs="Tahoma"/>
+                <w:sz w:val="18"/>
+              </w:rPr>
+            </w:r>
+            <w:r>
+              <w:rPr>
+                <w:rFonts w:ascii="Arial" w:hAnsi="Arial" w:eastAsia="Arial" w:cs="Tahoma"/>
+                <w:sz w:val="18"/>
+              </w:rPr>
+              <w:t>ยิง action แล้ว state เปลี่ยนตามที่ระบุ และเรียก API layer ที่ mock ไว้ด้วยพารามิเตอร์ถูกต้อง</w:t>
+            </w:r>
+          </w:p>
+        </w:tc>
+      </w:tr>
+      <w:tr>
+        <w:trPr>
+          <w:cantSplit/>
+        </w:trPr>
+        <w:tc>
+          <w:tcPr>
+            <w:tcW w:type="dxa" w:w="3360"/>
+            <w:vAlign w:val="center"/>
+          </w:tcPr>
+          <w:p>
+            <w:pPr>
+              <w:keepLines/>
+              <w:spacing w:after="0"/>
+            </w:pPr>
+            <w:r>
+              <w:rPr>
+                <w:rFonts w:ascii="Arial" w:hAnsi="Arial" w:eastAsia="Arial" w:cs="Tahoma"/>
+                <w:sz w:val="18"/>
+              </w:rPr>
+            </w:r>
+            <w:r>
+              <w:rPr>
+                <w:rFonts w:ascii="Arial" w:hAnsi="Arial" w:eastAsia="Arial" w:cs="Tahoma"/>
+                <w:sz w:val="18"/>
+              </w:rPr>
+              <w:t>error path</w:t>
+            </w:r>
+          </w:p>
+        </w:tc>
+        <w:tc>
+          <w:tcPr>
+            <w:tcW w:type="dxa" w:w="3360"/>
+            <w:vAlign w:val="center"/>
+          </w:tcPr>
+          <w:p>
+            <w:pPr>
+              <w:keepLines/>
+              <w:spacing w:after="0"/>
+            </w:pPr>
+            <w:r>
+              <w:rPr>
+                <w:rFonts w:ascii="Arial" w:hAnsi="Arial" w:eastAsia="Arial" w:cs="Tahoma"/>
+                <w:sz w:val="18"/>
+              </w:rPr>
+            </w:r>
+            <w:r>
+              <w:rPr>
+                <w:rFonts w:ascii="Arial" w:hAnsi="Arial" w:eastAsia="Arial" w:cs="Tahoma"/>
+                <w:sz w:val="18"/>
+              </w:rPr>
+              <w:t>ui</w:t>
+            </w:r>
+          </w:p>
+        </w:tc>
+        <w:tc>
+          <w:tcPr>
+            <w:tcW w:type="dxa" w:w="3360"/>
+            <w:vAlign w:val="center"/>
+          </w:tcPr>
+          <w:p>
+            <w:pPr>
+              <w:keepLines/>
+              <w:spacing w:after="0"/>
+            </w:pPr>
+            <w:r>
+              <w:rPr>
+                <w:rFonts w:ascii="Arial" w:hAnsi="Arial" w:eastAsia="Arial" w:cs="Tahoma"/>
+                <w:sz w:val="18"/>
+              </w:rPr>
+            </w:r>
+            <w:r>
+              <w:rPr>
+                <w:rFonts w:ascii="Arial" w:hAnsi="Arial" w:eastAsia="Arial" w:cs="Tahoma"/>
+                <w:sz w:val="18"/>
+              </w:rPr>
+              <w:t>API ตอบ error envelope แล้วหน้าจอต้องแสดงข้อความไทย verbatim ไม่ crash</w:t>
+            </w:r>
+          </w:p>
+        </w:tc>
+      </w:tr>
+    </w:tbl>
+    <w:p/>
+    <w:p>
+      <w:pPr>
+        <w:pStyle w:val="ListBullet"/>
+        <w:keepLines/>
+      </w:pPr>
+      <w:r>
+        <w:t>ทุกเคสต้องรันได้โดยไม่ต่อ DB/บริการภายนอกจริง — mock ที่ขอบ repository/client เสมอ</w:t>
+      </w:r>
+    </w:p>
+    <w:p>
+      <w:pPr>
+        <w:pStyle w:val="ListBullet"/>
+        <w:keepLines/>
+      </w:pPr>
+      <w:r>
+        <w:t>ข้อความไทยที่ยืนยันในเทสต้องเป็น verbatim ตาม ข้อกำหนดทางธุรกิจ ห้ามพิมพ์ใหม่</w:t>
+      </w:r>
+    </w:p>
+    <w:p>
+      <w:pPr>
+        <w:pStyle w:val="ListBullet"/>
+        <w:keepLines/>
+      </w:pPr>
+      <w:r>
+        <w:t>เกณฑ์ผ่านของ CI: ทุกเคสในตารางนี้มี test จริงและผ่านทั้งหมด</w:t>
+      </w:r>
+    </w:p>
     <w:sectPr>
       <w:headerReference w:type="default" r:id="rId9"/>
       <w:footerReference w:type="default" r:id="rId10"/>
@@ -10574,7 +11963,7 @@
     </w:pPr>
     <w:r>
       <w:rPr>
-        <w:rFonts w:ascii="Arial" w:hAnsi="Arial"/>
+        <w:rFonts w:ascii="Arial" w:hAnsi="Arial" w:eastAsia="Arial" w:cs="Tahoma"/>
         <w:sz w:val="16"/>
       </w:rPr>
       <w:t xml:space="preserve">หน้า </w:t>
@@ -10593,7 +11982,7 @@
     </w:pPr>
     <w:r>
       <w:rPr>
-        <w:rFonts w:ascii="Arial" w:hAnsi="Arial" w:eastAsia="Arial"/>
+        <w:rFonts w:ascii="Arial" w:hAnsi="Arial" w:eastAsia="Arial" w:cs="Tahoma"/>
         <w:color w:val="66717F"/>
         <w:sz w:val="16"/>
       </w:rPr>
@@ -10967,7 +12356,7 @@
     <w:qFormat/>
     <w:rsid w:val="00FC693F"/>
     <w:rPr>
-      <w:rFonts w:ascii="Arial" w:hAnsi="Arial" w:eastAsia="Arial"/>
+      <w:rFonts w:ascii="Arial" w:hAnsi="Arial" w:eastAsia="Arial" w:cs="Tahoma"/>
       <w:sz w:val="20"/>
     </w:rPr>
   </w:style>
@@ -11030,7 +12419,7 @@
       <w:outlineLvl w:val="0"/>
     </w:pPr>
     <w:rPr>
-      <w:rFonts w:asciiTheme="majorHAnsi" w:eastAsiaTheme="majorEastAsia" w:hAnsiTheme="majorHAnsi" w:cstheme="majorBidi" w:ascii="Arial" w:hAnsi="Arial" w:eastAsia="Arial"/>
+      <w:rFonts w:asciiTheme="majorHAnsi" w:eastAsiaTheme="majorEastAsia" w:hAnsiTheme="majorHAnsi" w:cstheme="majorBidi" w:ascii="Arial" w:hAnsi="Arial" w:eastAsia="Arial" w:cs="Tahoma"/>
       <w:b/>
       <w:bCs/>
       <w:color w:val="1F4D78"/>
@@ -11054,7 +12443,7 @@
       <w:outlineLvl w:val="1"/>
     </w:pPr>
     <w:rPr>
-      <w:rFonts w:asciiTheme="majorHAnsi" w:eastAsiaTheme="majorEastAsia" w:hAnsiTheme="majorHAnsi" w:cstheme="majorBidi" w:ascii="Arial" w:hAnsi="Arial" w:eastAsia="Arial"/>
+      <w:rFonts w:asciiTheme="majorHAnsi" w:eastAsiaTheme="majorEastAsia" w:hAnsiTheme="majorHAnsi" w:cstheme="majorBidi" w:ascii="Arial" w:hAnsi="Arial" w:eastAsia="Arial" w:cs="Tahoma"/>
       <w:b/>
       <w:bCs/>
       <w:color w:val="2E74B5"/>
@@ -11078,7 +12467,7 @@
       <w:outlineLvl w:val="2"/>
     </w:pPr>
     <w:rPr>
-      <w:rFonts w:asciiTheme="majorHAnsi" w:eastAsiaTheme="majorEastAsia" w:hAnsiTheme="majorHAnsi" w:cstheme="majorBidi" w:ascii="Arial" w:hAnsi="Arial" w:eastAsia="Arial"/>
+      <w:rFonts w:asciiTheme="majorHAnsi" w:eastAsiaTheme="majorEastAsia" w:hAnsiTheme="majorHAnsi" w:cstheme="majorBidi" w:ascii="Arial" w:hAnsi="Arial" w:eastAsia="Arial" w:cs="Tahoma"/>
       <w:b/>
       <w:bCs/>
       <w:color w:val="1F4D78"/>
@@ -11102,7 +12491,7 @@
       <w:outlineLvl w:val="3"/>
     </w:pPr>
     <w:rPr>
-      <w:rFonts w:asciiTheme="majorHAnsi" w:eastAsiaTheme="majorEastAsia" w:hAnsiTheme="majorHAnsi" w:cstheme="majorBidi" w:ascii="Arial" w:hAnsi="Arial" w:eastAsia="Arial"/>
+      <w:rFonts w:asciiTheme="majorHAnsi" w:eastAsiaTheme="majorEastAsia" w:hAnsiTheme="majorHAnsi" w:cstheme="majorBidi" w:ascii="Arial" w:hAnsi="Arial" w:eastAsia="Arial" w:cs="Tahoma"/>
       <w:b/>
       <w:bCs/>
       <w:i/>

--- a/LLDD/word/FE/LLDD-FE-Document-Detail-Role-06-SBP-DSA.docx
+++ b/LLDD/word/FE/LLDD-FE-Document-Detail-Role-06-SBP-DSA.docx
@@ -3828,7 +3828,7 @@
                 <w:b/>
                 <w:sz w:val="18"/>
               </w:rPr>
-              <w:t>GET /api/v1/documents/{docNo} response</w:t>
+              <w:t>GET /api/v1/sbpgi/document/{docNo} response</w:t>
             </w:r>
           </w:p>
         </w:tc>
@@ -4651,7 +4651,7 @@
                 <w:rFonts w:ascii="Arial" w:hAnsi="Arial" w:eastAsia="Arial" w:cs="Tahoma"/>
                 <w:sz w:val="18"/>
               </w:rPr>
-              <w:t>GET /api/v1/documents/{docNo}; POST /api/v1/documents/{docNo}/actions</w:t>
+              <w:t>GET /api/v1/sbpgi/document/{docNo}; POST /api/v1/sbpgi/document/{docNo}/actions</w:t>
             </w:r>
           </w:p>
         </w:tc>
@@ -4761,7 +4761,21 @@
                 <w:rFonts w:ascii="Arial" w:hAnsi="Arial" w:eastAsia="Arial" w:cs="Tahoma"/>
                 <w:sz w:val="18"/>
               </w:rPr>
-              <w:t>Rendered UI state or normalized API response with status/message and audit-ready trace reference.</w:t>
+              <w:t xml:space="preserve">ไม่มีตารางที่เอกสารนี้เขียนเอง — output คือ response ตาม envelope กลาง </w:t>
+            </w:r>
+            <w:r>
+              <w:rPr>
+                <w:rFonts w:ascii="Courier New" w:hAnsi="Courier New" w:eastAsia="Courier New" w:cs="Tahoma"/>
+                <w:sz w:val="18"/>
+              </w:rPr>
+              <w:t>{success, data}</w:t>
+            </w:r>
+            <w:r>
+              <w:rPr>
+                <w:rFonts w:ascii="Arial" w:hAnsi="Arial" w:eastAsia="Arial" w:cs="Tahoma"/>
+                <w:sz w:val="18"/>
+              </w:rPr>
+              <w:t xml:space="preserve"> และร่องรอยที่ตรวจย้อนได้ (log / consideration_logs / workflow_history ของ engine)</w:t>
             </w:r>
           </w:p>
         </w:tc>
@@ -4912,7 +4926,7 @@
                 <w:rFonts w:ascii="Arial" w:hAnsi="Arial" w:eastAsia="Arial" w:cs="Tahoma"/>
                 <w:sz w:val="18"/>
               </w:rPr>
-              <w:t>เรียก GET /api/v1/documents/{docNo} และยืนยัน roleProfileCode=P-06, statusCode=06 ก่อน render action state</w:t>
+              <w:t>เรียก GET /api/v1/sbpgi/document/{docNo} และยืนยัน roleProfileCode=P-06, statusCode=06 ก่อน render action state</w:t>
             </w:r>
           </w:p>
         </w:tc>
@@ -5536,7 +5550,7 @@
                 <w:rFonts w:ascii="Arial" w:hAnsi="Arial" w:eastAsia="Arial" w:cs="Tahoma"/>
                 <w:sz w:val="18"/>
               </w:rPr>
-              <w:t>GET /api/v1/documents/{docNo}</w:t>
+              <w:t>GET /api/v1/sbpgi/document/{docNo}</w:t>
             </w:r>
           </w:p>
         </w:tc>
@@ -5641,7 +5655,7 @@
                 <w:rFonts w:ascii="Arial" w:hAnsi="Arial" w:eastAsia="Arial" w:cs="Tahoma"/>
                 <w:sz w:val="18"/>
               </w:rPr>
-              <w:t>PUT /api/v1/documents/{docNo}</w:t>
+              <w:t>PUT /api/v1/sbpgi/document/{docNo}</w:t>
             </w:r>
           </w:p>
         </w:tc>
@@ -5746,7 +5760,7 @@
                 <w:rFonts w:ascii="Arial" w:hAnsi="Arial" w:eastAsia="Arial" w:cs="Tahoma"/>
                 <w:sz w:val="18"/>
               </w:rPr>
-              <w:t>POST /api/v1/documents/{docNo}/attachments</w:t>
+              <w:t>POST /api/v1/sbpgi/document/{docNo}/attachments</w:t>
             </w:r>
           </w:p>
         </w:tc>
@@ -5851,7 +5865,7 @@
                 <w:rFonts w:ascii="Arial" w:hAnsi="Arial" w:eastAsia="Arial" w:cs="Tahoma"/>
                 <w:sz w:val="18"/>
               </w:rPr>
-              <w:t>POST /api/v1/documents/{docNo}/actions</w:t>
+              <w:t>POST /api/v1/sbpgi/document/{docNo}/actions</w:t>
             </w:r>
           </w:p>
         </w:tc>
@@ -5902,7 +5916,7 @@
         <w:pageBreakBefore w:val="0"/>
       </w:pPr>
       <w:r>
-        <w:t>GET /api/v1/documents/{docNo}</w:t>
+        <w:t>GET /api/v1/sbpgi/document/{docNo}</w:t>
       </w:r>
     </w:p>
     <w:p>
@@ -7526,7 +7540,7 @@
         <w:pageBreakBefore w:val="0"/>
       </w:pPr>
       <w:r>
-        <w:t>POST /api/v1/documents/{docNo}/actions</w:t>
+        <w:t>POST /api/v1/sbpgi/document/{docNo}/actions</w:t>
       </w:r>
     </w:p>
     <w:p>
@@ -8679,7 +8693,7 @@
                 <w:rFonts w:ascii="Arial" w:hAnsi="Arial" w:eastAsia="Arial" w:cs="Tahoma"/>
                 <w:sz w:val="18"/>
               </w:rPr>
-              <w:t>src/app/(main)/sbpgi/documents/[docNo]/page.tsx</w:t>
+              <w:t>src/app/(main)/sbpgi/document/[docNo]/page.tsx</w:t>
             </w:r>
           </w:p>
         </w:tc>
@@ -9279,22 +9293,22 @@
         <w:t>import type * as T from '@/types/sbpgi/document';</w:t>
         <w:br/>
         <w:br/>
-        <w:t>/** GET /api/v1/documents/{docNo} — โหลด role profile P-06 สำหรับหน้า detail */</w:t>
+        <w:t>/** GET /api/v1/sbpgi/document/{docNo} — โหลด role profile P-06 สำหรับหน้า detail */</w:t>
         <w:br/>
-        <w:t>export async function getDocumentsDetail(docNo: string): Promise&lt;T.DocumentsDetailResponse&gt; {</w:t>
+        <w:t>export async function getSbpgiDocumentDetail(docNo: string): Promise&lt;T.SbpgiDocumentDetailResponse&gt; {</w:t>
         <w:br/>
-        <w:t xml:space="preserve">  const { data } = await apiClient.get&lt;ApiResponse&lt;T.DocumentsDetailResponse&gt;&gt;(`/documents/${encodeURIComponent(docNo)}`);</w:t>
+        <w:t xml:space="preserve">  const { data } = await apiClient.get&lt;ApiResponse&lt;T.SbpgiDocumentDetailResponse&gt;&gt;(`/sbpgi/document/${encodeURIComponent(docNo)}`);</w:t>
         <w:br/>
         <w:t xml:space="preserve">  return data.data;</w:t>
         <w:br/>
         <w:t>}</w:t>
         <w:br/>
         <w:br/>
-        <w:t>/** POST /api/v1/documents/{docNo}/actions — ตัวอย่าง positive-path จาก section 06; Section 02 ส่งต่อ AVP (03) เมื่อยอดรวม ≥ 100,000 บาท และจบที่ GM เมื่อ &lt; 100,000 บาท (มติ 2026-08-18) */</w:t>
+        <w:t>/** POST /api/v1/sbpgi/document/{docNo}/actions — ตัวอย่าง positive-path จาก section 06; Section 02 ส่งต่อ AVP (03) เมื่อยอดรวม ≥ 100,000 บาท และจบที่ GM เมื่อ &lt; 100,000 บาท (มติ 2026-08-18) */</w:t>
         <w:br/>
-        <w:t>export async function createDocumentsActions(docNo: string, body: T.CreateDocumentsActionsRequest): Promise&lt;T.CreateDocumentsActionsResponse&gt; {</w:t>
+        <w:t>export async function createSbpgiDocumentActions(docNo: string, body: T.CreateSbpgiDocumentActionsRequest): Promise&lt;T.CreateSbpgiDocumentActionsResponse&gt; {</w:t>
         <w:br/>
-        <w:t xml:space="preserve">  const { data } = await apiClient.post&lt;ApiResponse&lt;T.CreateDocumentsActionsResponse&gt;&gt;(`/documents/${encodeURIComponent(docNo)}/actions`, body);</w:t>
+        <w:t xml:space="preserve">  const { data } = await apiClient.post&lt;ApiResponse&lt;T.CreateSbpgiDocumentActionsResponse&gt;&gt;(`/sbpgi/document/${encodeURIComponent(docNo)}/actions`, body);</w:t>
         <w:br/>
         <w:t xml:space="preserve">  return data.data;</w:t>
         <w:br/>
@@ -9374,9 +9388,9 @@
         <w:t>// วันที่/เดือนเป็น ค.ศ. ทั้ง payload (ISO) และ display — ไม่แปลงเป็น พ.ศ. (มติ 2026-08-06)</w:t>
         <w:br/>
         <w:br/>
-        <w:t>/** GET /api/v1/documents/{docNo} — response */</w:t>
+        <w:t>/** GET /api/v1/sbpgi/document/{docNo} — response */</w:t>
         <w:br/>
-        <w:t>export interface DocumentsDetailResponse {</w:t>
+        <w:t>export interface SbpgiDocumentDetailResponse {</w:t>
         <w:br/>
         <w:t xml:space="preserve">  docNo: string;</w:t>
         <w:br/>
@@ -9403,9 +9417,9 @@
         <w:t>}</w:t>
         <w:br/>
         <w:br/>
-        <w:t>/** POST /api/v1/documents/{docNo}/actions — request */</w:t>
+        <w:t>/** POST /api/v1/sbpgi/document/{docNo}/actions — request */</w:t>
         <w:br/>
-        <w:t>export interface CreateDocumentsActionsRequest {</w:t>
+        <w:t>export interface CreateSbpgiDocumentActionsRequest {</w:t>
         <w:br/>
         <w:t xml:space="preserve">  result: string;</w:t>
         <w:br/>
@@ -9414,9 +9428,9 @@
         <w:t>}</w:t>
         <w:br/>
         <w:br/>
-        <w:t>/** POST /api/v1/documents/{docNo}/actions — response */</w:t>
+        <w:t>/** POST /api/v1/sbpgi/document/{docNo}/actions — response */</w:t>
         <w:br/>
-        <w:t>export interface CreateDocumentsActionsResponse {</w:t>
+        <w:t>export interface CreateSbpgiDocumentActionsResponse {</w:t>
         <w:br/>
         <w:t xml:space="preserve">  statusCode: string;</w:t>
         <w:br/>
@@ -9508,18 +9522,18 @@
         <w:br/>
         <w:t xml:space="preserve">  all: ['sbpgi', 'document'] as const,</w:t>
         <w:br/>
-        <w:t xml:space="preserve">  documentsDetail: (docNo: string) =&gt; [...documentKeys.all, 'documentsDetail', docNo] as const,</w:t>
+        <w:t xml:space="preserve">  sbpgiDocumentDetail: (docNo: string) =&gt; [...documentKeys.all, 'sbpgiDocumentDetail', docNo] as const,</w:t>
         <w:br/>
         <w:t>};</w:t>
         <w:br/>
         <w:br/>
-        <w:t>export function useDocumentsDetailQuery(docNo: string) {</w:t>
+        <w:t>export function useSbpgiDocumentDetailQuery(docNo: string) {</w:t>
         <w:br/>
         <w:t xml:space="preserve">  return useQuery({</w:t>
         <w:br/>
-        <w:t xml:space="preserve">    queryKey: documentKeys.documentsDetail(docNo),</w:t>
+        <w:t xml:space="preserve">    queryKey: documentKeys.sbpgiDocumentDetail(docNo),</w:t>
         <w:br/>
-        <w:t xml:space="preserve">    queryFn: () =&gt; api.getDocumentsDetail(docNo),</w:t>
+        <w:t xml:space="preserve">    queryFn: () =&gt; api.getSbpgiDocumentDetail(docNo),</w:t>
         <w:br/>
         <w:t xml:space="preserve">    enabled: !!docNo, // ยังไม่ยิงจนกว่าจะมีพารามิเตอร์ครบ</w:t>
         <w:br/>
@@ -9530,13 +9544,13 @@
         <w:t>}</w:t>
         <w:br/>
         <w:br/>
-        <w:t>export function useCreateDocumentsActionsMutation(docNo: string) {</w:t>
+        <w:t>export function useCreateSbpgiDocumentActionsMutation(docNo: string) {</w:t>
         <w:br/>
         <w:t xml:space="preserve">  const qc = useQueryClient();</w:t>
         <w:br/>
         <w:t xml:space="preserve">  return useMutation({</w:t>
         <w:br/>
-        <w:t xml:space="preserve">    mutationFn: (body: T.CreateDocumentsActionsRequest) =&gt; api.createDocumentsActions(docNo, body),</w:t>
+        <w:t xml:space="preserve">    mutationFn: (body: T.CreateSbpgiDocumentActionsRequest) =&gt; api.createSbpgiDocumentActions(docNo, body),</w:t>
         <w:br/>
         <w:t xml:space="preserve">    onSuccess: () =&gt; {</w:t>
         <w:br/>
@@ -9582,7 +9596,7 @@
         <w:rPr>
           <w:rFonts w:ascii="Courier New" w:hAnsi="Courier New" w:eastAsia="Courier New" w:cs="Tahoma"/>
         </w:rPr>
-        <w:t>POST /api/v1/documents/{docNo}/actions</w:t>
+        <w:t>POST /api/v1/sbpgi/document/{docNo}/actions</w:t>
       </w:r>
       <w:r>
         <w:t xml:space="preserve"> โดยส่งได้แค่ </w:t>
@@ -11538,7 +11552,7 @@
                 <w:rFonts w:ascii="Courier New" w:hAnsi="Courier New" w:eastAsia="Courier New" w:cs="Tahoma"/>
                 <w:sz w:val="18"/>
               </w:rPr>
-              <w:t>GET /api/v1/documents/{docNo}</w:t>
+              <w:t>GET /api/v1/sbpgi/document/{docNo}</w:t>
             </w:r>
           </w:p>
         </w:tc>
@@ -11618,7 +11632,7 @@
                 <w:rFonts w:ascii="Courier New" w:hAnsi="Courier New" w:eastAsia="Courier New" w:cs="Tahoma"/>
                 <w:sz w:val="18"/>
               </w:rPr>
-              <w:t>POST /api/v1/documents/{docNo}/actions</w:t>
+              <w:t>POST /api/v1/sbpgi/document/{docNo}/actions</w:t>
             </w:r>
           </w:p>
         </w:tc>

--- a/LLDD/word/FE/LLDD-FE-Document-Detail-Role-06-SBP-DSA.docx
+++ b/LLDD/word/FE/LLDD-FE-Document-Detail-Role-06-SBP-DSA.docx
@@ -657,6 +657,529 @@
         <w:t>Common contract reference: ทุกหัวข้อ API/FE ต้องยึด LLDD-BE-API-Common-Contracts.pdf และ LLDD-FE-Integration-Contracts.pdf สำหรับ error/auth/format/pagination/action/RBAC ก่อนลงรายละเอียดเฉพาะหน้าหรือเฉพาะ endpoint</w:t>
       </w:r>
     </w:p>
+    <w:p>
+      <w:pPr>
+        <w:pStyle w:val="Heading2"/>
+        <w:keepNext/>
+        <w:keepLines/>
+        <w:pageBreakBefore w:val="0"/>
+      </w:pPr>
+      <w:r>
+        <w:t>1.1 เอกสาร LLDD ที่เกี่ยวข้อง</w:t>
+      </w:r>
+    </w:p>
+    <w:p>
+      <w:pPr>
+        <w:keepNext w:val="0"/>
+      </w:pPr>
+      <w:r>
+        <w:t>ตารางนี้สร้างจาก endpoint และตารางที่เอกสารฉบับนี้ประกาศไว้จริง — อ่านฉบับที่อยู่ในตารางก่อนลงมือ เพื่อไม่ให้สัญญา request/response หรือชื่อคอลัมน์หลุดจากกัน</w:t>
+      </w:r>
+    </w:p>
+    <w:tbl>
+      <w:tblPr>
+        <w:tblStyle w:val="TableGrid"/>
+        <w:tblW w:type="auto" w:w="0"/>
+        <w:jc w:val="center"/>
+        <w:tblLook w:firstColumn="1" w:firstRow="1" w:lastColumn="0" w:lastRow="0" w:noHBand="0" w:noVBand="1" w:val="04A0"/>
+      </w:tblPr>
+      <w:tblGrid>
+        <w:gridCol w:w="3360"/>
+        <w:gridCol w:w="3360"/>
+        <w:gridCol w:w="3360"/>
+      </w:tblGrid>
+      <w:tr>
+        <w:trPr>
+          <w:cantSplit/>
+        </w:trPr>
+        <w:tc>
+          <w:tcPr>
+            <w:tcW w:type="dxa" w:w="3360"/>
+            <w:vAlign w:val="center"/>
+            <w:shd w:fill="E8EEF5"/>
+          </w:tcPr>
+          <w:p>
+            <w:pPr>
+              <w:keepLines/>
+              <w:spacing w:after="0"/>
+            </w:pPr>
+            <w:r/>
+            <w:r>
+              <w:rPr>
+                <w:rFonts w:ascii="Arial" w:hAnsi="Arial" w:eastAsia="Arial" w:cs="Tahoma"/>
+                <w:b/>
+                <w:sz w:val="18"/>
+              </w:rPr>
+              <w:t>ความสัมพันธ์</w:t>
+            </w:r>
+          </w:p>
+        </w:tc>
+        <w:tc>
+          <w:tcPr>
+            <w:tcW w:type="dxa" w:w="3360"/>
+            <w:vAlign w:val="center"/>
+            <w:shd w:fill="E8EEF5"/>
+          </w:tcPr>
+          <w:p>
+            <w:pPr>
+              <w:keepLines/>
+              <w:spacing w:after="0"/>
+            </w:pPr>
+            <w:r/>
+            <w:r>
+              <w:rPr>
+                <w:rFonts w:ascii="Arial" w:hAnsi="Arial" w:eastAsia="Arial" w:cs="Tahoma"/>
+                <w:b/>
+                <w:sz w:val="18"/>
+              </w:rPr>
+              <w:t>เอกสาร LLDD</w:t>
+            </w:r>
+          </w:p>
+        </w:tc>
+        <w:tc>
+          <w:tcPr>
+            <w:tcW w:type="dxa" w:w="3360"/>
+            <w:vAlign w:val="center"/>
+            <w:shd w:fill="E8EEF5"/>
+          </w:tcPr>
+          <w:p>
+            <w:pPr>
+              <w:keepLines/>
+              <w:spacing w:after="0"/>
+            </w:pPr>
+            <w:r/>
+            <w:r>
+              <w:rPr>
+                <w:rFonts w:ascii="Arial" w:hAnsi="Arial" w:eastAsia="Arial" w:cs="Tahoma"/>
+                <w:b/>
+                <w:sz w:val="18"/>
+              </w:rPr>
+              <w:t>เกี่ยวข้องตรงไหน</w:t>
+            </w:r>
+          </w:p>
+        </w:tc>
+      </w:tr>
+      <w:tr>
+        <w:trPr>
+          <w:cantSplit/>
+        </w:trPr>
+        <w:tc>
+          <w:tcPr>
+            <w:tcW w:type="dxa" w:w="3360"/>
+            <w:vAlign w:val="center"/>
+          </w:tcPr>
+          <w:p>
+            <w:pPr>
+              <w:keepLines/>
+              <w:spacing w:after="0"/>
+            </w:pPr>
+            <w:r>
+              <w:rPr>
+                <w:rFonts w:ascii="Arial" w:hAnsi="Arial" w:eastAsia="Arial" w:cs="Tahoma"/>
+                <w:sz w:val="18"/>
+              </w:rPr>
+            </w:r>
+            <w:r>
+              <w:rPr>
+                <w:rFonts w:ascii="Arial" w:hAnsi="Arial" w:eastAsia="Arial" w:cs="Tahoma"/>
+                <w:sz w:val="18"/>
+              </w:rPr>
+              <w:t>ใช้ endpoint ของ</w:t>
+            </w:r>
+          </w:p>
+        </w:tc>
+        <w:tc>
+          <w:tcPr>
+            <w:tcW w:type="dxa" w:w="3360"/>
+            <w:vAlign w:val="center"/>
+          </w:tcPr>
+          <w:p>
+            <w:pPr>
+              <w:keepLines/>
+              <w:spacing w:after="0"/>
+            </w:pPr>
+            <w:r>
+              <w:rPr>
+                <w:rFonts w:ascii="Arial" w:hAnsi="Arial" w:eastAsia="Arial" w:cs="Tahoma"/>
+                <w:sz w:val="18"/>
+              </w:rPr>
+            </w:r>
+            <w:r>
+              <w:rPr>
+                <w:rFonts w:ascii="Arial" w:hAnsi="Arial" w:eastAsia="Arial" w:cs="Tahoma"/>
+                <w:b/>
+                <w:sz w:val="18"/>
+              </w:rPr>
+              <w:t>LLDD-BE-API-Document-Detail-Aggregate.pdf</w:t>
+            </w:r>
+          </w:p>
+        </w:tc>
+        <w:tc>
+          <w:tcPr>
+            <w:tcW w:type="dxa" w:w="3360"/>
+            <w:vAlign w:val="center"/>
+          </w:tcPr>
+          <w:p>
+            <w:pPr>
+              <w:keepLines/>
+              <w:spacing w:after="0"/>
+            </w:pPr>
+            <w:r>
+              <w:rPr>
+                <w:rFonts w:ascii="Arial" w:hAnsi="Arial" w:eastAsia="Arial" w:cs="Tahoma"/>
+                <w:sz w:val="18"/>
+              </w:rPr>
+            </w:r>
+            <w:r>
+              <w:rPr>
+                <w:rFonts w:ascii="Courier New" w:hAnsi="Courier New" w:eastAsia="Courier New" w:cs="Tahoma"/>
+                <w:sz w:val="18"/>
+              </w:rPr>
+              <w:t>GET /api/v1/sgi/document/{docNo}</w:t>
+            </w:r>
+          </w:p>
+        </w:tc>
+      </w:tr>
+      <w:tr>
+        <w:trPr>
+          <w:cantSplit/>
+        </w:trPr>
+        <w:tc>
+          <w:tcPr>
+            <w:tcW w:type="dxa" w:w="3360"/>
+            <w:vAlign w:val="center"/>
+          </w:tcPr>
+          <w:p>
+            <w:pPr>
+              <w:keepLines/>
+              <w:spacing w:after="0"/>
+            </w:pPr>
+            <w:r>
+              <w:rPr>
+                <w:rFonts w:ascii="Arial" w:hAnsi="Arial" w:eastAsia="Arial" w:cs="Tahoma"/>
+                <w:sz w:val="18"/>
+              </w:rPr>
+            </w:r>
+            <w:r>
+              <w:rPr>
+                <w:rFonts w:ascii="Arial" w:hAnsi="Arial" w:eastAsia="Arial" w:cs="Tahoma"/>
+                <w:sz w:val="18"/>
+              </w:rPr>
+              <w:t>ใช้ endpoint ของ</w:t>
+            </w:r>
+          </w:p>
+        </w:tc>
+        <w:tc>
+          <w:tcPr>
+            <w:tcW w:type="dxa" w:w="3360"/>
+            <w:vAlign w:val="center"/>
+          </w:tcPr>
+          <w:p>
+            <w:pPr>
+              <w:keepLines/>
+              <w:spacing w:after="0"/>
+            </w:pPr>
+            <w:r>
+              <w:rPr>
+                <w:rFonts w:ascii="Arial" w:hAnsi="Arial" w:eastAsia="Arial" w:cs="Tahoma"/>
+                <w:sz w:val="18"/>
+              </w:rPr>
+            </w:r>
+            <w:r>
+              <w:rPr>
+                <w:rFonts w:ascii="Arial" w:hAnsi="Arial" w:eastAsia="Arial" w:cs="Tahoma"/>
+                <w:b/>
+                <w:sz w:val="18"/>
+              </w:rPr>
+              <w:t>LLDD-BE-API-Document-Workflow-Actions.pdf</w:t>
+            </w:r>
+          </w:p>
+        </w:tc>
+        <w:tc>
+          <w:tcPr>
+            <w:tcW w:type="dxa" w:w="3360"/>
+            <w:vAlign w:val="center"/>
+          </w:tcPr>
+          <w:p>
+            <w:pPr>
+              <w:keepLines/>
+              <w:spacing w:after="0"/>
+            </w:pPr>
+            <w:r>
+              <w:rPr>
+                <w:rFonts w:ascii="Arial" w:hAnsi="Arial" w:eastAsia="Arial" w:cs="Tahoma"/>
+                <w:sz w:val="18"/>
+              </w:rPr>
+            </w:r>
+            <w:r>
+              <w:rPr>
+                <w:rFonts w:ascii="Courier New" w:hAnsi="Courier New" w:eastAsia="Courier New" w:cs="Tahoma"/>
+                <w:sz w:val="18"/>
+              </w:rPr>
+              <w:t>POST /api/v1/sgi/document/{docNo}/actions</w:t>
+            </w:r>
+          </w:p>
+        </w:tc>
+      </w:tr>
+      <w:tr>
+        <w:trPr>
+          <w:cantSplit/>
+        </w:trPr>
+        <w:tc>
+          <w:tcPr>
+            <w:tcW w:type="dxa" w:w="3360"/>
+            <w:vAlign w:val="center"/>
+          </w:tcPr>
+          <w:p>
+            <w:pPr>
+              <w:keepLines/>
+              <w:spacing w:after="0"/>
+            </w:pPr>
+            <w:r>
+              <w:rPr>
+                <w:rFonts w:ascii="Arial" w:hAnsi="Arial" w:eastAsia="Arial" w:cs="Tahoma"/>
+                <w:sz w:val="18"/>
+              </w:rPr>
+            </w:r>
+            <w:r>
+              <w:rPr>
+                <w:rFonts w:ascii="Arial" w:hAnsi="Arial" w:eastAsia="Arial" w:cs="Tahoma"/>
+                <w:sz w:val="18"/>
+              </w:rPr>
+              <w:t>สัญญากลาง</w:t>
+            </w:r>
+          </w:p>
+        </w:tc>
+        <w:tc>
+          <w:tcPr>
+            <w:tcW w:type="dxa" w:w="3360"/>
+            <w:vAlign w:val="center"/>
+          </w:tcPr>
+          <w:p>
+            <w:pPr>
+              <w:keepLines/>
+              <w:spacing w:after="0"/>
+            </w:pPr>
+            <w:r>
+              <w:rPr>
+                <w:rFonts w:ascii="Arial" w:hAnsi="Arial" w:eastAsia="Arial" w:cs="Tahoma"/>
+                <w:sz w:val="18"/>
+              </w:rPr>
+            </w:r>
+            <w:r>
+              <w:rPr>
+                <w:rFonts w:ascii="Arial" w:hAnsi="Arial" w:eastAsia="Arial" w:cs="Tahoma"/>
+                <w:b/>
+                <w:sz w:val="18"/>
+              </w:rPr>
+              <w:t>LLDD-BE-API-Common-Contracts.pdf</w:t>
+            </w:r>
+          </w:p>
+        </w:tc>
+        <w:tc>
+          <w:tcPr>
+            <w:tcW w:type="dxa" w:w="3360"/>
+            <w:vAlign w:val="center"/>
+          </w:tcPr>
+          <w:p>
+            <w:pPr>
+              <w:keepLines/>
+              <w:spacing w:after="0"/>
+            </w:pPr>
+            <w:r>
+              <w:rPr>
+                <w:rFonts w:ascii="Arial" w:hAnsi="Arial" w:eastAsia="Arial" w:cs="Tahoma"/>
+                <w:sz w:val="18"/>
+              </w:rPr>
+            </w:r>
+            <w:r>
+              <w:rPr>
+                <w:rFonts w:ascii="Arial" w:hAnsi="Arial" w:eastAsia="Arial" w:cs="Tahoma"/>
+                <w:sz w:val="18"/>
+              </w:rPr>
+              <w:t xml:space="preserve">envelope </w:t>
+            </w:r>
+            <w:r>
+              <w:rPr>
+                <w:rFonts w:ascii="Courier New" w:hAnsi="Courier New" w:eastAsia="Courier New" w:cs="Tahoma"/>
+                <w:sz w:val="18"/>
+              </w:rPr>
+              <w:t>{success,data}</w:t>
+            </w:r>
+            <w:r>
+              <w:rPr>
+                <w:rFonts w:ascii="Arial" w:hAnsi="Arial" w:eastAsia="Arial" w:cs="Tahoma"/>
+                <w:sz w:val="18"/>
+              </w:rPr>
+              <w:t xml:space="preserve"> · error code · pagination · รูปแบบวันที่/เลขเอกสาร</w:t>
+            </w:r>
+          </w:p>
+        </w:tc>
+      </w:tr>
+      <w:tr>
+        <w:trPr>
+          <w:cantSplit/>
+        </w:trPr>
+        <w:tc>
+          <w:tcPr>
+            <w:tcW w:type="dxa" w:w="3360"/>
+            <w:vAlign w:val="center"/>
+          </w:tcPr>
+          <w:p>
+            <w:pPr>
+              <w:keepLines/>
+              <w:spacing w:after="0"/>
+            </w:pPr>
+            <w:r>
+              <w:rPr>
+                <w:rFonts w:ascii="Arial" w:hAnsi="Arial" w:eastAsia="Arial" w:cs="Tahoma"/>
+                <w:sz w:val="18"/>
+              </w:rPr>
+            </w:r>
+            <w:r>
+              <w:rPr>
+                <w:rFonts w:ascii="Arial" w:hAnsi="Arial" w:eastAsia="Arial" w:cs="Tahoma"/>
+                <w:sz w:val="18"/>
+              </w:rPr>
+              <w:t>สัญญากลาง</w:t>
+            </w:r>
+          </w:p>
+        </w:tc>
+        <w:tc>
+          <w:tcPr>
+            <w:tcW w:type="dxa" w:w="3360"/>
+            <w:vAlign w:val="center"/>
+          </w:tcPr>
+          <w:p>
+            <w:pPr>
+              <w:keepLines/>
+              <w:spacing w:after="0"/>
+            </w:pPr>
+            <w:r>
+              <w:rPr>
+                <w:rFonts w:ascii="Arial" w:hAnsi="Arial" w:eastAsia="Arial" w:cs="Tahoma"/>
+                <w:sz w:val="18"/>
+              </w:rPr>
+            </w:r>
+            <w:r>
+              <w:rPr>
+                <w:rFonts w:ascii="Arial" w:hAnsi="Arial" w:eastAsia="Arial" w:cs="Tahoma"/>
+                <w:b/>
+                <w:sz w:val="18"/>
+              </w:rPr>
+              <w:t>LLDD-FE-Integration-Contracts.pdf</w:t>
+            </w:r>
+          </w:p>
+        </w:tc>
+        <w:tc>
+          <w:tcPr>
+            <w:tcW w:type="dxa" w:w="3360"/>
+            <w:vAlign w:val="center"/>
+          </w:tcPr>
+          <w:p>
+            <w:pPr>
+              <w:keepLines/>
+              <w:spacing w:after="0"/>
+            </w:pPr>
+            <w:r>
+              <w:rPr>
+                <w:rFonts w:ascii="Arial" w:hAnsi="Arial" w:eastAsia="Arial" w:cs="Tahoma"/>
+                <w:sz w:val="18"/>
+              </w:rPr>
+            </w:r>
+            <w:r>
+              <w:rPr>
+                <w:rFonts w:ascii="Arial" w:hAnsi="Arial" w:eastAsia="Arial" w:cs="Tahoma"/>
+                <w:sz w:val="18"/>
+              </w:rPr>
+              <w:t>API client · auth header · error mapping · RBAC/menu gating ฝั่ง FE</w:t>
+            </w:r>
+          </w:p>
+        </w:tc>
+      </w:tr>
+      <w:tr>
+        <w:trPr>
+          <w:cantSplit/>
+        </w:trPr>
+        <w:tc>
+          <w:tcPr>
+            <w:tcW w:type="dxa" w:w="3360"/>
+            <w:vAlign w:val="center"/>
+          </w:tcPr>
+          <w:p>
+            <w:pPr>
+              <w:keepLines/>
+              <w:spacing w:after="0"/>
+            </w:pPr>
+            <w:r>
+              <w:rPr>
+                <w:rFonts w:ascii="Arial" w:hAnsi="Arial" w:eastAsia="Arial" w:cs="Tahoma"/>
+                <w:sz w:val="18"/>
+              </w:rPr>
+            </w:r>
+            <w:r>
+              <w:rPr>
+                <w:rFonts w:ascii="Arial" w:hAnsi="Arial" w:eastAsia="Arial" w:cs="Tahoma"/>
+                <w:sz w:val="18"/>
+              </w:rPr>
+              <w:t>ต้องจบก่อน (ลำดับงาน)</w:t>
+            </w:r>
+          </w:p>
+        </w:tc>
+        <w:tc>
+          <w:tcPr>
+            <w:tcW w:type="dxa" w:w="3360"/>
+            <w:vAlign w:val="center"/>
+          </w:tcPr>
+          <w:p>
+            <w:pPr>
+              <w:keepLines/>
+              <w:spacing w:after="0"/>
+            </w:pPr>
+            <w:r>
+              <w:rPr>
+                <w:rFonts w:ascii="Arial" w:hAnsi="Arial" w:eastAsia="Arial" w:cs="Tahoma"/>
+                <w:sz w:val="18"/>
+              </w:rPr>
+            </w:r>
+            <w:r>
+              <w:rPr>
+                <w:rFonts w:ascii="Arial" w:hAnsi="Arial" w:eastAsia="Arial" w:cs="Tahoma"/>
+                <w:b/>
+                <w:sz w:val="18"/>
+              </w:rPr>
+              <w:t>LLDD-FE-Document-Detail.pdf</w:t>
+            </w:r>
+          </w:p>
+        </w:tc>
+        <w:tc>
+          <w:tcPr>
+            <w:tcW w:type="dxa" w:w="3360"/>
+            <w:vAlign w:val="center"/>
+          </w:tcPr>
+          <w:p>
+            <w:pPr>
+              <w:keepLines/>
+              <w:spacing w:after="0"/>
+            </w:pPr>
+            <w:r>
+              <w:rPr>
+                <w:rFonts w:ascii="Arial" w:hAnsi="Arial" w:eastAsia="Arial" w:cs="Tahoma"/>
+                <w:sz w:val="18"/>
+              </w:rPr>
+            </w:r>
+            <w:r>
+              <w:rPr>
+                <w:rFonts w:ascii="Arial" w:hAnsi="Arial" w:eastAsia="Arial" w:cs="Tahoma"/>
+                <w:sz w:val="18"/>
+              </w:rPr>
+              <w:t>เป็นฉบับต้นทางของสัญญา/โครงที่ฉบับนี้อ้าง</w:t>
+            </w:r>
+          </w:p>
+        </w:tc>
+      </w:tr>
+    </w:tbl>
+    <w:p/>
     <w:p>
       <w:pPr>
         <w:pStyle w:val="Heading1"/>
@@ -740,7 +1263,18 @@
         <w:pageBreakBefore w:val="0"/>
       </w:pPr>
       <w:r>
-        <w:t>4. Implementation Flow Diagram (Reference)</w:t>
+        <w:t>4. Implementation Flow &amp; Sequence Diagram (Reference)</w:t>
+      </w:r>
+    </w:p>
+    <w:p>
+      <w:pPr>
+        <w:pStyle w:val="Heading2"/>
+        <w:keepNext/>
+        <w:keepLines/>
+        <w:pageBreakBefore w:val="0"/>
+      </w:pPr>
+      <w:r>
+        <w:t>4.1 Implementation Flow (ลำดับขั้นการทำงาน)</w:t>
       </w:r>
     </w:p>
     <w:p>
@@ -794,6 +1328,78 @@
           <w:sz w:val="18"/>
         </w:rPr>
         <w:t>รูปที่ 1: Implementation flow reference: LLDD FE - Document Detail Role 06 SBP DSA</w:t>
+      </w:r>
+    </w:p>
+    <w:p>
+      <w:pPr>
+        <w:pStyle w:val="Heading2"/>
+        <w:keepNext/>
+        <w:keepLines/>
+        <w:pageBreakBefore w:val="0"/>
+      </w:pPr>
+      <w:r>
+        <w:t>4.2 Sequence Diagram (ใครคุยกับใคร ลำดับไหน)</w:t>
+      </w:r>
+    </w:p>
+    <w:p>
+      <w:pPr>
+        <w:keepNext w:val="0"/>
+      </w:pPr>
+      <w:r>
+        <w:t>ผู้แสดงและลำดับข้อความในภาพนี้สร้างจาก endpoint ในหัวข้อ 7 และตารางในหัวข้อ Reference DB Mapping ของเอกสารฉบับนี้เอง จึงตรงกับสัญญาเสมอ</w:t>
+      </w:r>
+    </w:p>
+    <w:p>
+      <w:pPr>
+        <w:keepNext/>
+        <w:jc w:val="center"/>
+      </w:pPr>
+      <w:r>
+        <w:drawing>
+          <wp:inline xmlns:a="http://schemas.openxmlformats.org/drawingml/2006/main" xmlns:pic="http://schemas.openxmlformats.org/drawingml/2006/picture">
+            <wp:extent cx="5669280" cy="2701657"/>
+            <wp:docPr id="2" name="Picture 2"/>
+            <wp:cNvGraphicFramePr>
+              <a:graphicFrameLocks noChangeAspect="1"/>
+            </wp:cNvGraphicFramePr>
+            <a:graphic>
+              <a:graphicData uri="http://schemas.openxmlformats.org/drawingml/2006/picture">
+                <pic:pic>
+                  <pic:nvPicPr>
+                    <pic:cNvPr id="0" name="FE-LLDD-FE-Document-Detail-Role-06-SBP-DSA-sequence.png"/>
+                    <pic:cNvPicPr/>
+                  </pic:nvPicPr>
+                  <pic:blipFill>
+                    <a:blip r:embed="rId12"/>
+                    <a:stretch>
+                      <a:fillRect/>
+                    </a:stretch>
+                  </pic:blipFill>
+                  <pic:spPr>
+                    <a:xfrm>
+                      <a:off x="0" y="0"/>
+                      <a:ext cx="5669280" cy="2701657"/>
+                    </a:xfrm>
+                    <a:prstGeom prst="rect"/>
+                  </pic:spPr>
+                </pic:pic>
+              </a:graphicData>
+            </a:graphic>
+          </wp:inline>
+        </w:drawing>
+      </w:r>
+    </w:p>
+    <w:p>
+      <w:pPr>
+        <w:keepLines/>
+        <w:jc w:val="center"/>
+      </w:pPr>
+      <w:r>
+        <w:rPr>
+          <w:i/>
+          <w:sz w:val="18"/>
+        </w:rPr>
+        <w:t>รูปที่ 2: Sequence diagram: LLDD FE - Document Detail Role 06 SBP DSA</w:t>
       </w:r>
     </w:p>
     <w:p>
@@ -3828,7 +4434,7 @@
                 <w:b/>
                 <w:sz w:val="18"/>
               </w:rPr>
-              <w:t>GET /api/v1/sbpgi/document/{docNo} response</w:t>
+              <w:t>GET /api/v1/sgi/document/{docNo} response</w:t>
             </w:r>
           </w:p>
         </w:tc>
@@ -4651,7 +5257,7 @@
                 <w:rFonts w:ascii="Arial" w:hAnsi="Arial" w:eastAsia="Arial" w:cs="Tahoma"/>
                 <w:sz w:val="18"/>
               </w:rPr>
-              <w:t>GET /api/v1/sbpgi/document/{docNo}; POST /api/v1/sbpgi/document/{docNo}/actions</w:t>
+              <w:t>GET /api/v1/sgi/document/{docNo}; POST /api/v1/sgi/document/{docNo}/actions</w:t>
             </w:r>
           </w:p>
         </w:tc>
@@ -4775,7 +5381,7 @@
                 <w:rFonts w:ascii="Arial" w:hAnsi="Arial" w:eastAsia="Arial" w:cs="Tahoma"/>
                 <w:sz w:val="18"/>
               </w:rPr>
-              <w:t xml:space="preserve"> และร่องรอยที่ตรวจย้อนได้ (log / consideration_logs / workflow_history ของ engine)</w:t>
+              <w:t xml:space="preserve"> และร่องรอยที่ตรวจย้อนได้ (log / sgi_consideration_logs / workflow_history ของ engine)</w:t>
             </w:r>
           </w:p>
         </w:tc>
@@ -4926,7 +5532,7 @@
                 <w:rFonts w:ascii="Arial" w:hAnsi="Arial" w:eastAsia="Arial" w:cs="Tahoma"/>
                 <w:sz w:val="18"/>
               </w:rPr>
-              <w:t>เรียก GET /api/v1/sbpgi/document/{docNo} และยืนยัน roleProfileCode=P-06, statusCode=06 ก่อน render action state</w:t>
+              <w:t>เรียก GET /api/v1/sgi/document/{docNo} และยืนยัน roleProfileCode=P-06, statusCode=06 ก่อน render action state</w:t>
             </w:r>
           </w:p>
         </w:tc>
@@ -5550,7 +6156,7 @@
                 <w:rFonts w:ascii="Arial" w:hAnsi="Arial" w:eastAsia="Arial" w:cs="Tahoma"/>
                 <w:sz w:val="18"/>
               </w:rPr>
-              <w:t>GET /api/v1/sbpgi/document/{docNo}</w:t>
+              <w:t>GET /api/v1/sgi/document/{docNo}</w:t>
             </w:r>
           </w:p>
         </w:tc>
@@ -5655,7 +6261,7 @@
                 <w:rFonts w:ascii="Arial" w:hAnsi="Arial" w:eastAsia="Arial" w:cs="Tahoma"/>
                 <w:sz w:val="18"/>
               </w:rPr>
-              <w:t>PUT /api/v1/sbpgi/document/{docNo}</w:t>
+              <w:t>PUT /api/v1/sgi/document/{docNo}</w:t>
             </w:r>
           </w:p>
         </w:tc>
@@ -5760,7 +6366,7 @@
                 <w:rFonts w:ascii="Arial" w:hAnsi="Arial" w:eastAsia="Arial" w:cs="Tahoma"/>
                 <w:sz w:val="18"/>
               </w:rPr>
-              <w:t>POST /api/v1/sbpgi/document/{docNo}/attachments</w:t>
+              <w:t>POST /api/v1/sgi/document/{docNo}/attachments</w:t>
             </w:r>
           </w:p>
         </w:tc>
@@ -5865,7 +6471,7 @@
                 <w:rFonts w:ascii="Arial" w:hAnsi="Arial" w:eastAsia="Arial" w:cs="Tahoma"/>
                 <w:sz w:val="18"/>
               </w:rPr>
-              <w:t>POST /api/v1/sbpgi/document/{docNo}/actions</w:t>
+              <w:t>POST /api/v1/sgi/document/{docNo}/actions</w:t>
             </w:r>
           </w:p>
         </w:tc>
@@ -5916,7 +6522,7 @@
         <w:pageBreakBefore w:val="0"/>
       </w:pPr>
       <w:r>
-        <w:t>GET /api/v1/sbpgi/document/{docNo}</w:t>
+        <w:t>GET /api/v1/sgi/document/{docNo}</w:t>
       </w:r>
     </w:p>
     <w:p>
@@ -7540,7 +8146,7 @@
         <w:pageBreakBefore w:val="0"/>
       </w:pPr>
       <w:r>
-        <w:t>POST /api/v1/sbpgi/document/{docNo}/actions</w:t>
+        <w:t>POST /api/v1/sgi/document/{docNo}/actions</w:t>
       </w:r>
     </w:p>
     <w:p>
@@ -8587,13 +9193,13 @@
         <w:t>sbpm</w:t>
       </w:r>
       <w:r>
-        <w:t xml:space="preserve">) — โมดูล SBPGI อยู่ใต้ </w:t>
+        <w:t xml:space="preserve">) — โมดูล SGI อยู่ใต้ </w:t>
       </w:r>
       <w:r>
         <w:rPr>
           <w:rFonts w:ascii="Courier New" w:hAnsi="Courier New" w:eastAsia="Courier New" w:cs="Tahoma"/>
         </w:rPr>
-        <w:t>src/app/(main)/sbpgi/*</w:t>
+        <w:t>src/app/(main)/sgi/*</w:t>
       </w:r>
       <w:r>
         <w:t xml:space="preserve"> และ import ผ่าน alias </w:t>
@@ -8693,7 +9299,7 @@
                 <w:rFonts w:ascii="Arial" w:hAnsi="Arial" w:eastAsia="Arial" w:cs="Tahoma"/>
                 <w:sz w:val="18"/>
               </w:rPr>
-              <w:t>src/app/(main)/sbpgi/document/[docNo]/page.tsx</w:t>
+              <w:t>src/app/(main)/sgi/document/[docNo]/page.tsx</w:t>
             </w:r>
           </w:p>
         </w:tc>
@@ -8748,7 +9354,7 @@
                 <w:rFonts w:ascii="Arial" w:hAnsi="Arial" w:eastAsia="Arial" w:cs="Tahoma"/>
                 <w:sz w:val="18"/>
               </w:rPr>
-              <w:t>src/components/sbpgi/document-detail/RoleView06.tsx</w:t>
+              <w:t>src/components/sgi/document-detail/RoleView06.tsx</w:t>
             </w:r>
           </w:p>
         </w:tc>
@@ -8803,7 +9409,7 @@
                 <w:rFonts w:ascii="Arial" w:hAnsi="Arial" w:eastAsia="Arial" w:cs="Tahoma"/>
                 <w:sz w:val="18"/>
               </w:rPr>
-              <w:t>src/components/sbpgi/document-detail/ActionForm06.tsx</w:t>
+              <w:t>src/components/sgi/document-detail/ActionForm06.tsx</w:t>
             </w:r>
           </w:p>
         </w:tc>
@@ -8858,7 +9464,7 @@
                 <w:rFonts w:ascii="Arial" w:hAnsi="Arial" w:eastAsia="Arial" w:cs="Tahoma"/>
                 <w:sz w:val="18"/>
               </w:rPr>
-              <w:t>src/components/sbpgi/document-detail/DocumentSection.tsx</w:t>
+              <w:t>src/components/sgi/document-detail/DocumentSection.tsx</w:t>
             </w:r>
           </w:p>
         </w:tc>
@@ -8913,7 +9519,7 @@
                 <w:rFonts w:ascii="Arial" w:hAnsi="Arial" w:eastAsia="Arial" w:cs="Tahoma"/>
                 <w:sz w:val="18"/>
               </w:rPr>
-              <w:t>src/components/sbpgi/document-detail/ActionPanel.tsx</w:t>
+              <w:t>src/components/sgi/document-detail/ActionPanel.tsx</w:t>
             </w:r>
           </w:p>
         </w:tc>
@@ -8968,7 +9574,7 @@
                 <w:rFonts w:ascii="Arial" w:hAnsi="Arial" w:eastAsia="Arial" w:cs="Tahoma"/>
                 <w:sz w:val="18"/>
               </w:rPr>
-              <w:t>src/services/sbpgi/document.service.ts</w:t>
+              <w:t>src/services/sgi/document.service.ts</w:t>
             </w:r>
           </w:p>
         </w:tc>
@@ -9023,7 +9629,7 @@
                 <w:rFonts w:ascii="Arial" w:hAnsi="Arial" w:eastAsia="Arial" w:cs="Tahoma"/>
                 <w:sz w:val="18"/>
               </w:rPr>
-              <w:t>src/hooks/sbpgi/document.query.ts</w:t>
+              <w:t>src/hooks/sgi/document.query.ts</w:t>
             </w:r>
           </w:p>
         </w:tc>
@@ -9078,7 +9684,7 @@
                 <w:rFonts w:ascii="Arial" w:hAnsi="Arial" w:eastAsia="Arial" w:cs="Tahoma"/>
                 <w:sz w:val="18"/>
               </w:rPr>
-              <w:t>src/types/sbpgi/document.ts</w:t>
+              <w:t>src/types/sgi/document.ts</w:t>
             </w:r>
           </w:p>
         </w:tc>
@@ -9148,11 +9754,11 @@
         <w:t>//   - ส่งเจ้าหน้าที่ SBP DSA ดำเนินการ (ไม่บังคับความคิดเห็น)</w:t>
         <w:br/>
         <w:br/>
-        <w:t>import DocumentSection from '@/components/sbpgi/document-detail/DocumentSection';</w:t>
+        <w:t>import DocumentSection from '@/components/sgi/document-detail/DocumentSection';</w:t>
         <w:br/>
-        <w:t>import ActionPanel from '@/components/sbpgi/document-detail/ActionPanel';</w:t>
+        <w:t>import ActionPanel from '@/components/sgi/document-detail/ActionPanel';</w:t>
         <w:br/>
-        <w:t>import type { DocumentsDetailResponse } from '@/types/sbpgi/document';</w:t>
+        <w:t>import type { DocumentsDetailResponse } from '@/types/sgi/document';</w:t>
         <w:br/>
         <w:br/>
         <w:t>interface Props {</w:t>
@@ -9222,7 +9828,7 @@
         <w:pageBreakBefore w:val="0"/>
       </w:pPr>
       <w:r>
-        <w:t>8.3 service — `src/services/sbpgi/document.service.ts`</w:t>
+        <w:t>8.3 service — `src/services/sgi/document.service.ts`</w:t>
       </w:r>
     </w:p>
     <w:p>
@@ -9236,7 +9842,7 @@
         <w:rPr>
           <w:rFonts w:ascii="Courier New" w:hAnsi="Courier New" w:eastAsia="Courier New" w:cs="Tahoma"/>
         </w:rPr>
-        <w:t>src/services/sbpgi/document.service.ts</w:t>
+        <w:t>src/services/sgi/document.service.ts</w:t>
       </w:r>
       <w:r>
         <w:t xml:space="preserve"> เป็น </w:t>
@@ -9245,7 +9851,7 @@
         <w:rPr>
           <w:b/>
         </w:rPr>
-        <w:t>ไฟล์ร่วมของโมดูล SBPGI</w:t>
+        <w:t>ไฟล์ร่วมของโมดูล SGI</w:t>
       </w:r>
       <w:r>
         <w:t xml:space="preserve"> (เอกสาร FE หลายฉบับที่ใช้ domain </w:t>
@@ -9279,7 +9885,7 @@
           <w:rFonts w:ascii="Courier New" w:hAnsi="Courier New" w:eastAsia="Courier New" w:cs="Tahoma"/>
           <w:sz w:val="16"/>
         </w:rPr>
-        <w:t>// src/services/sbpgi/document.service.ts</w:t>
+        <w:t>// src/services/sgi/document.service.ts</w:t>
         <w:br/>
         <w:t>// apiClient = axios instance กลาง (baseURL = bffUrl ซึ่งรวม /api/v1 แล้ว, withCredentials, refresh-token interceptor, global loading)</w:t>
         <w:br/>
@@ -9288,27 +9894,27 @@
         <w:br/>
         <w:t>import apiClient from '@/lib/apiClient';</w:t>
         <w:br/>
-        <w:t>import type { ApiResponse } from '@/types/sbpgi/common';</w:t>
+        <w:t>import type { ApiResponse } from '@/types/sgi/common';</w:t>
         <w:br/>
-        <w:t>import type * as T from '@/types/sbpgi/document';</w:t>
+        <w:t>import type * as T from '@/types/sgi/document';</w:t>
         <w:br/>
         <w:br/>
-        <w:t>/** GET /api/v1/sbpgi/document/{docNo} — โหลด role profile P-06 สำหรับหน้า detail */</w:t>
+        <w:t>/** GET /api/v1/sgi/document/{docNo} — โหลด role profile P-06 สำหรับหน้า detail */</w:t>
         <w:br/>
-        <w:t>export async function getSbpgiDocumentDetail(docNo: string): Promise&lt;T.SbpgiDocumentDetailResponse&gt; {</w:t>
+        <w:t>export async function getSgiDocumentDetail(docNo: string): Promise&lt;T.SgiDocumentDetailResponse&gt; {</w:t>
         <w:br/>
-        <w:t xml:space="preserve">  const { data } = await apiClient.get&lt;ApiResponse&lt;T.SbpgiDocumentDetailResponse&gt;&gt;(`/sbpgi/document/${encodeURIComponent(docNo)}`);</w:t>
+        <w:t xml:space="preserve">  const { data } = await apiClient.get&lt;ApiResponse&lt;T.SgiDocumentDetailResponse&gt;&gt;(`/sgi/document/${encodeURIComponent(docNo)}`);</w:t>
         <w:br/>
         <w:t xml:space="preserve">  return data.data;</w:t>
         <w:br/>
         <w:t>}</w:t>
         <w:br/>
         <w:br/>
-        <w:t>/** POST /api/v1/sbpgi/document/{docNo}/actions — ตัวอย่าง positive-path จาก section 06; Section 02 ส่งต่อ AVP (03) เมื่อยอดรวม ≥ 100,000 บาท และจบที่ GM เมื่อ &lt; 100,000 บาท (มติ 2026-08-18) */</w:t>
+        <w:t>/** POST /api/v1/sgi/document/{docNo}/actions — ตัวอย่าง positive-path จาก section 06; Section 02 ส่งต่อ AVP (03) เมื่อยอดรวม ≥ 100,000 บาท และจบที่ GM เมื่อ &lt; 100,000 บาท (มติ 2026-08-18) */</w:t>
         <w:br/>
-        <w:t>export async function createSbpgiDocumentActions(docNo: string, body: T.CreateSbpgiDocumentActionsRequest): Promise&lt;T.CreateSbpgiDocumentActionsResponse&gt; {</w:t>
+        <w:t>export async function createSgiDocumentActions(docNo: string, body: T.CreateSgiDocumentActionsRequest): Promise&lt;T.CreateSgiDocumentActionsResponse&gt; {</w:t>
         <w:br/>
-        <w:t xml:space="preserve">  const { data } = await apiClient.post&lt;ApiResponse&lt;T.CreateSbpgiDocumentActionsResponse&gt;&gt;(`/sbpgi/document/${encodeURIComponent(docNo)}/actions`, body);</w:t>
+        <w:t xml:space="preserve">  const { data } = await apiClient.post&lt;ApiResponse&lt;T.CreateSgiDocumentActionsResponse&gt;&gt;(`/sgi/document/${encodeURIComponent(docNo)}/actions`, body);</w:t>
         <w:br/>
         <w:t xml:space="preserve">  return data.data;</w:t>
         <w:br/>
@@ -9326,7 +9932,7 @@
         <w:pageBreakBefore w:val="0"/>
       </w:pPr>
       <w:r>
-        <w:t>8.4 types — `src/types/sbpgi/document.ts`</w:t>
+        <w:t>8.4 types — `src/types/sgi/document.ts`</w:t>
       </w:r>
     </w:p>
     <w:p>
@@ -9340,7 +9946,7 @@
         <w:rPr>
           <w:rFonts w:ascii="Courier New" w:hAnsi="Courier New" w:eastAsia="Courier New" w:cs="Tahoma"/>
         </w:rPr>
-        <w:t>src/types/sbpgi/document.ts</w:t>
+        <w:t>src/types/sgi/document.ts</w:t>
       </w:r>
       <w:r>
         <w:t xml:space="preserve"> เป็น </w:t>
@@ -9349,7 +9955,7 @@
         <w:rPr>
           <w:b/>
         </w:rPr>
-        <w:t>ไฟล์ร่วมของโมดูล SBPGI</w:t>
+        <w:t>ไฟล์ร่วมของโมดูล SGI</w:t>
       </w:r>
       <w:r>
         <w:t xml:space="preserve"> (เอกสาร FE หลายฉบับที่ใช้ domain </w:t>
@@ -9383,14 +9989,14 @@
           <w:rFonts w:ascii="Courier New" w:hAnsi="Courier New" w:eastAsia="Courier New" w:cs="Tahoma"/>
           <w:sz w:val="16"/>
         </w:rPr>
-        <w:t>// src/types/sbpgi/document.ts — ตรงกับตาราง API ในเอกสารนี้</w:t>
+        <w:t>// src/types/sgi/document.ts — ตรงกับตาราง API ในเอกสารนี้</w:t>
         <w:br/>
         <w:t>// วันที่/เดือนเป็น ค.ศ. ทั้ง payload (ISO) และ display — ไม่แปลงเป็น พ.ศ. (มติ 2026-08-06)</w:t>
         <w:br/>
         <w:br/>
-        <w:t>/** GET /api/v1/sbpgi/document/{docNo} — response */</w:t>
+        <w:t>/** GET /api/v1/sgi/document/{docNo} — response */</w:t>
         <w:br/>
-        <w:t>export interface SbpgiDocumentDetailResponse {</w:t>
+        <w:t>export interface SgiDocumentDetailResponse {</w:t>
         <w:br/>
         <w:t xml:space="preserve">  docNo: string;</w:t>
         <w:br/>
@@ -9417,9 +10023,9 @@
         <w:t>}</w:t>
         <w:br/>
         <w:br/>
-        <w:t>/** POST /api/v1/sbpgi/document/{docNo}/actions — request */</w:t>
+        <w:t>/** POST /api/v1/sgi/document/{docNo}/actions — request */</w:t>
         <w:br/>
-        <w:t>export interface CreateSbpgiDocumentActionsRequest {</w:t>
+        <w:t>export interface CreateSgiDocumentActionsRequest {</w:t>
         <w:br/>
         <w:t xml:space="preserve">  result: string;</w:t>
         <w:br/>
@@ -9428,9 +10034,9 @@
         <w:t>}</w:t>
         <w:br/>
         <w:br/>
-        <w:t>/** POST /api/v1/sbpgi/document/{docNo}/actions — response */</w:t>
+        <w:t>/** POST /api/v1/sgi/document/{docNo}/actions — response */</w:t>
         <w:br/>
-        <w:t>export interface CreateSbpgiDocumentActionsResponse {</w:t>
+        <w:t>export interface CreateSgiDocumentActionsResponse {</w:t>
         <w:br/>
         <w:t xml:space="preserve">  statusCode: string;</w:t>
         <w:br/>
@@ -9452,7 +10058,7 @@
         <w:pageBreakBefore w:val="0"/>
       </w:pPr>
       <w:r>
-        <w:t>8.5 react-query keys + hooks — `src/hooks/sbpgi/document.query.ts`</w:t>
+        <w:t>8.5 react-query keys + hooks — `src/hooks/sgi/document.query.ts`</w:t>
       </w:r>
     </w:p>
     <w:p>
@@ -9466,7 +10072,7 @@
         <w:rPr>
           <w:rFonts w:ascii="Courier New" w:hAnsi="Courier New" w:eastAsia="Courier New" w:cs="Tahoma"/>
         </w:rPr>
-        <w:t>src/hooks/sbpgi/document.query.ts</w:t>
+        <w:t>src/hooks/sgi/document.query.ts</w:t>
       </w:r>
       <w:r>
         <w:t xml:space="preserve"> เป็น </w:t>
@@ -9475,7 +10081,7 @@
         <w:rPr>
           <w:b/>
         </w:rPr>
-        <w:t>ไฟล์ร่วมของโมดูล SBPGI</w:t>
+        <w:t>ไฟล์ร่วมของโมดูล SGI</w:t>
       </w:r>
       <w:r>
         <w:t xml:space="preserve"> (เอกสาร FE หลายฉบับที่ใช้ domain </w:t>
@@ -9509,31 +10115,31 @@
           <w:rFonts w:ascii="Courier New" w:hAnsi="Courier New" w:eastAsia="Courier New" w:cs="Tahoma"/>
           <w:sz w:val="16"/>
         </w:rPr>
-        <w:t>// src/hooks/sbpgi/document.query.ts</w:t>
+        <w:t>// src/hooks/sgi/document.query.ts</w:t>
         <w:br/>
         <w:t>import { useMutation, useQuery, useQueryClient } from '@tanstack/react-query';</w:t>
         <w:br/>
-        <w:t>import * as api from '@/services/sbpgi/document.service';</w:t>
+        <w:t>import * as api from '@/services/sgi/document.service';</w:t>
         <w:br/>
-        <w:t>import type * as T from '@/types/sbpgi/document';</w:t>
+        <w:t>import type * as T from '@/types/sgi/document';</w:t>
         <w:br/>
         <w:br/>
         <w:t>export const documentKeys = {</w:t>
         <w:br/>
-        <w:t xml:space="preserve">  all: ['sbpgi', 'document'] as const,</w:t>
+        <w:t xml:space="preserve">  all: ['sgi', 'document'] as const,</w:t>
         <w:br/>
-        <w:t xml:space="preserve">  sbpgiDocumentDetail: (docNo: string) =&gt; [...documentKeys.all, 'sbpgiDocumentDetail', docNo] as const,</w:t>
+        <w:t xml:space="preserve">  sgiDocumentDetail: (docNo: string) =&gt; [...documentKeys.all, 'sgiDocumentDetail', docNo] as const,</w:t>
         <w:br/>
         <w:t>};</w:t>
         <w:br/>
         <w:br/>
-        <w:t>export function useSbpgiDocumentDetailQuery(docNo: string) {</w:t>
+        <w:t>export function useSgiDocumentDetailQuery(docNo: string) {</w:t>
         <w:br/>
         <w:t xml:space="preserve">  return useQuery({</w:t>
         <w:br/>
-        <w:t xml:space="preserve">    queryKey: documentKeys.sbpgiDocumentDetail(docNo),</w:t>
+        <w:t xml:space="preserve">    queryKey: documentKeys.sgiDocumentDetail(docNo),</w:t>
         <w:br/>
-        <w:t xml:space="preserve">    queryFn: () =&gt; api.getSbpgiDocumentDetail(docNo),</w:t>
+        <w:t xml:space="preserve">    queryFn: () =&gt; api.getSgiDocumentDetail(docNo),</w:t>
         <w:br/>
         <w:t xml:space="preserve">    enabled: !!docNo, // ยังไม่ยิงจนกว่าจะมีพารามิเตอร์ครบ</w:t>
         <w:br/>
@@ -9544,13 +10150,13 @@
         <w:t>}</w:t>
         <w:br/>
         <w:br/>
-        <w:t>export function useCreateSbpgiDocumentActionsMutation(docNo: string) {</w:t>
+        <w:t>export function useCreateSgiDocumentActionsMutation(docNo: string) {</w:t>
         <w:br/>
         <w:t xml:space="preserve">  const qc = useQueryClient();</w:t>
         <w:br/>
         <w:t xml:space="preserve">  return useMutation({</w:t>
         <w:br/>
-        <w:t xml:space="preserve">    mutationFn: (body: T.CreateSbpgiDocumentActionsRequest) =&gt; api.createSbpgiDocumentActions(docNo, body),</w:t>
+        <w:t xml:space="preserve">    mutationFn: (body: T.CreateSgiDocumentActionsRequest) =&gt; api.createSgiDocumentActions(docNo, body),</w:t>
         <w:br/>
         <w:t xml:space="preserve">    onSuccess: () =&gt; {</w:t>
         <w:br/>
@@ -9573,7 +10179,7 @@
         <w:pageBreakBefore w:val="0"/>
       </w:pPr>
       <w:r>
-        <w:t>8.6 ฟอร์มพิจารณา + validation — `src/components/sbpgi/document-detail/ActionForm06.tsx`</w:t>
+        <w:t>8.6 ฟอร์มพิจารณา + validation — `src/components/sgi/document-detail/ActionForm06.tsx`</w:t>
       </w:r>
     </w:p>
     <w:p>
@@ -9596,7 +10202,7 @@
         <w:rPr>
           <w:rFonts w:ascii="Courier New" w:hAnsi="Courier New" w:eastAsia="Courier New" w:cs="Tahoma"/>
         </w:rPr>
-        <w:t>POST /api/v1/sbpgi/document/{docNo}/actions</w:t>
+        <w:t>POST /api/v1/sgi/document/{docNo}/actions</w:t>
       </w:r>
       <w:r>
         <w:t xml:space="preserve"> โดยส่งได้แค่ </w:t>
@@ -9658,7 +10264,7 @@
         <w:br/>
         <w:t>import { InputTextarea } from '@/components/Form/InputText/inputtextArea';</w:t>
         <w:br/>
-        <w:t>import type { DocumentActionRequest } from '@/types/sbpgi/common';</w:t>
+        <w:t>import type { DocumentActionRequest } from '@/types/sgi/common';</w:t>
         <w:br/>
         <w:br/>
         <w:t>interface ActionOption { value: string; label: string; requireComment?: boolean }</w:t>
@@ -11552,7 +12158,7 @@
                 <w:rFonts w:ascii="Courier New" w:hAnsi="Courier New" w:eastAsia="Courier New" w:cs="Tahoma"/>
                 <w:sz w:val="18"/>
               </w:rPr>
-              <w:t>GET /api/v1/sbpgi/document/{docNo}</w:t>
+              <w:t>GET /api/v1/sgi/document/{docNo}</w:t>
             </w:r>
           </w:p>
         </w:tc>
@@ -11632,7 +12238,7 @@
                 <w:rFonts w:ascii="Courier New" w:hAnsi="Courier New" w:eastAsia="Courier New" w:cs="Tahoma"/>
                 <w:sz w:val="18"/>
               </w:rPr>
-              <w:t>POST /api/v1/sbpgi/document/{docNo}/actions</w:t>
+              <w:t>POST /api/v1/sgi/document/{docNo}/actions</w:t>
             </w:r>
           </w:p>
         </w:tc>
